--- a/docs/jp/design/03_基本設計書_署名処理.docx
+++ b/docs/jp/design/03_基本設計書_署名処理.docx
@@ -352,7 +352,7 @@
         <w:rPr>
           <w:rFonts w:ascii="Yu Gothic" w:eastAsia="Yu Gothic" w:hAnsi="Yu Gothic"/>
         </w:rPr>
-        <w:t xml:space="preserve">受ける決定は次の表のとおりである（設計計画書 第2版の決定・要調査・未決、および項目割りで見つけた抜け）。</w:t>
+        <w:t xml:space="preserve">受ける決定は次の表のとおりである（設計計画書 第2版の決定・要調査・未決、および項目割りで見つけた抜け）。設計計画書の決定・要調査・未決の文は第13章 1.2「設計計画書の決定から概要設計書・基本設計への対応」と概要設計書の行き先表による（本章には写さず、番号と項目割りの抜けだけを載せる）。</w:t>
       </w:r>
     </w:p>
     <w:tbl>
@@ -368,9 +368,9 @@
         </w:tblBorders>
       </w:tblPr>
       <w:tblGrid>
-        <w:gridCol w:w="830"/>
-        <w:gridCol w:w="4879"/>
-        <w:gridCol w:w="3929"/>
+        <w:gridCol w:w="1144"/>
+        <w:gridCol w:w="3722"/>
+        <w:gridCol w:w="4772"/>
       </w:tblGrid>
       <w:tr>
         <w:trPr>
@@ -379,7 +379,7 @@
         </w:trPr>
         <w:tc>
           <w:tcPr>
-            <w:tcW w:type="dxa" w:w="830"/>
+            <w:tcW w:type="dxa" w:w="1144"/>
             <w:tcBorders>
               <w:top w:val="single" w:color="A6B8D0" w:sz="4"/>
               <w:left w:val="single" w:color="A6B8D0" w:sz="4"/>
@@ -414,7 +414,7 @@
         </w:tc>
         <w:tc>
           <w:tcPr>
-            <w:tcW w:type="dxa" w:w="4879"/>
+            <w:tcW w:type="dxa" w:w="3722"/>
             <w:tcBorders>
               <w:top w:val="single" w:color="A6B8D0" w:sz="4"/>
               <w:left w:val="single" w:color="A6B8D0" w:sz="4"/>
@@ -449,7 +449,7 @@
         </w:tc>
         <w:tc>
           <w:tcPr>
-            <w:tcW w:type="dxa" w:w="3929"/>
+            <w:tcW w:type="dxa" w:w="4772"/>
             <w:tcBorders>
               <w:top w:val="single" w:color="A6B8D0" w:sz="4"/>
               <w:left w:val="single" w:color="A6B8D0" w:sz="4"/>
@@ -490,7 +490,7 @@
         </w:trPr>
         <w:tc>
           <w:tcPr>
-            <w:tcW w:type="dxa" w:w="830"/>
+            <w:tcW w:type="dxa" w:w="1144"/>
             <w:tcBorders>
               <w:top w:val="single" w:color="A6B8D0" w:sz="4"/>
               <w:left w:val="single" w:color="A6B8D0" w:sz="4"/>
@@ -518,13 +518,13 @@
                 <w:sz w:val="18"/>
                 <w:szCs w:val="18"/>
               </w:rPr>
-              <w:t xml:space="preserve">D-7-1</w:t>
-            </w:r>
-          </w:p>
-        </w:tc>
-        <w:tc>
-          <w:tcPr>
-            <w:tcW w:type="dxa" w:w="4879"/>
+              <w:t xml:space="preserve">A-3</w:t>
+            </w:r>
+          </w:p>
+        </w:tc>
+        <w:tc>
+          <w:tcPr>
+            <w:tcW w:type="dxa" w:w="3722"/>
             <w:tcBorders>
               <w:top w:val="single" w:color="A6B8D0" w:sz="4"/>
               <w:left w:val="single" w:color="A6B8D0" w:sz="4"/>
@@ -552,13 +552,13 @@
                 <w:sz w:val="18"/>
                 <w:szCs w:val="18"/>
               </w:rPr>
-              <w:t xml:space="preserve">決定</w:t>
-            </w:r>
-          </w:p>
-        </w:tc>
-        <w:tc>
-          <w:tcPr>
-            <w:tcW w:type="dxa" w:w="3929"/>
+              <w:t xml:space="preserve">項目割りで見つけた抜け</w:t>
+            </w:r>
+          </w:p>
+        </w:tc>
+        <w:tc>
+          <w:tcPr>
+            <w:tcW w:type="dxa" w:w="4772"/>
             <w:tcBorders>
               <w:top w:val="single" w:color="A6B8D0" w:sz="4"/>
               <w:left w:val="single" w:color="A6B8D0" w:sz="4"/>
@@ -586,7 +586,7 @@
                 <w:sz w:val="18"/>
                 <w:szCs w:val="18"/>
               </w:rPr>
-              <w:t xml:space="preserve">出力するすべての画像にC2PA署名を付与する</w:t>
+              <w:t xml:space="preserve">Cloud での C2PA署名の残存の確認</w:t>
             </w:r>
           </w:p>
         </w:tc>
@@ -598,7 +598,7 @@
         </w:trPr>
         <w:tc>
           <w:tcPr>
-            <w:tcW w:type="dxa" w:w="830"/>
+            <w:tcW w:type="dxa" w:w="1144"/>
             <w:tcBorders>
               <w:top w:val="single" w:color="A6B8D0" w:sz="4"/>
               <w:left w:val="single" w:color="A6B8D0" w:sz="4"/>
@@ -626,13 +626,13 @@
                 <w:sz w:val="18"/>
                 <w:szCs w:val="18"/>
               </w:rPr>
-              <w:t xml:space="preserve">D-7-2</w:t>
-            </w:r>
-          </w:p>
-        </w:tc>
-        <w:tc>
-          <w:tcPr>
-            <w:tcW w:type="dxa" w:w="4879"/>
+              <w:t xml:space="preserve">A-8</w:t>
+            </w:r>
+          </w:p>
+        </w:tc>
+        <w:tc>
+          <w:tcPr>
+            <w:tcW w:type="dxa" w:w="3722"/>
             <w:tcBorders>
               <w:top w:val="single" w:color="A6B8D0" w:sz="4"/>
               <w:left w:val="single" w:color="A6B8D0" w:sz="4"/>
@@ -660,13 +660,13 @@
                 <w:sz w:val="18"/>
                 <w:szCs w:val="18"/>
               </w:rPr>
-              <w:t xml:space="preserve">決定</w:t>
-            </w:r>
-          </w:p>
-        </w:tc>
-        <w:tc>
-          <w:tcPr>
-            <w:tcW w:type="dxa" w:w="3929"/>
+              <w:t xml:space="preserve">項目割りで見つけた抜け</w:t>
+            </w:r>
+          </w:p>
+        </w:tc>
+        <w:tc>
+          <w:tcPr>
+            <w:tcW w:type="dxa" w:w="4772"/>
             <w:tcBorders>
               <w:top w:val="single" w:color="A6B8D0" w:sz="4"/>
               <w:left w:val="single" w:color="A6B8D0" w:sz="4"/>
@@ -694,7 +694,7 @@
                 <w:sz w:val="18"/>
                 <w:szCs w:val="18"/>
               </w:rPr>
-              <w:t xml:space="preserve">企画草案第4節の三層（C2PA署名、不可視透かし、照合用ハッシュ）を引き継ぐ</w:t>
+              <w:t xml:space="preserve">撮影情報（位置情報等）の除去</w:t>
             </w:r>
           </w:p>
         </w:tc>
@@ -706,1029 +706,57 @@
         </w:trPr>
         <w:tc>
           <w:tcPr>
-            <w:tcW w:type="dxa" w:w="830"/>
-            <w:tcBorders>
-              <w:top w:val="single" w:color="A6B8D0" w:sz="4"/>
-              <w:left w:val="single" w:color="A6B8D0" w:sz="4"/>
-              <w:bottom w:val="single" w:color="A6B8D0" w:sz="4"/>
-              <w:right w:val="single" w:color="A6B8D0" w:sz="4"/>
-            </w:tcBorders>
-            <w:tcMar>
-              <w:top w:type="dxa" w:w="50"/>
-              <w:left w:type="dxa" w:w="90"/>
-              <w:bottom w:type="dxa" w:w="50"/>
-              <w:right w:type="dxa" w:w="90"/>
-            </w:tcMar>
-          </w:tcPr>
-          <w:p>
-            <w:pPr>
-              <w:keepNext/>
-              <w:keepLines/>
-              <w:spacing w:after="0" w:before="0" w:line="280"/>
-            </w:pPr>
-            <w:r>
-              <w:rPr>
-                <w:rFonts w:ascii="Yu Gothic" w:eastAsia="Yu Gothic" w:hAnsi="Yu Gothic"/>
-                <w:b w:val="false"/>
-                <w:bCs w:val="false"/>
-                <w:sz w:val="18"/>
-                <w:szCs w:val="18"/>
-              </w:rPr>
-              <w:t xml:space="preserve">D-7-3</w:t>
-            </w:r>
-          </w:p>
-        </w:tc>
-        <w:tc>
-          <w:tcPr>
-            <w:tcW w:type="dxa" w:w="4879"/>
-            <w:tcBorders>
-              <w:top w:val="single" w:color="A6B8D0" w:sz="4"/>
-              <w:left w:val="single" w:color="A6B8D0" w:sz="4"/>
-              <w:bottom w:val="single" w:color="A6B8D0" w:sz="4"/>
-              <w:right w:val="single" w:color="A6B8D0" w:sz="4"/>
-            </w:tcBorders>
-            <w:tcMar>
-              <w:top w:type="dxa" w:w="50"/>
-              <w:left w:type="dxa" w:w="90"/>
-              <w:bottom w:type="dxa" w:w="50"/>
-              <w:right w:type="dxa" w:w="90"/>
-            </w:tcMar>
-          </w:tcPr>
-          <w:p>
-            <w:pPr>
-              <w:keepNext/>
-              <w:keepLines/>
-              <w:spacing w:after="0" w:before="0" w:line="280"/>
-            </w:pPr>
-            <w:r>
-              <w:rPr>
-                <w:rFonts w:ascii="Yu Gothic" w:eastAsia="Yu Gothic" w:hAnsi="Yu Gothic"/>
-                <w:b w:val="false"/>
-                <w:bCs w:val="false"/>
-                <w:sz w:val="18"/>
-                <w:szCs w:val="18"/>
-              </w:rPr>
-              <w:t xml:space="preserve">決定</w:t>
-            </w:r>
-          </w:p>
-        </w:tc>
-        <w:tc>
-          <w:tcPr>
-            <w:tcW w:type="dxa" w:w="3929"/>
-            <w:tcBorders>
-              <w:top w:val="single" w:color="A6B8D0" w:sz="4"/>
-              <w:left w:val="single" w:color="A6B8D0" w:sz="4"/>
-              <w:bottom w:val="single" w:color="A6B8D0" w:sz="4"/>
-              <w:right w:val="single" w:color="A6B8D0" w:sz="4"/>
-            </w:tcBorders>
-            <w:tcMar>
-              <w:top w:type="dxa" w:w="50"/>
-              <w:left w:type="dxa" w:w="90"/>
-              <w:bottom w:type="dxa" w:w="50"/>
-              <w:right w:type="dxa" w:w="90"/>
-            </w:tcMar>
-          </w:tcPr>
-          <w:p>
-            <w:pPr>
-              <w:keepNext/>
-              <w:keepLines/>
-              <w:spacing w:after="0" w:before="0" w:line="280"/>
-            </w:pPr>
-            <w:r>
-              <w:rPr>
-                <w:rFonts w:ascii="Yu Gothic" w:eastAsia="Yu Gothic" w:hAnsi="Yu Gothic"/>
-                <w:b w:val="false"/>
-                <w:bCs w:val="false"/>
-                <w:sz w:val="18"/>
-                <w:szCs w:val="18"/>
-              </w:rPr>
-              <w:t xml:space="preserve">①受け渡し用および②SNS用の2つの系統を設ける</w:t>
-            </w:r>
-          </w:p>
-        </w:tc>
-      </w:tr>
-      <w:tr>
-        <w:trPr>
-          <w:cantSplit/>
-          <w:tblHeader w:val="off"/>
-        </w:trPr>
-        <w:tc>
-          <w:tcPr>
-            <w:tcW w:type="dxa" w:w="830"/>
-            <w:tcBorders>
-              <w:top w:val="single" w:color="A6B8D0" w:sz="4"/>
-              <w:left w:val="single" w:color="A6B8D0" w:sz="4"/>
-              <w:bottom w:val="single" w:color="A6B8D0" w:sz="4"/>
-              <w:right w:val="single" w:color="A6B8D0" w:sz="4"/>
-            </w:tcBorders>
-            <w:tcMar>
-              <w:top w:type="dxa" w:w="50"/>
-              <w:left w:type="dxa" w:w="90"/>
-              <w:bottom w:type="dxa" w:w="50"/>
-              <w:right w:type="dxa" w:w="90"/>
-            </w:tcMar>
-          </w:tcPr>
-          <w:p>
-            <w:pPr>
-              <w:keepNext/>
-              <w:keepLines/>
-              <w:spacing w:after="0" w:before="0" w:line="280"/>
-            </w:pPr>
-            <w:r>
-              <w:rPr>
-                <w:rFonts w:ascii="Yu Gothic" w:eastAsia="Yu Gothic" w:hAnsi="Yu Gothic"/>
-                <w:b w:val="false"/>
-                <w:bCs w:val="false"/>
-                <w:sz w:val="18"/>
-                <w:szCs w:val="18"/>
-              </w:rPr>
-              <w:t xml:space="preserve">D-7-4</w:t>
-            </w:r>
-          </w:p>
-        </w:tc>
-        <w:tc>
-          <w:tcPr>
-            <w:tcW w:type="dxa" w:w="4879"/>
-            <w:tcBorders>
-              <w:top w:val="single" w:color="A6B8D0" w:sz="4"/>
-              <w:left w:val="single" w:color="A6B8D0" w:sz="4"/>
-              <w:bottom w:val="single" w:color="A6B8D0" w:sz="4"/>
-              <w:right w:val="single" w:color="A6B8D0" w:sz="4"/>
-            </w:tcBorders>
-            <w:tcMar>
-              <w:top w:type="dxa" w:w="50"/>
-              <w:left w:type="dxa" w:w="90"/>
-              <w:bottom w:type="dxa" w:w="50"/>
-              <w:right w:type="dxa" w:w="90"/>
-            </w:tcMar>
-          </w:tcPr>
-          <w:p>
-            <w:pPr>
-              <w:keepNext/>
-              <w:keepLines/>
-              <w:spacing w:after="0" w:before="0" w:line="280"/>
-            </w:pPr>
-            <w:r>
-              <w:rPr>
-                <w:rFonts w:ascii="Yu Gothic" w:eastAsia="Yu Gothic" w:hAnsi="Yu Gothic"/>
-                <w:b w:val="false"/>
-                <w:bCs w:val="false"/>
-                <w:sz w:val="18"/>
-                <w:szCs w:val="18"/>
-              </w:rPr>
-              <w:t xml:space="preserve">決定</w:t>
-            </w:r>
-          </w:p>
-        </w:tc>
-        <w:tc>
-          <w:tcPr>
-            <w:tcW w:type="dxa" w:w="3929"/>
-            <w:tcBorders>
-              <w:top w:val="single" w:color="A6B8D0" w:sz="4"/>
-              <w:left w:val="single" w:color="A6B8D0" w:sz="4"/>
-              <w:bottom w:val="single" w:color="A6B8D0" w:sz="4"/>
-              <w:right w:val="single" w:color="A6B8D0" w:sz="4"/>
-            </w:tcBorders>
-            <w:tcMar>
-              <w:top w:type="dxa" w:w="50"/>
-              <w:left w:type="dxa" w:w="90"/>
-              <w:bottom w:type="dxa" w:w="50"/>
-              <w:right w:type="dxa" w:w="90"/>
-            </w:tcMar>
-          </w:tcPr>
-          <w:p>
-            <w:pPr>
-              <w:keepNext/>
-              <w:keepLines/>
-              <w:spacing w:after="0" w:before="0" w:line="280"/>
-            </w:pPr>
-            <w:r>
-              <w:rPr>
-                <w:rFonts w:ascii="Yu Gothic" w:eastAsia="Yu Gothic" w:hAnsi="Yu Gothic"/>
-                <w:b w:val="false"/>
-                <w:bCs w:val="false"/>
-                <w:sz w:val="18"/>
-                <w:szCs w:val="18"/>
-              </w:rPr>
-              <w:t xml:space="preserve">受け渡し用画像には照合データを付与し、同封文書を同封する</w:t>
-            </w:r>
-          </w:p>
-        </w:tc>
-      </w:tr>
-      <w:tr>
-        <w:trPr>
-          <w:cantSplit/>
-          <w:tblHeader w:val="off"/>
-        </w:trPr>
-        <w:tc>
-          <w:tcPr>
-            <w:tcW w:type="dxa" w:w="830"/>
-            <w:tcBorders>
-              <w:top w:val="single" w:color="A6B8D0" w:sz="4"/>
-              <w:left w:val="single" w:color="A6B8D0" w:sz="4"/>
-              <w:bottom w:val="single" w:color="A6B8D0" w:sz="4"/>
-              <w:right w:val="single" w:color="A6B8D0" w:sz="4"/>
-            </w:tcBorders>
-            <w:tcMar>
-              <w:top w:type="dxa" w:w="50"/>
-              <w:left w:type="dxa" w:w="90"/>
-              <w:bottom w:type="dxa" w:w="50"/>
-              <w:right w:type="dxa" w:w="90"/>
-            </w:tcMar>
-          </w:tcPr>
-          <w:p>
-            <w:pPr>
-              <w:keepNext/>
-              <w:keepLines/>
-              <w:spacing w:after="0" w:before="0" w:line="280"/>
-            </w:pPr>
-            <w:r>
-              <w:rPr>
-                <w:rFonts w:ascii="Yu Gothic" w:eastAsia="Yu Gothic" w:hAnsi="Yu Gothic"/>
-                <w:b w:val="false"/>
-                <w:bCs w:val="false"/>
-                <w:sz w:val="18"/>
-                <w:szCs w:val="18"/>
-              </w:rPr>
-              <w:t xml:space="preserve">D-7-5</w:t>
-            </w:r>
-          </w:p>
-        </w:tc>
-        <w:tc>
-          <w:tcPr>
-            <w:tcW w:type="dxa" w:w="4879"/>
-            <w:tcBorders>
-              <w:top w:val="single" w:color="A6B8D0" w:sz="4"/>
-              <w:left w:val="single" w:color="A6B8D0" w:sz="4"/>
-              <w:bottom w:val="single" w:color="A6B8D0" w:sz="4"/>
-              <w:right w:val="single" w:color="A6B8D0" w:sz="4"/>
-            </w:tcBorders>
-            <w:tcMar>
-              <w:top w:type="dxa" w:w="50"/>
-              <w:left w:type="dxa" w:w="90"/>
-              <w:bottom w:type="dxa" w:w="50"/>
-              <w:right w:type="dxa" w:w="90"/>
-            </w:tcMar>
-          </w:tcPr>
-          <w:p>
-            <w:pPr>
-              <w:keepNext/>
-              <w:keepLines/>
-              <w:spacing w:after="0" w:before="0" w:line="280"/>
-            </w:pPr>
-            <w:r>
-              <w:rPr>
-                <w:rFonts w:ascii="Yu Gothic" w:eastAsia="Yu Gothic" w:hAnsi="Yu Gothic"/>
-                <w:b w:val="false"/>
-                <w:bCs w:val="false"/>
-                <w:sz w:val="18"/>
-                <w:szCs w:val="18"/>
-              </w:rPr>
-              <w:t xml:space="preserve">決定</w:t>
-            </w:r>
-          </w:p>
-        </w:tc>
-        <w:tc>
-          <w:tcPr>
-            <w:tcW w:type="dxa" w:w="3929"/>
-            <w:tcBorders>
-              <w:top w:val="single" w:color="A6B8D0" w:sz="4"/>
-              <w:left w:val="single" w:color="A6B8D0" w:sz="4"/>
-              <w:bottom w:val="single" w:color="A6B8D0" w:sz="4"/>
-              <w:right w:val="single" w:color="A6B8D0" w:sz="4"/>
-            </w:tcBorders>
-            <w:tcMar>
-              <w:top w:type="dxa" w:w="50"/>
-              <w:left w:type="dxa" w:w="90"/>
-              <w:bottom w:type="dxa" w:w="50"/>
-              <w:right w:type="dxa" w:w="90"/>
-            </w:tcMar>
-          </w:tcPr>
-          <w:p>
-            <w:pPr>
-              <w:keepNext/>
-              <w:keepLines/>
-              <w:spacing w:after="0" w:before="0" w:line="280"/>
-            </w:pPr>
-            <w:r>
-              <w:rPr>
-                <w:rFonts w:ascii="Yu Gothic" w:eastAsia="Yu Gothic" w:hAnsi="Yu Gothic"/>
-                <w:b w:val="false"/>
-                <w:bCs w:val="false"/>
-                <w:sz w:val="18"/>
-                <w:szCs w:val="18"/>
-              </w:rPr>
-              <w:t xml:space="preserve">SNS用画像には、権利者が選んだデザインの可視署名を入れる</w:t>
-            </w:r>
-          </w:p>
-        </w:tc>
-      </w:tr>
-      <w:tr>
-        <w:trPr>
-          <w:cantSplit/>
-          <w:tblHeader w:val="off"/>
-        </w:trPr>
-        <w:tc>
-          <w:tcPr>
-            <w:tcW w:type="dxa" w:w="830"/>
-            <w:tcBorders>
-              <w:top w:val="single" w:color="A6B8D0" w:sz="4"/>
-              <w:left w:val="single" w:color="A6B8D0" w:sz="4"/>
-              <w:bottom w:val="single" w:color="A6B8D0" w:sz="4"/>
-              <w:right w:val="single" w:color="A6B8D0" w:sz="4"/>
-            </w:tcBorders>
-            <w:tcMar>
-              <w:top w:type="dxa" w:w="50"/>
-              <w:left w:type="dxa" w:w="90"/>
-              <w:bottom w:type="dxa" w:w="50"/>
-              <w:right w:type="dxa" w:w="90"/>
-            </w:tcMar>
-          </w:tcPr>
-          <w:p>
-            <w:pPr>
-              <w:keepNext/>
-              <w:keepLines/>
-              <w:spacing w:after="0" w:before="0" w:line="280"/>
-            </w:pPr>
-            <w:r>
-              <w:rPr>
-                <w:rFonts w:ascii="Yu Gothic" w:eastAsia="Yu Gothic" w:hAnsi="Yu Gothic"/>
-                <w:b w:val="false"/>
-                <w:bCs w:val="false"/>
-                <w:sz w:val="18"/>
-                <w:szCs w:val="18"/>
-              </w:rPr>
-              <w:t xml:space="preserve">D-7-6</w:t>
-            </w:r>
-          </w:p>
-        </w:tc>
-        <w:tc>
-          <w:tcPr>
-            <w:tcW w:type="dxa" w:w="4879"/>
-            <w:tcBorders>
-              <w:top w:val="single" w:color="A6B8D0" w:sz="4"/>
-              <w:left w:val="single" w:color="A6B8D0" w:sz="4"/>
-              <w:bottom w:val="single" w:color="A6B8D0" w:sz="4"/>
-              <w:right w:val="single" w:color="A6B8D0" w:sz="4"/>
-            </w:tcBorders>
-            <w:tcMar>
-              <w:top w:type="dxa" w:w="50"/>
-              <w:left w:type="dxa" w:w="90"/>
-              <w:bottom w:type="dxa" w:w="50"/>
-              <w:right w:type="dxa" w:w="90"/>
-            </w:tcMar>
-          </w:tcPr>
-          <w:p>
-            <w:pPr>
-              <w:keepNext/>
-              <w:keepLines/>
-              <w:spacing w:after="0" w:before="0" w:line="280"/>
-            </w:pPr>
-            <w:r>
-              <w:rPr>
-                <w:rFonts w:ascii="Yu Gothic" w:eastAsia="Yu Gothic" w:hAnsi="Yu Gothic"/>
-                <w:b w:val="false"/>
-                <w:bCs w:val="false"/>
-                <w:sz w:val="18"/>
-                <w:szCs w:val="18"/>
-              </w:rPr>
-              <w:t xml:space="preserve">決定</w:t>
-            </w:r>
-          </w:p>
-        </w:tc>
-        <w:tc>
-          <w:tcPr>
-            <w:tcW w:type="dxa" w:w="3929"/>
-            <w:tcBorders>
-              <w:top w:val="single" w:color="A6B8D0" w:sz="4"/>
-              <w:left w:val="single" w:color="A6B8D0" w:sz="4"/>
-              <w:bottom w:val="single" w:color="A6B8D0" w:sz="4"/>
-              <w:right w:val="single" w:color="A6B8D0" w:sz="4"/>
-            </w:tcBorders>
-            <w:tcMar>
-              <w:top w:type="dxa" w:w="50"/>
-              <w:left w:type="dxa" w:w="90"/>
-              <w:bottom w:type="dxa" w:w="50"/>
-              <w:right w:type="dxa" w:w="90"/>
-            </w:tcMar>
-          </w:tcPr>
-          <w:p>
-            <w:pPr>
-              <w:keepNext/>
-              <w:keepLines/>
-              <w:spacing w:after="0" w:before="0" w:line="280"/>
-            </w:pPr>
-            <w:r>
-              <w:rPr>
-                <w:rFonts w:ascii="Yu Gothic" w:eastAsia="Yu Gothic" w:hAnsi="Yu Gothic"/>
-                <w:b w:val="false"/>
-                <w:bCs w:val="false"/>
-                <w:sz w:val="18"/>
-                <w:szCs w:val="18"/>
-              </w:rPr>
-              <w:t xml:space="preserve">署名の欠損は、受け取った側による意図的な除去と断じ得るものとして扱う</w:t>
-            </w:r>
-          </w:p>
-        </w:tc>
-      </w:tr>
-      <w:tr>
-        <w:trPr>
-          <w:cantSplit/>
-          <w:tblHeader w:val="off"/>
-        </w:trPr>
-        <w:tc>
-          <w:tcPr>
-            <w:tcW w:type="dxa" w:w="830"/>
-            <w:tcBorders>
-              <w:top w:val="single" w:color="A6B8D0" w:sz="4"/>
-              <w:left w:val="single" w:color="A6B8D0" w:sz="4"/>
-              <w:bottom w:val="single" w:color="A6B8D0" w:sz="4"/>
-              <w:right w:val="single" w:color="A6B8D0" w:sz="4"/>
-            </w:tcBorders>
-            <w:tcMar>
-              <w:top w:type="dxa" w:w="50"/>
-              <w:left w:type="dxa" w:w="90"/>
-              <w:bottom w:type="dxa" w:w="50"/>
-              <w:right w:type="dxa" w:w="90"/>
-            </w:tcMar>
-          </w:tcPr>
-          <w:p>
-            <w:pPr>
-              <w:keepNext/>
-              <w:keepLines/>
-              <w:spacing w:after="0" w:before="0" w:line="280"/>
-            </w:pPr>
-            <w:r>
-              <w:rPr>
-                <w:rFonts w:ascii="Yu Gothic" w:eastAsia="Yu Gothic" w:hAnsi="Yu Gothic"/>
-                <w:b w:val="false"/>
-                <w:bCs w:val="false"/>
-                <w:sz w:val="18"/>
-                <w:szCs w:val="18"/>
-              </w:rPr>
-              <w:t xml:space="preserve">D-7-7</w:t>
-            </w:r>
-          </w:p>
-        </w:tc>
-        <w:tc>
-          <w:tcPr>
-            <w:tcW w:type="dxa" w:w="4879"/>
-            <w:tcBorders>
-              <w:top w:val="single" w:color="A6B8D0" w:sz="4"/>
-              <w:left w:val="single" w:color="A6B8D0" w:sz="4"/>
-              <w:bottom w:val="single" w:color="A6B8D0" w:sz="4"/>
-              <w:right w:val="single" w:color="A6B8D0" w:sz="4"/>
-            </w:tcBorders>
-            <w:tcMar>
-              <w:top w:type="dxa" w:w="50"/>
-              <w:left w:type="dxa" w:w="90"/>
-              <w:bottom w:type="dxa" w:w="50"/>
-              <w:right w:type="dxa" w:w="90"/>
-            </w:tcMar>
-          </w:tcPr>
-          <w:p>
-            <w:pPr>
-              <w:keepNext/>
-              <w:keepLines/>
-              <w:spacing w:after="0" w:before="0" w:line="280"/>
-            </w:pPr>
-            <w:r>
-              <w:rPr>
-                <w:rFonts w:ascii="Yu Gothic" w:eastAsia="Yu Gothic" w:hAnsi="Yu Gothic"/>
-                <w:b w:val="false"/>
-                <w:bCs w:val="false"/>
-                <w:sz w:val="18"/>
-                <w:szCs w:val="18"/>
-              </w:rPr>
-              <w:t xml:space="preserve">決定</w:t>
-            </w:r>
-          </w:p>
-        </w:tc>
-        <w:tc>
-          <w:tcPr>
-            <w:tcW w:type="dxa" w:w="3929"/>
-            <w:tcBorders>
-              <w:top w:val="single" w:color="A6B8D0" w:sz="4"/>
-              <w:left w:val="single" w:color="A6B8D0" w:sz="4"/>
-              <w:bottom w:val="single" w:color="A6B8D0" w:sz="4"/>
-              <w:right w:val="single" w:color="A6B8D0" w:sz="4"/>
-            </w:tcBorders>
-            <w:tcMar>
-              <w:top w:type="dxa" w:w="50"/>
-              <w:left w:type="dxa" w:w="90"/>
-              <w:bottom w:type="dxa" w:w="50"/>
-              <w:right w:type="dxa" w:w="90"/>
-            </w:tcMar>
-          </w:tcPr>
-          <w:p>
-            <w:pPr>
-              <w:keepNext/>
-              <w:keepLines/>
-              <w:spacing w:after="0" w:before="0" w:line="280"/>
-            </w:pPr>
-            <w:r>
-              <w:rPr>
-                <w:rFonts w:ascii="Yu Gothic" w:eastAsia="Yu Gothic" w:hAnsi="Yu Gothic"/>
-                <w:b w:val="false"/>
-                <w:bCs w:val="false"/>
-                <w:sz w:val="18"/>
-                <w:szCs w:val="18"/>
-              </w:rPr>
-              <w:t xml:space="preserve">識別番号は、クライアントアプリが発行し、C2PAマニフェストに自動で記録する。ファイル名の後ろに付けるかは、保存の際に利用者が選ぶ</w:t>
-            </w:r>
-          </w:p>
-        </w:tc>
-      </w:tr>
-      <w:tr>
-        <w:trPr>
-          <w:cantSplit/>
-          <w:tblHeader w:val="off"/>
-        </w:trPr>
-        <w:tc>
-          <w:tcPr>
-            <w:tcW w:type="dxa" w:w="830"/>
-            <w:tcBorders>
-              <w:top w:val="single" w:color="A6B8D0" w:sz="4"/>
-              <w:left w:val="single" w:color="A6B8D0" w:sz="4"/>
-              <w:bottom w:val="single" w:color="A6B8D0" w:sz="4"/>
-              <w:right w:val="single" w:color="A6B8D0" w:sz="4"/>
-            </w:tcBorders>
-            <w:tcMar>
-              <w:top w:type="dxa" w:w="50"/>
-              <w:left w:type="dxa" w:w="90"/>
-              <w:bottom w:type="dxa" w:w="50"/>
-              <w:right w:type="dxa" w:w="90"/>
-            </w:tcMar>
-          </w:tcPr>
-          <w:p>
-            <w:pPr>
-              <w:keepNext/>
-              <w:keepLines/>
-              <w:spacing w:after="0" w:before="0" w:line="280"/>
-            </w:pPr>
-            <w:r>
-              <w:rPr>
-                <w:rFonts w:ascii="Yu Gothic" w:eastAsia="Yu Gothic" w:hAnsi="Yu Gothic"/>
-                <w:b w:val="false"/>
-                <w:bCs w:val="false"/>
-                <w:sz w:val="18"/>
-                <w:szCs w:val="18"/>
-              </w:rPr>
-              <w:t xml:space="preserve">I-03</w:t>
-            </w:r>
-          </w:p>
-        </w:tc>
-        <w:tc>
-          <w:tcPr>
-            <w:tcW w:type="dxa" w:w="4879"/>
-            <w:tcBorders>
-              <w:top w:val="single" w:color="A6B8D0" w:sz="4"/>
-              <w:left w:val="single" w:color="A6B8D0" w:sz="4"/>
-              <w:bottom w:val="single" w:color="A6B8D0" w:sz="4"/>
-              <w:right w:val="single" w:color="A6B8D0" w:sz="4"/>
-            </w:tcBorders>
-            <w:tcMar>
-              <w:top w:type="dxa" w:w="50"/>
-              <w:left w:type="dxa" w:w="90"/>
-              <w:bottom w:type="dxa" w:w="50"/>
-              <w:right w:type="dxa" w:w="90"/>
-            </w:tcMar>
-          </w:tcPr>
-          <w:p>
-            <w:pPr>
-              <w:keepNext/>
-              <w:keepLines/>
-              <w:spacing w:after="0" w:before="0" w:line="280"/>
-            </w:pPr>
-            <w:r>
-              <w:rPr>
-                <w:rFonts w:ascii="Yu Gothic" w:eastAsia="Yu Gothic" w:hAnsi="Yu Gothic"/>
-                <w:b w:val="false"/>
-                <w:bCs w:val="false"/>
-                <w:sz w:val="18"/>
-                <w:szCs w:val="18"/>
-              </w:rPr>
-              <w:t xml:space="preserve">要調査</w:t>
-            </w:r>
-          </w:p>
-        </w:tc>
-        <w:tc>
-          <w:tcPr>
-            <w:tcW w:type="dxa" w:w="3929"/>
-            <w:tcBorders>
-              <w:top w:val="single" w:color="A6B8D0" w:sz="4"/>
-              <w:left w:val="single" w:color="A6B8D0" w:sz="4"/>
-              <w:bottom w:val="single" w:color="A6B8D0" w:sz="4"/>
-              <w:right w:val="single" w:color="A6B8D0" w:sz="4"/>
-            </w:tcBorders>
-            <w:tcMar>
-              <w:top w:type="dxa" w:w="50"/>
-              <w:left w:type="dxa" w:w="90"/>
-              <w:bottom w:type="dxa" w:w="50"/>
-              <w:right w:type="dxa" w:w="90"/>
-            </w:tcMar>
-          </w:tcPr>
-          <w:p>
-            <w:pPr>
-              <w:keepNext/>
-              <w:keepLines/>
-              <w:spacing w:after="0" w:before="0" w:line="280"/>
-            </w:pPr>
-            <w:r>
-              <w:rPr>
-                <w:rFonts w:ascii="Yu Gothic" w:eastAsia="Yu Gothic" w:hAnsi="Yu Gothic"/>
-                <w:b w:val="false"/>
-                <w:bCs w:val="false"/>
-                <w:sz w:val="18"/>
-                <w:szCs w:val="18"/>
-              </w:rPr>
-              <w:t xml:space="preserve">投稿先サイトおよびCloudにおけるC2PA署名の保持</w:t>
-            </w:r>
-          </w:p>
-        </w:tc>
-      </w:tr>
-      <w:tr>
-        <w:trPr>
-          <w:cantSplit/>
-          <w:tblHeader w:val="off"/>
-        </w:trPr>
-        <w:tc>
-          <w:tcPr>
-            <w:tcW w:type="dxa" w:w="830"/>
-            <w:tcBorders>
-              <w:top w:val="single" w:color="A6B8D0" w:sz="4"/>
-              <w:left w:val="single" w:color="A6B8D0" w:sz="4"/>
-              <w:bottom w:val="single" w:color="A6B8D0" w:sz="4"/>
-              <w:right w:val="single" w:color="A6B8D0" w:sz="4"/>
-            </w:tcBorders>
-            <w:tcMar>
-              <w:top w:type="dxa" w:w="50"/>
-              <w:left w:type="dxa" w:w="90"/>
-              <w:bottom w:type="dxa" w:w="50"/>
-              <w:right w:type="dxa" w:w="90"/>
-            </w:tcMar>
-          </w:tcPr>
-          <w:p>
-            <w:pPr>
-              <w:keepNext/>
-              <w:keepLines/>
-              <w:spacing w:after="0" w:before="0" w:line="280"/>
-            </w:pPr>
-            <w:r>
-              <w:rPr>
-                <w:rFonts w:ascii="Yu Gothic" w:eastAsia="Yu Gothic" w:hAnsi="Yu Gothic"/>
-                <w:b w:val="false"/>
-                <w:bCs w:val="false"/>
-                <w:sz w:val="18"/>
-                <w:szCs w:val="18"/>
-              </w:rPr>
-              <w:t xml:space="preserve">O-08</w:t>
-            </w:r>
-          </w:p>
-        </w:tc>
-        <w:tc>
-          <w:tcPr>
-            <w:tcW w:type="dxa" w:w="4879"/>
-            <w:tcBorders>
-              <w:top w:val="single" w:color="A6B8D0" w:sz="4"/>
-              <w:left w:val="single" w:color="A6B8D0" w:sz="4"/>
-              <w:bottom w:val="single" w:color="A6B8D0" w:sz="4"/>
-              <w:right w:val="single" w:color="A6B8D0" w:sz="4"/>
-            </w:tcBorders>
-            <w:tcMar>
-              <w:top w:type="dxa" w:w="50"/>
-              <w:left w:type="dxa" w:w="90"/>
-              <w:bottom w:type="dxa" w:w="50"/>
-              <w:right w:type="dxa" w:w="90"/>
-            </w:tcMar>
-          </w:tcPr>
-          <w:p>
-            <w:pPr>
-              <w:keepNext/>
-              <w:keepLines/>
-              <w:spacing w:after="0" w:before="0" w:line="280"/>
-            </w:pPr>
-            <w:r>
-              <w:rPr>
-                <w:rFonts w:ascii="Yu Gothic" w:eastAsia="Yu Gothic" w:hAnsi="Yu Gothic"/>
-                <w:b w:val="false"/>
-                <w:bCs w:val="false"/>
-                <w:sz w:val="18"/>
-                <w:szCs w:val="18"/>
-              </w:rPr>
-              <w:t xml:space="preserve">未決（設計計画書 第2版で D-7-7「識別番号は、クライアントアプリが発行し、C2PAマニフェストに自動で記録する。ファイル名の後ろに付けるかは、保存の際に利用者が選ぶ」 として決定）</w:t>
-            </w:r>
-          </w:p>
-        </w:tc>
-        <w:tc>
-          <w:tcPr>
-            <w:tcW w:type="dxa" w:w="3929"/>
-            <w:tcBorders>
-              <w:top w:val="single" w:color="A6B8D0" w:sz="4"/>
-              <w:left w:val="single" w:color="A6B8D0" w:sz="4"/>
-              <w:bottom w:val="single" w:color="A6B8D0" w:sz="4"/>
-              <w:right w:val="single" w:color="A6B8D0" w:sz="4"/>
-            </w:tcBorders>
-            <w:tcMar>
-              <w:top w:type="dxa" w:w="50"/>
-              <w:left w:type="dxa" w:w="90"/>
-              <w:bottom w:type="dxa" w:w="50"/>
-              <w:right w:type="dxa" w:w="90"/>
-            </w:tcMar>
-          </w:tcPr>
-          <w:p>
-            <w:pPr>
-              <w:keepNext/>
-              <w:keepLines/>
-              <w:spacing w:after="0" w:before="0" w:line="280"/>
-            </w:pPr>
-            <w:r>
-              <w:rPr>
-                <w:rFonts w:ascii="Yu Gothic" w:eastAsia="Yu Gothic" w:hAnsi="Yu Gothic"/>
-                <w:b w:val="false"/>
-                <w:bCs w:val="false"/>
-                <w:sz w:val="18"/>
-                <w:szCs w:val="18"/>
-              </w:rPr>
-              <w:t xml:space="preserve">識別番号の発行主体</w:t>
-            </w:r>
-          </w:p>
-        </w:tc>
-      </w:tr>
-      <w:tr>
-        <w:trPr>
-          <w:cantSplit/>
-          <w:tblHeader w:val="off"/>
-        </w:trPr>
-        <w:tc>
-          <w:tcPr>
-            <w:tcW w:type="dxa" w:w="830"/>
-            <w:tcBorders>
-              <w:top w:val="single" w:color="A6B8D0" w:sz="4"/>
-              <w:left w:val="single" w:color="A6B8D0" w:sz="4"/>
-              <w:bottom w:val="single" w:color="A6B8D0" w:sz="4"/>
-              <w:right w:val="single" w:color="A6B8D0" w:sz="4"/>
-            </w:tcBorders>
-            <w:tcMar>
-              <w:top w:type="dxa" w:w="50"/>
-              <w:left w:type="dxa" w:w="90"/>
-              <w:bottom w:type="dxa" w:w="50"/>
-              <w:right w:type="dxa" w:w="90"/>
-            </w:tcMar>
-          </w:tcPr>
-          <w:p>
-            <w:pPr>
-              <w:keepNext/>
-              <w:keepLines/>
-              <w:spacing w:after="0" w:before="0" w:line="280"/>
-            </w:pPr>
-            <w:r>
-              <w:rPr>
-                <w:rFonts w:ascii="Yu Gothic" w:eastAsia="Yu Gothic" w:hAnsi="Yu Gothic"/>
-                <w:b w:val="false"/>
-                <w:bCs w:val="false"/>
-                <w:sz w:val="18"/>
-                <w:szCs w:val="18"/>
-              </w:rPr>
-              <w:t xml:space="preserve">O-10</w:t>
-            </w:r>
-          </w:p>
-        </w:tc>
-        <w:tc>
-          <w:tcPr>
-            <w:tcW w:type="dxa" w:w="4879"/>
-            <w:tcBorders>
-              <w:top w:val="single" w:color="A6B8D0" w:sz="4"/>
-              <w:left w:val="single" w:color="A6B8D0" w:sz="4"/>
-              <w:bottom w:val="single" w:color="A6B8D0" w:sz="4"/>
-              <w:right w:val="single" w:color="A6B8D0" w:sz="4"/>
-            </w:tcBorders>
-            <w:tcMar>
-              <w:top w:type="dxa" w:w="50"/>
-              <w:left w:type="dxa" w:w="90"/>
-              <w:bottom w:type="dxa" w:w="50"/>
-              <w:right w:type="dxa" w:w="90"/>
-            </w:tcMar>
-          </w:tcPr>
-          <w:p>
-            <w:pPr>
-              <w:keepNext/>
-              <w:keepLines/>
-              <w:spacing w:after="0" w:before="0" w:line="280"/>
-            </w:pPr>
-            <w:r>
-              <w:rPr>
-                <w:rFonts w:ascii="Yu Gothic" w:eastAsia="Yu Gothic" w:hAnsi="Yu Gothic"/>
-                <w:b w:val="false"/>
-                <w:bCs w:val="false"/>
-                <w:sz w:val="18"/>
-                <w:szCs w:val="18"/>
-              </w:rPr>
-              <w:t xml:space="preserve">未決（本書 7.2 で決定）</w:t>
-            </w:r>
-          </w:p>
-        </w:tc>
-        <w:tc>
-          <w:tcPr>
-            <w:tcW w:type="dxa" w:w="3929"/>
-            <w:tcBorders>
-              <w:top w:val="single" w:color="A6B8D0" w:sz="4"/>
-              <w:left w:val="single" w:color="A6B8D0" w:sz="4"/>
-              <w:bottom w:val="single" w:color="A6B8D0" w:sz="4"/>
-              <w:right w:val="single" w:color="A6B8D0" w:sz="4"/>
-            </w:tcBorders>
-            <w:tcMar>
-              <w:top w:type="dxa" w:w="50"/>
-              <w:left w:type="dxa" w:w="90"/>
-              <w:bottom w:type="dxa" w:w="50"/>
-              <w:right w:type="dxa" w:w="90"/>
-            </w:tcMar>
-          </w:tcPr>
-          <w:p>
-            <w:pPr>
-              <w:keepNext/>
-              <w:keepLines/>
-              <w:spacing w:after="0" w:before="0" w:line="280"/>
-            </w:pPr>
-            <w:r>
-              <w:rPr>
-                <w:rFonts w:ascii="Yu Gothic" w:eastAsia="Yu Gothic" w:hAnsi="Yu Gothic"/>
-                <w:b w:val="false"/>
-                <w:bCs w:val="false"/>
-                <w:sz w:val="18"/>
-                <w:szCs w:val="18"/>
-              </w:rPr>
-              <w:t xml:space="preserve">作品データの記録の形式</w:t>
-            </w:r>
-          </w:p>
-        </w:tc>
-      </w:tr>
-      <w:tr>
-        <w:trPr>
-          <w:cantSplit/>
-          <w:tblHeader w:val="off"/>
-        </w:trPr>
-        <w:tc>
-          <w:tcPr>
-            <w:tcW w:type="dxa" w:w="830"/>
-            <w:tcBorders>
-              <w:top w:val="single" w:color="A6B8D0" w:sz="4"/>
-              <w:left w:val="single" w:color="A6B8D0" w:sz="4"/>
-              <w:bottom w:val="single" w:color="A6B8D0" w:sz="4"/>
-              <w:right w:val="single" w:color="A6B8D0" w:sz="4"/>
-            </w:tcBorders>
-            <w:tcMar>
-              <w:top w:type="dxa" w:w="50"/>
-              <w:left w:type="dxa" w:w="90"/>
-              <w:bottom w:type="dxa" w:w="50"/>
-              <w:right w:type="dxa" w:w="90"/>
-            </w:tcMar>
-          </w:tcPr>
-          <w:p>
-            <w:pPr>
-              <w:keepNext/>
-              <w:keepLines/>
-              <w:spacing w:after="0" w:before="0" w:line="280"/>
-            </w:pPr>
-            <w:r>
-              <w:rPr>
-                <w:rFonts w:ascii="Yu Gothic" w:eastAsia="Yu Gothic" w:hAnsi="Yu Gothic"/>
-                <w:b w:val="false"/>
-                <w:bCs w:val="false"/>
-                <w:sz w:val="18"/>
-                <w:szCs w:val="18"/>
-              </w:rPr>
-              <w:t xml:space="preserve">O-11</w:t>
-            </w:r>
-          </w:p>
-        </w:tc>
-        <w:tc>
-          <w:tcPr>
-            <w:tcW w:type="dxa" w:w="4879"/>
-            <w:tcBorders>
-              <w:top w:val="single" w:color="A6B8D0" w:sz="4"/>
-              <w:left w:val="single" w:color="A6B8D0" w:sz="4"/>
-              <w:bottom w:val="single" w:color="A6B8D0" w:sz="4"/>
-              <w:right w:val="single" w:color="A6B8D0" w:sz="4"/>
-            </w:tcBorders>
-            <w:tcMar>
-              <w:top w:type="dxa" w:w="50"/>
-              <w:left w:type="dxa" w:w="90"/>
-              <w:bottom w:type="dxa" w:w="50"/>
-              <w:right w:type="dxa" w:w="90"/>
-            </w:tcMar>
-          </w:tcPr>
-          <w:p>
-            <w:pPr>
-              <w:keepNext/>
-              <w:keepLines/>
-              <w:spacing w:after="0" w:before="0" w:line="280"/>
-            </w:pPr>
-            <w:r>
-              <w:rPr>
-                <w:rFonts w:ascii="Yu Gothic" w:eastAsia="Yu Gothic" w:hAnsi="Yu Gothic"/>
-                <w:b w:val="false"/>
-                <w:bCs w:val="false"/>
-                <w:sz w:val="18"/>
-                <w:szCs w:val="18"/>
-              </w:rPr>
-              <w:t xml:space="preserve">未決（本書 DD-3-6「受け渡し用画像の可視署名はテンプレートごとに決める」 で決定）</w:t>
-            </w:r>
-          </w:p>
-        </w:tc>
-        <w:tc>
-          <w:tcPr>
-            <w:tcW w:type="dxa" w:w="3929"/>
-            <w:tcBorders>
-              <w:top w:val="single" w:color="A6B8D0" w:sz="4"/>
-              <w:left w:val="single" w:color="A6B8D0" w:sz="4"/>
-              <w:bottom w:val="single" w:color="A6B8D0" w:sz="4"/>
-              <w:right w:val="single" w:color="A6B8D0" w:sz="4"/>
-            </w:tcBorders>
-            <w:tcMar>
-              <w:top w:type="dxa" w:w="50"/>
-              <w:left w:type="dxa" w:w="90"/>
-              <w:bottom w:type="dxa" w:w="50"/>
-              <w:right w:type="dxa" w:w="90"/>
-            </w:tcMar>
-          </w:tcPr>
-          <w:p>
-            <w:pPr>
-              <w:keepNext/>
-              <w:keepLines/>
-              <w:spacing w:after="0" w:before="0" w:line="280"/>
-            </w:pPr>
-            <w:r>
-              <w:rPr>
-                <w:rFonts w:ascii="Yu Gothic" w:eastAsia="Yu Gothic" w:hAnsi="Yu Gothic"/>
-                <w:b w:val="false"/>
-                <w:bCs w:val="false"/>
-                <w:sz w:val="18"/>
-                <w:szCs w:val="18"/>
-              </w:rPr>
-              <w:t xml:space="preserve">受け渡し用画像への可視署名</w:t>
-            </w:r>
-          </w:p>
-        </w:tc>
-      </w:tr>
-      <w:tr>
-        <w:trPr>
-          <w:cantSplit/>
-          <w:tblHeader w:val="off"/>
-        </w:trPr>
-        <w:tc>
-          <w:tcPr>
-            <w:tcW w:type="dxa" w:w="830"/>
-            <w:tcBorders>
-              <w:top w:val="single" w:color="A6B8D0" w:sz="4"/>
-              <w:left w:val="single" w:color="A6B8D0" w:sz="4"/>
-              <w:bottom w:val="single" w:color="A6B8D0" w:sz="4"/>
-              <w:right w:val="single" w:color="A6B8D0" w:sz="4"/>
-            </w:tcBorders>
-            <w:tcMar>
-              <w:top w:type="dxa" w:w="50"/>
-              <w:left w:type="dxa" w:w="90"/>
-              <w:bottom w:type="dxa" w:w="50"/>
-              <w:right w:type="dxa" w:w="90"/>
-            </w:tcMar>
-          </w:tcPr>
-          <w:p>
-            <w:pPr>
-              <w:keepNext/>
-              <w:keepLines/>
-              <w:spacing w:after="0" w:before="0" w:line="280"/>
-            </w:pPr>
-            <w:r>
-              <w:rPr>
-                <w:rFonts w:ascii="Yu Gothic" w:eastAsia="Yu Gothic" w:hAnsi="Yu Gothic"/>
-                <w:b w:val="false"/>
-                <w:bCs w:val="false"/>
-                <w:sz w:val="18"/>
-                <w:szCs w:val="18"/>
-              </w:rPr>
-              <w:t xml:space="preserve">A-3</w:t>
-            </w:r>
-          </w:p>
-        </w:tc>
-        <w:tc>
-          <w:tcPr>
-            <w:tcW w:type="dxa" w:w="4879"/>
-            <w:tcBorders>
-              <w:top w:val="single" w:color="A6B8D0" w:sz="4"/>
-              <w:left w:val="single" w:color="A6B8D0" w:sz="4"/>
-              <w:bottom w:val="single" w:color="A6B8D0" w:sz="4"/>
-              <w:right w:val="single" w:color="A6B8D0" w:sz="4"/>
-            </w:tcBorders>
-            <w:tcMar>
-              <w:top w:type="dxa" w:w="50"/>
-              <w:left w:type="dxa" w:w="90"/>
-              <w:bottom w:type="dxa" w:w="50"/>
-              <w:right w:type="dxa" w:w="90"/>
-            </w:tcMar>
-          </w:tcPr>
-          <w:p>
-            <w:pPr>
-              <w:keepNext/>
+            <w:tcW w:type="dxa" w:w="1144"/>
+            <w:tcBorders>
+              <w:top w:val="single" w:color="A6B8D0" w:sz="4"/>
+              <w:left w:val="single" w:color="A6B8D0" w:sz="4"/>
+              <w:bottom w:val="single" w:color="A6B8D0" w:sz="4"/>
+              <w:right w:val="single" w:color="A6B8D0" w:sz="4"/>
+            </w:tcBorders>
+            <w:tcMar>
+              <w:top w:type="dxa" w:w="50"/>
+              <w:left w:type="dxa" w:w="90"/>
+              <w:bottom w:type="dxa" w:w="50"/>
+              <w:right w:type="dxa" w:w="90"/>
+            </w:tcMar>
+          </w:tcPr>
+          <w:p>
+            <w:pPr>
+              <w:keepNext w:val="false"/>
+              <w:keepLines/>
+              <w:spacing w:after="0" w:before="0" w:line="280"/>
+            </w:pPr>
+            <w:r>
+              <w:rPr>
+                <w:rFonts w:ascii="Yu Gothic" w:eastAsia="Yu Gothic" w:hAnsi="Yu Gothic"/>
+                <w:b w:val="false"/>
+                <w:bCs w:val="false"/>
+                <w:sz w:val="18"/>
+                <w:szCs w:val="18"/>
+              </w:rPr>
+              <w:t xml:space="preserve">A-15</w:t>
+            </w:r>
+          </w:p>
+        </w:tc>
+        <w:tc>
+          <w:tcPr>
+            <w:tcW w:type="dxa" w:w="3722"/>
+            <w:tcBorders>
+              <w:top w:val="single" w:color="A6B8D0" w:sz="4"/>
+              <w:left w:val="single" w:color="A6B8D0" w:sz="4"/>
+              <w:bottom w:val="single" w:color="A6B8D0" w:sz="4"/>
+              <w:right w:val="single" w:color="A6B8D0" w:sz="4"/>
+            </w:tcBorders>
+            <w:tcMar>
+              <w:top w:type="dxa" w:w="50"/>
+              <w:left w:type="dxa" w:w="90"/>
+              <w:bottom w:type="dxa" w:w="50"/>
+              <w:right w:type="dxa" w:w="90"/>
+            </w:tcMar>
+          </w:tcPr>
+          <w:p>
+            <w:pPr>
+              <w:keepNext w:val="false"/>
               <w:keepLines/>
               <w:spacing w:after="0" w:before="0" w:line="280"/>
             </w:pPr>
@@ -1746,223 +774,7 @@
         </w:tc>
         <w:tc>
           <w:tcPr>
-            <w:tcW w:type="dxa" w:w="3929"/>
-            <w:tcBorders>
-              <w:top w:val="single" w:color="A6B8D0" w:sz="4"/>
-              <w:left w:val="single" w:color="A6B8D0" w:sz="4"/>
-              <w:bottom w:val="single" w:color="A6B8D0" w:sz="4"/>
-              <w:right w:val="single" w:color="A6B8D0" w:sz="4"/>
-            </w:tcBorders>
-            <w:tcMar>
-              <w:top w:type="dxa" w:w="50"/>
-              <w:left w:type="dxa" w:w="90"/>
-              <w:bottom w:type="dxa" w:w="50"/>
-              <w:right w:type="dxa" w:w="90"/>
-            </w:tcMar>
-          </w:tcPr>
-          <w:p>
-            <w:pPr>
-              <w:keepNext/>
-              <w:keepLines/>
-              <w:spacing w:after="0" w:before="0" w:line="280"/>
-            </w:pPr>
-            <w:r>
-              <w:rPr>
-                <w:rFonts w:ascii="Yu Gothic" w:eastAsia="Yu Gothic" w:hAnsi="Yu Gothic"/>
-                <w:b w:val="false"/>
-                <w:bCs w:val="false"/>
-                <w:sz w:val="18"/>
-                <w:szCs w:val="18"/>
-              </w:rPr>
-              <w:t xml:space="preserve">Cloud での C2PA署名の残存の確認</w:t>
-            </w:r>
-          </w:p>
-        </w:tc>
-      </w:tr>
-      <w:tr>
-        <w:trPr>
-          <w:cantSplit/>
-          <w:tblHeader w:val="off"/>
-        </w:trPr>
-        <w:tc>
-          <w:tcPr>
-            <w:tcW w:type="dxa" w:w="830"/>
-            <w:tcBorders>
-              <w:top w:val="single" w:color="A6B8D0" w:sz="4"/>
-              <w:left w:val="single" w:color="A6B8D0" w:sz="4"/>
-              <w:bottom w:val="single" w:color="A6B8D0" w:sz="4"/>
-              <w:right w:val="single" w:color="A6B8D0" w:sz="4"/>
-            </w:tcBorders>
-            <w:tcMar>
-              <w:top w:type="dxa" w:w="50"/>
-              <w:left w:type="dxa" w:w="90"/>
-              <w:bottom w:type="dxa" w:w="50"/>
-              <w:right w:type="dxa" w:w="90"/>
-            </w:tcMar>
-          </w:tcPr>
-          <w:p>
-            <w:pPr>
-              <w:keepNext/>
-              <w:keepLines/>
-              <w:spacing w:after="0" w:before="0" w:line="280"/>
-            </w:pPr>
-            <w:r>
-              <w:rPr>
-                <w:rFonts w:ascii="Yu Gothic" w:eastAsia="Yu Gothic" w:hAnsi="Yu Gothic"/>
-                <w:b w:val="false"/>
-                <w:bCs w:val="false"/>
-                <w:sz w:val="18"/>
-                <w:szCs w:val="18"/>
-              </w:rPr>
-              <w:t xml:space="preserve">A-8</w:t>
-            </w:r>
-          </w:p>
-        </w:tc>
-        <w:tc>
-          <w:tcPr>
-            <w:tcW w:type="dxa" w:w="4879"/>
-            <w:tcBorders>
-              <w:top w:val="single" w:color="A6B8D0" w:sz="4"/>
-              <w:left w:val="single" w:color="A6B8D0" w:sz="4"/>
-              <w:bottom w:val="single" w:color="A6B8D0" w:sz="4"/>
-              <w:right w:val="single" w:color="A6B8D0" w:sz="4"/>
-            </w:tcBorders>
-            <w:tcMar>
-              <w:top w:type="dxa" w:w="50"/>
-              <w:left w:type="dxa" w:w="90"/>
-              <w:bottom w:type="dxa" w:w="50"/>
-              <w:right w:type="dxa" w:w="90"/>
-            </w:tcMar>
-          </w:tcPr>
-          <w:p>
-            <w:pPr>
-              <w:keepNext/>
-              <w:keepLines/>
-              <w:spacing w:after="0" w:before="0" w:line="280"/>
-            </w:pPr>
-            <w:r>
-              <w:rPr>
-                <w:rFonts w:ascii="Yu Gothic" w:eastAsia="Yu Gothic" w:hAnsi="Yu Gothic"/>
-                <w:b w:val="false"/>
-                <w:bCs w:val="false"/>
-                <w:sz w:val="18"/>
-                <w:szCs w:val="18"/>
-              </w:rPr>
-              <w:t xml:space="preserve">項目割りで見つけた抜け</w:t>
-            </w:r>
-          </w:p>
-        </w:tc>
-        <w:tc>
-          <w:tcPr>
-            <w:tcW w:type="dxa" w:w="3929"/>
-            <w:tcBorders>
-              <w:top w:val="single" w:color="A6B8D0" w:sz="4"/>
-              <w:left w:val="single" w:color="A6B8D0" w:sz="4"/>
-              <w:bottom w:val="single" w:color="A6B8D0" w:sz="4"/>
-              <w:right w:val="single" w:color="A6B8D0" w:sz="4"/>
-            </w:tcBorders>
-            <w:tcMar>
-              <w:top w:type="dxa" w:w="50"/>
-              <w:left w:type="dxa" w:w="90"/>
-              <w:bottom w:type="dxa" w:w="50"/>
-              <w:right w:type="dxa" w:w="90"/>
-            </w:tcMar>
-          </w:tcPr>
-          <w:p>
-            <w:pPr>
-              <w:keepNext/>
-              <w:keepLines/>
-              <w:spacing w:after="0" w:before="0" w:line="280"/>
-            </w:pPr>
-            <w:r>
-              <w:rPr>
-                <w:rFonts w:ascii="Yu Gothic" w:eastAsia="Yu Gothic" w:hAnsi="Yu Gothic"/>
-                <w:b w:val="false"/>
-                <w:bCs w:val="false"/>
-                <w:sz w:val="18"/>
-                <w:szCs w:val="18"/>
-              </w:rPr>
-              <w:t xml:space="preserve">撮影情報（位置情報等）の除去</w:t>
-            </w:r>
-          </w:p>
-        </w:tc>
-      </w:tr>
-      <w:tr>
-        <w:trPr>
-          <w:cantSplit/>
-          <w:tblHeader w:val="off"/>
-        </w:trPr>
-        <w:tc>
-          <w:tcPr>
-            <w:tcW w:type="dxa" w:w="830"/>
-            <w:tcBorders>
-              <w:top w:val="single" w:color="A6B8D0" w:sz="4"/>
-              <w:left w:val="single" w:color="A6B8D0" w:sz="4"/>
-              <w:bottom w:val="single" w:color="A6B8D0" w:sz="4"/>
-              <w:right w:val="single" w:color="A6B8D0" w:sz="4"/>
-            </w:tcBorders>
-            <w:tcMar>
-              <w:top w:type="dxa" w:w="50"/>
-              <w:left w:type="dxa" w:w="90"/>
-              <w:bottom w:type="dxa" w:w="50"/>
-              <w:right w:type="dxa" w:w="90"/>
-            </w:tcMar>
-          </w:tcPr>
-          <w:p>
-            <w:pPr>
-              <w:keepNext w:val="false"/>
-              <w:keepLines/>
-              <w:spacing w:after="0" w:before="0" w:line="280"/>
-            </w:pPr>
-            <w:r>
-              <w:rPr>
-                <w:rFonts w:ascii="Yu Gothic" w:eastAsia="Yu Gothic" w:hAnsi="Yu Gothic"/>
-                <w:b w:val="false"/>
-                <w:bCs w:val="false"/>
-                <w:sz w:val="18"/>
-                <w:szCs w:val="18"/>
-              </w:rPr>
-              <w:t xml:space="preserve">A-15</w:t>
-            </w:r>
-          </w:p>
-        </w:tc>
-        <w:tc>
-          <w:tcPr>
-            <w:tcW w:type="dxa" w:w="4879"/>
-            <w:tcBorders>
-              <w:top w:val="single" w:color="A6B8D0" w:sz="4"/>
-              <w:left w:val="single" w:color="A6B8D0" w:sz="4"/>
-              <w:bottom w:val="single" w:color="A6B8D0" w:sz="4"/>
-              <w:right w:val="single" w:color="A6B8D0" w:sz="4"/>
-            </w:tcBorders>
-            <w:tcMar>
-              <w:top w:type="dxa" w:w="50"/>
-              <w:left w:type="dxa" w:w="90"/>
-              <w:bottom w:type="dxa" w:w="50"/>
-              <w:right w:type="dxa" w:w="90"/>
-            </w:tcMar>
-          </w:tcPr>
-          <w:p>
-            <w:pPr>
-              <w:keepNext w:val="false"/>
-              <w:keepLines/>
-              <w:spacing w:after="0" w:before="0" w:line="280"/>
-            </w:pPr>
-            <w:r>
-              <w:rPr>
-                <w:rFonts w:ascii="Yu Gothic" w:eastAsia="Yu Gothic" w:hAnsi="Yu Gothic"/>
-                <w:b w:val="false"/>
-                <w:bCs w:val="false"/>
-                <w:sz w:val="18"/>
-                <w:szCs w:val="18"/>
-              </w:rPr>
-              <w:t xml:space="preserve">項目割りで見つけた抜け</w:t>
-            </w:r>
-          </w:p>
-        </w:tc>
-        <w:tc>
-          <w:tcPr>
-            <w:tcW w:type="dxa" w:w="3929"/>
+            <w:tcW w:type="dxa" w:w="4772"/>
             <w:tcBorders>
               <w:top w:val="single" w:color="A6B8D0" w:sz="4"/>
               <w:left w:val="single" w:color="A6B8D0" w:sz="4"/>
@@ -2805,7 +1617,7 @@
                 <w:sz w:val="18"/>
                 <w:szCs w:val="18"/>
               </w:rPr>
-              <w:t xml:space="preserve">処理の順序は「識別番号の発行と読み込み、次に原本の指紋、次に（SNS用のみ）縮小と色空間の変換、次に可視署名（入れる場合。縮小の後の大きさで描く）、次に撮影情報の除去、次に不可視透かし、次に出力の PDQ、次に符号化（JPEG 等のバイトにする）とファイルの権利の記載（3.6）、次にマニフェストの作成、次に C2PA署名（時刻証明つき。マニフェストを符号化したバイトに埋め込む）、次に一時の名前で書く、次に出力の SHA-256、次に作品データの記録、次に出力の名前の確定」とする</w:t>
+              <w:t xml:space="preserve">処理の順序は「識別番号の発行と読み込み、次に原本の指紋、次に（SNS用のみ）縮小と色空間の変換、次に可視署名（入れる場合。縮小の後の大きさで描く）、次に撮影情報の除去、次に不可視透かし、次に出力の PDQ、次に符号化（JPEG 等のバイトにする）とファイルの権利の記載（3.6）、次にマニフェストの作成、次に C2PA署名（時刻証明つき。マニフェストを符号化したバイトに埋め込む）、次に一時の名前で書く、次に出力の SHA-256、次に作品データの記録、次に読み戻しの検証、次に出力の名前の確定」とする</w:t>
             </w:r>
           </w:p>
         </w:tc>
@@ -4022,8 +2834,8 @@
         </w:tblBorders>
       </w:tblPr>
       <w:tblGrid>
-        <w:gridCol w:w="1870"/>
-        <w:gridCol w:w="7768"/>
+        <w:gridCol w:w="1951"/>
+        <w:gridCol w:w="7687"/>
       </w:tblGrid>
       <w:tr>
         <w:trPr>
@@ -4032,7 +2844,7 @@
         </w:trPr>
         <w:tc>
           <w:tcPr>
-            <w:tcW w:type="dxa" w:w="1870"/>
+            <w:tcW w:type="dxa" w:w="1951"/>
             <w:tcBorders>
               <w:top w:val="single" w:color="A6B8D0" w:sz="4"/>
               <w:left w:val="single" w:color="A6B8D0" w:sz="4"/>
@@ -4067,7 +2879,7 @@
         </w:tc>
         <w:tc>
           <w:tcPr>
-            <w:tcW w:type="dxa" w:w="7768"/>
+            <w:tcW w:type="dxa" w:w="7687"/>
             <w:tcBorders>
               <w:top w:val="single" w:color="A6B8D0" w:sz="4"/>
               <w:left w:val="single" w:color="A6B8D0" w:sz="4"/>
@@ -4108,7 +2920,7 @@
         </w:trPr>
         <w:tc>
           <w:tcPr>
-            <w:tcW w:type="dxa" w:w="1870"/>
+            <w:tcW w:type="dxa" w:w="1951"/>
             <w:tcBorders>
               <w:top w:val="single" w:color="A6B8D0" w:sz="4"/>
               <w:left w:val="single" w:color="A6B8D0" w:sz="4"/>
@@ -4142,7 +2954,7 @@
         </w:tc>
         <w:tc>
           <w:tcPr>
-            <w:tcW w:type="dxa" w:w="7768"/>
+            <w:tcW w:type="dxa" w:w="7687"/>
             <w:tcBorders>
               <w:top w:val="single" w:color="A6B8D0" w:sz="4"/>
               <w:left w:val="single" w:color="A6B8D0" w:sz="4"/>
@@ -4182,7 +2994,7 @@
         </w:trPr>
         <w:tc>
           <w:tcPr>
-            <w:tcW w:type="dxa" w:w="1870"/>
+            <w:tcW w:type="dxa" w:w="1951"/>
             <w:tcBorders>
               <w:top w:val="single" w:color="A6B8D0" w:sz="4"/>
               <w:left w:val="single" w:color="A6B8D0" w:sz="4"/>
@@ -4216,7 +3028,7 @@
         </w:tc>
         <w:tc>
           <w:tcPr>
-            <w:tcW w:type="dxa" w:w="7768"/>
+            <w:tcW w:type="dxa" w:w="7687"/>
             <w:tcBorders>
               <w:top w:val="single" w:color="A6B8D0" w:sz="4"/>
               <w:left w:val="single" w:color="A6B8D0" w:sz="4"/>
@@ -4256,7 +3068,7 @@
         </w:trPr>
         <w:tc>
           <w:tcPr>
-            <w:tcW w:type="dxa" w:w="1870"/>
+            <w:tcW w:type="dxa" w:w="1951"/>
             <w:tcBorders>
               <w:top w:val="single" w:color="A6B8D0" w:sz="4"/>
               <w:left w:val="single" w:color="A6B8D0" w:sz="4"/>
@@ -4290,7 +3102,7 @@
         </w:tc>
         <w:tc>
           <w:tcPr>
-            <w:tcW w:type="dxa" w:w="7768"/>
+            <w:tcW w:type="dxa" w:w="7687"/>
             <w:tcBorders>
               <w:top w:val="single" w:color="A6B8D0" w:sz="4"/>
               <w:left w:val="single" w:color="A6B8D0" w:sz="4"/>
@@ -4330,7 +3142,7 @@
         </w:trPr>
         <w:tc>
           <w:tcPr>
-            <w:tcW w:type="dxa" w:w="1870"/>
+            <w:tcW w:type="dxa" w:w="1951"/>
             <w:tcBorders>
               <w:top w:val="single" w:color="A6B8D0" w:sz="4"/>
               <w:left w:val="single" w:color="A6B8D0" w:sz="4"/>
@@ -4364,7 +3176,7 @@
         </w:tc>
         <w:tc>
           <w:tcPr>
-            <w:tcW w:type="dxa" w:w="7768"/>
+            <w:tcW w:type="dxa" w:w="7687"/>
             <w:tcBorders>
               <w:top w:val="single" w:color="A6B8D0" w:sz="4"/>
               <w:left w:val="single" w:color="A6B8D0" w:sz="4"/>
@@ -4404,7 +3216,7 @@
         </w:trPr>
         <w:tc>
           <w:tcPr>
-            <w:tcW w:type="dxa" w:w="1870"/>
+            <w:tcW w:type="dxa" w:w="1951"/>
             <w:tcBorders>
               <w:top w:val="single" w:color="A6B8D0" w:sz="4"/>
               <w:left w:val="single" w:color="A6B8D0" w:sz="4"/>
@@ -4432,13 +3244,13 @@
                 <w:sz w:val="18"/>
                 <w:szCs w:val="18"/>
               </w:rPr>
-              <w:t xml:space="preserve">既に C2PA署名がある画像</w:t>
-            </w:r>
-          </w:p>
-        </w:tc>
-        <w:tc>
-          <w:tcPr>
-            <w:tcW w:type="dxa" w:w="7768"/>
+              <w:t xml:space="preserve">グレースケール、アルファ付き、CMYK</w:t>
+            </w:r>
+          </w:p>
+        </w:tc>
+        <w:tc>
+          <w:tcPr>
+            <w:tcW w:type="dxa" w:w="7687"/>
             <w:tcBorders>
               <w:top w:val="single" w:color="A6B8D0" w:sz="4"/>
               <w:left w:val="single" w:color="A6B8D0" w:sz="4"/>
@@ -4466,187 +3278,7 @@
                 <w:sz w:val="18"/>
                 <w:szCs w:val="18"/>
               </w:rPr>
-              <w:t xml:space="preserve">マニフェストを検証し、次のとおり扱う（第2章 4.6「他人の C2PA署名がある画像を書き出す場合」）。①自分（今の個人のルート、または過去の個人のルート。第2章 3.6「過去の個人のルート」）の C2PA署名：素材として取り込み、新しい出力に履歴をつなぐ。②カメラ・現像や編集のソフト（C2PA に対応するカメラ、Lightroom・Photoshop の Content Credentials 等）の C2PA署名で、人の身元の記録（CAWG の身元の記録 </w:t>
-            </w:r>
-            <w:r>
-              <w:rPr>
-                <w:rFonts w:ascii="Consolas" w:eastAsia="Yu Gothic" w:hAnsi="Consolas"/>
-                <w:b w:val="false"/>
-                <w:bCs w:val="false"/>
-                <w:sz w:val="18"/>
-                <w:szCs w:val="18"/>
-              </w:rPr>
-              <w:t xml:space="preserve">cawg.identity</w:t>
-            </w:r>
-            <w:r>
-              <w:rPr>
-                <w:rFonts w:ascii="Yu Gothic" w:eastAsia="Yu Gothic" w:hAnsi="Yu Gothic"/>
-                <w:b w:val="false"/>
-                <w:bCs w:val="false"/>
-                <w:sz w:val="18"/>
-                <w:szCs w:val="18"/>
-              </w:rPr>
-              <w:t xml:space="preserve">、本システムの </w:t>
-            </w:r>
-            <w:r>
-              <w:rPr>
-                <w:rFonts w:ascii="Consolas" w:eastAsia="Yu Gothic" w:hAnsi="Consolas"/>
-                <w:b w:val="false"/>
-                <w:bCs w:val="false"/>
-                <w:sz w:val="18"/>
-                <w:szCs w:val="18"/>
-              </w:rPr>
-              <w:t xml:space="preserve">jp.nrsd.rights</w:t>
-            </w:r>
-            <w:r>
-              <w:rPr>
-                <w:rFonts w:ascii="Yu Gothic" w:eastAsia="Yu Gothic" w:hAnsi="Yu Gothic"/>
-                <w:b w:val="false"/>
-                <w:bCs w:val="false"/>
-                <w:sz w:val="18"/>
-                <w:szCs w:val="18"/>
-              </w:rPr>
-              <w:t xml:space="preserve">）を持たないもの：素材（parentOf）として取り込み、前の C2PA署名を消さずに履歴につなぐ。前の署名者は検証する者に見える。素材のマニフェストは出力のマニフェストの集まりに同梱されて公開されるため、素材のマニフェストのうち位置・機種・通し番号を含み得るメタデータのアサーション（</w:t>
-            </w:r>
-            <w:r>
-              <w:rPr>
-                <w:rFonts w:ascii="Consolas" w:eastAsia="Yu Gothic" w:hAnsi="Consolas"/>
-                <w:b w:val="false"/>
-                <w:bCs w:val="false"/>
-                <w:sz w:val="18"/>
-                <w:szCs w:val="18"/>
-              </w:rPr>
-              <w:t xml:space="preserve">c2pa.metadata</w:t>
-            </w:r>
-            <w:r>
-              <w:rPr>
-                <w:rFonts w:ascii="Yu Gothic" w:eastAsia="Yu Gothic" w:hAnsi="Yu Gothic"/>
-                <w:b w:val="false"/>
-                <w:bCs w:val="false"/>
-                <w:sz w:val="18"/>
-                <w:szCs w:val="18"/>
-              </w:rPr>
-              <w:t xml:space="preserve">、旧版の </w:t>
-            </w:r>
-            <w:r>
-              <w:rPr>
-                <w:rFonts w:ascii="Consolas" w:eastAsia="Yu Gothic" w:hAnsi="Consolas"/>
-                <w:b w:val="false"/>
-                <w:bCs w:val="false"/>
-                <w:sz w:val="18"/>
-                <w:szCs w:val="18"/>
-              </w:rPr>
-              <w:t xml:space="preserve">stds.exif</w:t>
-            </w:r>
-            <w:r>
-              <w:rPr>
-                <w:rFonts w:ascii="Yu Gothic" w:eastAsia="Yu Gothic" w:hAnsi="Yu Gothic"/>
-                <w:b w:val="false"/>
-                <w:bCs w:val="false"/>
-                <w:sz w:val="18"/>
-                <w:szCs w:val="18"/>
-              </w:rPr>
-              <w:t xml:space="preserve">・</w:t>
-            </w:r>
-            <w:r>
-              <w:rPr>
-                <w:rFonts w:ascii="Consolas" w:eastAsia="Yu Gothic" w:hAnsi="Consolas"/>
-                <w:b w:val="false"/>
-                <w:bCs w:val="false"/>
-                <w:sz w:val="18"/>
-                <w:szCs w:val="18"/>
-              </w:rPr>
-              <w:t xml:space="preserve">stds.iptc</w:t>
-            </w:r>
-            <w:r>
-              <w:rPr>
-                <w:rFonts w:ascii="Yu Gothic" w:eastAsia="Yu Gothic" w:hAnsi="Yu Gothic"/>
-                <w:b w:val="false"/>
-                <w:bCs w:val="false"/>
-                <w:sz w:val="18"/>
-                <w:szCs w:val="18"/>
-              </w:rPr>
-              <w:t xml:space="preserve">）を墨消しする（3.8「素材のマニフェストの墨消し」）。③他の人の身元の記録を持つ C2PA署名で、その者との承認書・共同の権利の書面を取り込んでいる（第2章 5「承認と共同の権利」）場合：素材として取り込み、その者を記名する。④他の人の身元の記録を持つ C2PA署名で、関係がない場合：処理しない（先の C2PA署名・付け替えにアプリを使わせないため。D-5-3「権利者を装う者による行為（先の署名、署名の付け替えおよび逆の申立て）は防げないものとし、照合の手がかりを示す。判定は行わない」）。「他の人の C2PA署名があります」と理由を示す。⑤マニフェストに改ざんを示す番号（</w:t>
-            </w:r>
-            <w:r>
-              <w:rPr>
-                <w:rFonts w:ascii="Consolas" w:eastAsia="Yu Gothic" w:hAnsi="Consolas"/>
-                <w:b w:val="false"/>
-                <w:bCs w:val="false"/>
-                <w:sz w:val="18"/>
-                <w:szCs w:val="18"/>
-              </w:rPr>
-              <w:t xml:space="preserve">claimSignature.mismatch</w:t>
-            </w:r>
-            <w:r>
-              <w:rPr>
-                <w:rFonts w:ascii="Yu Gothic" w:eastAsia="Yu Gothic" w:hAnsi="Yu Gothic"/>
-                <w:b w:val="false"/>
-                <w:bCs w:val="false"/>
-                <w:sz w:val="18"/>
-                <w:szCs w:val="18"/>
-              </w:rPr>
-              <w:t xml:space="preserve">、</w:t>
-            </w:r>
-            <w:r>
-              <w:rPr>
-                <w:rFonts w:ascii="Consolas" w:eastAsia="Yu Gothic" w:hAnsi="Consolas"/>
-                <w:b w:val="false"/>
-                <w:bCs w:val="false"/>
-                <w:sz w:val="18"/>
-                <w:szCs w:val="18"/>
-              </w:rPr>
-              <w:t xml:space="preserve">assertion.dataHash.mismatch</w:t>
-            </w:r>
-            <w:r>
-              <w:rPr>
-                <w:rFonts w:ascii="Yu Gothic" w:eastAsia="Yu Gothic" w:hAnsi="Yu Gothic"/>
-                <w:b w:val="false"/>
-                <w:bCs w:val="false"/>
-                <w:sz w:val="18"/>
-                <w:szCs w:val="18"/>
-              </w:rPr>
-              <w:t xml:space="preserve"> 等。10.2）がある場合：処理しない（来歴の確かめられない画像に上から C2PA署名すると、他人の C2PA署名を書き潰す行為と区別できないため）。利用者には、原本から処理し直すよう案内する。署名者が信頼の一覧に無いこと（</w:t>
-            </w:r>
-            <w:r>
-              <w:rPr>
-                <w:rFonts w:ascii="Consolas" w:eastAsia="Yu Gothic" w:hAnsi="Consolas"/>
-                <w:b w:val="false"/>
-                <w:bCs w:val="false"/>
-                <w:sz w:val="18"/>
-                <w:szCs w:val="18"/>
-              </w:rPr>
-              <w:t xml:space="preserve">signingCredential.untrusted</w:t>
-            </w:r>
-            <w:r>
-              <w:rPr>
-                <w:rFonts w:ascii="Yu Gothic" w:eastAsia="Yu Gothic" w:hAnsi="Yu Gothic"/>
-                <w:b w:val="false"/>
-                <w:bCs w:val="false"/>
-                <w:sz w:val="18"/>
-                <w:szCs w:val="18"/>
-              </w:rPr>
-              <w:t xml:space="preserve">）は Valid の条件ではなく（C2PA 2.4 の 14.3.5「Valid Manifest」）、処理を止める理由にしない（利用者自身の過去の出力も、この番号を持つ）。証明書の有効期間の外であること（</w:t>
-            </w:r>
-            <w:r>
-              <w:rPr>
-                <w:rFonts w:ascii="Consolas" w:eastAsia="Yu Gothic" w:hAnsi="Consolas"/>
-                <w:b w:val="false"/>
-                <w:bCs w:val="false"/>
-                <w:sz w:val="18"/>
-                <w:szCs w:val="18"/>
-              </w:rPr>
-              <w:t xml:space="preserve">claimSignature.outsideValidity</w:t>
-            </w:r>
-            <w:r>
-              <w:rPr>
-                <w:rFonts w:ascii="Yu Gothic" w:eastAsia="Yu Gothic" w:hAnsi="Yu Gothic"/>
-                <w:b w:val="false"/>
-                <w:bCs w:val="false"/>
-                <w:sz w:val="18"/>
-                <w:szCs w:val="18"/>
-              </w:rPr>
-              <w:t xml:space="preserve">）は改ざんを示すものではなく、①〜④のとおり扱い、「署名に使った証明書の期限が切れています」と示す（第2章 3.4「期限と入力の誤り」）</w:t>
+              <w:t xml:space="preserve">グレースケールは RGB に広げて処理し、出力も RGB（ビット数は保つ）。アルファは保ち、透かしと可視署名は RGB の面に入れる。CMYK の TIFF は画素を読まず原本の指紋のみとし、sRGB・Adobe RGB の写真に現像してから使うよう案内する</w:t>
             </w:r>
           </w:p>
         </w:tc>
@@ -4658,7 +3290,7 @@
         </w:trPr>
         <w:tc>
           <w:tcPr>
-            <w:tcW w:type="dxa" w:w="1870"/>
+            <w:tcW w:type="dxa" w:w="1951"/>
             <w:tcBorders>
               <w:top w:val="single" w:color="A6B8D0" w:sz="4"/>
               <w:left w:val="single" w:color="A6B8D0" w:sz="4"/>
@@ -4686,13 +3318,13 @@
                 <w:sz w:val="18"/>
                 <w:szCs w:val="18"/>
               </w:rPr>
-              <w:t xml:space="preserve">向き（EXIF の Orientation）</w:t>
-            </w:r>
-          </w:p>
-        </w:tc>
-        <w:tc>
-          <w:tcPr>
-            <w:tcW w:type="dxa" w:w="7768"/>
+              <w:t xml:space="preserve">既に C2PA署名がある画像</w:t>
+            </w:r>
+          </w:p>
+        </w:tc>
+        <w:tc>
+          <w:tcPr>
+            <w:tcW w:type="dxa" w:w="7687"/>
             <w:tcBorders>
               <w:top w:val="single" w:color="A6B8D0" w:sz="4"/>
               <w:left w:val="single" w:color="A6B8D0" w:sz="4"/>
@@ -4720,7 +3352,187 @@
                 <w:sz w:val="18"/>
                 <w:szCs w:val="18"/>
               </w:rPr>
-              <w:t xml:space="preserve">画素を正しい向きに回してから処理し、出力では Orientation を「そのまま」にする</w:t>
+              <w:t xml:space="preserve">マニフェストを検証し、次のとおり扱う（第2章 4.6「他人の C2PA署名がある画像を書き出す場合」）。①自分（今の個人のルート、または過去の個人のルート。第2章 3.6「過去の個人のルート」）の C2PA署名：素材として取り込み、新しい出力に履歴をつなぐ。②カメラ・現像や編集のソフト（C2PA に対応するカメラ、Lightroom・Photoshop の Content Credentials 等）の C2PA署名で、人の身元の記録（CAWG の身元の記録 </w:t>
+            </w:r>
+            <w:r>
+              <w:rPr>
+                <w:rFonts w:ascii="Consolas" w:eastAsia="Yu Gothic" w:hAnsi="Consolas"/>
+                <w:b w:val="false"/>
+                <w:bCs w:val="false"/>
+                <w:sz w:val="18"/>
+                <w:szCs w:val="18"/>
+              </w:rPr>
+              <w:t xml:space="preserve">cawg.identity</w:t>
+            </w:r>
+            <w:r>
+              <w:rPr>
+                <w:rFonts w:ascii="Yu Gothic" w:eastAsia="Yu Gothic" w:hAnsi="Yu Gothic"/>
+                <w:b w:val="false"/>
+                <w:bCs w:val="false"/>
+                <w:sz w:val="18"/>
+                <w:szCs w:val="18"/>
+              </w:rPr>
+              <w:t xml:space="preserve">、本システムの </w:t>
+            </w:r>
+            <w:r>
+              <w:rPr>
+                <w:rFonts w:ascii="Consolas" w:eastAsia="Yu Gothic" w:hAnsi="Consolas"/>
+                <w:b w:val="false"/>
+                <w:bCs w:val="false"/>
+                <w:sz w:val="18"/>
+                <w:szCs w:val="18"/>
+              </w:rPr>
+              <w:t xml:space="preserve">jp.nrsd.rights</w:t>
+            </w:r>
+            <w:r>
+              <w:rPr>
+                <w:rFonts w:ascii="Yu Gothic" w:eastAsia="Yu Gothic" w:hAnsi="Yu Gothic"/>
+                <w:b w:val="false"/>
+                <w:bCs w:val="false"/>
+                <w:sz w:val="18"/>
+                <w:szCs w:val="18"/>
+              </w:rPr>
+              <w:t xml:space="preserve">）を持たないもの：素材（parentOf）として取り込み、前の C2PA署名を消さずに履歴につなぐ。前の署名者は検証する者に見える。素材のマニフェストは出力のマニフェストの集まりに同梱されて公開されるため、素材のマニフェストのうち位置・機種・通し番号を含み得るメタデータのアサーション（</w:t>
+            </w:r>
+            <w:r>
+              <w:rPr>
+                <w:rFonts w:ascii="Consolas" w:eastAsia="Yu Gothic" w:hAnsi="Consolas"/>
+                <w:b w:val="false"/>
+                <w:bCs w:val="false"/>
+                <w:sz w:val="18"/>
+                <w:szCs w:val="18"/>
+              </w:rPr>
+              <w:t xml:space="preserve">c2pa.metadata</w:t>
+            </w:r>
+            <w:r>
+              <w:rPr>
+                <w:rFonts w:ascii="Yu Gothic" w:eastAsia="Yu Gothic" w:hAnsi="Yu Gothic"/>
+                <w:b w:val="false"/>
+                <w:bCs w:val="false"/>
+                <w:sz w:val="18"/>
+                <w:szCs w:val="18"/>
+              </w:rPr>
+              <w:t xml:space="preserve">、旧版の </w:t>
+            </w:r>
+            <w:r>
+              <w:rPr>
+                <w:rFonts w:ascii="Consolas" w:eastAsia="Yu Gothic" w:hAnsi="Consolas"/>
+                <w:b w:val="false"/>
+                <w:bCs w:val="false"/>
+                <w:sz w:val="18"/>
+                <w:szCs w:val="18"/>
+              </w:rPr>
+              <w:t xml:space="preserve">stds.exif</w:t>
+            </w:r>
+            <w:r>
+              <w:rPr>
+                <w:rFonts w:ascii="Yu Gothic" w:eastAsia="Yu Gothic" w:hAnsi="Yu Gothic"/>
+                <w:b w:val="false"/>
+                <w:bCs w:val="false"/>
+                <w:sz w:val="18"/>
+                <w:szCs w:val="18"/>
+              </w:rPr>
+              <w:t xml:space="preserve">・</w:t>
+            </w:r>
+            <w:r>
+              <w:rPr>
+                <w:rFonts w:ascii="Consolas" w:eastAsia="Yu Gothic" w:hAnsi="Consolas"/>
+                <w:b w:val="false"/>
+                <w:bCs w:val="false"/>
+                <w:sz w:val="18"/>
+                <w:szCs w:val="18"/>
+              </w:rPr>
+              <w:t xml:space="preserve">stds.iptc</w:t>
+            </w:r>
+            <w:r>
+              <w:rPr>
+                <w:rFonts w:ascii="Yu Gothic" w:eastAsia="Yu Gothic" w:hAnsi="Yu Gothic"/>
+                <w:b w:val="false"/>
+                <w:bCs w:val="false"/>
+                <w:sz w:val="18"/>
+                <w:szCs w:val="18"/>
+              </w:rPr>
+              <w:t xml:space="preserve">）を墨消しする（3.8「素材のマニフェストの墨消し」）。③他の人の身元の記録を持つ C2PA署名で、その者との承認書・共同の権利の書面を取り込んでいる（第2章 5「承認と共同の権利」）場合：素材として取り込み、その者を記名する。④他の人の身元の記録を持つ C2PA署名で、関係がない場合：処理しない（先の C2PA署名・付け替えにアプリを使わせないため。D-5-3「権利者を装う者による行為（先の署名、署名の付け替えおよび逆の申立て）は防げないものとし、照合の手がかりを示す。判定は行わない」）。「他の人の C2PA署名があります」と理由を示す。⑤マニフェストに改ざんを示す番号（</w:t>
+            </w:r>
+            <w:r>
+              <w:rPr>
+                <w:rFonts w:ascii="Consolas" w:eastAsia="Yu Gothic" w:hAnsi="Consolas"/>
+                <w:b w:val="false"/>
+                <w:bCs w:val="false"/>
+                <w:sz w:val="18"/>
+                <w:szCs w:val="18"/>
+              </w:rPr>
+              <w:t xml:space="preserve">claimSignature.mismatch</w:t>
+            </w:r>
+            <w:r>
+              <w:rPr>
+                <w:rFonts w:ascii="Yu Gothic" w:eastAsia="Yu Gothic" w:hAnsi="Yu Gothic"/>
+                <w:b w:val="false"/>
+                <w:bCs w:val="false"/>
+                <w:sz w:val="18"/>
+                <w:szCs w:val="18"/>
+              </w:rPr>
+              <w:t xml:space="preserve">、</w:t>
+            </w:r>
+            <w:r>
+              <w:rPr>
+                <w:rFonts w:ascii="Consolas" w:eastAsia="Yu Gothic" w:hAnsi="Consolas"/>
+                <w:b w:val="false"/>
+                <w:bCs w:val="false"/>
+                <w:sz w:val="18"/>
+                <w:szCs w:val="18"/>
+              </w:rPr>
+              <w:t xml:space="preserve">assertion.dataHash.mismatch</w:t>
+            </w:r>
+            <w:r>
+              <w:rPr>
+                <w:rFonts w:ascii="Yu Gothic" w:eastAsia="Yu Gothic" w:hAnsi="Yu Gothic"/>
+                <w:b w:val="false"/>
+                <w:bCs w:val="false"/>
+                <w:sz w:val="18"/>
+                <w:szCs w:val="18"/>
+              </w:rPr>
+              <w:t xml:space="preserve"> 等。10.2）がある場合：処理しない（来歴の確かめられない画像に上から C2PA署名すると、他人の C2PA署名を書き潰す行為と区別できないため）。利用者には、原本から処理し直すよう案内する。署名者が信頼の一覧に無いこと（</w:t>
+            </w:r>
+            <w:r>
+              <w:rPr>
+                <w:rFonts w:ascii="Consolas" w:eastAsia="Yu Gothic" w:hAnsi="Consolas"/>
+                <w:b w:val="false"/>
+                <w:bCs w:val="false"/>
+                <w:sz w:val="18"/>
+                <w:szCs w:val="18"/>
+              </w:rPr>
+              <w:t xml:space="preserve">signingCredential.untrusted</w:t>
+            </w:r>
+            <w:r>
+              <w:rPr>
+                <w:rFonts w:ascii="Yu Gothic" w:eastAsia="Yu Gothic" w:hAnsi="Yu Gothic"/>
+                <w:b w:val="false"/>
+                <w:bCs w:val="false"/>
+                <w:sz w:val="18"/>
+                <w:szCs w:val="18"/>
+              </w:rPr>
+              <w:t xml:space="preserve">）は Valid の条件ではなく（C2PA 2.4 の 14.3.5「Valid Manifest」）、処理を止める理由にしない（利用者自身の過去の出力も、この番号を持つ）。証明書の有効期間の外であること（</w:t>
+            </w:r>
+            <w:r>
+              <w:rPr>
+                <w:rFonts w:ascii="Consolas" w:eastAsia="Yu Gothic" w:hAnsi="Consolas"/>
+                <w:b w:val="false"/>
+                <w:bCs w:val="false"/>
+                <w:sz w:val="18"/>
+                <w:szCs w:val="18"/>
+              </w:rPr>
+              <w:t xml:space="preserve">claimSignature.outsideValidity</w:t>
+            </w:r>
+            <w:r>
+              <w:rPr>
+                <w:rFonts w:ascii="Yu Gothic" w:eastAsia="Yu Gothic" w:hAnsi="Yu Gothic"/>
+                <w:b w:val="false"/>
+                <w:bCs w:val="false"/>
+                <w:sz w:val="18"/>
+                <w:szCs w:val="18"/>
+              </w:rPr>
+              <w:t xml:space="preserve">）は改ざんを示すものではなく、①〜④のとおり扱い、「署名に使った証明書の期限が切れています」と示す（第2章 3.4「期限と入力の誤り」）</w:t>
             </w:r>
           </w:p>
         </w:tc>
@@ -4732,7 +3544,7 @@
         </w:trPr>
         <w:tc>
           <w:tcPr>
-            <w:tcW w:type="dxa" w:w="1870"/>
+            <w:tcW w:type="dxa" w:w="1951"/>
             <w:tcBorders>
               <w:top w:val="single" w:color="A6B8D0" w:sz="4"/>
               <w:left w:val="single" w:color="A6B8D0" w:sz="4"/>
@@ -4760,13 +3572,87 @@
                 <w:sz w:val="18"/>
                 <w:szCs w:val="18"/>
               </w:rPr>
+              <w:t xml:space="preserve">向き（EXIF の Orientation）</w:t>
+            </w:r>
+          </w:p>
+        </w:tc>
+        <w:tc>
+          <w:tcPr>
+            <w:tcW w:type="dxa" w:w="7687"/>
+            <w:tcBorders>
+              <w:top w:val="single" w:color="A6B8D0" w:sz="4"/>
+              <w:left w:val="single" w:color="A6B8D0" w:sz="4"/>
+              <w:bottom w:val="single" w:color="A6B8D0" w:sz="4"/>
+              <w:right w:val="single" w:color="A6B8D0" w:sz="4"/>
+            </w:tcBorders>
+            <w:tcMar>
+              <w:top w:type="dxa" w:w="50"/>
+              <w:left w:type="dxa" w:w="90"/>
+              <w:bottom w:type="dxa" w:w="50"/>
+              <w:right w:type="dxa" w:w="90"/>
+            </w:tcMar>
+          </w:tcPr>
+          <w:p>
+            <w:pPr>
+              <w:keepNext w:val="false"/>
+              <w:keepLines/>
+              <w:spacing w:after="0" w:before="0" w:line="280"/>
+            </w:pPr>
+            <w:r>
+              <w:rPr>
+                <w:rFonts w:ascii="Yu Gothic" w:eastAsia="Yu Gothic" w:hAnsi="Yu Gothic"/>
+                <w:b w:val="false"/>
+                <w:bCs w:val="false"/>
+                <w:sz w:val="18"/>
+                <w:szCs w:val="18"/>
+              </w:rPr>
+              <w:t xml:space="preserve">画素を正しい向きに回してから処理し、出力では Orientation を「そのまま」にする</w:t>
+            </w:r>
+          </w:p>
+        </w:tc>
+      </w:tr>
+      <w:tr>
+        <w:trPr>
+          <w:cantSplit/>
+          <w:tblHeader w:val="off"/>
+        </w:trPr>
+        <w:tc>
+          <w:tcPr>
+            <w:tcW w:type="dxa" w:w="1951"/>
+            <w:tcBorders>
+              <w:top w:val="single" w:color="A6B8D0" w:sz="4"/>
+              <w:left w:val="single" w:color="A6B8D0" w:sz="4"/>
+              <w:bottom w:val="single" w:color="A6B8D0" w:sz="4"/>
+              <w:right w:val="single" w:color="A6B8D0" w:sz="4"/>
+            </w:tcBorders>
+            <w:tcMar>
+              <w:top w:type="dxa" w:w="50"/>
+              <w:left w:type="dxa" w:w="90"/>
+              <w:bottom w:type="dxa" w:w="50"/>
+              <w:right w:type="dxa" w:w="90"/>
+            </w:tcMar>
+          </w:tcPr>
+          <w:p>
+            <w:pPr>
+              <w:keepNext w:val="false"/>
+              <w:keepLines/>
+              <w:spacing w:after="0" w:before="0" w:line="280"/>
+            </w:pPr>
+            <w:r>
+              <w:rPr>
+                <w:rFonts w:ascii="Yu Gothic" w:eastAsia="Yu Gothic" w:hAnsi="Yu Gothic"/>
+                <w:b w:val="false"/>
+                <w:bCs w:val="false"/>
+                <w:sz w:val="18"/>
+                <w:szCs w:val="18"/>
+              </w:rPr>
               <w:t xml:space="preserve">色（ICC プロファイル）</w:t>
             </w:r>
           </w:p>
         </w:tc>
         <w:tc>
           <w:tcPr>
-            <w:tcW w:type="dxa" w:w="7768"/>
+            <w:tcW w:type="dxa" w:w="7687"/>
             <w:tcBorders>
               <w:top w:val="single" w:color="A6B8D0" w:sz="4"/>
               <w:left w:val="single" w:color="A6B8D0" w:sz="4"/>
@@ -4794,7 +3680,27 @@
                 <w:sz w:val="18"/>
                 <w:szCs w:val="18"/>
               </w:rPr>
-              <w:t xml:space="preserve">保持する。sRGB でない場合も変換しない（第4章の SNS 用の出力は sRGB に変換。第4章 14.2「処理」）</w:t>
+              <w:t xml:space="preserve">保持する。ICC が無く EXIF の ColorSpace が Uncalibrated で InteropIndex が </w:t>
+            </w:r>
+            <w:r>
+              <w:rPr>
+                <w:rFonts w:ascii="Consolas" w:eastAsia="Yu Gothic" w:hAnsi="Consolas"/>
+                <w:b w:val="false"/>
+                <w:bCs w:val="false"/>
+                <w:sz w:val="18"/>
+                <w:szCs w:val="18"/>
+              </w:rPr>
+              <w:t xml:space="preserve">R03</w:t>
+            </w:r>
+            <w:r>
+              <w:rPr>
+                <w:rFonts w:ascii="Yu Gothic" w:eastAsia="Yu Gothic" w:hAnsi="Yu Gothic"/>
+                <w:b w:val="false"/>
+                <w:bCs w:val="false"/>
+                <w:sz w:val="18"/>
+                <w:szCs w:val="18"/>
+              </w:rPr>
+              <w:t xml:space="preserve"> の写真は Adobe RGB とみなす（Exif の規約。DCF の拡張色空間）。sRGB でない場合も変換しない（第4章の SNS 用の出力は sRGB に変換。第4章 14.3「縮小・色の変換・JPEG の書き出し」）</w:t>
             </w:r>
           </w:p>
         </w:tc>
@@ -4804,6 +3710,42 @@
       <w:pPr>
         <w:spacing w:after="100" w:before="0"/>
       </w:pPr>
+    </w:p>
+    <w:p>
+      <w:pPr>
+        <w:pStyle w:val="ListParagraph"/>
+        <w:keepNext/>
+        <w:keepLines/>
+        <w:numPr>
+          <w:ilvl w:val="0"/>
+          <w:numId w:val="2"/>
+        </w:numPr>
+        <w:spacing w:after="20" w:before="20" w:line="300"/>
+      </w:pPr>
+      <w:r>
+        <w:rPr>
+          <w:rFonts w:ascii="Yu Gothic" w:eastAsia="Yu Gothic" w:hAnsi="Yu Gothic"/>
+        </w:rPr>
+        <w:t xml:space="preserve">記憶の上限：画素を読む前に、見出しの縦横とビット数から1枚の記憶の見積もり（縦×横×1画素のバイト数。8ビットの RGBA で4、16ビットの RGBA で8）を出し、読み込みの上限をその値で与える（image の既定の上限512MiB は16ビットの大きな写真に足りない。1億画素は RGBA8 で約381MiB、RGBA16 で約763MiB。60,000,000画素なら約229MiB と約458MiB）。</w:t>
+      </w:r>
+    </w:p>
+    <w:p>
+      <w:pPr>
+        <w:pStyle w:val="ListParagraph"/>
+        <w:keepNext w:val="false"/>
+        <w:keepLines/>
+        <w:numPr>
+          <w:ilvl w:val="0"/>
+          <w:numId w:val="2"/>
+        </w:numPr>
+        <w:spacing w:after="20" w:before="20" w:line="300"/>
+      </w:pPr>
+      <w:r>
+        <w:rPr>
+          <w:rFonts w:ascii="Yu Gothic" w:eastAsia="Yu Gothic" w:hAnsi="Yu Gothic"/>
+        </w:rPr>
+        <w:t xml:space="preserve">脅威 T-19（権限の昇格）：悪性のフォント・画像でアプリの中心の脆弱性を突く。攻撃する者：ファイルを渡す者。狙う資産：アプリの中心。残る破れ：部品の未知の脆弱性</w:t>
+      </w:r>
     </w:p>
     <w:p>
       <w:pPr>
@@ -4942,7 +3884,7 @@
           </w:tcPr>
           <w:p>
             <w:pPr>
-              <w:keepNext/>
+              <w:keepNext w:val="false"/>
               <w:keepLines/>
               <w:spacing w:after="0" w:before="0" w:line="280"/>
             </w:pPr>
@@ -4976,7 +3918,7 @@
           </w:tcPr>
           <w:p>
             <w:pPr>
-              <w:keepNext/>
+              <w:keepNext w:val="false"/>
               <w:keepLines/>
               <w:spacing w:after="0" w:before="0" w:line="280"/>
             </w:pPr>
@@ -5016,7 +3958,7 @@
           </w:tcPr>
           <w:p>
             <w:pPr>
-              <w:keepNext/>
+              <w:keepNext w:val="false"/>
               <w:keepLines/>
               <w:spacing w:after="0" w:before="0" w:line="280"/>
             </w:pPr>
@@ -5050,7 +3992,7 @@
           </w:tcPr>
           <w:p>
             <w:pPr>
-              <w:keepNext/>
+              <w:keepNext w:val="false"/>
               <w:keepLines/>
               <w:spacing w:after="0" w:before="0" w:line="280"/>
             </w:pPr>
@@ -5090,7 +4032,7 @@
           </w:tcPr>
           <w:p>
             <w:pPr>
-              <w:keepNext/>
+              <w:keepNext w:val="false"/>
               <w:keepLines/>
               <w:spacing w:after="0" w:before="0" w:line="280"/>
             </w:pPr>
@@ -5124,7 +4066,7 @@
           </w:tcPr>
           <w:p>
             <w:pPr>
-              <w:keepNext/>
+              <w:keepNext w:val="false"/>
               <w:keepLines/>
               <w:spacing w:after="0" w:before="0" w:line="280"/>
             </w:pPr>
@@ -5204,7 +4146,7 @@
           </w:tcPr>
           <w:p>
             <w:pPr>
-              <w:keepNext/>
+              <w:keepNext w:val="false"/>
               <w:keepLines/>
               <w:spacing w:after="0" w:before="0" w:line="280"/>
             </w:pPr>
@@ -5238,7 +4180,7 @@
           </w:tcPr>
           <w:p>
             <w:pPr>
-              <w:keepNext/>
+              <w:keepNext w:val="false"/>
               <w:keepLines/>
               <w:spacing w:after="0" w:before="0" w:line="280"/>
             </w:pPr>
@@ -5378,7 +4320,7 @@
           </w:tcPr>
           <w:p>
             <w:pPr>
-              <w:keepNext/>
+              <w:keepNext w:val="false"/>
               <w:keepLines/>
               <w:spacing w:after="0" w:before="0" w:line="280"/>
             </w:pPr>
@@ -5412,7 +4354,7 @@
           </w:tcPr>
           <w:p>
             <w:pPr>
-              <w:keepNext/>
+              <w:keepNext w:val="false"/>
               <w:keepLines/>
               <w:spacing w:after="0" w:before="0" w:line="280"/>
             </w:pPr>
@@ -5434,7 +4376,7 @@
                 <w:sz w:val="18"/>
                 <w:szCs w:val="18"/>
               </w:rPr>
-              <w:t xml:space="preserve">：ハンドルネーム。</w:t>
+              <w:t xml:space="preserve">、</w:t>
             </w:r>
             <w:r>
               <w:rPr>
@@ -5454,7 +4396,7 @@
                 <w:sz w:val="18"/>
                 <w:szCs w:val="18"/>
               </w:rPr>
-              <w:t xml:space="preserve">：著作権表示（例：</w:t>
+              <w:t xml:space="preserve">、</w:t>
             </w:r>
             <w:r>
               <w:rPr>
@@ -5464,17 +4406,17 @@
                 <w:sz w:val="18"/>
                 <w:szCs w:val="18"/>
               </w:rPr>
-              <w:t xml:space="preserve">© 2026 &lt;ハンドルネーム&gt;</w:t>
-            </w:r>
-            <w:r>
-              <w:rPr>
-                <w:rFonts w:ascii="Yu Gothic" w:eastAsia="Yu Gothic" w:hAnsi="Yu Gothic"/>
-                <w:b w:val="false"/>
-                <w:bCs w:val="false"/>
-                <w:sz w:val="18"/>
-                <w:szCs w:val="18"/>
-              </w:rPr>
-              <w:t xml:space="preserve">）。</w:t>
+              <w:t xml:space="preserve">xmpRights:UsageTerms</w:t>
+            </w:r>
+            <w:r>
+              <w:rPr>
+                <w:rFonts w:ascii="Yu Gothic" w:eastAsia="Yu Gothic" w:hAnsi="Yu Gothic"/>
+                <w:b w:val="false"/>
+                <w:bCs w:val="false"/>
+                <w:sz w:val="18"/>
+                <w:szCs w:val="18"/>
+              </w:rPr>
+              <w:t xml:space="preserve">、</w:t>
             </w:r>
             <w:r>
               <w:rPr>
@@ -5484,26 +4426,6 @@
                 <w:sz w:val="18"/>
                 <w:szCs w:val="18"/>
               </w:rPr>
-              <w:t xml:space="preserve">xmpRights:UsageTerms</w:t>
-            </w:r>
-            <w:r>
-              <w:rPr>
-                <w:rFonts w:ascii="Yu Gothic" w:eastAsia="Yu Gothic" w:hAnsi="Yu Gothic"/>
-                <w:b w:val="false"/>
-                <w:bCs w:val="false"/>
-                <w:sz w:val="18"/>
-                <w:szCs w:val="18"/>
-              </w:rPr>
-              <w:t xml:space="preserve">：利用条件の要約（許可範囲の名称、第5章「権利文書」。言語ごとに持てる）。</w:t>
-            </w:r>
-            <w:r>
-              <w:rPr>
-                <w:rFonts w:ascii="Consolas" w:eastAsia="Yu Gothic" w:hAnsi="Consolas"/>
-                <w:b w:val="false"/>
-                <w:bCs w:val="false"/>
-                <w:sz w:val="18"/>
-                <w:szCs w:val="18"/>
-              </w:rPr>
               <w:t xml:space="preserve">xmpRights:WebStatement</w:t>
             </w:r>
             <w:r>
@@ -5514,7 +4436,7 @@
                 <w:sz w:val="18"/>
                 <w:szCs w:val="18"/>
               </w:rPr>
-              <w:t xml:space="preserve">：権利情報の所在（公開ページの権利情報の URL）</w:t>
+              <w:t xml:space="preserve">（値は 3.6「ファイルの権利の記載（IPTC の写真のメタデータ）」の表と同じ）</w:t>
             </w:r>
           </w:p>
         </w:tc>
@@ -5542,7 +4464,7 @@
           </w:tcPr>
           <w:p>
             <w:pPr>
-              <w:keepNext/>
+              <w:keepNext w:val="false"/>
               <w:keepLines/>
               <w:spacing w:after="0" w:before="0" w:line="280"/>
             </w:pPr>
@@ -5576,7 +4498,7 @@
           </w:tcPr>
           <w:p>
             <w:pPr>
-              <w:keepNext/>
+              <w:keepNext w:val="false"/>
               <w:keepLines/>
               <w:spacing w:after="0" w:before="0" w:line="280"/>
             </w:pPr>
@@ -5636,7 +4558,7 @@
           </w:tcPr>
           <w:p>
             <w:pPr>
-              <w:keepNext/>
+              <w:keepNext w:val="false"/>
               <w:keepLines/>
               <w:spacing w:after="0" w:before="0" w:line="280"/>
             </w:pPr>
@@ -5670,19 +4592,39 @@
           </w:tcPr>
           <w:p>
             <w:pPr>
-              <w:keepNext/>
-              <w:keepLines/>
-              <w:spacing w:after="0" w:before="0" w:line="280"/>
-            </w:pPr>
-            <w:r>
-              <w:rPr>
-                <w:rFonts w:ascii="Yu Gothic" w:eastAsia="Yu Gothic" w:hAnsi="Yu Gothic"/>
-                <w:b w:val="false"/>
-                <w:bCs w:val="false"/>
-                <w:sz w:val="18"/>
-                <w:szCs w:val="18"/>
-              </w:rPr>
-              <w:t xml:space="preserve">識別番号、原本の SHA-256 と画素の大きさ、許可範囲の ID と版、同封文書の SHA-256（受け渡し用のみ）、共同の権利者のハンドルネーム、主たる権利者（承認を受けた者の出力の場合）、参照情報の版</w:t>
+              <w:keepNext w:val="false"/>
+              <w:keepLines/>
+              <w:spacing w:after="0" w:before="0" w:line="280"/>
+            </w:pPr>
+            <w:r>
+              <w:rPr>
+                <w:rFonts w:ascii="Yu Gothic" w:eastAsia="Yu Gothic" w:hAnsi="Yu Gothic"/>
+                <w:b w:val="false"/>
+                <w:bCs w:val="false"/>
+                <w:sz w:val="18"/>
+                <w:szCs w:val="18"/>
+              </w:rPr>
+              <w:t xml:space="preserve">識別番号、ISCC（6）、原本の SHA-256 と画素の大きさ、許可範囲の ID と版、同封文書の SHA-256（受け渡し用のみ）、共同の権利者のハンドルネーム、主たる権利者（承認を受けた者の出力の場合）、参照情報の版、使った参照情報の文言の各ファイルの SHA-256、撮影名（10.1 の可搬の名前から元に戻すため。元のファイル名は本名等を含み得るため公開のマニフェストには入れず、作品データと </w:t>
+            </w:r>
+            <w:r>
+              <w:rPr>
+                <w:rFonts w:ascii="Consolas" w:eastAsia="Yu Gothic" w:hAnsi="Consolas"/>
+                <w:b w:val="false"/>
+                <w:bCs w:val="false"/>
+                <w:sz w:val="18"/>
+                <w:szCs w:val="18"/>
+              </w:rPr>
+              <w:t xml:space="preserve">00_INDEX.txt</w:t>
+            </w:r>
+            <w:r>
+              <w:rPr>
+                <w:rFonts w:ascii="Yu Gothic" w:eastAsia="Yu Gothic" w:hAnsi="Yu Gothic"/>
+                <w:b w:val="false"/>
+                <w:bCs w:val="false"/>
+                <w:sz w:val="18"/>
+                <w:szCs w:val="18"/>
+              </w:rPr>
+              <w:t xml:space="preserve"> にだけ残す）（2026-09-30 NRSD の要求）</w:t>
             </w:r>
           </w:p>
         </w:tc>
@@ -5710,7 +4652,7 @@
           </w:tcPr>
           <w:p>
             <w:pPr>
-              <w:keepNext/>
+              <w:keepNext w:val="false"/>
               <w:keepLines/>
               <w:spacing w:after="0" w:before="0" w:line="280"/>
             </w:pPr>
@@ -5744,7 +4686,7 @@
           </w:tcPr>
           <w:p>
             <w:pPr>
-              <w:keepNext/>
+              <w:keepNext w:val="false"/>
               <w:keepLines/>
               <w:spacing w:after="0" w:before="0" w:line="280"/>
             </w:pPr>
@@ -5854,7 +4796,7 @@
           </w:tcPr>
           <w:p>
             <w:pPr>
-              <w:keepNext/>
+              <w:keepNext w:val="false"/>
               <w:keepLines/>
               <w:spacing w:after="0" w:before="0" w:line="280"/>
             </w:pPr>
@@ -5888,7 +4830,7 @@
           </w:tcPr>
           <w:p>
             <w:pPr>
-              <w:keepNext/>
+              <w:keepNext w:val="false"/>
               <w:keepLines/>
               <w:spacing w:after="0" w:before="0" w:line="280"/>
             </w:pPr>
@@ -5901,6 +4843,170 @@
                 <w:szCs w:val="18"/>
               </w:rPr>
               <w:t xml:space="preserve">出力の縮小画像（出力そのものの縮小なので、公開してよい情報。C2PA 2.4 の 18.13）</w:t>
+            </w:r>
+          </w:p>
+        </w:tc>
+      </w:tr>
+      <w:tr>
+        <w:trPr>
+          <w:cantSplit/>
+          <w:tblHeader w:val="off"/>
+        </w:trPr>
+        <w:tc>
+          <w:tcPr>
+            <w:tcW w:type="dxa" w:w="2330"/>
+            <w:tcBorders>
+              <w:top w:val="single" w:color="A6B8D0" w:sz="4"/>
+              <w:left w:val="single" w:color="A6B8D0" w:sz="4"/>
+              <w:bottom w:val="single" w:color="A6B8D0" w:sz="4"/>
+              <w:right w:val="single" w:color="A6B8D0" w:sz="4"/>
+            </w:tcBorders>
+            <w:tcMar>
+              <w:top w:type="dxa" w:w="50"/>
+              <w:left w:type="dxa" w:w="90"/>
+              <w:bottom w:type="dxa" w:w="50"/>
+              <w:right w:type="dxa" w:w="90"/>
+            </w:tcMar>
+          </w:tcPr>
+          <w:p>
+            <w:pPr>
+              <w:keepNext w:val="false"/>
+              <w:keepLines/>
+              <w:spacing w:after="0" w:before="0" w:line="280"/>
+            </w:pPr>
+            <w:r>
+              <w:rPr>
+                <w:rFonts w:ascii="Yu Gothic" w:eastAsia="Yu Gothic" w:hAnsi="Yu Gothic"/>
+                <w:b w:val="false"/>
+                <w:bCs w:val="false"/>
+                <w:sz w:val="18"/>
+                <w:szCs w:val="18"/>
+              </w:rPr>
+              <w:t xml:space="preserve">（claim の属性）</w:t>
+            </w:r>
+          </w:p>
+        </w:tc>
+        <w:tc>
+          <w:tcPr>
+            <w:tcW w:type="dxa" w:w="7308"/>
+            <w:tcBorders>
+              <w:top w:val="single" w:color="A6B8D0" w:sz="4"/>
+              <w:left w:val="single" w:color="A6B8D0" w:sz="4"/>
+              <w:bottom w:val="single" w:color="A6B8D0" w:sz="4"/>
+              <w:right w:val="single" w:color="A6B8D0" w:sz="4"/>
+            </w:tcBorders>
+            <w:tcMar>
+              <w:top w:type="dxa" w:w="50"/>
+              <w:left w:type="dxa" w:w="90"/>
+              <w:bottom w:type="dxa" w:w="50"/>
+              <w:right w:type="dxa" w:w="90"/>
+            </w:tcMar>
+          </w:tcPr>
+          <w:p>
+            <w:pPr>
+              <w:keepNext w:val="false"/>
+              <w:keepLines/>
+              <w:spacing w:after="0" w:before="0" w:line="280"/>
+            </w:pPr>
+            <w:r>
+              <w:rPr>
+                <w:rFonts w:ascii="Consolas" w:eastAsia="Yu Gothic" w:hAnsi="Consolas"/>
+                <w:b w:val="false"/>
+                <w:bCs w:val="false"/>
+                <w:sz w:val="18"/>
+                <w:szCs w:val="18"/>
+              </w:rPr>
+              <w:t xml:space="preserve">claim_generator</w:t>
+            </w:r>
+            <w:r>
+              <w:rPr>
+                <w:rFonts w:ascii="Yu Gothic" w:eastAsia="Yu Gothic" w:hAnsi="Yu Gothic"/>
+                <w:b w:val="false"/>
+                <w:bCs w:val="false"/>
+                <w:sz w:val="18"/>
+                <w:szCs w:val="18"/>
+              </w:rPr>
+              <w:t xml:space="preserve">＝</w:t>
+            </w:r>
+            <w:r>
+              <w:rPr>
+                <w:rFonts w:ascii="Consolas" w:eastAsia="Yu Gothic" w:hAnsi="Consolas"/>
+                <w:b w:val="false"/>
+                <w:bCs w:val="false"/>
+                <w:sz w:val="18"/>
+                <w:szCs w:val="18"/>
+              </w:rPr>
+              <w:t xml:space="preserve">c2pa4cosplayer/&lt;版&gt;</w:t>
+            </w:r>
+            <w:r>
+              <w:rPr>
+                <w:rFonts w:ascii="Yu Gothic" w:eastAsia="Yu Gothic" w:hAnsi="Yu Gothic"/>
+                <w:b w:val="false"/>
+                <w:bCs w:val="false"/>
+                <w:sz w:val="18"/>
+                <w:szCs w:val="18"/>
+              </w:rPr>
+              <w:t xml:space="preserve">、</w:t>
+            </w:r>
+            <w:r>
+              <w:rPr>
+                <w:rFonts w:ascii="Consolas" w:eastAsia="Yu Gothic" w:hAnsi="Consolas"/>
+                <w:b w:val="false"/>
+                <w:bCs w:val="false"/>
+                <w:sz w:val="18"/>
+                <w:szCs w:val="18"/>
+              </w:rPr>
+              <w:t xml:space="preserve">title</w:t>
+            </w:r>
+            <w:r>
+              <w:rPr>
+                <w:rFonts w:ascii="Yu Gothic" w:eastAsia="Yu Gothic" w:hAnsi="Yu Gothic"/>
+                <w:b w:val="false"/>
+                <w:bCs w:val="false"/>
+                <w:sz w:val="18"/>
+                <w:szCs w:val="18"/>
+              </w:rPr>
+              <w:t xml:space="preserve">＝可搬の名前（10.1。元の名前は入れない）、素材の </w:t>
+            </w:r>
+            <w:r>
+              <w:rPr>
+                <w:rFonts w:ascii="Consolas" w:eastAsia="Yu Gothic" w:hAnsi="Consolas"/>
+                <w:b w:val="false"/>
+                <w:bCs w:val="false"/>
+                <w:sz w:val="18"/>
+                <w:szCs w:val="18"/>
+              </w:rPr>
+              <w:t xml:space="preserve">instance_id</w:t>
+            </w:r>
+            <w:r>
+              <w:rPr>
+                <w:rFonts w:ascii="Yu Gothic" w:eastAsia="Yu Gothic" w:hAnsi="Yu Gothic"/>
+                <w:b w:val="false"/>
+                <w:bCs w:val="false"/>
+                <w:sz w:val="18"/>
+                <w:szCs w:val="18"/>
+              </w:rPr>
+              <w:t xml:space="preserve">＝</w:t>
+            </w:r>
+            <w:r>
+              <w:rPr>
+                <w:rFonts w:ascii="Consolas" w:eastAsia="Yu Gothic" w:hAnsi="Consolas"/>
+                <w:b w:val="false"/>
+                <w:bCs w:val="false"/>
+                <w:sz w:val="18"/>
+                <w:szCs w:val="18"/>
+              </w:rPr>
+              <w:t xml:space="preserve">xmp:iid:&lt;UUID v7&gt;</w:t>
+            </w:r>
+            <w:r>
+              <w:rPr>
+                <w:rFonts w:ascii="Yu Gothic" w:eastAsia="Yu Gothic" w:hAnsi="Yu Gothic"/>
+                <w:b w:val="false"/>
+                <w:bCs w:val="false"/>
+                <w:sz w:val="18"/>
+                <w:szCs w:val="18"/>
+              </w:rPr>
+              <w:t xml:space="preserve">（XMP の識別子の形）</w:t>
             </w:r>
           </w:p>
         </w:tc>
@@ -7871,7 +6977,7 @@
                 <w:sz w:val="18"/>
                 <w:szCs w:val="18"/>
               </w:rPr>
-              <w:t xml:space="preserve">第4章 14.2「処理」の sRGB への変換</w:t>
+              <w:t xml:space="preserve">第4章 14.3「縮小・色の変換・JPEG の書き出し」の sRGB への変換</w:t>
             </w:r>
           </w:p>
         </w:tc>
@@ -8614,7 +7720,19 @@
         <w:rPr>
           <w:rFonts w:ascii="Yu Gothic" w:eastAsia="Yu Gothic" w:hAnsi="Yu Gothic"/>
         </w:rPr>
-        <w:t xml:space="preserve"> の形で入れる（C2PA 技術仕様 2.1 以降）。時刻の対象は署名の値である。c2pa-rs に TSA の URL を渡して作らせる。</w:t>
+        <w:t xml:space="preserve"> の形で入れる（C2PA 技術仕様 2.1 以降）。時刻の対象は署名の値である。時刻証明の要求と応答の検証は 4 のとおり自前の実装で行い、c2pa-rs の署名の入口（Signer の時刻証明の要求を送る関数）にその実装を渡して、c2pa-rs が </w:t>
+      </w:r>
+      <w:r>
+        <w:rPr>
+          <w:rFonts w:ascii="Consolas" w:eastAsia="Yu Gothic" w:hAnsi="Consolas"/>
+        </w:rPr>
+        <w:t xml:space="preserve">sigTst2</w:t>
+      </w:r>
+      <w:r>
+        <w:rPr>
+          <w:rFonts w:ascii="Yu Gothic" w:eastAsia="Yu Gothic" w:hAnsi="Yu Gothic"/>
+        </w:rPr>
+        <w:t xml:space="preserve"> に入れる。</w:t>
       </w:r>
     </w:p>
     <w:p>
@@ -8641,9 +7759,9 @@
         </w:tblBorders>
       </w:tblPr>
       <w:tblGrid>
-        <w:gridCol w:w="2432"/>
-        <w:gridCol w:w="2535"/>
-        <w:gridCol w:w="4671"/>
+        <w:gridCol w:w="1273"/>
+        <w:gridCol w:w="5084"/>
+        <w:gridCol w:w="3281"/>
       </w:tblGrid>
       <w:tr>
         <w:trPr>
@@ -8652,7 +7770,7 @@
         </w:trPr>
         <w:tc>
           <w:tcPr>
-            <w:tcW w:type="dxa" w:w="2432"/>
+            <w:tcW w:type="dxa" w:w="1273"/>
             <w:tcBorders>
               <w:top w:val="single" w:color="A6B8D0" w:sz="4"/>
               <w:left w:val="single" w:color="A6B8D0" w:sz="4"/>
@@ -8687,7 +7805,7 @@
         </w:tc>
         <w:tc>
           <w:tcPr>
-            <w:tcW w:type="dxa" w:w="2535"/>
+            <w:tcW w:type="dxa" w:w="5084"/>
             <w:tcBorders>
               <w:top w:val="single" w:color="A6B8D0" w:sz="4"/>
               <w:left w:val="single" w:color="A6B8D0" w:sz="4"/>
@@ -8722,7 +7840,7 @@
         </w:tc>
         <w:tc>
           <w:tcPr>
-            <w:tcW w:type="dxa" w:w="4671"/>
+            <w:tcW w:type="dxa" w:w="3281"/>
             <w:tcBorders>
               <w:top w:val="single" w:color="A6B8D0" w:sz="4"/>
               <w:left w:val="single" w:color="A6B8D0" w:sz="4"/>
@@ -8763,7 +7881,7 @@
         </w:trPr>
         <w:tc>
           <w:tcPr>
-            <w:tcW w:type="dxa" w:w="2432"/>
+            <w:tcW w:type="dxa" w:w="1273"/>
             <w:tcBorders>
               <w:top w:val="single" w:color="A6B8D0" w:sz="4"/>
               <w:left w:val="single" w:color="A6B8D0" w:sz="4"/>
@@ -8797,7 +7915,7 @@
         </w:tc>
         <w:tc>
           <w:tcPr>
-            <w:tcW w:type="dxa" w:w="2535"/>
+            <w:tcW w:type="dxa" w:w="5084"/>
             <w:tcBorders>
               <w:top w:val="single" w:color="A6B8D0" w:sz="4"/>
               <w:left w:val="single" w:color="A6B8D0" w:sz="4"/>
@@ -8831,7 +7949,7 @@
         </w:tc>
         <w:tc>
           <w:tcPr>
-            <w:tcW w:type="dxa" w:w="4671"/>
+            <w:tcW w:type="dxa" w:w="3281"/>
             <w:tcBorders>
               <w:top w:val="single" w:color="A6B8D0" w:sz="4"/>
               <w:left w:val="single" w:color="A6B8D0" w:sz="4"/>
@@ -8871,7 +7989,7 @@
         </w:trPr>
         <w:tc>
           <w:tcPr>
-            <w:tcW w:type="dxa" w:w="2432"/>
+            <w:tcW w:type="dxa" w:w="1273"/>
             <w:tcBorders>
               <w:top w:val="single" w:color="A6B8D0" w:sz="4"/>
               <w:left w:val="single" w:color="A6B8D0" w:sz="4"/>
@@ -8905,7 +8023,7 @@
         </w:tc>
         <w:tc>
           <w:tcPr>
-            <w:tcW w:type="dxa" w:w="2535"/>
+            <w:tcW w:type="dxa" w:w="5084"/>
             <w:tcBorders>
               <w:top w:val="single" w:color="A6B8D0" w:sz="4"/>
               <w:left w:val="single" w:color="A6B8D0" w:sz="4"/>
@@ -8939,7 +8057,7 @@
         </w:tc>
         <w:tc>
           <w:tcPr>
-            <w:tcW w:type="dxa" w:w="4671"/>
+            <w:tcW w:type="dxa" w:w="3281"/>
             <w:tcBorders>
               <w:top w:val="single" w:color="A6B8D0" w:sz="4"/>
               <w:left w:val="single" w:color="A6B8D0" w:sz="4"/>
@@ -8967,7 +8085,7 @@
                 <w:sz w:val="18"/>
                 <w:szCs w:val="18"/>
               </w:rPr>
-              <w:t xml:space="preserve">「{ハンドルネーム}（{告知先アカウント}）」</w:t>
+              <w:t xml:space="preserve">「{ハンドルネーム}（{告知先アカウント}）」（告知先アカウントが複数なら先頭の1つ）</w:t>
             </w:r>
           </w:p>
         </w:tc>
@@ -8979,7 +8097,7 @@
         </w:trPr>
         <w:tc>
           <w:tcPr>
-            <w:tcW w:type="dxa" w:w="2432"/>
+            <w:tcW w:type="dxa" w:w="1273"/>
             <w:tcBorders>
               <w:top w:val="single" w:color="A6B8D0" w:sz="4"/>
               <w:left w:val="single" w:color="A6B8D0" w:sz="4"/>
@@ -9013,7 +8131,7 @@
         </w:tc>
         <w:tc>
           <w:tcPr>
-            <w:tcW w:type="dxa" w:w="2535"/>
+            <w:tcW w:type="dxa" w:w="5084"/>
             <w:tcBorders>
               <w:top w:val="single" w:color="A6B8D0" w:sz="4"/>
               <w:left w:val="single" w:color="A6B8D0" w:sz="4"/>
@@ -9047,7 +8165,7 @@
         </w:tc>
         <w:tc>
           <w:tcPr>
-            <w:tcW w:type="dxa" w:w="4671"/>
+            <w:tcW w:type="dxa" w:w="3281"/>
             <w:tcBorders>
               <w:top w:val="single" w:color="A6B8D0" w:sz="4"/>
               <w:left w:val="single" w:color="A6B8D0" w:sz="4"/>
@@ -9107,7 +8225,7 @@
         </w:trPr>
         <w:tc>
           <w:tcPr>
-            <w:tcW w:type="dxa" w:w="2432"/>
+            <w:tcW w:type="dxa" w:w="1273"/>
             <w:tcBorders>
               <w:top w:val="single" w:color="A6B8D0" w:sz="4"/>
               <w:left w:val="single" w:color="A6B8D0" w:sz="4"/>
@@ -9141,7 +8259,7 @@
         </w:tc>
         <w:tc>
           <w:tcPr>
-            <w:tcW w:type="dxa" w:w="2535"/>
+            <w:tcW w:type="dxa" w:w="5084"/>
             <w:tcBorders>
               <w:top w:val="single" w:color="A6B8D0" w:sz="4"/>
               <w:left w:val="single" w:color="A6B8D0" w:sz="4"/>
@@ -9175,7 +8293,7 @@
         </w:tc>
         <w:tc>
           <w:tcPr>
-            <w:tcW w:type="dxa" w:w="4671"/>
+            <w:tcW w:type="dxa" w:w="3281"/>
             <w:tcBorders>
               <w:top w:val="single" w:color="A6B8D0" w:sz="4"/>
               <w:left w:val="single" w:color="A6B8D0" w:sz="4"/>
@@ -9235,7 +8353,7 @@
         </w:trPr>
         <w:tc>
           <w:tcPr>
-            <w:tcW w:type="dxa" w:w="2432"/>
+            <w:tcW w:type="dxa" w:w="1273"/>
             <w:tcBorders>
               <w:top w:val="single" w:color="A6B8D0" w:sz="4"/>
               <w:left w:val="single" w:color="A6B8D0" w:sz="4"/>
@@ -9269,7 +8387,7 @@
         </w:tc>
         <w:tc>
           <w:tcPr>
-            <w:tcW w:type="dxa" w:w="2535"/>
+            <w:tcW w:type="dxa" w:w="5084"/>
             <w:tcBorders>
               <w:top w:val="single" w:color="A6B8D0" w:sz="4"/>
               <w:left w:val="single" w:color="A6B8D0" w:sz="4"/>
@@ -9303,7 +8421,7 @@
         </w:tc>
         <w:tc>
           <w:tcPr>
-            <w:tcW w:type="dxa" w:w="4671"/>
+            <w:tcW w:type="dxa" w:w="3281"/>
             <w:tcBorders>
               <w:top w:val="single" w:color="A6B8D0" w:sz="4"/>
               <w:left w:val="single" w:color="A6B8D0" w:sz="4"/>
@@ -9343,7 +8461,7 @@
         </w:trPr>
         <w:tc>
           <w:tcPr>
-            <w:tcW w:type="dxa" w:w="2432"/>
+            <w:tcW w:type="dxa" w:w="1273"/>
             <w:tcBorders>
               <w:top w:val="single" w:color="A6B8D0" w:sz="4"/>
               <w:left w:val="single" w:color="A6B8D0" w:sz="4"/>
@@ -9377,7 +8495,7 @@
         </w:tc>
         <w:tc>
           <w:tcPr>
-            <w:tcW w:type="dxa" w:w="2535"/>
+            <w:tcW w:type="dxa" w:w="5084"/>
             <w:tcBorders>
               <w:top w:val="single" w:color="A6B8D0" w:sz="4"/>
               <w:left w:val="single" w:color="A6B8D0" w:sz="4"/>
@@ -9431,7 +8549,7 @@
         </w:tc>
         <w:tc>
           <w:tcPr>
-            <w:tcW w:type="dxa" w:w="4671"/>
+            <w:tcW w:type="dxa" w:w="3281"/>
             <w:tcBorders>
               <w:top w:val="single" w:color="A6B8D0" w:sz="4"/>
               <w:left w:val="single" w:color="A6B8D0" w:sz="4"/>
@@ -9459,7 +8577,27 @@
                 <w:sz w:val="18"/>
                 <w:szCs w:val="18"/>
               </w:rPr>
-              <w:t xml:space="preserve">告知先アカウントの URL（利用の許諾を問い合わせる先）</w:t>
+              <w:t xml:space="preserve">告知先アカウントの URL（利用の許諾を問い合わせる先。複数なら </w:t>
+            </w:r>
+            <w:r>
+              <w:rPr>
+                <w:rFonts w:ascii="Consolas" w:eastAsia="Yu Gothic" w:hAnsi="Consolas"/>
+                <w:b w:val="false"/>
+                <w:bCs w:val="false"/>
+                <w:sz w:val="18"/>
+                <w:szCs w:val="18"/>
+              </w:rPr>
+              <w:t xml:space="preserve">plus:Licensor</w:t>
+            </w:r>
+            <w:r>
+              <w:rPr>
+                <w:rFonts w:ascii="Yu Gothic" w:eastAsia="Yu Gothic" w:hAnsi="Yu Gothic"/>
+                <w:b w:val="false"/>
+                <w:bCs w:val="false"/>
+                <w:sz w:val="18"/>
+                <w:szCs w:val="18"/>
+              </w:rPr>
+              <w:t xml:space="preserve"> を並びにして全部。IPTC の Licensor は並びを許す）</w:t>
             </w:r>
           </w:p>
         </w:tc>
@@ -9471,7 +8609,7 @@
         </w:trPr>
         <w:tc>
           <w:tcPr>
-            <w:tcW w:type="dxa" w:w="2432"/>
+            <w:tcW w:type="dxa" w:w="1273"/>
             <w:tcBorders>
               <w:top w:val="single" w:color="A6B8D0" w:sz="4"/>
               <w:left w:val="single" w:color="A6B8D0" w:sz="4"/>
@@ -9505,7 +8643,7 @@
         </w:tc>
         <w:tc>
           <w:tcPr>
-            <w:tcW w:type="dxa" w:w="2535"/>
+            <w:tcW w:type="dxa" w:w="5084"/>
             <w:tcBorders>
               <w:top w:val="single" w:color="A6B8D0" w:sz="4"/>
               <w:left w:val="single" w:color="A6B8D0" w:sz="4"/>
@@ -9565,11 +8703,21 @@
               </w:rPr>
               <w:t xml:space="preserve">Copyright</w:t>
             </w:r>
-          </w:p>
-        </w:tc>
-        <w:tc>
-          <w:tcPr>
-            <w:tcW w:type="dxa" w:w="4671"/>
+            <w:r>
+              <w:rPr>
+                <w:rFonts w:ascii="Yu Gothic" w:eastAsia="Yu Gothic" w:hAnsi="Yu Gothic"/>
+                <w:b w:val="false"/>
+                <w:bCs w:val="false"/>
+                <w:sz w:val="18"/>
+                <w:szCs w:val="18"/>
+              </w:rPr>
+              <w:t xml:space="preserve">（Exif 3.0（CIPA DC-008-2023）の UTF-8 の型で書く。日本語・中国語のハンドルネームが入る。IPTC との同期は IPTC-CIPA の Photo Metadata Mapping Guidelines に従う。Exif 3.0 を知らない読み手のために XMP の同じ項目を正とする（2026-10-01 NRSD の要求））</w:t>
+            </w:r>
+          </w:p>
+        </w:tc>
+        <w:tc>
+          <w:tcPr>
+            <w:tcW w:type="dxa" w:w="3281"/>
             <w:tcBorders>
               <w:top w:val="single" w:color="A6B8D0" w:sz="4"/>
               <w:left w:val="single" w:color="A6B8D0" w:sz="4"/>
@@ -9665,7 +8813,7 @@
     <w:p>
       <w:pPr>
         <w:pStyle w:val="ListParagraph"/>
-        <w:keepNext/>
+        <w:keepNext w:val="false"/>
         <w:keepLines/>
         <w:numPr>
           <w:ilvl w:val="0"/>
@@ -9690,6 +8838,17 @@
           <w:rFonts w:ascii="Yu Gothic" w:eastAsia="Yu Gothic" w:hAnsi="Yu Gothic"/>
         </w:rPr>
         <w:t xml:space="preserve"> の電話・電子メールの欄は使わない。</w:t>
+      </w:r>
+    </w:p>
+    <w:p>
+      <w:pPr>
+        <w:pStyle w:val="Heading3"/>
+      </w:pPr>
+      <w:r>
+        <w:rPr>
+          <w:rFonts w:ascii="Yu Gothic" w:eastAsia="Yu Gothic" w:hAnsi="Yu Gothic"/>
+        </w:rPr>
+        <w:t xml:space="preserve">3.6.1 形式ごとの書き込み</w:t>
       </w:r>
     </w:p>
     <w:p>
@@ -11330,7 +10489,187 @@
         <w:rPr>
           <w:rFonts w:ascii="Yu Gothic" w:eastAsia="Yu Gothic" w:hAnsi="Yu Gothic"/>
         </w:rPr>
-        <w:t xml:space="preserve">C2PA署名の時の TSA：DigiCert（timestamp.digicert.com）、次にGlobalSign、次にFreeTSA の順に試す（無料、RFC 3161。調査 署名処理 第4節）。</w:t>
+        <w:t xml:space="preserve">C2PA署名の時の TSA：DigiCert（timestamp.digicert.com）、GlobalSign、FreeTSA（無料、RFC 3161。調査 署名処理 第4節）の3つに並行して時刻証明を求め（要求は SHA-256、nonce つき、</w:t>
+      </w:r>
+      <w:r>
+        <w:rPr>
+          <w:rFonts w:ascii="Consolas" w:eastAsia="Yu Gothic" w:hAnsi="Consolas"/>
+        </w:rPr>
+        <w:t xml:space="preserve">certReq</w:t>
+      </w:r>
+      <w:r>
+        <w:rPr>
+          <w:rFonts w:ascii="Yu Gothic" w:eastAsia="Yu Gothic" w:hAnsi="Yu Gothic"/>
+        </w:rPr>
+        <w:t xml:space="preserve"> 真、policy の指定なし。RFC 3161 の既定）、応答した TSA すべての応答を保存する。C2PA署名の </w:t>
+      </w:r>
+      <w:r>
+        <w:rPr>
+          <w:rFonts w:ascii="Consolas" w:eastAsia="Yu Gothic" w:hAnsi="Consolas"/>
+        </w:rPr>
+        <w:t xml:space="preserve">sigTst2</w:t>
+      </w:r>
+      <w:r>
+        <w:rPr>
+          <w:rFonts w:ascii="Yu Gothic" w:eastAsia="Yu Gothic" w:hAnsi="Yu Gothic"/>
+        </w:rPr>
+        <w:t xml:space="preserve"> に入れるのは最初に得られた1つとし、残りは作品データの </w:t>
+      </w:r>
+      <w:r>
+        <w:rPr>
+          <w:rFonts w:ascii="Consolas" w:eastAsia="Yu Gothic" w:hAnsi="Consolas"/>
+        </w:rPr>
+        <w:t xml:space="preserve">tsa</w:t>
+      </w:r>
+      <w:r>
+        <w:rPr>
+          <w:rFonts w:ascii="Yu Gothic" w:eastAsia="Yu Gothic" w:hAnsi="Yu Gothic"/>
+        </w:rPr>
+        <w:t xml:space="preserve"> に添える（2026-09-30 NRSD の要求）。要求の作成と応答の検証は自前で実装し（RustCrypto の der・x509-cert・cms。第11章 4.1）、TSA の一覧は参照情報の </w:t>
+      </w:r>
+      <w:r>
+        <w:rPr>
+          <w:rFonts w:ascii="Consolas" w:eastAsia="Yu Gothic" w:hAnsi="Consolas"/>
+        </w:rPr>
+        <w:t xml:space="preserve">tsa.json</w:t>
+      </w:r>
+      <w:r>
+        <w:rPr>
+          <w:rFonts w:ascii="Yu Gothic" w:eastAsia="Yu Gothic" w:hAnsi="Yu Gothic"/>
+        </w:rPr>
+        <w:t xml:space="preserve">（1行は </w:t>
+      </w:r>
+      <w:r>
+        <w:rPr>
+          <w:rFonts w:ascii="Consolas" w:eastAsia="Yu Gothic" w:hAnsi="Consolas"/>
+        </w:rPr>
+        <w:t xml:space="preserve">id</w:t>
+      </w:r>
+      <w:r>
+        <w:rPr>
+          <w:rFonts w:ascii="Yu Gothic" w:eastAsia="Yu Gothic" w:hAnsi="Yu Gothic"/>
+        </w:rPr>
+        <w:t xml:space="preserve">、</w:t>
+      </w:r>
+      <w:r>
+        <w:rPr>
+          <w:rFonts w:ascii="Consolas" w:eastAsia="Yu Gothic" w:hAnsi="Consolas"/>
+        </w:rPr>
+        <w:t xml:space="preserve">name</w:t>
+      </w:r>
+      <w:r>
+        <w:rPr>
+          <w:rFonts w:ascii="Yu Gothic" w:eastAsia="Yu Gothic" w:hAnsi="Yu Gothic"/>
+        </w:rPr>
+        <w:t xml:space="preserve">、</w:t>
+      </w:r>
+      <w:r>
+        <w:rPr>
+          <w:rFonts w:ascii="Consolas" w:eastAsia="Yu Gothic" w:hAnsi="Consolas"/>
+        </w:rPr>
+        <w:t xml:space="preserve">url</w:t>
+      </w:r>
+      <w:r>
+        <w:rPr>
+          <w:rFonts w:ascii="Yu Gothic" w:eastAsia="Yu Gothic" w:hAnsi="Yu Gothic"/>
+        </w:rPr>
+        <w:t xml:space="preserve">、</w:t>
+      </w:r>
+      <w:r>
+        <w:rPr>
+          <w:rFonts w:ascii="Consolas" w:eastAsia="Yu Gothic" w:hAnsi="Consolas"/>
+        </w:rPr>
+        <w:t xml:space="preserve">roots</w:t>
+      </w:r>
+      <w:r>
+        <w:rPr>
+          <w:rFonts w:ascii="Yu Gothic" w:eastAsia="Yu Gothic" w:hAnsi="Yu Gothic"/>
+        </w:rPr>
+        <w:t xml:space="preserve">（PEM）、</w:t>
+      </w:r>
+      <w:r>
+        <w:rPr>
+          <w:rFonts w:ascii="Consolas" w:eastAsia="Yu Gothic" w:hAnsi="Consolas"/>
+        </w:rPr>
+        <w:t xml:space="preserve">kind</w:t>
+      </w:r>
+      <w:r>
+        <w:rPr>
+          <w:rFonts w:ascii="Yu Gothic" w:eastAsia="Yu Gothic" w:hAnsi="Yu Gothic"/>
+        </w:rPr>
+        <w:t xml:space="preserve">（</w:t>
+      </w:r>
+      <w:r>
+        <w:rPr>
+          <w:rFonts w:ascii="Consolas" w:eastAsia="Yu Gothic" w:hAnsi="Consolas"/>
+        </w:rPr>
+        <w:t xml:space="preserve">free</w:t>
+      </w:r>
+      <w:r>
+        <w:rPr>
+          <w:rFonts w:ascii="Yu Gothic" w:eastAsia="Yu Gothic" w:hAnsi="Yu Gothic"/>
+        </w:rPr>
+        <w:t xml:space="preserve">・</w:t>
+      </w:r>
+      <w:r>
+        <w:rPr>
+          <w:rFonts w:ascii="Consolas" w:eastAsia="Yu Gothic" w:hAnsi="Consolas"/>
+        </w:rPr>
+        <w:t xml:space="preserve">paid</w:t>
+      </w:r>
+      <w:r>
+        <w:rPr>
+          <w:rFonts w:ascii="Yu Gothic" w:eastAsia="Yu Gothic" w:hAnsi="Yu Gothic"/>
+        </w:rPr>
+        <w:t xml:space="preserve">）、</w:t>
+      </w:r>
+      <w:r>
+        <w:rPr>
+          <w:rFonts w:ascii="Consolas" w:eastAsia="Yu Gothic" w:hAnsi="Consolas"/>
+        </w:rPr>
+        <w:t xml:space="preserve">auth</w:t>
+      </w:r>
+      <w:r>
+        <w:rPr>
+          <w:rFonts w:ascii="Yu Gothic" w:eastAsia="Yu Gothic" w:hAnsi="Yu Gothic"/>
+        </w:rPr>
+        <w:t xml:space="preserve">（</w:t>
+      </w:r>
+      <w:r>
+        <w:rPr>
+          <w:rFonts w:ascii="Consolas" w:eastAsia="Yu Gothic" w:hAnsi="Consolas"/>
+        </w:rPr>
+        <w:t xml:space="preserve">none</w:t>
+      </w:r>
+      <w:r>
+        <w:rPr>
+          <w:rFonts w:ascii="Yu Gothic" w:eastAsia="Yu Gothic" w:hAnsi="Yu Gothic"/>
+        </w:rPr>
+        <w:t xml:space="preserve">・</w:t>
+      </w:r>
+      <w:r>
+        <w:rPr>
+          <w:rFonts w:ascii="Consolas" w:eastAsia="Yu Gothic" w:hAnsi="Consolas"/>
+        </w:rPr>
+        <w:t xml:space="preserve">basic</w:t>
+      </w:r>
+      <w:r>
+        <w:rPr>
+          <w:rFonts w:ascii="Yu Gothic" w:eastAsia="Yu Gothic" w:hAnsi="Yu Gothic"/>
+        </w:rPr>
+        <w:t xml:space="preserve">）、</w:t>
+      </w:r>
+      <w:r>
+        <w:rPr>
+          <w:rFonts w:ascii="Consolas" w:eastAsia="Yu Gothic" w:hAnsi="Consolas"/>
+        </w:rPr>
+        <w:t xml:space="preserve">order</w:t>
+      </w:r>
+      <w:r>
+        <w:rPr>
+          <w:rFonts w:ascii="Yu Gothic" w:eastAsia="Yu Gothic" w:hAnsi="Yu Gothic"/>
+        </w:rPr>
+        <w:t xml:space="preserve">）に置き、初版をアプリに同梱する（TSA の URL や起点が変わってもアプリの更新を待たない。Mozilla のルートの配布と同じ）。信頼の起点で証明書の連なりを照合する。RFC 3161 の試験ベクトルを CI で回す（第11章 8.1）。</w:t>
       </w:r>
     </w:p>
     <w:p>
@@ -11348,7 +10687,55 @@
         <w:rPr>
           <w:rFonts w:ascii="Yu Gothic" w:eastAsia="Yu Gothic" w:hAnsi="Yu Gothic"/>
         </w:rPr>
-        <w:t xml:space="preserve">C2PA の TSA 信頼リスト（c2pa-org/conformance-public の C2PA-TSA-TRUST-LIST.pem。2026年9月29日に取得、22件）には、上の3つの TSA の信頼の起点は載っていない。timestamp.digicert.com に実際に時刻証明を求めた応答は「DigiCert Trusted Root G4」に連なり、一覧にある「DigiCert … Root for C2PA G1」ではなかった。一覧に載る TSA（SSL.com 等）の利用には C2PA 適合の記録（conformance record ID）が要る（SSL.com の案内）。</w:t>
+        <w:t xml:space="preserve">有料の TSA（証拠用。第6章 3.2「時刻証明」）も同じ RFC 3161 の HTTP で扱い、</w:t>
+      </w:r>
+      <w:r>
+        <w:rPr>
+          <w:rFonts w:ascii="Consolas" w:eastAsia="Yu Gothic" w:hAnsi="Consolas"/>
+        </w:rPr>
+        <w:t xml:space="preserve">tsa.json</w:t>
+      </w:r>
+      <w:r>
+        <w:rPr>
+          <w:rFonts w:ascii="Yu Gothic" w:eastAsia="Yu Gothic" w:hAnsi="Yu Gothic"/>
+        </w:rPr>
+        <w:t xml:space="preserve"> の </w:t>
+      </w:r>
+      <w:r>
+        <w:rPr>
+          <w:rFonts w:ascii="Consolas" w:eastAsia="Yu Gothic" w:hAnsi="Consolas"/>
+        </w:rPr>
+        <w:t xml:space="preserve">auth</w:t>
+      </w:r>
+      <w:r>
+        <w:rPr>
+          <w:rFonts w:ascii="Yu Gothic" w:eastAsia="Yu Gothic" w:hAnsi="Yu Gothic"/>
+        </w:rPr>
+        <w:t xml:space="preserve"> が </w:t>
+      </w:r>
+      <w:r>
+        <w:rPr>
+          <w:rFonts w:ascii="Consolas" w:eastAsia="Yu Gothic" w:hAnsi="Consolas"/>
+        </w:rPr>
+        <w:t xml:space="preserve">basic</w:t>
+      </w:r>
+      <w:r>
+        <w:rPr>
+          <w:rFonts w:ascii="Yu Gothic" w:eastAsia="Yu Gothic" w:hAnsi="Yu Gothic"/>
+        </w:rPr>
+        <w:t xml:space="preserve"> のものは HTTP Basic（RFC 7617）の認証を付ける。事業者ごとの独自の API は使わない（アマノ・セイコーの認定のタイムスタンプ、联合信任の可信时间戳はいずれも RFC 3161 準拠と各社が案内する。2026-10-01 に確かめた）。アカウント（URL、利用者名、合言葉）は OS の鍵保管（第2章 7.5 の </w:t>
+      </w:r>
+      <w:r>
+        <w:rPr>
+          <w:rFonts w:ascii="Consolas" w:eastAsia="Yu Gothic" w:hAnsi="Consolas"/>
+        </w:rPr>
+        <w:t xml:space="preserve">tsa-&lt;事業者の番号&gt;</w:t>
+      </w:r>
+      <w:r>
+        <w:rPr>
+          <w:rFonts w:ascii="Yu Gothic" w:eastAsia="Yu Gothic" w:hAnsi="Yu Gothic"/>
+        </w:rPr>
+        <w:t xml:space="preserve">）に置く。</w:t>
       </w:r>
     </w:p>
     <w:p>
@@ -11366,19 +10753,7 @@
         <w:rPr>
           <w:rFonts w:ascii="Yu Gothic" w:eastAsia="Yu Gothic" w:hAnsi="Yu Gothic"/>
         </w:rPr>
-        <w:t xml:space="preserve">したがって、時刻証明は RFC 3161 の時刻の証拠として有効だが、C2PA の検証器では信頼された時刻として扱われない。C2PA 2.4 の 15.8.2 は、TSA の証明書から TSA 信頼リスト（または検証器にこの目的で置かれた信頼の起点）への連なりを作れない時刻証明を </w:t>
-      </w:r>
-      <w:r>
-        <w:rPr>
-          <w:rFonts w:ascii="Consolas" w:eastAsia="Yu Gothic" w:hAnsi="Consolas"/>
-        </w:rPr>
-        <w:t xml:space="preserve">timeStamp.untrusted</w:t>
-      </w:r>
-      <w:r>
-        <w:rPr>
-          <w:rFonts w:ascii="Yu Gothic" w:eastAsia="Yu Gothic" w:hAnsi="Yu Gothic"/>
-        </w:rPr>
-        <w:t xml:space="preserve"> として無視し、確かめた時点の時刻で署名用の証明書の有効期間を見るとする。CAI（Content Authenticity Initiative）のオープンソースの SDK の試験の設定と c2patool の文書の例、個人向けの C2PA の道具（ProofMode）の既定の TSA も、同じ一般用の TSA（timestamp.digicert.com）である（c2pa-rs 自体には TSA の既定の値がない）。ProofMode は末端の証明書を1年とし、同じ期限の問題を抱える例であり、証明書を長く取る決定（第2章 DD-2-11「証明書の有効期間は、どの画像も署名から20年は有効と示される長さとする」）の裏付けではない。長く取る理由は、仕様に上限がないことと、時刻証明が信頼されない限り期限の延びる手段がないことである。</w:t>
+        <w:t xml:space="preserve">C2PA の TSA 信頼リスト（c2pa-org/conformance-public の C2PA-TSA-TRUST-LIST.pem。2026年9月29日に取得、22件）には、上の3つの TSA の信頼の起点は載っていない。timestamp.digicert.com に実際に時刻証明を求めた応答は「DigiCert Trusted Root G4」に連なり、一覧にある「DigiCert … Root for C2PA G1」ではなかった。一覧に載る TSA（SSL.com 等）の利用には C2PA 適合の記録（conformance record ID）が要る（SSL.com の案内）。</w:t>
       </w:r>
     </w:p>
     <w:p>
@@ -11396,7 +10771,19 @@
         <w:rPr>
           <w:rFonts w:ascii="Yu Gothic" w:eastAsia="Yu Gothic" w:hAnsi="Yu Gothic"/>
         </w:rPr>
-        <w:t xml:space="preserve">C2PA の信頼リストに載る TSA を使うには C2PA 適合（Conformance Program）の記録が要ると案内されており、NRSD がこれに加わるかは設計計画書で決めていないため、本書は無料の TSA を使う。SSL.com の C2PA 用の TSA（ts-c2pa.ssl.com）は登録なしの要求にも応答する（2026-09-30 に確かめた）が、無償の枠の条件を定める同社の頁は適合の記録を前提とし、登録なしの利用を許す明文はないため、使わない。信頼リストに載り、登録なしの利用を明文で許す TSA が現れた場合は、アプリの更新で取得先の先頭に加える。</w:t>
+        <w:t xml:space="preserve">したがって、時刻証明は RFC 3161 の時刻の証拠として有効だが、C2PA の検証器では信頼された時刻として扱われない。C2PA 2.4 の 15.8.2 は、TSA の証明書から TSA 信頼リスト（または検証器にこの目的で置かれた信頼の起点）への連なりを作れない時刻証明を </w:t>
+      </w:r>
+      <w:r>
+        <w:rPr>
+          <w:rFonts w:ascii="Consolas" w:eastAsia="Yu Gothic" w:hAnsi="Consolas"/>
+        </w:rPr>
+        <w:t xml:space="preserve">timeStamp.untrusted</w:t>
+      </w:r>
+      <w:r>
+        <w:rPr>
+          <w:rFonts w:ascii="Yu Gothic" w:eastAsia="Yu Gothic" w:hAnsi="Yu Gothic"/>
+        </w:rPr>
+        <w:t xml:space="preserve"> として無視し、確かめた時点の時刻で署名用の証明書の有効期間を見るとする。CAI（Content Authenticity Initiative）のオープンソースの SDK の試験の設定と c2patool の文書の例、個人向けの C2PA の道具（ProofMode）の既定の TSA も、同じ一般用の TSA（timestamp.digicert.com）である（c2pa-rs 自体には TSA の既定の値がない）。ProofMode は末端の証明書を1年とし、同じ期限の問題を抱える例であり、証明書を長く取る決定（第2章 DD-2-11「証明書の有効期間は、どの画像も署名から20年は有効と示される長さとする」）の裏付けではない。長く取る理由は、仕様に上限がないことと、時刻証明が信頼されない限り期限の延びる手段がないことである。</w:t>
       </w:r>
     </w:p>
     <w:p>
@@ -11414,7 +10801,7 @@
         <w:rPr>
           <w:rFonts w:ascii="Yu Gothic" w:eastAsia="Yu Gothic" w:hAnsi="Yu Gothic"/>
         </w:rPr>
-        <w:t xml:space="preserve">時刻証明が信頼されないことによる期限の問題は、証明書の有効期間を長く取ることで扱う（第2章 DD-2-11「証明書の有効期間は、どの画像も署名から20年は有効と示される長さとする」）。残る点は破れとして宣言する（13）。</w:t>
+        <w:t xml:space="preserve">C2PA の信頼リストに載る TSA を使うには C2PA 適合（Conformance Program）の記録が要ると案内されており、NRSD がこれに加わるかは設計計画書で決めていないため、本書は無料の TSA を使う。SSL.com の C2PA 用の TSA（ts-c2pa.ssl.com）は登録なしの要求にも応答する（2026-09-30 に確かめた）が、無償の枠の条件を定める同社の頁は適合の記録を前提とし、登録なしの利用を許す明文はないため、使わない。信頼リストに載り、登録なしの利用を明文で許す TSA が現れた場合は、アプリの更新で取得先の先頭に加える。</w:t>
       </w:r>
     </w:p>
     <w:p>
@@ -11432,7 +10819,7 @@
         <w:rPr>
           <w:rFonts w:ascii="Yu Gothic" w:eastAsia="Yu Gothic" w:hAnsi="Yu Gothic"/>
         </w:rPr>
-        <w:t xml:space="preserve">中国の TSA（可信时间戳）を C2PA署名の時刻証明に使わない理由：有料であり、利用者ごとの契約が要る（第6章 3.2「時刻証明」）。中国本土の利用者も上の無料の TSA に届くか［要実測］（届かない場合は保留と後付け（下）になる）。</w:t>
+        <w:t xml:space="preserve">時刻証明が信頼されないことによる期限の問題は、証明書の有効期間を長く取ることで扱う（第2章 DD-2-11「証明書の有効期間は、どの画像も署名から20年は有効と示される長さとする」）。残る点は破れとして宣言する（13）。</w:t>
       </w:r>
     </w:p>
     <w:p>
@@ -11450,7 +10837,79 @@
         <w:rPr>
           <w:rFonts w:ascii="Yu Gothic" w:eastAsia="Yu Gothic" w:hAnsi="Yu Gothic"/>
         </w:rPr>
+        <w:t xml:space="preserve">中国の TSA（可信时间戳）を C2PA署名の時刻証明に使わない理由：有料であり、利用者ごとの契約が要る（第6章 3.2「時刻証明」）。中国本土の利用者も上の無料の TSA に届くか［要実測］（届かない場合は保留と後付け（下）になる）。</w:t>
+      </w:r>
+    </w:p>
+    <w:p>
+      <w:pPr>
+        <w:pStyle w:val="ListParagraph"/>
+        <w:keepNext/>
+        <w:keepLines/>
+        <w:numPr>
+          <w:ilvl w:val="0"/>
+          <w:numId w:val="2"/>
+        </w:numPr>
+        <w:spacing w:after="20" w:before="20" w:line="300"/>
+      </w:pPr>
+      <w:r>
+        <w:rPr>
+          <w:rFonts w:ascii="Yu Gothic" w:eastAsia="Yu Gothic" w:hAnsi="Yu Gothic"/>
+        </w:rPr>
         <w:t xml:space="preserve">保留と後付け（DD-3-5「時刻証明は C2PA署名の時点で取り、オフラインの場合は後で取る」）：オフラインの出力は、作品データに「時刻証明なし」を記録し、次に接続した時に出力の SHA-256 について時刻証明を取り、作品データに付ける。マニフェストは書き換えない（出力を配った後に変えると、配った画像と食い違うため）。</w:t>
+      </w:r>
+    </w:p>
+    <w:p>
+      <w:pPr>
+        <w:pStyle w:val="ListParagraph"/>
+        <w:keepNext/>
+        <w:keepLines/>
+        <w:numPr>
+          <w:ilvl w:val="0"/>
+          <w:numId w:val="2"/>
+        </w:numPr>
+        <w:spacing w:after="20" w:before="20" w:line="300"/>
+      </w:pPr>
+      <w:r>
+        <w:rPr>
+          <w:rFonts w:ascii="Yu Gothic" w:eastAsia="Yu Gothic" w:hAnsi="Yu Gothic"/>
+        </w:rPr>
+        <w:t xml:space="preserve">端末の全記録の連鎖の先端（第1章 8.3）を、1日1回（初期値）と接続のたびに時刻証明する。1つの時刻証明がその時点までの全記録の存在を証明し、オフラインで作った記録は次の接続の1回で全部が一度に証明される（作品・事件ごとの時刻証明は今のとおり続ける）（2026-09-30 NRSD の要求）。</w:t>
+      </w:r>
+    </w:p>
+    <w:p>
+      <w:pPr>
+        <w:pStyle w:val="ListParagraph"/>
+        <w:keepNext/>
+        <w:keepLines/>
+        <w:numPr>
+          <w:ilvl w:val="0"/>
+          <w:numId w:val="2"/>
+        </w:numPr>
+        <w:spacing w:after="20" w:before="20" w:line="300"/>
+      </w:pPr>
+      <w:r>
+        <w:rPr>
+          <w:rFonts w:ascii="Yu Gothic" w:eastAsia="Yu Gothic" w:hAnsi="Yu Gothic"/>
+        </w:rPr>
+        <w:t xml:space="preserve">この束ねた時刻証明は RFC 4998 Evidence Record Syntax（ERS）の形（ハッシュの木と Archive Timestamp）で持ち、TSA の証明書の期限の1年前（初期値）と、ハッシュの方式が弱くなった時に、ERS の定める更新（新しい時刻証明で古いものを包み直す）を自動で行う。利用者の操作は要らない。専門家は ERS の道具で証明の連なりを確かめられる（第6章 3.2）（2026-10-01 NRSD の要求）。</w:t>
+      </w:r>
+    </w:p>
+    <w:p>
+      <w:pPr>
+        <w:pStyle w:val="ListParagraph"/>
+        <w:keepNext/>
+        <w:keepLines/>
+        <w:numPr>
+          <w:ilvl w:val="0"/>
+          <w:numId w:val="2"/>
+        </w:numPr>
+        <w:spacing w:after="20" w:before="20" w:line="300"/>
+      </w:pPr>
+      <w:r>
+        <w:rPr>
+          <w:rFonts w:ascii="Yu Gothic" w:eastAsia="Yu Gothic" w:hAnsi="Yu Gothic"/>
+        </w:rPr>
+        <w:t xml:space="preserve">証拠用の時刻証明（第6章「登録と証拠保全」）：可信时间戳（中国）、総務大臣認定の事業者（日本）の利用は第6章「登録と証拠保全」で定める（有料。［要見積］）。</w:t>
       </w:r>
     </w:p>
     <w:p>
@@ -11468,7 +10927,7 @@
         <w:rPr>
           <w:rFonts w:ascii="Yu Gothic" w:eastAsia="Yu Gothic" w:hAnsi="Yu Gothic"/>
         </w:rPr>
-        <w:t xml:space="preserve">証拠用の時刻証明（第6章「登録と証拠保全」）：可信时间戳（中国）、総務大臣認定の事業者（日本）の利用は第6章「登録と証拠保全」で定める（有料。［要見積］）。</w:t>
+        <w:t xml:space="preserve">脅威 T-10（なりすまし）：偽の時刻証明の応答。攻撃する者：通信の途中の者。狙う資産：時刻の証明。残る破れ：—</w:t>
       </w:r>
     </w:p>
     <w:p>
@@ -11515,7 +10974,7 @@
         <w:rPr>
           <w:rFonts w:ascii="Yu Gothic" w:eastAsia="Yu Gothic" w:hAnsi="Yu Gothic"/>
         </w:rPr>
-        <w:t xml:space="preserve">外観との関係（R-3-4-2「図3の「外観に変更を加えない処理」との関係が整理されている。」）：TrustMark は画素を変える。例の画像で PSNR 約50dB（調査 署名処理 第2節）であり、人の目では見分けにくい変化である。企画草案第4節の「本処理により、写真の外観に変更は生じません」と設計計画書の図3の「外観に変更を加えない処理」は「見た目に分かる変化を加えない処理」と読み替える（概要設計書への訂正）。</w:t>
+        <w:t xml:space="preserve">外観との関係（R-3-4-2）：TrustMark は画素を変える。例の画像で PSNR 約50dB（調査 署名処理 第2節）であり、人の目では見分けにくい変化である。企画草案第4節の「本処理により、写真の外観に変更は生じません」と設計計画書の図3の「外観に変更を加えない処理」は「見た目に分かる変化を加えない処理」と読み替える（概要設計書への訂正）。</w:t>
       </w:r>
     </w:p>
     <w:p>
@@ -11539,7 +10998,7 @@
     <w:p>
       <w:pPr>
         <w:pStyle w:val="ListParagraph"/>
-        <w:keepNext w:val="false"/>
+        <w:keepNext/>
         <w:keepLines/>
         <w:numPr>
           <w:ilvl w:val="0"/>
@@ -11551,18 +11010,7 @@
         <w:rPr>
           <w:rFonts w:ascii="Yu Gothic" w:eastAsia="Yu Gothic" w:hAnsi="Yu Gothic"/>
         </w:rPr>
-        <w:t xml:space="preserve">処理時間の基準（R-3-4-3「GPUのない一般的な端末で動く（速さの基準は基本設計で定める）。」）：C2PA署名・不可視透かし・ハッシュの計算の合計で、1枚10秒以内（第1章 14.1「規模と性能の目安」の一般的な PC）。［要実測］TrustMark の CPU の推論の時間。</w:t>
-      </w:r>
-    </w:p>
-    <w:p>
-      <w:pPr>
-        <w:pStyle w:val="Heading1"/>
-      </w:pPr>
-      <w:r>
-        <w:rPr>
-          <w:rFonts w:ascii="Yu Gothic" w:eastAsia="Yu Gothic" w:hAnsi="Yu Gothic"/>
-        </w:rPr>
-        <w:t xml:space="preserve">6. 照合用ハッシュ</w:t>
+        <w:t xml:space="preserve">読み出しは、照合（第6章 4、G-13）では PDQ と同じ8通りの向きで試み、読み戻しの検証（8.1 段13）では元の向きだけで行う（TrustMark は回転に不変でない）。埋め込みの強さは TrustMark の既定。ONNX の推論は intra-op のスレッドを min(4, 論理コア数)、セッションは1つを共有し、同時の推論は2枚まで（記憶の上限）、最後の使用から5分で解放する（第4章 14.4 の記憶の上限と併せる）。</w:t>
       </w:r>
     </w:p>
     <w:p>
@@ -11580,7 +11028,7 @@
         <w:rPr>
           <w:rFonts w:ascii="Yu Gothic" w:eastAsia="Yu Gothic" w:hAnsi="Yu Gothic"/>
         </w:rPr>
-        <w:t xml:space="preserve">出力の PDQ を必ず計算して作品データに記録する（透かし・可視署名を入れた後の画素）。</w:t>
+        <w:t xml:space="preserve">透かしのモデルと ONNX ランタイムは、起動のたびに同梱の SHA-256 を埋め込んだ値と照合し、差し替えを検出したら異常検出として止め、透かしのない出力はしない（第11章 DD-11-14「ONNX ランタイムの部品のハッシュと下限を確かめる」）。ONNX ランタイムは動的に読み込み、透かしと自動配置のモデルは使う方だけを読んで記憶の上限で管理する（第4章 14.4）（2026-09-30 NRSD の要求）。</w:t>
       </w:r>
     </w:p>
     <w:p>
@@ -11598,7 +11046,7 @@
         <w:rPr>
           <w:rFonts w:ascii="Yu Gothic" w:eastAsia="Yu Gothic" w:hAnsi="Yu Gothic"/>
         </w:rPr>
-        <w:t xml:space="preserve">原本が画素を読める形式なら、原本の PDQ も記録する。</w:t>
+        <w:t xml:space="preserve">16ビットの画像（受け渡し用の TIFF・PNG）：TrustMark は8ビット RGB を前提とするため、8ビットの写しに埋めて残差（埋めた後 − 前）を求め、257倍して16ビットの画素に足す（16ビットを保つ）。読み出しは8ビットに落として行う。読み出しの率は実装の初期の試作で確かめる（第13章 5.1）。</w:t>
       </w:r>
     </w:p>
     <w:p>
@@ -11616,7 +11064,36 @@
         <w:rPr>
           <w:rFonts w:ascii="Yu Gothic" w:eastAsia="Yu Gothic" w:hAnsi="Yu Gothic"/>
         </w:rPr>
-        <w:t xml:space="preserve">PDQ は利用者の端末の作品データにのみ記録する。他の利用者の作品との照合は行わない（中央の索引を持たない。D-5-1「本システムは利用者を確かめず、利用者の情報を集めない。本システムを使うために登録を求めない」）。</w:t>
+        <w:t xml:space="preserve">処理時間の基準（R-3-4-3）：C2PA署名・不可視透かし・ハッシュの計算の合計で、1枚10秒以内（第1章 14.1「規模と性能の目安」の一般的な PC）。［要実測］TrustMark の CPU の推論の時間。</w:t>
+      </w:r>
+    </w:p>
+    <w:p>
+      <w:pPr>
+        <w:pStyle w:val="ListParagraph"/>
+        <w:keepNext w:val="false"/>
+        <w:keepLines/>
+        <w:numPr>
+          <w:ilvl w:val="0"/>
+          <w:numId w:val="2"/>
+        </w:numPr>
+        <w:spacing w:after="20" w:before="20" w:line="300"/>
+      </w:pPr>
+      <w:r>
+        <w:rPr>
+          <w:rFonts w:ascii="Yu Gothic" w:eastAsia="Yu Gothic" w:hAnsi="Yu Gothic"/>
+        </w:rPr>
+        <w:t xml:space="preserve">危険：TrustMark の透かしが SNS の再圧縮で読めない。影響：照合の手がかりが減る。備え：実測（第3章）</w:t>
+      </w:r>
+    </w:p>
+    <w:p>
+      <w:pPr>
+        <w:pStyle w:val="Heading1"/>
+      </w:pPr>
+      <w:r>
+        <w:rPr>
+          <w:rFonts w:ascii="Yu Gothic" w:eastAsia="Yu Gothic" w:hAnsi="Yu Gothic"/>
+        </w:rPr>
+        <w:t xml:space="preserve">6. 照合用ハッシュ</w:t>
       </w:r>
     </w:p>
     <w:p>
@@ -11634,7 +11111,7 @@
         <w:rPr>
           <w:rFonts w:ascii="Yu Gothic" w:eastAsia="Yu Gothic" w:hAnsi="Yu Gothic"/>
         </w:rPr>
-        <w:t xml:space="preserve">一致の目安はハミング距離31以下（調査資料「署名処理の技術要素」第3節）。PDQ を評した論文（Dalins ほか、arXiv:1912.07745）は、無作為の2枚の距離の平均を128とし、30以下を同じ内容とみなす目安としている。一致の度合いは第6章「登録と証拠保全」で「一致度」として示す。</w:t>
+        <w:t xml:space="preserve">出力の PDQ を必ず計算して作品データに記録する（透かし・可視署名を入れた後の画素）。</w:t>
       </w:r>
     </w:p>
     <w:p>
@@ -11652,7 +11129,109 @@
         <w:rPr>
           <w:rFonts w:ascii="Yu Gothic" w:eastAsia="Yu Gothic" w:hAnsi="Yu Gothic"/>
         </w:rPr>
+        <w:t xml:space="preserve">併せて ISO 24138:2024 の ISCC（International Standard Content Code。画像の Content-Code、Data-Code、Instance-Code）を計算して作品データとマニフェストの </w:t>
+      </w:r>
+      <w:r>
+        <w:rPr>
+          <w:rFonts w:ascii="Consolas" w:eastAsia="Yu Gothic" w:hAnsi="Consolas"/>
+        </w:rPr>
+        <w:t xml:space="preserve">jp.nrsd.rights</w:t>
+      </w:r>
+      <w:r>
+        <w:rPr>
+          <w:rFonts w:ascii="Yu Gothic" w:eastAsia="Yu Gothic" w:hAnsi="Yu Gothic"/>
+        </w:rPr>
+        <w:t xml:space="preserve"> に記録する（iscc-lib）。照合（第6章 4）は PDQ と ISCC の両方で行う。ISCC を読む投稿先・検索・登記の仕組みとそのまま照らせる。識別番号（乱数の作品の番号）は変えない（2026-10-01 NRSD の要求）。</w:t>
+      </w:r>
+    </w:p>
+    <w:p>
+      <w:pPr>
+        <w:pStyle w:val="ListParagraph"/>
+        <w:keepNext/>
+        <w:keepLines/>
+        <w:numPr>
+          <w:ilvl w:val="0"/>
+          <w:numId w:val="2"/>
+        </w:numPr>
+        <w:spacing w:after="20" w:before="20" w:line="300"/>
+      </w:pPr>
+      <w:r>
+        <w:rPr>
+          <w:rFonts w:ascii="Yu Gothic" w:eastAsia="Yu Gothic" w:hAnsi="Yu Gothic"/>
+        </w:rPr>
+        <w:t xml:space="preserve">原本が画素を読める形式なら、原本の PDQ も記録する。</w:t>
+      </w:r>
+    </w:p>
+    <w:p>
+      <w:pPr>
+        <w:pStyle w:val="ListParagraph"/>
+        <w:keepNext/>
+        <w:keepLines/>
+        <w:numPr>
+          <w:ilvl w:val="0"/>
+          <w:numId w:val="2"/>
+        </w:numPr>
+        <w:spacing w:after="20" w:before="20" w:line="300"/>
+      </w:pPr>
+      <w:r>
+        <w:rPr>
+          <w:rFonts w:ascii="Yu Gothic" w:eastAsia="Yu Gothic" w:hAnsi="Yu Gothic"/>
+        </w:rPr>
+        <w:t xml:space="preserve">PDQ は利用者の端末の作品データにのみ記録する。他の利用者の作品との照合は行わない（中央の索引を持たない。D-5-1「本システムは利用者を確かめず、利用者の情報を集めない。本システムを使うために登録を求めない」）。</w:t>
+      </w:r>
+    </w:p>
+    <w:p>
+      <w:pPr>
+        <w:pStyle w:val="ListParagraph"/>
+        <w:keepNext/>
+        <w:keepLines/>
+        <w:numPr>
+          <w:ilvl w:val="0"/>
+          <w:numId w:val="2"/>
+        </w:numPr>
+        <w:spacing w:after="20" w:before="20" w:line="300"/>
+      </w:pPr>
+      <w:r>
+        <w:rPr>
+          <w:rFonts w:ascii="Yu Gothic" w:eastAsia="Yu Gothic" w:hAnsi="Yu Gothic"/>
+        </w:rPr>
+        <w:t xml:space="preserve">一致の目安はハミング距離31以下（調査資料「署名処理の技術要素」第3節）。PDQ を評した論文（Dalins ほか、arXiv:1912.07745）は、無作為の2枚の距離の平均を128とし、30以下を同じ内容とみなす目安としている。一致の度合いは第6章「登録と証拠保全」で「一致度」として示す。</w:t>
+      </w:r>
+    </w:p>
+    <w:p>
+      <w:pPr>
+        <w:pStyle w:val="ListParagraph"/>
+        <w:keepNext/>
+        <w:keepLines/>
+        <w:numPr>
+          <w:ilvl w:val="0"/>
+          <w:numId w:val="2"/>
+        </w:numPr>
+        <w:spacing w:after="20" w:before="20" w:line="300"/>
+      </w:pPr>
+      <w:r>
+        <w:rPr>
+          <w:rFonts w:ascii="Yu Gothic" w:eastAsia="Yu Gothic" w:hAnsi="Yu Gothic"/>
+        </w:rPr>
         <w:t xml:space="preserve">回転・反転への対応：PDQ は、90度ずつの回転と反転の8通り（元、90度、180度、270度、上下の反転、左右の反転、90度と上下の反転、90度と左右の反転）のハッシュを出せる（facebook/ThreatExchange の PDQ の説明）。作品データには元の向きのハッシュだけを記録し、照合の時に、転載画像の8通りのハッシュを計算して、記録との距離の最小を採る。回転・反転して転載された画像も照合できる。</w:t>
+      </w:r>
+    </w:p>
+    <w:p>
+      <w:pPr>
+        <w:pStyle w:val="ListParagraph"/>
+        <w:keepNext/>
+        <w:keepLines/>
+        <w:numPr>
+          <w:ilvl w:val="0"/>
+          <w:numId w:val="2"/>
+        </w:numPr>
+        <w:spacing w:after="20" w:before="20" w:line="300"/>
+      </w:pPr>
+      <w:r>
+        <w:rPr>
+          <w:rFonts w:ascii="Yu Gothic" w:eastAsia="Yu Gothic" w:hAnsi="Yu Gothic"/>
+        </w:rPr>
+        <w:t xml:space="preserve">ISCC の照合は Content-Code（画像）の完全な一致とする（ISO 24138 は距離のしきい値を定めないため。距離による照合は PDQ が受け持つ）。Data-Code・Instance-Code は記録するだけで照合に使わない（再圧縮で変わる）。</w:t>
       </w:r>
     </w:p>
     <w:p>
@@ -11728,7 +11307,7 @@
         <w:rPr>
           <w:rFonts w:ascii="Yu Gothic" w:eastAsia="Yu Gothic" w:hAnsi="Yu Gothic"/>
         </w:rPr>
-        <w:t xml:space="preserve">記録：マニフェストと不可視透かしには常に自動で入れる。保存するファイル名の後ろに付けるか（</w:t>
+        <w:t xml:space="preserve">記録：マニフェストと不可視透かしには常に自動で入れる。SNS 用の保存するファイル名の後ろに付けるか（</w:t>
       </w:r>
       <w:r>
         <w:rPr>
@@ -11740,7 +11319,7 @@
         <w:rPr>
           <w:rFonts w:ascii="Yu Gothic" w:eastAsia="Yu Gothic" w:hAnsi="Yu Gothic"/>
         </w:rPr>
-        <w:t xml:space="preserve">）は、書き出しの時に利用者が選ぶ（第10章 G-08「書き出し：写真と用途」。初期値は付ける、以後は前回の選択）。アプリの画面（G-11「書き出し：実行と結果」、G-12「作品」）は識別番号を常に示す。キャプションに番号を書く場合は、利用者が画面から写して書く（本アプリは投稿しない）。ハッシュタグ（</w:t>
+        <w:t xml:space="preserve">）は、書き出しの時に利用者が選ぶ（第10章 G-08「書き出し：写真と用途」。初期値は付ける、以後は前回の選択）。受け渡し用のファイル名は常に識別番号を含む（10.1）。アプリの画面（G-11「書き出し：実行と結果」、G-12「作品」）は識別番号を常に示す。キャプションに番号を書く場合は、利用者が画面から写して書く（本アプリは投稿しない）。ハッシュタグ（</w:t>
       </w:r>
       <w:r>
         <w:rPr>
@@ -11777,6 +11356,42 @@
           <w:rFonts w:ascii="Yu Gothic" w:eastAsia="Yu Gothic" w:hAnsi="Yu Gothic"/>
         </w:rPr>
         <w:t xml:space="preserve"> を付けずに）書くことを案内する。</w:t>
+      </w:r>
+    </w:p>
+    <w:p>
+      <w:pPr>
+        <w:pStyle w:val="ListParagraph"/>
+        <w:keepNext/>
+        <w:keepLines/>
+        <w:numPr>
+          <w:ilvl w:val="0"/>
+          <w:numId w:val="2"/>
+        </w:numPr>
+        <w:spacing w:after="20" w:before="20" w:line="300"/>
+      </w:pPr>
+      <w:r>
+        <w:rPr>
+          <w:rFonts w:ascii="Yu Gothic" w:eastAsia="Yu Gothic" w:hAnsi="Yu Gothic"/>
+        </w:rPr>
+        <w:t xml:space="preserve">識別番号は企画草案の「照合番号」「作品番号」と同じ値である（第1章 8.2「識別子の体系」）。</w:t>
+      </w:r>
+    </w:p>
+    <w:p>
+      <w:pPr>
+        <w:pStyle w:val="ListParagraph"/>
+        <w:keepNext/>
+        <w:keepLines/>
+        <w:numPr>
+          <w:ilvl w:val="0"/>
+          <w:numId w:val="2"/>
+        </w:numPr>
+        <w:spacing w:after="20" w:before="20" w:line="300"/>
+      </w:pPr>
+      <w:r>
+        <w:rPr>
+          <w:rFonts w:ascii="Yu Gothic" w:eastAsia="Yu Gothic" w:hAnsi="Yu Gothic"/>
+        </w:rPr>
+        <w:t xml:space="preserve">発行した番号は端末の全作品データと照らし、重なれば作り直す（確率は第1章 8.2 のとおり小さいが、照らす費用は無い）。</w:t>
       </w:r>
     </w:p>
     <w:p>
@@ -11794,7 +11409,19 @@
         <w:rPr>
           <w:rFonts w:ascii="Yu Gothic" w:eastAsia="Yu Gothic" w:hAnsi="Yu Gothic"/>
         </w:rPr>
-        <w:t xml:space="preserve">識別番号は企画草案の「照合番号」「作品番号」と同じ値である（第1章 8.2「識別子の体系」）。</w:t>
+        <w:t xml:space="preserve">ファイル名に入れる識別番号は区切り無しの13文字（例 </w:t>
+      </w:r>
+      <w:r>
+        <w:rPr>
+          <w:rFonts w:ascii="Consolas" w:eastAsia="Yu Gothic" w:hAnsi="Consolas"/>
+        </w:rPr>
+        <w:t xml:space="preserve">P0KT0G82CJB2M</w:t>
+      </w:r>
+      <w:r>
+        <w:rPr>
+          <w:rFonts w:ascii="Yu Gothic" w:eastAsia="Yu Gothic" w:hAnsi="Yu Gothic"/>
+        </w:rPr>
+        <w:t xml:space="preserve">）。区切りは表示だけに使う。</w:t>
       </w:r>
     </w:p>
     <w:p>
@@ -11821,8 +11448,8 @@
         </w:tblBorders>
       </w:tblPr>
       <w:tblGrid>
-        <w:gridCol w:w="1874"/>
-        <w:gridCol w:w="7764"/>
+        <w:gridCol w:w="1530"/>
+        <w:gridCol w:w="8108"/>
       </w:tblGrid>
       <w:tr>
         <w:trPr>
@@ -11831,7 +11458,7 @@
         </w:trPr>
         <w:tc>
           <w:tcPr>
-            <w:tcW w:type="dxa" w:w="1874"/>
+            <w:tcW w:type="dxa" w:w="1530"/>
             <w:tcBorders>
               <w:top w:val="single" w:color="A6B8D0" w:sz="4"/>
               <w:left w:val="single" w:color="A6B8D0" w:sz="4"/>
@@ -11866,7 +11493,7 @@
         </w:tc>
         <w:tc>
           <w:tcPr>
-            <w:tcW w:type="dxa" w:w="7764"/>
+            <w:tcW w:type="dxa" w:w="8108"/>
             <w:tcBorders>
               <w:top w:val="single" w:color="A6B8D0" w:sz="4"/>
               <w:left w:val="single" w:color="A6B8D0" w:sz="4"/>
@@ -11907,23 +11534,23 @@
         </w:trPr>
         <w:tc>
           <w:tcPr>
-            <w:tcW w:type="dxa" w:w="1874"/>
-            <w:tcBorders>
-              <w:top w:val="single" w:color="A6B8D0" w:sz="4"/>
-              <w:left w:val="single" w:color="A6B8D0" w:sz="4"/>
-              <w:bottom w:val="single" w:color="A6B8D0" w:sz="4"/>
-              <w:right w:val="single" w:color="A6B8D0" w:sz="4"/>
-            </w:tcBorders>
-            <w:tcMar>
-              <w:top w:type="dxa" w:w="50"/>
-              <w:left w:type="dxa" w:w="90"/>
-              <w:bottom w:type="dxa" w:w="50"/>
-              <w:right w:type="dxa" w:w="90"/>
-            </w:tcMar>
-          </w:tcPr>
-          <w:p>
-            <w:pPr>
-              <w:keepNext/>
+            <w:tcW w:type="dxa" w:w="1530"/>
+            <w:tcBorders>
+              <w:top w:val="single" w:color="A6B8D0" w:sz="4"/>
+              <w:left w:val="single" w:color="A6B8D0" w:sz="4"/>
+              <w:bottom w:val="single" w:color="A6B8D0" w:sz="4"/>
+              <w:right w:val="single" w:color="A6B8D0" w:sz="4"/>
+            </w:tcBorders>
+            <w:tcMar>
+              <w:top w:type="dxa" w:w="50"/>
+              <w:left w:type="dxa" w:w="90"/>
+              <w:bottom w:type="dxa" w:w="50"/>
+              <w:right w:type="dxa" w:w="90"/>
+            </w:tcMar>
+          </w:tcPr>
+          <w:p>
+            <w:pPr>
+              <w:keepNext w:val="false"/>
               <w:keepLines/>
               <w:spacing w:after="0" w:before="0" w:line="280"/>
             </w:pPr>
@@ -11941,23 +11568,23 @@
         </w:tc>
         <w:tc>
           <w:tcPr>
-            <w:tcW w:type="dxa" w:w="7764"/>
-            <w:tcBorders>
-              <w:top w:val="single" w:color="A6B8D0" w:sz="4"/>
-              <w:left w:val="single" w:color="A6B8D0" w:sz="4"/>
-              <w:bottom w:val="single" w:color="A6B8D0" w:sz="4"/>
-              <w:right w:val="single" w:color="A6B8D0" w:sz="4"/>
-            </w:tcBorders>
-            <w:tcMar>
-              <w:top w:type="dxa" w:w="50"/>
-              <w:left w:type="dxa" w:w="90"/>
-              <w:bottom w:type="dxa" w:w="50"/>
-              <w:right w:type="dxa" w:w="90"/>
-            </w:tcMar>
-          </w:tcPr>
-          <w:p>
-            <w:pPr>
-              <w:keepNext/>
+            <w:tcW w:type="dxa" w:w="8108"/>
+            <w:tcBorders>
+              <w:top w:val="single" w:color="A6B8D0" w:sz="4"/>
+              <w:left w:val="single" w:color="A6B8D0" w:sz="4"/>
+              <w:bottom w:val="single" w:color="A6B8D0" w:sz="4"/>
+              <w:right w:val="single" w:color="A6B8D0" w:sz="4"/>
+            </w:tcBorders>
+            <w:tcMar>
+              <w:top w:type="dxa" w:w="50"/>
+              <w:left w:type="dxa" w:w="90"/>
+              <w:bottom w:type="dxa" w:w="50"/>
+              <w:right w:type="dxa" w:w="90"/>
+            </w:tcMar>
+          </w:tcPr>
+          <w:p>
+            <w:pPr>
+              <w:keepNext w:val="false"/>
               <w:keepLines/>
               <w:spacing w:after="0" w:before="0" w:line="280"/>
             </w:pPr>
@@ -11981,23 +11608,23 @@
         </w:trPr>
         <w:tc>
           <w:tcPr>
-            <w:tcW w:type="dxa" w:w="1874"/>
-            <w:tcBorders>
-              <w:top w:val="single" w:color="A6B8D0" w:sz="4"/>
-              <w:left w:val="single" w:color="A6B8D0" w:sz="4"/>
-              <w:bottom w:val="single" w:color="A6B8D0" w:sz="4"/>
-              <w:right w:val="single" w:color="A6B8D0" w:sz="4"/>
-            </w:tcBorders>
-            <w:tcMar>
-              <w:top w:type="dxa" w:w="50"/>
-              <w:left w:type="dxa" w:w="90"/>
-              <w:bottom w:type="dxa" w:w="50"/>
-              <w:right w:type="dxa" w:w="90"/>
-            </w:tcMar>
-          </w:tcPr>
-          <w:p>
-            <w:pPr>
-              <w:keepNext/>
+            <w:tcW w:type="dxa" w:w="1530"/>
+            <w:tcBorders>
+              <w:top w:val="single" w:color="A6B8D0" w:sz="4"/>
+              <w:left w:val="single" w:color="A6B8D0" w:sz="4"/>
+              <w:bottom w:val="single" w:color="A6B8D0" w:sz="4"/>
+              <w:right w:val="single" w:color="A6B8D0" w:sz="4"/>
+            </w:tcBorders>
+            <w:tcMar>
+              <w:top w:type="dxa" w:w="50"/>
+              <w:left w:type="dxa" w:w="90"/>
+              <w:bottom w:type="dxa" w:w="50"/>
+              <w:right w:type="dxa" w:w="90"/>
+            </w:tcMar>
+          </w:tcPr>
+          <w:p>
+            <w:pPr>
+              <w:keepNext w:val="false"/>
               <w:keepLines/>
               <w:spacing w:after="0" w:before="0" w:line="280"/>
             </w:pPr>
@@ -12015,23 +11642,23 @@
         </w:tc>
         <w:tc>
           <w:tcPr>
-            <w:tcW w:type="dxa" w:w="7764"/>
-            <w:tcBorders>
-              <w:top w:val="single" w:color="A6B8D0" w:sz="4"/>
-              <w:left w:val="single" w:color="A6B8D0" w:sz="4"/>
-              <w:bottom w:val="single" w:color="A6B8D0" w:sz="4"/>
-              <w:right w:val="single" w:color="A6B8D0" w:sz="4"/>
-            </w:tcBorders>
-            <w:tcMar>
-              <w:top w:type="dxa" w:w="50"/>
-              <w:left w:type="dxa" w:w="90"/>
-              <w:bottom w:type="dxa" w:w="50"/>
-              <w:right w:type="dxa" w:w="90"/>
-            </w:tcMar>
-          </w:tcPr>
-          <w:p>
-            <w:pPr>
-              <w:keepNext/>
+            <w:tcW w:type="dxa" w:w="8108"/>
+            <w:tcBorders>
+              <w:top w:val="single" w:color="A6B8D0" w:sz="4"/>
+              <w:left w:val="single" w:color="A6B8D0" w:sz="4"/>
+              <w:bottom w:val="single" w:color="A6B8D0" w:sz="4"/>
+              <w:right w:val="single" w:color="A6B8D0" w:sz="4"/>
+            </w:tcBorders>
+            <w:tcMar>
+              <w:top w:type="dxa" w:w="50"/>
+              <w:left w:type="dxa" w:w="90"/>
+              <w:bottom w:type="dxa" w:w="50"/>
+              <w:right w:type="dxa" w:w="90"/>
+            </w:tcMar>
+          </w:tcPr>
+          <w:p>
+            <w:pPr>
+              <w:keepNext w:val="false"/>
               <w:keepLines/>
               <w:spacing w:after="0" w:before="0" w:line="280"/>
             </w:pPr>
@@ -12055,23 +11682,23 @@
         </w:trPr>
         <w:tc>
           <w:tcPr>
-            <w:tcW w:type="dxa" w:w="1874"/>
-            <w:tcBorders>
-              <w:top w:val="single" w:color="A6B8D0" w:sz="4"/>
-              <w:left w:val="single" w:color="A6B8D0" w:sz="4"/>
-              <w:bottom w:val="single" w:color="A6B8D0" w:sz="4"/>
-              <w:right w:val="single" w:color="A6B8D0" w:sz="4"/>
-            </w:tcBorders>
-            <w:tcMar>
-              <w:top w:type="dxa" w:w="50"/>
-              <w:left w:type="dxa" w:w="90"/>
-              <w:bottom w:type="dxa" w:w="50"/>
-              <w:right w:type="dxa" w:w="90"/>
-            </w:tcMar>
-          </w:tcPr>
-          <w:p>
-            <w:pPr>
-              <w:keepNext/>
+            <w:tcW w:type="dxa" w:w="1530"/>
+            <w:tcBorders>
+              <w:top w:val="single" w:color="A6B8D0" w:sz="4"/>
+              <w:left w:val="single" w:color="A6B8D0" w:sz="4"/>
+              <w:bottom w:val="single" w:color="A6B8D0" w:sz="4"/>
+              <w:right w:val="single" w:color="A6B8D0" w:sz="4"/>
+            </w:tcBorders>
+            <w:tcMar>
+              <w:top w:type="dxa" w:w="50"/>
+              <w:left w:type="dxa" w:w="90"/>
+              <w:bottom w:type="dxa" w:w="50"/>
+              <w:right w:type="dxa" w:w="90"/>
+            </w:tcMar>
+          </w:tcPr>
+          <w:p>
+            <w:pPr>
+              <w:keepNext w:val="false"/>
               <w:keepLines/>
               <w:spacing w:after="0" w:before="0" w:line="280"/>
             </w:pPr>
@@ -12089,23 +11716,23 @@
         </w:tc>
         <w:tc>
           <w:tcPr>
-            <w:tcW w:type="dxa" w:w="7764"/>
-            <w:tcBorders>
-              <w:top w:val="single" w:color="A6B8D0" w:sz="4"/>
-              <w:left w:val="single" w:color="A6B8D0" w:sz="4"/>
-              <w:bottom w:val="single" w:color="A6B8D0" w:sz="4"/>
-              <w:right w:val="single" w:color="A6B8D0" w:sz="4"/>
-            </w:tcBorders>
-            <w:tcMar>
-              <w:top w:type="dxa" w:w="50"/>
-              <w:left w:type="dxa" w:w="90"/>
-              <w:bottom w:type="dxa" w:w="50"/>
-              <w:right w:type="dxa" w:w="90"/>
-            </w:tcMar>
-          </w:tcPr>
-          <w:p>
-            <w:pPr>
-              <w:keepNext/>
+            <w:tcW w:type="dxa" w:w="8108"/>
+            <w:tcBorders>
+              <w:top w:val="single" w:color="A6B8D0" w:sz="4"/>
+              <w:left w:val="single" w:color="A6B8D0" w:sz="4"/>
+              <w:bottom w:val="single" w:color="A6B8D0" w:sz="4"/>
+              <w:right w:val="single" w:color="A6B8D0" w:sz="4"/>
+            </w:tcBorders>
+            <w:tcMar>
+              <w:top w:type="dxa" w:w="50"/>
+              <w:left w:type="dxa" w:w="90"/>
+              <w:bottom w:type="dxa" w:w="50"/>
+              <w:right w:type="dxa" w:w="90"/>
+            </w:tcMar>
+          </w:tcPr>
+          <w:p>
+            <w:pPr>
+              <w:keepNext w:val="false"/>
               <w:keepLines/>
               <w:spacing w:after="0" w:before="0" w:line="280"/>
             </w:pPr>
@@ -12138,6 +11765,16 @@
                 <w:szCs w:val="18"/>
               </w:rPr>
               <w:t xml:space="preserve">sns</w:t>
+            </w:r>
+            <w:r>
+              <w:rPr>
+                <w:rFonts w:ascii="Yu Gothic" w:eastAsia="Yu Gothic" w:hAnsi="Yu Gothic"/>
+                <w:b w:val="false"/>
+                <w:bCs w:val="false"/>
+                <w:sz w:val="18"/>
+                <w:szCs w:val="18"/>
+              </w:rPr>
+              <w:t xml:space="preserve">（SNS 用。第4章 14.1 の「自分で決める」もこれとし、許可範囲は SNS 用の既定「閲覧のみ」）</w:t>
             </w:r>
           </w:p>
         </w:tc>
@@ -12149,23 +11786,23 @@
         </w:trPr>
         <w:tc>
           <w:tcPr>
-            <w:tcW w:type="dxa" w:w="1874"/>
-            <w:tcBorders>
-              <w:top w:val="single" w:color="A6B8D0" w:sz="4"/>
-              <w:left w:val="single" w:color="A6B8D0" w:sz="4"/>
-              <w:bottom w:val="single" w:color="A6B8D0" w:sz="4"/>
-              <w:right w:val="single" w:color="A6B8D0" w:sz="4"/>
-            </w:tcBorders>
-            <w:tcMar>
-              <w:top w:type="dxa" w:w="50"/>
-              <w:left w:type="dxa" w:w="90"/>
-              <w:bottom w:type="dxa" w:w="50"/>
-              <w:right w:type="dxa" w:w="90"/>
-            </w:tcMar>
-          </w:tcPr>
-          <w:p>
-            <w:pPr>
-              <w:keepNext/>
+            <w:tcW w:type="dxa" w:w="1530"/>
+            <w:tcBorders>
+              <w:top w:val="single" w:color="A6B8D0" w:sz="4"/>
+              <w:left w:val="single" w:color="A6B8D0" w:sz="4"/>
+              <w:bottom w:val="single" w:color="A6B8D0" w:sz="4"/>
+              <w:right w:val="single" w:color="A6B8D0" w:sz="4"/>
+            </w:tcBorders>
+            <w:tcMar>
+              <w:top w:type="dxa" w:w="50"/>
+              <w:left w:type="dxa" w:w="90"/>
+              <w:bottom w:type="dxa" w:w="50"/>
+              <w:right w:type="dxa" w:w="90"/>
+            </w:tcMar>
+          </w:tcPr>
+          <w:p>
+            <w:pPr>
+              <w:keepNext w:val="false"/>
               <w:keepLines/>
               <w:spacing w:after="0" w:before="0" w:line="280"/>
             </w:pPr>
@@ -12183,35 +11820,35 @@
         </w:tc>
         <w:tc>
           <w:tcPr>
-            <w:tcW w:type="dxa" w:w="7764"/>
-            <w:tcBorders>
-              <w:top w:val="single" w:color="A6B8D0" w:sz="4"/>
-              <w:left w:val="single" w:color="A6B8D0" w:sz="4"/>
-              <w:bottom w:val="single" w:color="A6B8D0" w:sz="4"/>
-              <w:right w:val="single" w:color="A6B8D0" w:sz="4"/>
-            </w:tcBorders>
-            <w:tcMar>
-              <w:top w:type="dxa" w:w="50"/>
-              <w:left w:type="dxa" w:w="90"/>
-              <w:bottom w:type="dxa" w:w="50"/>
-              <w:right w:type="dxa" w:w="90"/>
-            </w:tcMar>
-          </w:tcPr>
-          <w:p>
-            <w:pPr>
-              <w:keepNext/>
-              <w:keepLines/>
-              <w:spacing w:after="0" w:before="0" w:line="280"/>
-            </w:pPr>
-            <w:r>
-              <w:rPr>
-                <w:rFonts w:ascii="Yu Gothic" w:eastAsia="Yu Gothic" w:hAnsi="Yu Gothic"/>
-                <w:b w:val="false"/>
-                <w:bCs w:val="false"/>
-                <w:sz w:val="18"/>
-                <w:szCs w:val="18"/>
-              </w:rPr>
-              <w:t xml:space="preserve">原本の SHA-256、形式、画素の大きさ、PDQ（読める場合）</w:t>
+            <w:tcW w:type="dxa" w:w="8108"/>
+            <w:tcBorders>
+              <w:top w:val="single" w:color="A6B8D0" w:sz="4"/>
+              <w:left w:val="single" w:color="A6B8D0" w:sz="4"/>
+              <w:bottom w:val="single" w:color="A6B8D0" w:sz="4"/>
+              <w:right w:val="single" w:color="A6B8D0" w:sz="4"/>
+            </w:tcBorders>
+            <w:tcMar>
+              <w:top w:type="dxa" w:w="50"/>
+              <w:left w:type="dxa" w:w="90"/>
+              <w:bottom w:type="dxa" w:w="50"/>
+              <w:right w:type="dxa" w:w="90"/>
+            </w:tcMar>
+          </w:tcPr>
+          <w:p>
+            <w:pPr>
+              <w:keepNext w:val="false"/>
+              <w:keepLines/>
+              <w:spacing w:after="0" w:before="0" w:line="280"/>
+            </w:pPr>
+            <w:r>
+              <w:rPr>
+                <w:rFonts w:ascii="Yu Gothic" w:eastAsia="Yu Gothic" w:hAnsi="Yu Gothic"/>
+                <w:b w:val="false"/>
+                <w:bCs w:val="false"/>
+                <w:sz w:val="18"/>
+                <w:szCs w:val="18"/>
+              </w:rPr>
+              <w:t xml:space="preserve">原本の SHA-256、形式、画素の大きさ、PDQ（読める場合）、原本の場所、原本の新しい版（現像し直し）の SHA-256（第2章 4.2）、撮影日時（EXIF の撮影日時。出力に残す設定に関わらず記録する。無ければ無し。申立てのひな形の「撮影の日」に使う。第7章 3.3.3）</w:t>
             </w:r>
           </w:p>
         </w:tc>
@@ -12223,23 +11860,23 @@
         </w:trPr>
         <w:tc>
           <w:tcPr>
-            <w:tcW w:type="dxa" w:w="1874"/>
-            <w:tcBorders>
-              <w:top w:val="single" w:color="A6B8D0" w:sz="4"/>
-              <w:left w:val="single" w:color="A6B8D0" w:sz="4"/>
-              <w:bottom w:val="single" w:color="A6B8D0" w:sz="4"/>
-              <w:right w:val="single" w:color="A6B8D0" w:sz="4"/>
-            </w:tcBorders>
-            <w:tcMar>
-              <w:top w:type="dxa" w:w="50"/>
-              <w:left w:type="dxa" w:w="90"/>
-              <w:bottom w:type="dxa" w:w="50"/>
-              <w:right w:type="dxa" w:w="90"/>
-            </w:tcMar>
-          </w:tcPr>
-          <w:p>
-            <w:pPr>
-              <w:keepNext/>
+            <w:tcW w:type="dxa" w:w="1530"/>
+            <w:tcBorders>
+              <w:top w:val="single" w:color="A6B8D0" w:sz="4"/>
+              <w:left w:val="single" w:color="A6B8D0" w:sz="4"/>
+              <w:bottom w:val="single" w:color="A6B8D0" w:sz="4"/>
+              <w:right w:val="single" w:color="A6B8D0" w:sz="4"/>
+            </w:tcBorders>
+            <w:tcMar>
+              <w:top w:type="dxa" w:w="50"/>
+              <w:left w:type="dxa" w:w="90"/>
+              <w:bottom w:type="dxa" w:w="50"/>
+              <w:right w:type="dxa" w:w="90"/>
+            </w:tcMar>
+          </w:tcPr>
+          <w:p>
+            <w:pPr>
+              <w:keepNext w:val="false"/>
               <w:keepLines/>
               <w:spacing w:after="0" w:before="0" w:line="280"/>
             </w:pPr>
@@ -12257,35 +11894,35 @@
         </w:tc>
         <w:tc>
           <w:tcPr>
-            <w:tcW w:type="dxa" w:w="7764"/>
-            <w:tcBorders>
-              <w:top w:val="single" w:color="A6B8D0" w:sz="4"/>
-              <w:left w:val="single" w:color="A6B8D0" w:sz="4"/>
-              <w:bottom w:val="single" w:color="A6B8D0" w:sz="4"/>
-              <w:right w:val="single" w:color="A6B8D0" w:sz="4"/>
-            </w:tcBorders>
-            <w:tcMar>
-              <w:top w:type="dxa" w:w="50"/>
-              <w:left w:type="dxa" w:w="90"/>
-              <w:bottom w:type="dxa" w:w="50"/>
-              <w:right w:type="dxa" w:w="90"/>
-            </w:tcMar>
-          </w:tcPr>
-          <w:p>
-            <w:pPr>
-              <w:keepNext/>
-              <w:keepLines/>
-              <w:spacing w:after="0" w:before="0" w:line="280"/>
-            </w:pPr>
-            <w:r>
-              <w:rPr>
-                <w:rFonts w:ascii="Yu Gothic" w:eastAsia="Yu Gothic" w:hAnsi="Yu Gothic"/>
-                <w:b w:val="false"/>
-                <w:bCs w:val="false"/>
-                <w:sz w:val="18"/>
-                <w:szCs w:val="18"/>
-              </w:rPr>
-              <w:t xml:space="preserve">出力の SHA-256、形式、画素の大きさ、PDQ、ファイル名</w:t>
+            <w:tcW w:type="dxa" w:w="8108"/>
+            <w:tcBorders>
+              <w:top w:val="single" w:color="A6B8D0" w:sz="4"/>
+              <w:left w:val="single" w:color="A6B8D0" w:sz="4"/>
+              <w:bottom w:val="single" w:color="A6B8D0" w:sz="4"/>
+              <w:right w:val="single" w:color="A6B8D0" w:sz="4"/>
+            </w:tcBorders>
+            <w:tcMar>
+              <w:top w:type="dxa" w:w="50"/>
+              <w:left w:type="dxa" w:w="90"/>
+              <w:bottom w:type="dxa" w:w="50"/>
+              <w:right w:type="dxa" w:w="90"/>
+            </w:tcMar>
+          </w:tcPr>
+          <w:p>
+            <w:pPr>
+              <w:keepNext w:val="false"/>
+              <w:keepLines/>
+              <w:spacing w:after="0" w:before="0" w:line="280"/>
+            </w:pPr>
+            <w:r>
+              <w:rPr>
+                <w:rFonts w:ascii="Yu Gothic" w:eastAsia="Yu Gothic" w:hAnsi="Yu Gothic"/>
+                <w:b w:val="false"/>
+                <w:bCs w:val="false"/>
+                <w:sz w:val="18"/>
+                <w:szCs w:val="18"/>
+              </w:rPr>
+              <w:t xml:space="preserve">出力の SHA-256、形式、画素の大きさ、PDQ、ISCC（6）、ファイル名（可搬の名前）、元のファイル名、名前を直した場合の対応（10.1）、出力の場所（書き出し先のフォルダー。訂正版の同封文書の生成（第5章 2.4）と出力フォルダーを開く操作に使う）</w:t>
             </w:r>
           </w:p>
         </w:tc>
@@ -12297,23 +11934,23 @@
         </w:trPr>
         <w:tc>
           <w:tcPr>
-            <w:tcW w:type="dxa" w:w="1874"/>
-            <w:tcBorders>
-              <w:top w:val="single" w:color="A6B8D0" w:sz="4"/>
-              <w:left w:val="single" w:color="A6B8D0" w:sz="4"/>
-              <w:bottom w:val="single" w:color="A6B8D0" w:sz="4"/>
-              <w:right w:val="single" w:color="A6B8D0" w:sz="4"/>
-            </w:tcBorders>
-            <w:tcMar>
-              <w:top w:type="dxa" w:w="50"/>
-              <w:left w:type="dxa" w:w="90"/>
-              <w:bottom w:type="dxa" w:w="50"/>
-              <w:right w:type="dxa" w:w="90"/>
-            </w:tcMar>
-          </w:tcPr>
-          <w:p>
-            <w:pPr>
-              <w:keepNext/>
+            <w:tcW w:type="dxa" w:w="1530"/>
+            <w:tcBorders>
+              <w:top w:val="single" w:color="A6B8D0" w:sz="4"/>
+              <w:left w:val="single" w:color="A6B8D0" w:sz="4"/>
+              <w:bottom w:val="single" w:color="A6B8D0" w:sz="4"/>
+              <w:right w:val="single" w:color="A6B8D0" w:sz="4"/>
+            </w:tcBorders>
+            <w:tcMar>
+              <w:top w:type="dxa" w:w="50"/>
+              <w:left w:type="dxa" w:w="90"/>
+              <w:bottom w:type="dxa" w:w="50"/>
+              <w:right w:type="dxa" w:w="90"/>
+            </w:tcMar>
+          </w:tcPr>
+          <w:p>
+            <w:pPr>
+              <w:keepNext w:val="false"/>
               <w:keepLines/>
               <w:spacing w:after="0" w:before="0" w:line="280"/>
             </w:pPr>
@@ -12331,23 +11968,23 @@
         </w:tc>
         <w:tc>
           <w:tcPr>
-            <w:tcW w:type="dxa" w:w="7764"/>
-            <w:tcBorders>
-              <w:top w:val="single" w:color="A6B8D0" w:sz="4"/>
-              <w:left w:val="single" w:color="A6B8D0" w:sz="4"/>
-              <w:bottom w:val="single" w:color="A6B8D0" w:sz="4"/>
-              <w:right w:val="single" w:color="A6B8D0" w:sz="4"/>
-            </w:tcBorders>
-            <w:tcMar>
-              <w:top w:type="dxa" w:w="50"/>
-              <w:left w:type="dxa" w:w="90"/>
-              <w:bottom w:type="dxa" w:w="50"/>
-              <w:right w:type="dxa" w:w="90"/>
-            </w:tcMar>
-          </w:tcPr>
-          <w:p>
-            <w:pPr>
-              <w:keepNext/>
+            <w:tcW w:type="dxa" w:w="8108"/>
+            <w:tcBorders>
+              <w:top w:val="single" w:color="A6B8D0" w:sz="4"/>
+              <w:left w:val="single" w:color="A6B8D0" w:sz="4"/>
+              <w:bottom w:val="single" w:color="A6B8D0" w:sz="4"/>
+              <w:right w:val="single" w:color="A6B8D0" w:sz="4"/>
+            </w:tcBorders>
+            <w:tcMar>
+              <w:top w:type="dxa" w:w="50"/>
+              <w:left w:type="dxa" w:w="90"/>
+              <w:bottom w:type="dxa" w:w="50"/>
+              <w:right w:type="dxa" w:w="90"/>
+            </w:tcMar>
+          </w:tcPr>
+          <w:p>
+            <w:pPr>
+              <w:keepNext w:val="false"/>
               <w:keepLines/>
               <w:spacing w:after="0" w:before="0" w:line="280"/>
             </w:pPr>
@@ -12371,23 +12008,23 @@
         </w:trPr>
         <w:tc>
           <w:tcPr>
-            <w:tcW w:type="dxa" w:w="1874"/>
-            <w:tcBorders>
-              <w:top w:val="single" w:color="A6B8D0" w:sz="4"/>
-              <w:left w:val="single" w:color="A6B8D0" w:sz="4"/>
-              <w:bottom w:val="single" w:color="A6B8D0" w:sz="4"/>
-              <w:right w:val="single" w:color="A6B8D0" w:sz="4"/>
-            </w:tcBorders>
-            <w:tcMar>
-              <w:top w:type="dxa" w:w="50"/>
-              <w:left w:type="dxa" w:w="90"/>
-              <w:bottom w:type="dxa" w:w="50"/>
-              <w:right w:type="dxa" w:w="90"/>
-            </w:tcMar>
-          </w:tcPr>
-          <w:p>
-            <w:pPr>
-              <w:keepNext/>
+            <w:tcW w:type="dxa" w:w="1530"/>
+            <w:tcBorders>
+              <w:top w:val="single" w:color="A6B8D0" w:sz="4"/>
+              <w:left w:val="single" w:color="A6B8D0" w:sz="4"/>
+              <w:bottom w:val="single" w:color="A6B8D0" w:sz="4"/>
+              <w:right w:val="single" w:color="A6B8D0" w:sz="4"/>
+            </w:tcBorders>
+            <w:tcMar>
+              <w:top w:type="dxa" w:w="50"/>
+              <w:left w:type="dxa" w:w="90"/>
+              <w:bottom w:type="dxa" w:w="50"/>
+              <w:right w:type="dxa" w:w="90"/>
+            </w:tcMar>
+          </w:tcPr>
+          <w:p>
+            <w:pPr>
+              <w:keepNext w:val="false"/>
               <w:keepLines/>
               <w:spacing w:after="0" w:before="0" w:line="280"/>
             </w:pPr>
@@ -12405,35 +12042,35 @@
         </w:tc>
         <w:tc>
           <w:tcPr>
-            <w:tcW w:type="dxa" w:w="7764"/>
-            <w:tcBorders>
-              <w:top w:val="single" w:color="A6B8D0" w:sz="4"/>
-              <w:left w:val="single" w:color="A6B8D0" w:sz="4"/>
-              <w:bottom w:val="single" w:color="A6B8D0" w:sz="4"/>
-              <w:right w:val="single" w:color="A6B8D0" w:sz="4"/>
-            </w:tcBorders>
-            <w:tcMar>
-              <w:top w:type="dxa" w:w="50"/>
-              <w:left w:type="dxa" w:w="90"/>
-              <w:bottom w:type="dxa" w:w="50"/>
-              <w:right w:type="dxa" w:w="90"/>
-            </w:tcMar>
-          </w:tcPr>
-          <w:p>
-            <w:pPr>
-              <w:keepNext/>
-              <w:keepLines/>
-              <w:spacing w:after="0" w:before="0" w:line="280"/>
-            </w:pPr>
-            <w:r>
-              <w:rPr>
-                <w:rFonts w:ascii="Yu Gothic" w:eastAsia="Yu Gothic" w:hAnsi="Yu Gothic"/>
-                <w:b w:val="false"/>
-                <w:bCs w:val="false"/>
-                <w:sz w:val="18"/>
-                <w:szCs w:val="18"/>
-              </w:rPr>
-              <w:t xml:space="preserve">許可範囲の ID と版、同封文書の SHA-256、参照情報の版</w:t>
+            <w:tcW w:type="dxa" w:w="8108"/>
+            <w:tcBorders>
+              <w:top w:val="single" w:color="A6B8D0" w:sz="4"/>
+              <w:left w:val="single" w:color="A6B8D0" w:sz="4"/>
+              <w:bottom w:val="single" w:color="A6B8D0" w:sz="4"/>
+              <w:right w:val="single" w:color="A6B8D0" w:sz="4"/>
+            </w:tcBorders>
+            <w:tcMar>
+              <w:top w:type="dxa" w:w="50"/>
+              <w:left w:type="dxa" w:w="90"/>
+              <w:bottom w:type="dxa" w:w="50"/>
+              <w:right w:type="dxa" w:w="90"/>
+            </w:tcMar>
+          </w:tcPr>
+          <w:p>
+            <w:pPr>
+              <w:keepNext w:val="false"/>
+              <w:keepLines/>
+              <w:spacing w:after="0" w:before="0" w:line="280"/>
+            </w:pPr>
+            <w:r>
+              <w:rPr>
+                <w:rFonts w:ascii="Yu Gothic" w:eastAsia="Yu Gothic" w:hAnsi="Yu Gothic"/>
+                <w:b w:val="false"/>
+                <w:bCs w:val="false"/>
+                <w:sz w:val="18"/>
+                <w:szCs w:val="18"/>
+              </w:rPr>
+              <w:t xml:space="preserve">許可範囲の ID と版、同封文書の SHA-256、参照情報の版と使った文言の各ファイルの SHA-256（第5章 4）</w:t>
             </w:r>
           </w:p>
         </w:tc>
@@ -12445,23 +12082,23 @@
         </w:trPr>
         <w:tc>
           <w:tcPr>
-            <w:tcW w:type="dxa" w:w="1874"/>
-            <w:tcBorders>
-              <w:top w:val="single" w:color="A6B8D0" w:sz="4"/>
-              <w:left w:val="single" w:color="A6B8D0" w:sz="4"/>
-              <w:bottom w:val="single" w:color="A6B8D0" w:sz="4"/>
-              <w:right w:val="single" w:color="A6B8D0" w:sz="4"/>
-            </w:tcBorders>
-            <w:tcMar>
-              <w:top w:type="dxa" w:w="50"/>
-              <w:left w:type="dxa" w:w="90"/>
-              <w:bottom w:type="dxa" w:w="50"/>
-              <w:right w:type="dxa" w:w="90"/>
-            </w:tcMar>
-          </w:tcPr>
-          <w:p>
-            <w:pPr>
-              <w:keepNext/>
+            <w:tcW w:type="dxa" w:w="1530"/>
+            <w:tcBorders>
+              <w:top w:val="single" w:color="A6B8D0" w:sz="4"/>
+              <w:left w:val="single" w:color="A6B8D0" w:sz="4"/>
+              <w:bottom w:val="single" w:color="A6B8D0" w:sz="4"/>
+              <w:right w:val="single" w:color="A6B8D0" w:sz="4"/>
+            </w:tcBorders>
+            <w:tcMar>
+              <w:top w:type="dxa" w:w="50"/>
+              <w:left w:type="dxa" w:w="90"/>
+              <w:bottom w:type="dxa" w:w="50"/>
+              <w:right w:type="dxa" w:w="90"/>
+            </w:tcMar>
+          </w:tcPr>
+          <w:p>
+            <w:pPr>
+              <w:keepNext w:val="false"/>
               <w:keepLines/>
               <w:spacing w:after="0" w:before="0" w:line="280"/>
             </w:pPr>
@@ -12479,23 +12116,23 @@
         </w:tc>
         <w:tc>
           <w:tcPr>
-            <w:tcW w:type="dxa" w:w="7764"/>
-            <w:tcBorders>
-              <w:top w:val="single" w:color="A6B8D0" w:sz="4"/>
-              <w:left w:val="single" w:color="A6B8D0" w:sz="4"/>
-              <w:bottom w:val="single" w:color="A6B8D0" w:sz="4"/>
-              <w:right w:val="single" w:color="A6B8D0" w:sz="4"/>
-            </w:tcBorders>
-            <w:tcMar>
-              <w:top w:type="dxa" w:w="50"/>
-              <w:left w:type="dxa" w:w="90"/>
-              <w:bottom w:type="dxa" w:w="50"/>
-              <w:right w:type="dxa" w:w="90"/>
-            </w:tcMar>
-          </w:tcPr>
-          <w:p>
-            <w:pPr>
-              <w:keepNext/>
+            <w:tcW w:type="dxa" w:w="8108"/>
+            <w:tcBorders>
+              <w:top w:val="single" w:color="A6B8D0" w:sz="4"/>
+              <w:left w:val="single" w:color="A6B8D0" w:sz="4"/>
+              <w:bottom w:val="single" w:color="A6B8D0" w:sz="4"/>
+              <w:right w:val="single" w:color="A6B8D0" w:sz="4"/>
+            </w:tcBorders>
+            <w:tcMar>
+              <w:top w:type="dxa" w:w="50"/>
+              <w:left w:type="dxa" w:w="90"/>
+              <w:bottom w:type="dxa" w:w="50"/>
+              <w:right w:type="dxa" w:w="90"/>
+            </w:tcMar>
+          </w:tcPr>
+          <w:p>
+            <w:pPr>
+              <w:keepNext w:val="false"/>
               <w:keepLines/>
               <w:spacing w:after="0" w:before="0" w:line="280"/>
             </w:pPr>
@@ -12519,23 +12156,23 @@
         </w:trPr>
         <w:tc>
           <w:tcPr>
-            <w:tcW w:type="dxa" w:w="1874"/>
-            <w:tcBorders>
-              <w:top w:val="single" w:color="A6B8D0" w:sz="4"/>
-              <w:left w:val="single" w:color="A6B8D0" w:sz="4"/>
-              <w:bottom w:val="single" w:color="A6B8D0" w:sz="4"/>
-              <w:right w:val="single" w:color="A6B8D0" w:sz="4"/>
-            </w:tcBorders>
-            <w:tcMar>
-              <w:top w:type="dxa" w:w="50"/>
-              <w:left w:type="dxa" w:w="90"/>
-              <w:bottom w:type="dxa" w:w="50"/>
-              <w:right w:type="dxa" w:w="90"/>
-            </w:tcMar>
-          </w:tcPr>
-          <w:p>
-            <w:pPr>
-              <w:keepNext/>
+            <w:tcW w:type="dxa" w:w="1530"/>
+            <w:tcBorders>
+              <w:top w:val="single" w:color="A6B8D0" w:sz="4"/>
+              <w:left w:val="single" w:color="A6B8D0" w:sz="4"/>
+              <w:bottom w:val="single" w:color="A6B8D0" w:sz="4"/>
+              <w:right w:val="single" w:color="A6B8D0" w:sz="4"/>
+            </w:tcBorders>
+            <w:tcMar>
+              <w:top w:type="dxa" w:w="50"/>
+              <w:left w:type="dxa" w:w="90"/>
+              <w:bottom w:type="dxa" w:w="50"/>
+              <w:right w:type="dxa" w:w="90"/>
+            </w:tcMar>
+          </w:tcPr>
+          <w:p>
+            <w:pPr>
+              <w:keepNext w:val="false"/>
               <w:keepLines/>
               <w:spacing w:after="0" w:before="0" w:line="280"/>
             </w:pPr>
@@ -12553,23 +12190,23 @@
         </w:tc>
         <w:tc>
           <w:tcPr>
-            <w:tcW w:type="dxa" w:w="7764"/>
-            <w:tcBorders>
-              <w:top w:val="single" w:color="A6B8D0" w:sz="4"/>
-              <w:left w:val="single" w:color="A6B8D0" w:sz="4"/>
-              <w:bottom w:val="single" w:color="A6B8D0" w:sz="4"/>
-              <w:right w:val="single" w:color="A6B8D0" w:sz="4"/>
-            </w:tcBorders>
-            <w:tcMar>
-              <w:top w:type="dxa" w:w="50"/>
-              <w:left w:type="dxa" w:w="90"/>
-              <w:bottom w:type="dxa" w:w="50"/>
-              <w:right w:type="dxa" w:w="90"/>
-            </w:tcMar>
-          </w:tcPr>
-          <w:p>
-            <w:pPr>
-              <w:keepNext/>
+            <w:tcW w:type="dxa" w:w="8108"/>
+            <w:tcBorders>
+              <w:top w:val="single" w:color="A6B8D0" w:sz="4"/>
+              <w:left w:val="single" w:color="A6B8D0" w:sz="4"/>
+              <w:bottom w:val="single" w:color="A6B8D0" w:sz="4"/>
+              <w:right w:val="single" w:color="A6B8D0" w:sz="4"/>
+            </w:tcBorders>
+            <w:tcMar>
+              <w:top w:type="dxa" w:w="50"/>
+              <w:left w:type="dxa" w:w="90"/>
+              <w:bottom w:type="dxa" w:w="50"/>
+              <w:right w:type="dxa" w:w="90"/>
+            </w:tcMar>
+          </w:tcPr>
+          <w:p>
+            <w:pPr>
+              <w:keepNext w:val="false"/>
               <w:keepLines/>
               <w:spacing w:after="0" w:before="0" w:line="280"/>
             </w:pPr>
@@ -12593,23 +12230,23 @@
         </w:trPr>
         <w:tc>
           <w:tcPr>
-            <w:tcW w:type="dxa" w:w="1874"/>
-            <w:tcBorders>
-              <w:top w:val="single" w:color="A6B8D0" w:sz="4"/>
-              <w:left w:val="single" w:color="A6B8D0" w:sz="4"/>
-              <w:bottom w:val="single" w:color="A6B8D0" w:sz="4"/>
-              <w:right w:val="single" w:color="A6B8D0" w:sz="4"/>
-            </w:tcBorders>
-            <w:tcMar>
-              <w:top w:type="dxa" w:w="50"/>
-              <w:left w:type="dxa" w:w="90"/>
-              <w:bottom w:type="dxa" w:w="50"/>
-              <w:right w:type="dxa" w:w="90"/>
-            </w:tcMar>
-          </w:tcPr>
-          <w:p>
-            <w:pPr>
-              <w:keepNext/>
+            <w:tcW w:type="dxa" w:w="1530"/>
+            <w:tcBorders>
+              <w:top w:val="single" w:color="A6B8D0" w:sz="4"/>
+              <w:left w:val="single" w:color="A6B8D0" w:sz="4"/>
+              <w:bottom w:val="single" w:color="A6B8D0" w:sz="4"/>
+              <w:right w:val="single" w:color="A6B8D0" w:sz="4"/>
+            </w:tcBorders>
+            <w:tcMar>
+              <w:top w:type="dxa" w:w="50"/>
+              <w:left w:type="dxa" w:w="90"/>
+              <w:bottom w:type="dxa" w:w="50"/>
+              <w:right w:type="dxa" w:w="90"/>
+            </w:tcMar>
+          </w:tcPr>
+          <w:p>
+            <w:pPr>
+              <w:keepNext w:val="false"/>
               <w:keepLines/>
               <w:spacing w:after="0" w:before="0" w:line="280"/>
             </w:pPr>
@@ -12627,35 +12264,35 @@
         </w:tc>
         <w:tc>
           <w:tcPr>
-            <w:tcW w:type="dxa" w:w="7764"/>
-            <w:tcBorders>
-              <w:top w:val="single" w:color="A6B8D0" w:sz="4"/>
-              <w:left w:val="single" w:color="A6B8D0" w:sz="4"/>
-              <w:bottom w:val="single" w:color="A6B8D0" w:sz="4"/>
-              <w:right w:val="single" w:color="A6B8D0" w:sz="4"/>
-            </w:tcBorders>
-            <w:tcMar>
-              <w:top w:type="dxa" w:w="50"/>
-              <w:left w:type="dxa" w:w="90"/>
-              <w:bottom w:type="dxa" w:w="50"/>
-              <w:right w:type="dxa" w:w="90"/>
-            </w:tcMar>
-          </w:tcPr>
-          <w:p>
-            <w:pPr>
-              <w:keepNext/>
-              <w:keepLines/>
-              <w:spacing w:after="0" w:before="0" w:line="280"/>
-            </w:pPr>
-            <w:r>
-              <w:rPr>
-                <w:rFonts w:ascii="Yu Gothic" w:eastAsia="Yu Gothic" w:hAnsi="Yu Gothic"/>
-                <w:b w:val="false"/>
-                <w:bCs w:val="false"/>
-                <w:sz w:val="18"/>
-                <w:szCs w:val="18"/>
-              </w:rPr>
-              <w:t xml:space="preserve">時刻証明の応答（C2PA署名の時または後付け）、状態（付与済み／保留）</w:t>
+            <w:tcW w:type="dxa" w:w="8108"/>
+            <w:tcBorders>
+              <w:top w:val="single" w:color="A6B8D0" w:sz="4"/>
+              <w:left w:val="single" w:color="A6B8D0" w:sz="4"/>
+              <w:bottom w:val="single" w:color="A6B8D0" w:sz="4"/>
+              <w:right w:val="single" w:color="A6B8D0" w:sz="4"/>
+            </w:tcBorders>
+            <w:tcMar>
+              <w:top w:type="dxa" w:w="50"/>
+              <w:left w:type="dxa" w:w="90"/>
+              <w:bottom w:type="dxa" w:w="50"/>
+              <w:right w:type="dxa" w:w="90"/>
+            </w:tcMar>
+          </w:tcPr>
+          <w:p>
+            <w:pPr>
+              <w:keepNext w:val="false"/>
+              <w:keepLines/>
+              <w:spacing w:after="0" w:before="0" w:line="280"/>
+            </w:pPr>
+            <w:r>
+              <w:rPr>
+                <w:rFonts w:ascii="Yu Gothic" w:eastAsia="Yu Gothic" w:hAnsi="Yu Gothic"/>
+                <w:b w:val="false"/>
+                <w:bCs w:val="false"/>
+                <w:sz w:val="18"/>
+                <w:szCs w:val="18"/>
+              </w:rPr>
+              <w:t xml:space="preserve">時刻証明の応答（C2PA署名の時または後付け。応答した TSA すべて。4）、状態（付与済み／保留）</w:t>
             </w:r>
           </w:p>
         </w:tc>
@@ -12667,23 +12304,23 @@
         </w:trPr>
         <w:tc>
           <w:tcPr>
-            <w:tcW w:type="dxa" w:w="1874"/>
-            <w:tcBorders>
-              <w:top w:val="single" w:color="A6B8D0" w:sz="4"/>
-              <w:left w:val="single" w:color="A6B8D0" w:sz="4"/>
-              <w:bottom w:val="single" w:color="A6B8D0" w:sz="4"/>
-              <w:right w:val="single" w:color="A6B8D0" w:sz="4"/>
-            </w:tcBorders>
-            <w:tcMar>
-              <w:top w:type="dxa" w:w="50"/>
-              <w:left w:type="dxa" w:w="90"/>
-              <w:bottom w:type="dxa" w:w="50"/>
-              <w:right w:type="dxa" w:w="90"/>
-            </w:tcMar>
-          </w:tcPr>
-          <w:p>
-            <w:pPr>
-              <w:keepNext/>
+            <w:tcW w:type="dxa" w:w="1530"/>
+            <w:tcBorders>
+              <w:top w:val="single" w:color="A6B8D0" w:sz="4"/>
+              <w:left w:val="single" w:color="A6B8D0" w:sz="4"/>
+              <w:bottom w:val="single" w:color="A6B8D0" w:sz="4"/>
+              <w:right w:val="single" w:color="A6B8D0" w:sz="4"/>
+            </w:tcBorders>
+            <w:tcMar>
+              <w:top w:type="dxa" w:w="50"/>
+              <w:left w:type="dxa" w:w="90"/>
+              <w:bottom w:type="dxa" w:w="50"/>
+              <w:right w:type="dxa" w:w="90"/>
+            </w:tcMar>
+          </w:tcPr>
+          <w:p>
+            <w:pPr>
+              <w:keepNext w:val="false"/>
               <w:keepLines/>
               <w:spacing w:after="0" w:before="0" w:line="280"/>
             </w:pPr>
@@ -12701,35 +12338,35 @@
         </w:tc>
         <w:tc>
           <w:tcPr>
-            <w:tcW w:type="dxa" w:w="7764"/>
-            <w:tcBorders>
-              <w:top w:val="single" w:color="A6B8D0" w:sz="4"/>
-              <w:left w:val="single" w:color="A6B8D0" w:sz="4"/>
-              <w:bottom w:val="single" w:color="A6B8D0" w:sz="4"/>
-              <w:right w:val="single" w:color="A6B8D0" w:sz="4"/>
-            </w:tcBorders>
-            <w:tcMar>
-              <w:top w:type="dxa" w:w="50"/>
-              <w:left w:type="dxa" w:w="90"/>
-              <w:bottom w:type="dxa" w:w="50"/>
-              <w:right w:type="dxa" w:w="90"/>
-            </w:tcMar>
-          </w:tcPr>
-          <w:p>
-            <w:pPr>
-              <w:keepNext/>
-              <w:keepLines/>
-              <w:spacing w:after="0" w:before="0" w:line="280"/>
-            </w:pPr>
-            <w:r>
-              <w:rPr>
-                <w:rFonts w:ascii="Yu Gothic" w:eastAsia="Yu Gothic" w:hAnsi="Yu Gothic"/>
-                <w:b w:val="false"/>
-                <w:bCs w:val="false"/>
-                <w:sz w:val="18"/>
-                <w:szCs w:val="18"/>
-              </w:rPr>
-              <w:t xml:space="preserve">アプリの版、c2pa-rs の版、透かしの variant とモデルの版</w:t>
+            <w:tcW w:type="dxa" w:w="8108"/>
+            <w:tcBorders>
+              <w:top w:val="single" w:color="A6B8D0" w:sz="4"/>
+              <w:left w:val="single" w:color="A6B8D0" w:sz="4"/>
+              <w:bottom w:val="single" w:color="A6B8D0" w:sz="4"/>
+              <w:right w:val="single" w:color="A6B8D0" w:sz="4"/>
+            </w:tcBorders>
+            <w:tcMar>
+              <w:top w:type="dxa" w:w="50"/>
+              <w:left w:type="dxa" w:w="90"/>
+              <w:bottom w:type="dxa" w:w="50"/>
+              <w:right w:type="dxa" w:w="90"/>
+            </w:tcMar>
+          </w:tcPr>
+          <w:p>
+            <w:pPr>
+              <w:keepNext w:val="false"/>
+              <w:keepLines/>
+              <w:spacing w:after="0" w:before="0" w:line="280"/>
+            </w:pPr>
+            <w:r>
+              <w:rPr>
+                <w:rFonts w:ascii="Yu Gothic" w:eastAsia="Yu Gothic" w:hAnsi="Yu Gothic"/>
+                <w:b w:val="false"/>
+                <w:bCs w:val="false"/>
+                <w:sz w:val="18"/>
+                <w:szCs w:val="18"/>
+              </w:rPr>
+              <w:t xml:space="preserve">アプリの版、c2pa-rs の版、透かしの variant とモデルの版、色の変換の部品の名前と版、PDQ の一致のしきい値（算法の切り替えの記録。全体実装設計書 2.1）</w:t>
             </w:r>
           </w:p>
         </w:tc>
@@ -12741,23 +12378,23 @@
         </w:trPr>
         <w:tc>
           <w:tcPr>
-            <w:tcW w:type="dxa" w:w="1874"/>
-            <w:tcBorders>
-              <w:top w:val="single" w:color="A6B8D0" w:sz="4"/>
-              <w:left w:val="single" w:color="A6B8D0" w:sz="4"/>
-              <w:bottom w:val="single" w:color="A6B8D0" w:sz="4"/>
-              <w:right w:val="single" w:color="A6B8D0" w:sz="4"/>
-            </w:tcBorders>
-            <w:tcMar>
-              <w:top w:type="dxa" w:w="50"/>
-              <w:left w:type="dxa" w:w="90"/>
-              <w:bottom w:type="dxa" w:w="50"/>
-              <w:right w:type="dxa" w:w="90"/>
-            </w:tcMar>
-          </w:tcPr>
-          <w:p>
-            <w:pPr>
-              <w:keepNext/>
+            <w:tcW w:type="dxa" w:w="1530"/>
+            <w:tcBorders>
+              <w:top w:val="single" w:color="A6B8D0" w:sz="4"/>
+              <w:left w:val="single" w:color="A6B8D0" w:sz="4"/>
+              <w:bottom w:val="single" w:color="A6B8D0" w:sz="4"/>
+              <w:right w:val="single" w:color="A6B8D0" w:sz="4"/>
+            </w:tcBorders>
+            <w:tcMar>
+              <w:top w:type="dxa" w:w="50"/>
+              <w:left w:type="dxa" w:w="90"/>
+              <w:bottom w:type="dxa" w:w="50"/>
+              <w:right w:type="dxa" w:w="90"/>
+            </w:tcMar>
+          </w:tcPr>
+          <w:p>
+            <w:pPr>
+              <w:keepNext w:val="false"/>
               <w:keepLines/>
               <w:spacing w:after="0" w:before="0" w:line="280"/>
             </w:pPr>
@@ -12775,23 +12412,23 @@
         </w:tc>
         <w:tc>
           <w:tcPr>
-            <w:tcW w:type="dxa" w:w="7764"/>
-            <w:tcBorders>
-              <w:top w:val="single" w:color="A6B8D0" w:sz="4"/>
-              <w:left w:val="single" w:color="A6B8D0" w:sz="4"/>
-              <w:bottom w:val="single" w:color="A6B8D0" w:sz="4"/>
-              <w:right w:val="single" w:color="A6B8D0" w:sz="4"/>
-            </w:tcBorders>
-            <w:tcMar>
-              <w:top w:type="dxa" w:w="50"/>
-              <w:left w:type="dxa" w:w="90"/>
-              <w:bottom w:type="dxa" w:w="50"/>
-              <w:right w:type="dxa" w:w="90"/>
-            </w:tcMar>
-          </w:tcPr>
-          <w:p>
-            <w:pPr>
-              <w:keepNext/>
+            <w:tcW w:type="dxa" w:w="8108"/>
+            <w:tcBorders>
+              <w:top w:val="single" w:color="A6B8D0" w:sz="4"/>
+              <w:left w:val="single" w:color="A6B8D0" w:sz="4"/>
+              <w:bottom w:val="single" w:color="A6B8D0" w:sz="4"/>
+              <w:right w:val="single" w:color="A6B8D0" w:sz="4"/>
+            </w:tcBorders>
+            <w:tcMar>
+              <w:top w:type="dxa" w:w="50"/>
+              <w:left w:type="dxa" w:w="90"/>
+              <w:bottom w:type="dxa" w:w="50"/>
+              <w:right w:type="dxa" w:w="90"/>
+            </w:tcMar>
+          </w:tcPr>
+          <w:p>
+            <w:pPr>
+              <w:keepNext w:val="false"/>
               <w:keepLines/>
               <w:spacing w:after="0" w:before="0" w:line="280"/>
             </w:pPr>
@@ -12815,7 +12452,7 @@
         </w:trPr>
         <w:tc>
           <w:tcPr>
-            <w:tcW w:type="dxa" w:w="1874"/>
+            <w:tcW w:type="dxa" w:w="1530"/>
             <w:tcBorders>
               <w:top w:val="single" w:color="A6B8D0" w:sz="4"/>
               <w:left w:val="single" w:color="A6B8D0" w:sz="4"/>
@@ -12843,13 +12480,429 @@
                 <w:sz w:val="18"/>
                 <w:szCs w:val="18"/>
               </w:rPr>
+              <w:t xml:space="preserve">clock</w:t>
+            </w:r>
+          </w:p>
+        </w:tc>
+        <w:tc>
+          <w:tcPr>
+            <w:tcW w:type="dxa" w:w="8108"/>
+            <w:tcBorders>
+              <w:top w:val="single" w:color="A6B8D0" w:sz="4"/>
+              <w:left w:val="single" w:color="A6B8D0" w:sz="4"/>
+              <w:bottom w:val="single" w:color="A6B8D0" w:sz="4"/>
+              <w:right w:val="single" w:color="A6B8D0" w:sz="4"/>
+            </w:tcBorders>
+            <w:tcMar>
+              <w:top w:type="dxa" w:w="50"/>
+              <w:left w:type="dxa" w:w="90"/>
+              <w:bottom w:type="dxa" w:w="50"/>
+              <w:right w:type="dxa" w:w="90"/>
+            </w:tcMar>
+          </w:tcPr>
+          <w:p>
+            <w:pPr>
+              <w:keepNext w:val="false"/>
+              <w:keepLines/>
+              <w:spacing w:after="0" w:before="0" w:line="280"/>
+            </w:pPr>
+            <w:r>
+              <w:rPr>
+                <w:rFonts w:ascii="Yu Gothic" w:eastAsia="Yu Gothic" w:hAnsi="Yu Gothic"/>
+                <w:b w:val="false"/>
+                <w:bCs w:val="false"/>
+                <w:sz w:val="18"/>
+                <w:szCs w:val="18"/>
+              </w:rPr>
+              <w:t xml:space="preserve">端末の時計の値、その時点で分かっていた時計のずれ、単調な番号（端末ごとの連番。第1章 10.7）</w:t>
+            </w:r>
+          </w:p>
+        </w:tc>
+      </w:tr>
+      <w:tr>
+        <w:trPr>
+          <w:cantSplit/>
+          <w:tblHeader w:val="off"/>
+        </w:trPr>
+        <w:tc>
+          <w:tcPr>
+            <w:tcW w:type="dxa" w:w="1530"/>
+            <w:tcBorders>
+              <w:top w:val="single" w:color="A6B8D0" w:sz="4"/>
+              <w:left w:val="single" w:color="A6B8D0" w:sz="4"/>
+              <w:bottom w:val="single" w:color="A6B8D0" w:sz="4"/>
+              <w:right w:val="single" w:color="A6B8D0" w:sz="4"/>
+            </w:tcBorders>
+            <w:tcMar>
+              <w:top w:type="dxa" w:w="50"/>
+              <w:left w:type="dxa" w:w="90"/>
+              <w:bottom w:type="dxa" w:w="50"/>
+              <w:right w:type="dxa" w:w="90"/>
+            </w:tcMar>
+          </w:tcPr>
+          <w:p>
+            <w:pPr>
+              <w:keepNext w:val="false"/>
+              <w:keepLines/>
+              <w:spacing w:after="0" w:before="0" w:line="280"/>
+            </w:pPr>
+            <w:r>
+              <w:rPr>
+                <w:rFonts w:ascii="Yu Gothic" w:eastAsia="Yu Gothic" w:hAnsi="Yu Gothic"/>
+                <w:b w:val="false"/>
+                <w:bCs w:val="false"/>
+                <w:sz w:val="18"/>
+                <w:szCs w:val="18"/>
+              </w:rPr>
+              <w:t xml:space="preserve">chain</w:t>
+            </w:r>
+          </w:p>
+        </w:tc>
+        <w:tc>
+          <w:tcPr>
+            <w:tcW w:type="dxa" w:w="8108"/>
+            <w:tcBorders>
+              <w:top w:val="single" w:color="A6B8D0" w:sz="4"/>
+              <w:left w:val="single" w:color="A6B8D0" w:sz="4"/>
+              <w:bottom w:val="single" w:color="A6B8D0" w:sz="4"/>
+              <w:right w:val="single" w:color="A6B8D0" w:sz="4"/>
+            </w:tcBorders>
+            <w:tcMar>
+              <w:top w:type="dxa" w:w="50"/>
+              <w:left w:type="dxa" w:w="90"/>
+              <w:bottom w:type="dxa" w:w="50"/>
+              <w:right w:type="dxa" w:w="90"/>
+            </w:tcMar>
+          </w:tcPr>
+          <w:p>
+            <w:pPr>
+              <w:keepNext w:val="false"/>
+              <w:keepLines/>
+              <w:spacing w:after="0" w:before="0" w:line="280"/>
+            </w:pPr>
+            <w:r>
+              <w:rPr>
+                <w:rFonts w:ascii="Yu Gothic" w:eastAsia="Yu Gothic" w:hAnsi="Yu Gothic"/>
+                <w:b w:val="false"/>
+                <w:bCs w:val="false"/>
+                <w:sz w:val="18"/>
+                <w:szCs w:val="18"/>
+              </w:rPr>
+              <w:t xml:space="preserve">前の行のハッシュと、この行の記録の電子署名（第1章 8.3）</w:t>
+            </w:r>
+          </w:p>
+        </w:tc>
+      </w:tr>
+      <w:tr>
+        <w:trPr>
+          <w:cantSplit/>
+          <w:tblHeader w:val="off"/>
+        </w:trPr>
+        <w:tc>
+          <w:tcPr>
+            <w:tcW w:type="dxa" w:w="1530"/>
+            <w:tcBorders>
+              <w:top w:val="single" w:color="A6B8D0" w:sz="4"/>
+              <w:left w:val="single" w:color="A6B8D0" w:sz="4"/>
+              <w:bottom w:val="single" w:color="A6B8D0" w:sz="4"/>
+              <w:right w:val="single" w:color="A6B8D0" w:sz="4"/>
+            </w:tcBorders>
+            <w:tcMar>
+              <w:top w:type="dxa" w:w="50"/>
+              <w:left w:type="dxa" w:w="90"/>
+              <w:bottom w:type="dxa" w:w="50"/>
+              <w:right w:type="dxa" w:w="90"/>
+            </w:tcMar>
+          </w:tcPr>
+          <w:p>
+            <w:pPr>
+              <w:keepNext w:val="false"/>
+              <w:keepLines/>
+              <w:spacing w:after="0" w:before="0" w:line="280"/>
+            </w:pPr>
+            <w:r>
+              <w:rPr>
+                <w:rFonts w:ascii="Yu Gothic" w:eastAsia="Yu Gothic" w:hAnsi="Yu Gothic"/>
+                <w:b w:val="false"/>
+                <w:bCs w:val="false"/>
+                <w:sz w:val="18"/>
+                <w:szCs w:val="18"/>
+              </w:rPr>
+              <w:t xml:space="preserve">duplicate_of</w:t>
+            </w:r>
+          </w:p>
+        </w:tc>
+        <w:tc>
+          <w:tcPr>
+            <w:tcW w:type="dxa" w:w="8108"/>
+            <w:tcBorders>
+              <w:top w:val="single" w:color="A6B8D0" w:sz="4"/>
+              <w:left w:val="single" w:color="A6B8D0" w:sz="4"/>
+              <w:bottom w:val="single" w:color="A6B8D0" w:sz="4"/>
+              <w:right w:val="single" w:color="A6B8D0" w:sz="4"/>
+            </w:tcBorders>
+            <w:tcMar>
+              <w:top w:type="dxa" w:w="50"/>
+              <w:left w:type="dxa" w:w="90"/>
+              <w:bottom w:type="dxa" w:w="50"/>
+              <w:right w:type="dxa" w:w="90"/>
+            </w:tcMar>
+          </w:tcPr>
+          <w:p>
+            <w:pPr>
+              <w:keepNext w:val="false"/>
+              <w:keepLines/>
+              <w:spacing w:after="0" w:before="0" w:line="280"/>
+            </w:pPr>
+            <w:r>
+              <w:rPr>
+                <w:rFonts w:ascii="Yu Gothic" w:eastAsia="Yu Gothic" w:hAnsi="Yu Gothic"/>
+                <w:b w:val="false"/>
+                <w:bCs w:val="false"/>
+                <w:sz w:val="18"/>
+                <w:szCs w:val="18"/>
+              </w:rPr>
+              <w:t xml:space="preserve">同じ写真（SHA-256 が同じ）の2つ目以降の場合、1つ目の識別番号（9）</w:t>
+            </w:r>
+          </w:p>
+        </w:tc>
+      </w:tr>
+      <w:tr>
+        <w:trPr>
+          <w:cantSplit/>
+          <w:tblHeader w:val="off"/>
+        </w:trPr>
+        <w:tc>
+          <w:tcPr>
+            <w:tcW w:type="dxa" w:w="1530"/>
+            <w:tcBorders>
+              <w:top w:val="single" w:color="A6B8D0" w:sz="4"/>
+              <w:left w:val="single" w:color="A6B8D0" w:sz="4"/>
+              <w:bottom w:val="single" w:color="A6B8D0" w:sz="4"/>
+              <w:right w:val="single" w:color="A6B8D0" w:sz="4"/>
+            </w:tcBorders>
+            <w:tcMar>
+              <w:top w:type="dxa" w:w="50"/>
+              <w:left w:type="dxa" w:w="90"/>
+              <w:bottom w:type="dxa" w:w="50"/>
+              <w:right w:type="dxa" w:w="90"/>
+            </w:tcMar>
+          </w:tcPr>
+          <w:p>
+            <w:pPr>
+              <w:keepNext w:val="false"/>
+              <w:keepLines/>
+              <w:spacing w:after="0" w:before="0" w:line="280"/>
+            </w:pPr>
+            <w:r>
+              <w:rPr>
+                <w:rFonts w:ascii="Yu Gothic" w:eastAsia="Yu Gothic" w:hAnsi="Yu Gothic"/>
+                <w:b w:val="false"/>
+                <w:bCs w:val="false"/>
+                <w:sz w:val="18"/>
+                <w:szCs w:val="18"/>
+              </w:rPr>
+              <w:t xml:space="preserve">correction</w:t>
+            </w:r>
+          </w:p>
+        </w:tc>
+        <w:tc>
+          <w:tcPr>
+            <w:tcW w:type="dxa" w:w="8108"/>
+            <w:tcBorders>
+              <w:top w:val="single" w:color="A6B8D0" w:sz="4"/>
+              <w:left w:val="single" w:color="A6B8D0" w:sz="4"/>
+              <w:bottom w:val="single" w:color="A6B8D0" w:sz="4"/>
+              <w:right w:val="single" w:color="A6B8D0" w:sz="4"/>
+            </w:tcBorders>
+            <w:tcMar>
+              <w:top w:type="dxa" w:w="50"/>
+              <w:left w:type="dxa" w:w="90"/>
+              <w:bottom w:type="dxa" w:w="50"/>
+              <w:right w:type="dxa" w:w="90"/>
+            </w:tcMar>
+          </w:tcPr>
+          <w:p>
+            <w:pPr>
+              <w:keepNext w:val="false"/>
+              <w:keepLines/>
+              <w:spacing w:after="0" w:before="0" w:line="280"/>
+            </w:pPr>
+            <w:r>
+              <w:rPr>
+                <w:rFonts w:ascii="Yu Gothic" w:eastAsia="Yu Gothic" w:hAnsi="Yu Gothic"/>
+                <w:b w:val="false"/>
+                <w:bCs w:val="false"/>
+                <w:sz w:val="18"/>
+                <w:szCs w:val="18"/>
+              </w:rPr>
+              <w:t xml:space="preserve">表示の訂正（撮影名、共同の権利者、許可範囲の表示）を連鎖の1行として追記する時の中身。項目は XMP Media Management（ISO 16684-2）の </w:t>
+            </w:r>
+            <w:r>
+              <w:rPr>
+                <w:rFonts w:ascii="Consolas" w:eastAsia="Yu Gothic" w:hAnsi="Consolas"/>
+                <w:b w:val="false"/>
+                <w:bCs w:val="false"/>
+                <w:sz w:val="18"/>
+                <w:szCs w:val="18"/>
+              </w:rPr>
+              <w:t xml:space="preserve">xmpMM:History</w:t>
+            </w:r>
+            <w:r>
+              <w:rPr>
+                <w:rFonts w:ascii="Yu Gothic" w:eastAsia="Yu Gothic" w:hAnsi="Yu Gothic"/>
+                <w:b w:val="false"/>
+                <w:bCs w:val="false"/>
+                <w:sz w:val="18"/>
+                <w:szCs w:val="18"/>
+              </w:rPr>
+              <w:t xml:space="preserve"> の ResourceEvent と同じ（</w:t>
+            </w:r>
+            <w:r>
+              <w:rPr>
+                <w:rFonts w:ascii="Consolas" w:eastAsia="Yu Gothic" w:hAnsi="Consolas"/>
+                <w:b w:val="false"/>
+                <w:bCs w:val="false"/>
+                <w:sz w:val="18"/>
+                <w:szCs w:val="18"/>
+              </w:rPr>
+              <w:t xml:space="preserve">action</w:t>
+            </w:r>
+            <w:r>
+              <w:rPr>
+                <w:rFonts w:ascii="Yu Gothic" w:eastAsia="Yu Gothic" w:hAnsi="Yu Gothic"/>
+                <w:b w:val="false"/>
+                <w:bCs w:val="false"/>
+                <w:sz w:val="18"/>
+                <w:szCs w:val="18"/>
+              </w:rPr>
+              <w:t xml:space="preserve">＝</w:t>
+            </w:r>
+            <w:r>
+              <w:rPr>
+                <w:rFonts w:ascii="Consolas" w:eastAsia="Yu Gothic" w:hAnsi="Consolas"/>
+                <w:b w:val="false"/>
+                <w:bCs w:val="false"/>
+                <w:sz w:val="18"/>
+                <w:szCs w:val="18"/>
+              </w:rPr>
+              <w:t xml:space="preserve">edited</w:t>
+            </w:r>
+            <w:r>
+              <w:rPr>
+                <w:rFonts w:ascii="Yu Gothic" w:eastAsia="Yu Gothic" w:hAnsi="Yu Gothic"/>
+                <w:b w:val="false"/>
+                <w:bCs w:val="false"/>
+                <w:sz w:val="18"/>
+                <w:szCs w:val="18"/>
+              </w:rPr>
+              <w:t xml:space="preserve">、</w:t>
+            </w:r>
+            <w:r>
+              <w:rPr>
+                <w:rFonts w:ascii="Consolas" w:eastAsia="Yu Gothic" w:hAnsi="Consolas"/>
+                <w:b w:val="false"/>
+                <w:bCs w:val="false"/>
+                <w:sz w:val="18"/>
+                <w:szCs w:val="18"/>
+              </w:rPr>
+              <w:t xml:space="preserve">when</w:t>
+            </w:r>
+            <w:r>
+              <w:rPr>
+                <w:rFonts w:ascii="Yu Gothic" w:eastAsia="Yu Gothic" w:hAnsi="Yu Gothic"/>
+                <w:b w:val="false"/>
+                <w:bCs w:val="false"/>
+                <w:sz w:val="18"/>
+                <w:szCs w:val="18"/>
+              </w:rPr>
+              <w:t xml:space="preserve">、</w:t>
+            </w:r>
+            <w:r>
+              <w:rPr>
+                <w:rFonts w:ascii="Consolas" w:eastAsia="Yu Gothic" w:hAnsi="Consolas"/>
+                <w:b w:val="false"/>
+                <w:bCs w:val="false"/>
+                <w:sz w:val="18"/>
+                <w:szCs w:val="18"/>
+              </w:rPr>
+              <w:t xml:space="preserve">softwareAgent</w:t>
+            </w:r>
+            <w:r>
+              <w:rPr>
+                <w:rFonts w:ascii="Yu Gothic" w:eastAsia="Yu Gothic" w:hAnsi="Yu Gothic"/>
+                <w:b w:val="false"/>
+                <w:bCs w:val="false"/>
+                <w:sz w:val="18"/>
+                <w:szCs w:val="18"/>
+              </w:rPr>
+              <w:t xml:space="preserve">、</w:t>
+            </w:r>
+            <w:r>
+              <w:rPr>
+                <w:rFonts w:ascii="Consolas" w:eastAsia="Yu Gothic" w:hAnsi="Consolas"/>
+                <w:b w:val="false"/>
+                <w:bCs w:val="false"/>
+                <w:sz w:val="18"/>
+                <w:szCs w:val="18"/>
+              </w:rPr>
+              <w:t xml:space="preserve">changed</w:t>
+            </w:r>
+            <w:r>
+              <w:rPr>
+                <w:rFonts w:ascii="Yu Gothic" w:eastAsia="Yu Gothic" w:hAnsi="Yu Gothic"/>
+                <w:b w:val="false"/>
+                <w:bCs w:val="false"/>
+                <w:sz w:val="18"/>
+                <w:szCs w:val="18"/>
+              </w:rPr>
+              <w:t xml:space="preserve">＝直した項目と前後の値）。元の行、マニフェスト、同封文書は変えない（2026-10-01 NRSD の要求）</w:t>
+            </w:r>
+          </w:p>
+        </w:tc>
+      </w:tr>
+      <w:tr>
+        <w:trPr>
+          <w:cantSplit/>
+          <w:tblHeader w:val="off"/>
+        </w:trPr>
+        <w:tc>
+          <w:tcPr>
+            <w:tcW w:type="dxa" w:w="1530"/>
+            <w:tcBorders>
+              <w:top w:val="single" w:color="A6B8D0" w:sz="4"/>
+              <w:left w:val="single" w:color="A6B8D0" w:sz="4"/>
+              <w:bottom w:val="single" w:color="A6B8D0" w:sz="4"/>
+              <w:right w:val="single" w:color="A6B8D0" w:sz="4"/>
+            </w:tcBorders>
+            <w:tcMar>
+              <w:top w:type="dxa" w:w="50"/>
+              <w:left w:type="dxa" w:w="90"/>
+              <w:bottom w:type="dxa" w:w="50"/>
+              <w:right w:type="dxa" w:w="90"/>
+            </w:tcMar>
+          </w:tcPr>
+          <w:p>
+            <w:pPr>
+              <w:keepNext w:val="false"/>
+              <w:keepLines/>
+              <w:spacing w:after="0" w:before="0" w:line="280"/>
+            </w:pPr>
+            <w:r>
+              <w:rPr>
+                <w:rFonts w:ascii="Yu Gothic" w:eastAsia="Yu Gothic" w:hAnsi="Yu Gothic"/>
+                <w:b w:val="false"/>
+                <w:bCs w:val="false"/>
+                <w:sz w:val="18"/>
+                <w:szCs w:val="18"/>
+              </w:rPr>
               <w:t xml:space="preserve">ingredients</w:t>
             </w:r>
           </w:p>
         </w:tc>
         <w:tc>
           <w:tcPr>
-            <w:tcW w:type="dxa" w:w="7764"/>
+            <w:tcW w:type="dxa" w:w="8108"/>
             <w:tcBorders>
               <w:top w:val="single" w:color="A6B8D0" w:sz="4"/>
               <w:left w:val="single" w:color="A6B8D0" w:sz="4"/>
@@ -12878,6 +12931,100 @@
                 <w:szCs w:val="18"/>
               </w:rPr>
               <w:t xml:space="preserve">既に C2PA署名があった画像を素材として取り込んだ場合の、その署名者と関係（2 の表）</w:t>
+            </w:r>
+          </w:p>
+        </w:tc>
+      </w:tr>
+      <w:tr>
+        <w:trPr>
+          <w:cantSplit/>
+          <w:tblHeader w:val="off"/>
+        </w:trPr>
+        <w:tc>
+          <w:tcPr>
+            <w:tcW w:type="dxa" w:w="1530"/>
+            <w:tcBorders>
+              <w:top w:val="single" w:color="A6B8D0" w:sz="4"/>
+              <w:left w:val="single" w:color="A6B8D0" w:sz="4"/>
+              <w:bottom w:val="single" w:color="A6B8D0" w:sz="4"/>
+              <w:right w:val="single" w:color="A6B8D0" w:sz="4"/>
+            </w:tcBorders>
+            <w:tcMar>
+              <w:top w:type="dxa" w:w="50"/>
+              <w:left w:type="dxa" w:w="90"/>
+              <w:bottom w:type="dxa" w:w="50"/>
+              <w:right w:type="dxa" w:w="90"/>
+            </w:tcMar>
+          </w:tcPr>
+          <w:p>
+            <w:pPr>
+              <w:keepNext w:val="false"/>
+              <w:keepLines/>
+              <w:spacing w:after="0" w:before="0" w:line="280"/>
+            </w:pPr>
+            <w:r>
+              <w:rPr>
+                <w:rFonts w:ascii="Yu Gothic" w:eastAsia="Yu Gothic" w:hAnsi="Yu Gothic"/>
+                <w:b w:val="false"/>
+                <w:bCs w:val="false"/>
+                <w:sz w:val="18"/>
+                <w:szCs w:val="18"/>
+              </w:rPr>
+              <w:t xml:space="preserve">published</w:t>
+            </w:r>
+          </w:p>
+        </w:tc>
+        <w:tc>
+          <w:tcPr>
+            <w:tcW w:type="dxa" w:w="8108"/>
+            <w:tcBorders>
+              <w:top w:val="single" w:color="A6B8D0" w:sz="4"/>
+              <w:left w:val="single" w:color="A6B8D0" w:sz="4"/>
+              <w:bottom w:val="single" w:color="A6B8D0" w:sz="4"/>
+              <w:right w:val="single" w:color="A6B8D0" w:sz="4"/>
+            </w:tcBorders>
+            <w:tcMar>
+              <w:top w:type="dxa" w:w="50"/>
+              <w:left w:type="dxa" w:w="90"/>
+              <w:bottom w:type="dxa" w:w="50"/>
+              <w:right w:type="dxa" w:w="90"/>
+            </w:tcMar>
+          </w:tcPr>
+          <w:p>
+            <w:pPr>
+              <w:keepNext w:val="false"/>
+              <w:keepLines/>
+              <w:spacing w:after="0" w:before="0" w:line="280"/>
+            </w:pPr>
+            <w:r>
+              <w:rPr>
+                <w:rFonts w:ascii="Yu Gothic" w:eastAsia="Yu Gothic" w:hAnsi="Yu Gothic"/>
+                <w:b w:val="false"/>
+                <w:bCs w:val="false"/>
+                <w:sz w:val="18"/>
+                <w:szCs w:val="18"/>
+              </w:rPr>
+              <w:t xml:space="preserve">利用者が G-12「作品」で記録した元の投稿の場所（URL、投稿先、投稿の日。任意、複数）。申立てのひな形の「元の投稿の URL」（第7章 3.3.1、3.3.3）と、日本の様式Ａの「著作権者等であることの確認の資料」の元の投稿の特定に使う。</w:t>
+            </w:r>
+            <w:r>
+              <w:rPr>
+                <w:rFonts w:ascii="Consolas" w:eastAsia="Yu Gothic" w:hAnsi="Consolas"/>
+                <w:b w:val="false"/>
+                <w:bCs w:val="false"/>
+                <w:sz w:val="18"/>
+                <w:szCs w:val="18"/>
+              </w:rPr>
+              <w:t xml:space="preserve">correction</w:t>
+            </w:r>
+            <w:r>
+              <w:rPr>
+                <w:rFonts w:ascii="Yu Gothic" w:eastAsia="Yu Gothic" w:hAnsi="Yu Gothic"/>
+                <w:b w:val="false"/>
+                <w:bCs w:val="false"/>
+                <w:sz w:val="18"/>
+                <w:szCs w:val="18"/>
+              </w:rPr>
+              <w:t xml:space="preserve"> と同じく連鎖の行として追記し、マニフェストには入れない（本アプリは投稿しないため、書き出しの時には無い）</w:t>
             </w:r>
           </w:p>
         </w:tc>
@@ -12915,7 +13062,19 @@
         <w:rPr>
           <w:rFonts w:ascii="Yu Gothic" w:eastAsia="Yu Gothic" w:hAnsi="Yu Gothic"/>
         </w:rPr>
-        <w:t xml:space="preserve">（1行に1作品）と記録の電子署名（第8章 2.1「配置」）。</w:t>
+        <w:t xml:space="preserve">（1行に1作品。各行が前の行のハッシュと自分の記録の電子署名を持つ連鎖。第1章 8.3）と、連鎖の先端の記録 </w:t>
+      </w:r>
+      <w:r>
+        <w:rPr>
+          <w:rFonts w:ascii="Consolas" w:eastAsia="Yu Gothic" w:hAnsi="Consolas"/>
+        </w:rPr>
+        <w:t xml:space="preserve">.sig</w:t>
+      </w:r>
+      <w:r>
+        <w:rPr>
+          <w:rFonts w:ascii="Yu Gothic" w:eastAsia="Yu Gothic" w:hAnsi="Yu Gothic"/>
+        </w:rPr>
+        <w:t xml:space="preserve">（第1章 8.3、第8章 2.1「配置」）（2026-09-30 NRSD の要求）。</w:t>
       </w:r>
     </w:p>
     <w:p>
@@ -12954,9 +13113,9 @@
       </w:tblPr>
       <w:tblGrid>
         <w:gridCol w:w="530"/>
-        <w:gridCol w:w="4882"/>
-        <w:gridCol w:w="3193"/>
-        <w:gridCol w:w="1033"/>
+        <w:gridCol w:w="5649"/>
+        <w:gridCol w:w="2307"/>
+        <w:gridCol w:w="1152"/>
       </w:tblGrid>
       <w:tr>
         <w:trPr>
@@ -13000,7 +13159,7 @@
         </w:tc>
         <w:tc>
           <w:tcPr>
-            <w:tcW w:type="dxa" w:w="4882"/>
+            <w:tcW w:type="dxa" w:w="5649"/>
             <w:tcBorders>
               <w:top w:val="single" w:color="A6B8D0" w:sz="4"/>
               <w:left w:val="single" w:color="A6B8D0" w:sz="4"/>
@@ -13035,7 +13194,7 @@
         </w:tc>
         <w:tc>
           <w:tcPr>
-            <w:tcW w:type="dxa" w:w="3193"/>
+            <w:tcW w:type="dxa" w:w="2307"/>
             <w:tcBorders>
               <w:top w:val="single" w:color="A6B8D0" w:sz="4"/>
               <w:left w:val="single" w:color="A6B8D0" w:sz="4"/>
@@ -13070,7 +13229,7 @@
         </w:tc>
         <w:tc>
           <w:tcPr>
-            <w:tcW w:type="dxa" w:w="1033"/>
+            <w:tcW w:type="dxa" w:w="1152"/>
             <w:tcBorders>
               <w:top w:val="single" w:color="A6B8D0" w:sz="4"/>
               <w:left w:val="single" w:color="A6B8D0" w:sz="4"/>
@@ -13127,7 +13286,7 @@
           </w:tcPr>
           <w:p>
             <w:pPr>
-              <w:keepNext/>
+              <w:keepNext w:val="false"/>
               <w:keepLines/>
               <w:spacing w:after="0" w:before="0" w:line="280"/>
             </w:pPr>
@@ -13145,23 +13304,23 @@
         </w:tc>
         <w:tc>
           <w:tcPr>
-            <w:tcW w:type="dxa" w:w="4882"/>
-            <w:tcBorders>
-              <w:top w:val="single" w:color="A6B8D0" w:sz="4"/>
-              <w:left w:val="single" w:color="A6B8D0" w:sz="4"/>
-              <w:bottom w:val="single" w:color="A6B8D0" w:sz="4"/>
-              <w:right w:val="single" w:color="A6B8D0" w:sz="4"/>
-            </w:tcBorders>
-            <w:tcMar>
-              <w:top w:type="dxa" w:w="50"/>
-              <w:left w:type="dxa" w:w="90"/>
-              <w:bottom w:type="dxa" w:w="50"/>
-              <w:right w:type="dxa" w:w="90"/>
-            </w:tcMar>
-          </w:tcPr>
-          <w:p>
-            <w:pPr>
-              <w:keepNext/>
+            <w:tcW w:type="dxa" w:w="5649"/>
+            <w:tcBorders>
+              <w:top w:val="single" w:color="A6B8D0" w:sz="4"/>
+              <w:left w:val="single" w:color="A6B8D0" w:sz="4"/>
+              <w:bottom w:val="single" w:color="A6B8D0" w:sz="4"/>
+              <w:right w:val="single" w:color="A6B8D0" w:sz="4"/>
+            </w:tcBorders>
+            <w:tcMar>
+              <w:top w:type="dxa" w:w="50"/>
+              <w:left w:type="dxa" w:w="90"/>
+              <w:bottom w:type="dxa" w:w="50"/>
+              <w:right w:type="dxa" w:w="90"/>
+            </w:tcMar>
+          </w:tcPr>
+          <w:p>
+            <w:pPr>
+              <w:keepNext w:val="false"/>
               <w:keepLines/>
               <w:spacing w:after="0" w:before="0" w:line="280"/>
             </w:pPr>
@@ -13199,23 +13358,23 @@
         </w:tc>
         <w:tc>
           <w:tcPr>
-            <w:tcW w:type="dxa" w:w="3193"/>
-            <w:tcBorders>
-              <w:top w:val="single" w:color="A6B8D0" w:sz="4"/>
-              <w:left w:val="single" w:color="A6B8D0" w:sz="4"/>
-              <w:bottom w:val="single" w:color="A6B8D0" w:sz="4"/>
-              <w:right w:val="single" w:color="A6B8D0" w:sz="4"/>
-            </w:tcBorders>
-            <w:tcMar>
-              <w:top w:type="dxa" w:w="50"/>
-              <w:left w:type="dxa" w:w="90"/>
-              <w:bottom w:type="dxa" w:w="50"/>
-              <w:right w:type="dxa" w:w="90"/>
-            </w:tcMar>
-          </w:tcPr>
-          <w:p>
-            <w:pPr>
-              <w:keepNext/>
+            <w:tcW w:type="dxa" w:w="2307"/>
+            <w:tcBorders>
+              <w:top w:val="single" w:color="A6B8D0" w:sz="4"/>
+              <w:left w:val="single" w:color="A6B8D0" w:sz="4"/>
+              <w:bottom w:val="single" w:color="A6B8D0" w:sz="4"/>
+              <w:right w:val="single" w:color="A6B8D0" w:sz="4"/>
+            </w:tcBorders>
+            <w:tcMar>
+              <w:top w:type="dxa" w:w="50"/>
+              <w:left w:type="dxa" w:w="90"/>
+              <w:bottom w:type="dxa" w:w="50"/>
+              <w:right w:type="dxa" w:w="90"/>
+            </w:tcMar>
+          </w:tcPr>
+          <w:p>
+            <w:pPr>
+              <w:keepNext w:val="false"/>
               <w:keepLines/>
               <w:spacing w:after="0" w:before="0" w:line="280"/>
             </w:pPr>
@@ -13233,23 +13392,23 @@
         </w:tc>
         <w:tc>
           <w:tcPr>
-            <w:tcW w:type="dxa" w:w="1033"/>
-            <w:tcBorders>
-              <w:top w:val="single" w:color="A6B8D0" w:sz="4"/>
-              <w:left w:val="single" w:color="A6B8D0" w:sz="4"/>
-              <w:bottom w:val="single" w:color="A6B8D0" w:sz="4"/>
-              <w:right w:val="single" w:color="A6B8D0" w:sz="4"/>
-            </w:tcBorders>
-            <w:tcMar>
-              <w:top w:type="dxa" w:w="50"/>
-              <w:left w:type="dxa" w:w="90"/>
-              <w:bottom w:type="dxa" w:w="50"/>
-              <w:right w:type="dxa" w:w="90"/>
-            </w:tcMar>
-          </w:tcPr>
-          <w:p>
-            <w:pPr>
-              <w:keepNext/>
+            <w:tcW w:type="dxa" w:w="1152"/>
+            <w:tcBorders>
+              <w:top w:val="single" w:color="A6B8D0" w:sz="4"/>
+              <w:left w:val="single" w:color="A6B8D0" w:sz="4"/>
+              <w:bottom w:val="single" w:color="A6B8D0" w:sz="4"/>
+              <w:right w:val="single" w:color="A6B8D0" w:sz="4"/>
+            </w:tcBorders>
+            <w:tcMar>
+              <w:top w:type="dxa" w:w="50"/>
+              <w:left w:type="dxa" w:w="90"/>
+              <w:bottom w:type="dxa" w:w="50"/>
+              <w:right w:type="dxa" w:w="90"/>
+            </w:tcMar>
+          </w:tcPr>
+          <w:p>
+            <w:pPr>
+              <w:keepNext w:val="false"/>
               <w:keepLines/>
               <w:spacing w:after="0" w:before="0" w:line="280"/>
             </w:pPr>
@@ -13289,7 +13448,7 @@
           </w:tcPr>
           <w:p>
             <w:pPr>
-              <w:keepNext/>
+              <w:keepNext w:val="false"/>
               <w:keepLines/>
               <w:spacing w:after="0" w:before="0" w:line="280"/>
             </w:pPr>
@@ -13307,23 +13466,23 @@
         </w:tc>
         <w:tc>
           <w:tcPr>
-            <w:tcW w:type="dxa" w:w="4882"/>
-            <w:tcBorders>
-              <w:top w:val="single" w:color="A6B8D0" w:sz="4"/>
-              <w:left w:val="single" w:color="A6B8D0" w:sz="4"/>
-              <w:bottom w:val="single" w:color="A6B8D0" w:sz="4"/>
-              <w:right w:val="single" w:color="A6B8D0" w:sz="4"/>
-            </w:tcBorders>
-            <w:tcMar>
-              <w:top w:type="dxa" w:w="50"/>
-              <w:left w:type="dxa" w:w="90"/>
-              <w:bottom w:type="dxa" w:w="50"/>
-              <w:right w:type="dxa" w:w="90"/>
-            </w:tcMar>
-          </w:tcPr>
-          <w:p>
-            <w:pPr>
-              <w:keepNext/>
+            <w:tcW w:type="dxa" w:w="5649"/>
+            <w:tcBorders>
+              <w:top w:val="single" w:color="A6B8D0" w:sz="4"/>
+              <w:left w:val="single" w:color="A6B8D0" w:sz="4"/>
+              <w:bottom w:val="single" w:color="A6B8D0" w:sz="4"/>
+              <w:right w:val="single" w:color="A6B8D0" w:sz="4"/>
+            </w:tcBorders>
+            <w:tcMar>
+              <w:top w:type="dxa" w:w="50"/>
+              <w:left w:type="dxa" w:w="90"/>
+              <w:bottom w:type="dxa" w:w="50"/>
+              <w:right w:type="dxa" w:w="90"/>
+            </w:tcMar>
+          </w:tcPr>
+          <w:p>
+            <w:pPr>
+              <w:keepNext w:val="false"/>
               <w:keepLines/>
               <w:spacing w:after="0" w:before="0" w:line="280"/>
             </w:pPr>
@@ -13341,23 +13500,23 @@
         </w:tc>
         <w:tc>
           <w:tcPr>
-            <w:tcW w:type="dxa" w:w="3193"/>
-            <w:tcBorders>
-              <w:top w:val="single" w:color="A6B8D0" w:sz="4"/>
-              <w:left w:val="single" w:color="A6B8D0" w:sz="4"/>
-              <w:bottom w:val="single" w:color="A6B8D0" w:sz="4"/>
-              <w:right w:val="single" w:color="A6B8D0" w:sz="4"/>
-            </w:tcBorders>
-            <w:tcMar>
-              <w:top w:type="dxa" w:w="50"/>
-              <w:left w:type="dxa" w:w="90"/>
-              <w:bottom w:type="dxa" w:w="50"/>
-              <w:right w:type="dxa" w:w="90"/>
-            </w:tcMar>
-          </w:tcPr>
-          <w:p>
-            <w:pPr>
-              <w:keepNext/>
+            <w:tcW w:type="dxa" w:w="2307"/>
+            <w:tcBorders>
+              <w:top w:val="single" w:color="A6B8D0" w:sz="4"/>
+              <w:left w:val="single" w:color="A6B8D0" w:sz="4"/>
+              <w:bottom w:val="single" w:color="A6B8D0" w:sz="4"/>
+              <w:right w:val="single" w:color="A6B8D0" w:sz="4"/>
+            </w:tcBorders>
+            <w:tcMar>
+              <w:top w:type="dxa" w:w="50"/>
+              <w:left w:type="dxa" w:w="90"/>
+              <w:bottom w:type="dxa" w:w="50"/>
+              <w:right w:type="dxa" w:w="90"/>
+            </w:tcMar>
+          </w:tcPr>
+          <w:p>
+            <w:pPr>
+              <w:keepNext w:val="false"/>
               <w:keepLines/>
               <w:spacing w:after="0" w:before="0" w:line="280"/>
             </w:pPr>
@@ -13375,23 +13534,23 @@
         </w:tc>
         <w:tc>
           <w:tcPr>
-            <w:tcW w:type="dxa" w:w="1033"/>
-            <w:tcBorders>
-              <w:top w:val="single" w:color="A6B8D0" w:sz="4"/>
-              <w:left w:val="single" w:color="A6B8D0" w:sz="4"/>
-              <w:bottom w:val="single" w:color="A6B8D0" w:sz="4"/>
-              <w:right w:val="single" w:color="A6B8D0" w:sz="4"/>
-            </w:tcBorders>
-            <w:tcMar>
-              <w:top w:type="dxa" w:w="50"/>
-              <w:left w:type="dxa" w:w="90"/>
-              <w:bottom w:type="dxa" w:w="50"/>
-              <w:right w:type="dxa" w:w="90"/>
-            </w:tcMar>
-          </w:tcPr>
-          <w:p>
-            <w:pPr>
-              <w:keepNext/>
+            <w:tcW w:type="dxa" w:w="1152"/>
+            <w:tcBorders>
+              <w:top w:val="single" w:color="A6B8D0" w:sz="4"/>
+              <w:left w:val="single" w:color="A6B8D0" w:sz="4"/>
+              <w:bottom w:val="single" w:color="A6B8D0" w:sz="4"/>
+              <w:right w:val="single" w:color="A6B8D0" w:sz="4"/>
+            </w:tcBorders>
+            <w:tcMar>
+              <w:top w:type="dxa" w:w="50"/>
+              <w:left w:type="dxa" w:w="90"/>
+              <w:bottom w:type="dxa" w:w="50"/>
+              <w:right w:type="dxa" w:w="90"/>
+            </w:tcMar>
+          </w:tcPr>
+          <w:p>
+            <w:pPr>
+              <w:keepNext w:val="false"/>
               <w:keepLines/>
               <w:spacing w:after="0" w:before="0" w:line="280"/>
             </w:pPr>
@@ -13431,7 +13590,7 @@
           </w:tcPr>
           <w:p>
             <w:pPr>
-              <w:keepNext/>
+              <w:keepNext w:val="false"/>
               <w:keepLines/>
               <w:spacing w:after="0" w:before="0" w:line="280"/>
             </w:pPr>
@@ -13449,23 +13608,23 @@
         </w:tc>
         <w:tc>
           <w:tcPr>
-            <w:tcW w:type="dxa" w:w="4882"/>
-            <w:tcBorders>
-              <w:top w:val="single" w:color="A6B8D0" w:sz="4"/>
-              <w:left w:val="single" w:color="A6B8D0" w:sz="4"/>
-              <w:bottom w:val="single" w:color="A6B8D0" w:sz="4"/>
-              <w:right w:val="single" w:color="A6B8D0" w:sz="4"/>
-            </w:tcBorders>
-            <w:tcMar>
-              <w:top w:type="dxa" w:w="50"/>
-              <w:left w:type="dxa" w:w="90"/>
-              <w:bottom w:type="dxa" w:w="50"/>
-              <w:right w:type="dxa" w:w="90"/>
-            </w:tcMar>
-          </w:tcPr>
-          <w:p>
-            <w:pPr>
-              <w:keepNext/>
+            <w:tcW w:type="dxa" w:w="5649"/>
+            <w:tcBorders>
+              <w:top w:val="single" w:color="A6B8D0" w:sz="4"/>
+              <w:left w:val="single" w:color="A6B8D0" w:sz="4"/>
+              <w:bottom w:val="single" w:color="A6B8D0" w:sz="4"/>
+              <w:right w:val="single" w:color="A6B8D0" w:sz="4"/>
+            </w:tcBorders>
+            <w:tcMar>
+              <w:top w:type="dxa" w:w="50"/>
+              <w:left w:type="dxa" w:w="90"/>
+              <w:bottom w:type="dxa" w:w="50"/>
+              <w:right w:type="dxa" w:w="90"/>
+            </w:tcMar>
+          </w:tcPr>
+          <w:p>
+            <w:pPr>
+              <w:keepNext w:val="false"/>
               <w:keepLines/>
               <w:spacing w:after="0" w:before="0" w:line="280"/>
             </w:pPr>
@@ -13483,23 +13642,23 @@
         </w:tc>
         <w:tc>
           <w:tcPr>
-            <w:tcW w:type="dxa" w:w="3193"/>
-            <w:tcBorders>
-              <w:top w:val="single" w:color="A6B8D0" w:sz="4"/>
-              <w:left w:val="single" w:color="A6B8D0" w:sz="4"/>
-              <w:bottom w:val="single" w:color="A6B8D0" w:sz="4"/>
-              <w:right w:val="single" w:color="A6B8D0" w:sz="4"/>
-            </w:tcBorders>
-            <w:tcMar>
-              <w:top w:type="dxa" w:w="50"/>
-              <w:left w:type="dxa" w:w="90"/>
-              <w:bottom w:type="dxa" w:w="50"/>
-              <w:right w:type="dxa" w:w="90"/>
-            </w:tcMar>
-          </w:tcPr>
-          <w:p>
-            <w:pPr>
-              <w:keepNext/>
+            <w:tcW w:type="dxa" w:w="2307"/>
+            <w:tcBorders>
+              <w:top w:val="single" w:color="A6B8D0" w:sz="4"/>
+              <w:left w:val="single" w:color="A6B8D0" w:sz="4"/>
+              <w:bottom w:val="single" w:color="A6B8D0" w:sz="4"/>
+              <w:right w:val="single" w:color="A6B8D0" w:sz="4"/>
+            </w:tcBorders>
+            <w:tcMar>
+              <w:top w:type="dxa" w:w="50"/>
+              <w:left w:type="dxa" w:w="90"/>
+              <w:bottom w:type="dxa" w:w="50"/>
+              <w:right w:type="dxa" w:w="90"/>
+            </w:tcMar>
+          </w:tcPr>
+          <w:p>
+            <w:pPr>
+              <w:keepNext w:val="false"/>
               <w:keepLines/>
               <w:spacing w:after="0" w:before="0" w:line="280"/>
             </w:pPr>
@@ -13517,35 +13676,35 @@
         </w:tc>
         <w:tc>
           <w:tcPr>
-            <w:tcW w:type="dxa" w:w="1033"/>
-            <w:tcBorders>
-              <w:top w:val="single" w:color="A6B8D0" w:sz="4"/>
-              <w:left w:val="single" w:color="A6B8D0" w:sz="4"/>
-              <w:bottom w:val="single" w:color="A6B8D0" w:sz="4"/>
-              <w:right w:val="single" w:color="A6B8D0" w:sz="4"/>
-            </w:tcBorders>
-            <w:tcMar>
-              <w:top w:type="dxa" w:w="50"/>
-              <w:left w:type="dxa" w:w="90"/>
-              <w:bottom w:type="dxa" w:w="50"/>
-              <w:right w:type="dxa" w:w="90"/>
-            </w:tcMar>
-          </w:tcPr>
-          <w:p>
-            <w:pPr>
-              <w:keepNext/>
-              <w:keepLines/>
-              <w:spacing w:after="0" w:before="0" w:line="280"/>
-            </w:pPr>
-            <w:r>
-              <w:rPr>
-                <w:rFonts w:ascii="Yu Gothic" w:eastAsia="Yu Gothic" w:hAnsi="Yu Gothic"/>
-                <w:b w:val="false"/>
-                <w:bCs w:val="false"/>
-                <w:sz w:val="18"/>
-                <w:szCs w:val="18"/>
-              </w:rPr>
-              <w:t xml:space="preserve">行う（第4章 14.2「処理」）</w:t>
+            <w:tcW w:type="dxa" w:w="1152"/>
+            <w:tcBorders>
+              <w:top w:val="single" w:color="A6B8D0" w:sz="4"/>
+              <w:left w:val="single" w:color="A6B8D0" w:sz="4"/>
+              <w:bottom w:val="single" w:color="A6B8D0" w:sz="4"/>
+              <w:right w:val="single" w:color="A6B8D0" w:sz="4"/>
+            </w:tcBorders>
+            <w:tcMar>
+              <w:top w:type="dxa" w:w="50"/>
+              <w:left w:type="dxa" w:w="90"/>
+              <w:bottom w:type="dxa" w:w="50"/>
+              <w:right w:type="dxa" w:w="90"/>
+            </w:tcMar>
+          </w:tcPr>
+          <w:p>
+            <w:pPr>
+              <w:keepNext w:val="false"/>
+              <w:keepLines/>
+              <w:spacing w:after="0" w:before="0" w:line="280"/>
+            </w:pPr>
+            <w:r>
+              <w:rPr>
+                <w:rFonts w:ascii="Yu Gothic" w:eastAsia="Yu Gothic" w:hAnsi="Yu Gothic"/>
+                <w:b w:val="false"/>
+                <w:bCs w:val="false"/>
+                <w:sz w:val="18"/>
+                <w:szCs w:val="18"/>
+              </w:rPr>
+              <w:t xml:space="preserve">行う（第4章 14.3「縮小・色の変換・JPEG の書き出し」）</w:t>
             </w:r>
           </w:p>
         </w:tc>
@@ -13573,7 +13732,7 @@
           </w:tcPr>
           <w:p>
             <w:pPr>
-              <w:keepNext/>
+              <w:keepNext w:val="false"/>
               <w:keepLines/>
               <w:spacing w:after="0" w:before="0" w:line="280"/>
             </w:pPr>
@@ -13591,23 +13750,23 @@
         </w:tc>
         <w:tc>
           <w:tcPr>
-            <w:tcW w:type="dxa" w:w="4882"/>
-            <w:tcBorders>
-              <w:top w:val="single" w:color="A6B8D0" w:sz="4"/>
-              <w:left w:val="single" w:color="A6B8D0" w:sz="4"/>
-              <w:bottom w:val="single" w:color="A6B8D0" w:sz="4"/>
-              <w:right w:val="single" w:color="A6B8D0" w:sz="4"/>
-            </w:tcBorders>
-            <w:tcMar>
-              <w:top w:type="dxa" w:w="50"/>
-              <w:left w:type="dxa" w:w="90"/>
-              <w:bottom w:type="dxa" w:w="50"/>
-              <w:right w:type="dxa" w:w="90"/>
-            </w:tcMar>
-          </w:tcPr>
-          <w:p>
-            <w:pPr>
-              <w:keepNext/>
+            <w:tcW w:type="dxa" w:w="5649"/>
+            <w:tcBorders>
+              <w:top w:val="single" w:color="A6B8D0" w:sz="4"/>
+              <w:left w:val="single" w:color="A6B8D0" w:sz="4"/>
+              <w:bottom w:val="single" w:color="A6B8D0" w:sz="4"/>
+              <w:right w:val="single" w:color="A6B8D0" w:sz="4"/>
+            </w:tcBorders>
+            <w:tcMar>
+              <w:top w:type="dxa" w:w="50"/>
+              <w:left w:type="dxa" w:w="90"/>
+              <w:bottom w:type="dxa" w:w="50"/>
+              <w:right w:type="dxa" w:w="90"/>
+            </w:tcMar>
+          </w:tcPr>
+          <w:p>
+            <w:pPr>
+              <w:keepNext w:val="false"/>
               <w:keepLines/>
               <w:spacing w:after="0" w:before="0" w:line="280"/>
             </w:pPr>
@@ -13625,23 +13784,23 @@
         </w:tc>
         <w:tc>
           <w:tcPr>
-            <w:tcW w:type="dxa" w:w="3193"/>
-            <w:tcBorders>
-              <w:top w:val="single" w:color="A6B8D0" w:sz="4"/>
-              <w:left w:val="single" w:color="A6B8D0" w:sz="4"/>
-              <w:bottom w:val="single" w:color="A6B8D0" w:sz="4"/>
-              <w:right w:val="single" w:color="A6B8D0" w:sz="4"/>
-            </w:tcBorders>
-            <w:tcMar>
-              <w:top w:type="dxa" w:w="50"/>
-              <w:left w:type="dxa" w:w="90"/>
-              <w:bottom w:type="dxa" w:w="50"/>
-              <w:right w:type="dxa" w:w="90"/>
-            </w:tcMar>
-          </w:tcPr>
-          <w:p>
-            <w:pPr>
-              <w:keepNext/>
+            <w:tcW w:type="dxa" w:w="2307"/>
+            <w:tcBorders>
+              <w:top w:val="single" w:color="A6B8D0" w:sz="4"/>
+              <w:left w:val="single" w:color="A6B8D0" w:sz="4"/>
+              <w:bottom w:val="single" w:color="A6B8D0" w:sz="4"/>
+              <w:right w:val="single" w:color="A6B8D0" w:sz="4"/>
+            </w:tcBorders>
+            <w:tcMar>
+              <w:top w:type="dxa" w:w="50"/>
+              <w:left w:type="dxa" w:w="90"/>
+              <w:bottom w:type="dxa" w:w="50"/>
+              <w:right w:type="dxa" w:w="90"/>
+            </w:tcMar>
+          </w:tcPr>
+          <w:p>
+            <w:pPr>
+              <w:keepNext w:val="false"/>
               <w:keepLines/>
               <w:spacing w:after="0" w:before="0" w:line="280"/>
             </w:pPr>
@@ -13659,23 +13818,23 @@
         </w:tc>
         <w:tc>
           <w:tcPr>
-            <w:tcW w:type="dxa" w:w="1033"/>
-            <w:tcBorders>
-              <w:top w:val="single" w:color="A6B8D0" w:sz="4"/>
-              <w:left w:val="single" w:color="A6B8D0" w:sz="4"/>
-              <w:bottom w:val="single" w:color="A6B8D0" w:sz="4"/>
-              <w:right w:val="single" w:color="A6B8D0" w:sz="4"/>
-            </w:tcBorders>
-            <w:tcMar>
-              <w:top w:type="dxa" w:w="50"/>
-              <w:left w:type="dxa" w:w="90"/>
-              <w:bottom w:type="dxa" w:w="50"/>
-              <w:right w:type="dxa" w:w="90"/>
-            </w:tcMar>
-          </w:tcPr>
-          <w:p>
-            <w:pPr>
-              <w:keepNext/>
+            <w:tcW w:type="dxa" w:w="1152"/>
+            <w:tcBorders>
+              <w:top w:val="single" w:color="A6B8D0" w:sz="4"/>
+              <w:left w:val="single" w:color="A6B8D0" w:sz="4"/>
+              <w:bottom w:val="single" w:color="A6B8D0" w:sz="4"/>
+              <w:right w:val="single" w:color="A6B8D0" w:sz="4"/>
+            </w:tcBorders>
+            <w:tcMar>
+              <w:top w:type="dxa" w:w="50"/>
+              <w:left w:type="dxa" w:w="90"/>
+              <w:bottom w:type="dxa" w:w="50"/>
+              <w:right w:type="dxa" w:w="90"/>
+            </w:tcMar>
+          </w:tcPr>
+          <w:p>
+            <w:pPr>
+              <w:keepNext w:val="false"/>
               <w:keepLines/>
               <w:spacing w:after="0" w:before="0" w:line="280"/>
             </w:pPr>
@@ -13715,7 +13874,7 @@
           </w:tcPr>
           <w:p>
             <w:pPr>
-              <w:keepNext/>
+              <w:keepNext w:val="false"/>
               <w:keepLines/>
               <w:spacing w:after="0" w:before="0" w:line="280"/>
             </w:pPr>
@@ -13733,23 +13892,23 @@
         </w:tc>
         <w:tc>
           <w:tcPr>
-            <w:tcW w:type="dxa" w:w="4882"/>
-            <w:tcBorders>
-              <w:top w:val="single" w:color="A6B8D0" w:sz="4"/>
-              <w:left w:val="single" w:color="A6B8D0" w:sz="4"/>
-              <w:bottom w:val="single" w:color="A6B8D0" w:sz="4"/>
-              <w:right w:val="single" w:color="A6B8D0" w:sz="4"/>
-            </w:tcBorders>
-            <w:tcMar>
-              <w:top w:type="dxa" w:w="50"/>
-              <w:left w:type="dxa" w:w="90"/>
-              <w:bottom w:type="dxa" w:w="50"/>
-              <w:right w:type="dxa" w:w="90"/>
-            </w:tcMar>
-          </w:tcPr>
-          <w:p>
-            <w:pPr>
-              <w:keepNext/>
+            <w:tcW w:type="dxa" w:w="5649"/>
+            <w:tcBorders>
+              <w:top w:val="single" w:color="A6B8D0" w:sz="4"/>
+              <w:left w:val="single" w:color="A6B8D0" w:sz="4"/>
+              <w:bottom w:val="single" w:color="A6B8D0" w:sz="4"/>
+              <w:right w:val="single" w:color="A6B8D0" w:sz="4"/>
+            </w:tcBorders>
+            <w:tcMar>
+              <w:top w:type="dxa" w:w="50"/>
+              <w:left w:type="dxa" w:w="90"/>
+              <w:bottom w:type="dxa" w:w="50"/>
+              <w:right w:type="dxa" w:w="90"/>
+            </w:tcMar>
+          </w:tcPr>
+          <w:p>
+            <w:pPr>
+              <w:keepNext w:val="false"/>
               <w:keepLines/>
               <w:spacing w:after="0" w:before="0" w:line="280"/>
             </w:pPr>
@@ -13767,23 +13926,23 @@
         </w:tc>
         <w:tc>
           <w:tcPr>
-            <w:tcW w:type="dxa" w:w="3193"/>
-            <w:tcBorders>
-              <w:top w:val="single" w:color="A6B8D0" w:sz="4"/>
-              <w:left w:val="single" w:color="A6B8D0" w:sz="4"/>
-              <w:bottom w:val="single" w:color="A6B8D0" w:sz="4"/>
-              <w:right w:val="single" w:color="A6B8D0" w:sz="4"/>
-            </w:tcBorders>
-            <w:tcMar>
-              <w:top w:type="dxa" w:w="50"/>
-              <w:left w:type="dxa" w:w="90"/>
-              <w:bottom w:type="dxa" w:w="50"/>
-              <w:right w:type="dxa" w:w="90"/>
-            </w:tcMar>
-          </w:tcPr>
-          <w:p>
-            <w:pPr>
-              <w:keepNext/>
+            <w:tcW w:type="dxa" w:w="2307"/>
+            <w:tcBorders>
+              <w:top w:val="single" w:color="A6B8D0" w:sz="4"/>
+              <w:left w:val="single" w:color="A6B8D0" w:sz="4"/>
+              <w:bottom w:val="single" w:color="A6B8D0" w:sz="4"/>
+              <w:right w:val="single" w:color="A6B8D0" w:sz="4"/>
+            </w:tcBorders>
+            <w:tcMar>
+              <w:top w:type="dxa" w:w="50"/>
+              <w:left w:type="dxa" w:w="90"/>
+              <w:bottom w:type="dxa" w:w="50"/>
+              <w:right w:type="dxa" w:w="90"/>
+            </w:tcMar>
+          </w:tcPr>
+          <w:p>
+            <w:pPr>
+              <w:keepNext w:val="false"/>
               <w:keepLines/>
               <w:spacing w:after="0" w:before="0" w:line="280"/>
             </w:pPr>
@@ -13801,23 +13960,23 @@
         </w:tc>
         <w:tc>
           <w:tcPr>
-            <w:tcW w:type="dxa" w:w="1033"/>
-            <w:tcBorders>
-              <w:top w:val="single" w:color="A6B8D0" w:sz="4"/>
-              <w:left w:val="single" w:color="A6B8D0" w:sz="4"/>
-              <w:bottom w:val="single" w:color="A6B8D0" w:sz="4"/>
-              <w:right w:val="single" w:color="A6B8D0" w:sz="4"/>
-            </w:tcBorders>
-            <w:tcMar>
-              <w:top w:type="dxa" w:w="50"/>
-              <w:left w:type="dxa" w:w="90"/>
-              <w:bottom w:type="dxa" w:w="50"/>
-              <w:right w:type="dxa" w:w="90"/>
-            </w:tcMar>
-          </w:tcPr>
-          <w:p>
-            <w:pPr>
-              <w:keepNext/>
+            <w:tcW w:type="dxa" w:w="1152"/>
+            <w:tcBorders>
+              <w:top w:val="single" w:color="A6B8D0" w:sz="4"/>
+              <w:left w:val="single" w:color="A6B8D0" w:sz="4"/>
+              <w:bottom w:val="single" w:color="A6B8D0" w:sz="4"/>
+              <w:right w:val="single" w:color="A6B8D0" w:sz="4"/>
+            </w:tcBorders>
+            <w:tcMar>
+              <w:top w:type="dxa" w:w="50"/>
+              <w:left w:type="dxa" w:w="90"/>
+              <w:bottom w:type="dxa" w:w="50"/>
+              <w:right w:type="dxa" w:w="90"/>
+            </w:tcMar>
+          </w:tcPr>
+          <w:p>
+            <w:pPr>
+              <w:keepNext w:val="false"/>
               <w:keepLines/>
               <w:spacing w:after="0" w:before="0" w:line="280"/>
             </w:pPr>
@@ -13857,7 +14016,7 @@
           </w:tcPr>
           <w:p>
             <w:pPr>
-              <w:keepNext/>
+              <w:keepNext w:val="false"/>
               <w:keepLines/>
               <w:spacing w:after="0" w:before="0" w:line="280"/>
             </w:pPr>
@@ -13875,23 +14034,23 @@
         </w:tc>
         <w:tc>
           <w:tcPr>
-            <w:tcW w:type="dxa" w:w="4882"/>
-            <w:tcBorders>
-              <w:top w:val="single" w:color="A6B8D0" w:sz="4"/>
-              <w:left w:val="single" w:color="A6B8D0" w:sz="4"/>
-              <w:bottom w:val="single" w:color="A6B8D0" w:sz="4"/>
-              <w:right w:val="single" w:color="A6B8D0" w:sz="4"/>
-            </w:tcBorders>
-            <w:tcMar>
-              <w:top w:type="dxa" w:w="50"/>
-              <w:left w:type="dxa" w:w="90"/>
-              <w:bottom w:type="dxa" w:w="50"/>
-              <w:right w:type="dxa" w:w="90"/>
-            </w:tcMar>
-          </w:tcPr>
-          <w:p>
-            <w:pPr>
-              <w:keepNext/>
+            <w:tcW w:type="dxa" w:w="5649"/>
+            <w:tcBorders>
+              <w:top w:val="single" w:color="A6B8D0" w:sz="4"/>
+              <w:left w:val="single" w:color="A6B8D0" w:sz="4"/>
+              <w:bottom w:val="single" w:color="A6B8D0" w:sz="4"/>
+              <w:right w:val="single" w:color="A6B8D0" w:sz="4"/>
+            </w:tcBorders>
+            <w:tcMar>
+              <w:top w:type="dxa" w:w="50"/>
+              <w:left w:type="dxa" w:w="90"/>
+              <w:bottom w:type="dxa" w:w="50"/>
+              <w:right w:type="dxa" w:w="90"/>
+            </w:tcMar>
+          </w:tcPr>
+          <w:p>
+            <w:pPr>
+              <w:keepNext w:val="false"/>
               <w:keepLines/>
               <w:spacing w:after="0" w:before="0" w:line="280"/>
             </w:pPr>
@@ -13909,23 +14068,23 @@
         </w:tc>
         <w:tc>
           <w:tcPr>
-            <w:tcW w:type="dxa" w:w="3193"/>
-            <w:tcBorders>
-              <w:top w:val="single" w:color="A6B8D0" w:sz="4"/>
-              <w:left w:val="single" w:color="A6B8D0" w:sz="4"/>
-              <w:bottom w:val="single" w:color="A6B8D0" w:sz="4"/>
-              <w:right w:val="single" w:color="A6B8D0" w:sz="4"/>
-            </w:tcBorders>
-            <w:tcMar>
-              <w:top w:type="dxa" w:w="50"/>
-              <w:left w:type="dxa" w:w="90"/>
-              <w:bottom w:type="dxa" w:w="50"/>
-              <w:right w:type="dxa" w:w="90"/>
-            </w:tcMar>
-          </w:tcPr>
-          <w:p>
-            <w:pPr>
-              <w:keepNext/>
+            <w:tcW w:type="dxa" w:w="2307"/>
+            <w:tcBorders>
+              <w:top w:val="single" w:color="A6B8D0" w:sz="4"/>
+              <w:left w:val="single" w:color="A6B8D0" w:sz="4"/>
+              <w:bottom w:val="single" w:color="A6B8D0" w:sz="4"/>
+              <w:right w:val="single" w:color="A6B8D0" w:sz="4"/>
+            </w:tcBorders>
+            <w:tcMar>
+              <w:top w:type="dxa" w:w="50"/>
+              <w:left w:type="dxa" w:w="90"/>
+              <w:bottom w:type="dxa" w:w="50"/>
+              <w:right w:type="dxa" w:w="90"/>
+            </w:tcMar>
+          </w:tcPr>
+          <w:p>
+            <w:pPr>
+              <w:keepNext w:val="false"/>
               <w:keepLines/>
               <w:spacing w:after="0" w:before="0" w:line="280"/>
             </w:pPr>
@@ -13943,23 +14102,23 @@
         </w:tc>
         <w:tc>
           <w:tcPr>
-            <w:tcW w:type="dxa" w:w="1033"/>
-            <w:tcBorders>
-              <w:top w:val="single" w:color="A6B8D0" w:sz="4"/>
-              <w:left w:val="single" w:color="A6B8D0" w:sz="4"/>
-              <w:bottom w:val="single" w:color="A6B8D0" w:sz="4"/>
-              <w:right w:val="single" w:color="A6B8D0" w:sz="4"/>
-            </w:tcBorders>
-            <w:tcMar>
-              <w:top w:type="dxa" w:w="50"/>
-              <w:left w:type="dxa" w:w="90"/>
-              <w:bottom w:type="dxa" w:w="50"/>
-              <w:right w:type="dxa" w:w="90"/>
-            </w:tcMar>
-          </w:tcPr>
-          <w:p>
-            <w:pPr>
-              <w:keepNext/>
+            <w:tcW w:type="dxa" w:w="1152"/>
+            <w:tcBorders>
+              <w:top w:val="single" w:color="A6B8D0" w:sz="4"/>
+              <w:left w:val="single" w:color="A6B8D0" w:sz="4"/>
+              <w:bottom w:val="single" w:color="A6B8D0" w:sz="4"/>
+              <w:right w:val="single" w:color="A6B8D0" w:sz="4"/>
+            </w:tcBorders>
+            <w:tcMar>
+              <w:top w:type="dxa" w:w="50"/>
+              <w:left w:type="dxa" w:w="90"/>
+              <w:bottom w:type="dxa" w:w="50"/>
+              <w:right w:type="dxa" w:w="90"/>
+            </w:tcMar>
+          </w:tcPr>
+          <w:p>
+            <w:pPr>
+              <w:keepNext w:val="false"/>
               <w:keepLines/>
               <w:spacing w:after="0" w:before="0" w:line="280"/>
             </w:pPr>
@@ -13999,7 +14158,7 @@
           </w:tcPr>
           <w:p>
             <w:pPr>
-              <w:keepNext/>
+              <w:keepNext w:val="false"/>
               <w:keepLines/>
               <w:spacing w:after="0" w:before="0" w:line="280"/>
             </w:pPr>
@@ -14017,23 +14176,23 @@
         </w:tc>
         <w:tc>
           <w:tcPr>
-            <w:tcW w:type="dxa" w:w="4882"/>
-            <w:tcBorders>
-              <w:top w:val="single" w:color="A6B8D0" w:sz="4"/>
-              <w:left w:val="single" w:color="A6B8D0" w:sz="4"/>
-              <w:bottom w:val="single" w:color="A6B8D0" w:sz="4"/>
-              <w:right w:val="single" w:color="A6B8D0" w:sz="4"/>
-            </w:tcBorders>
-            <w:tcMar>
-              <w:top w:type="dxa" w:w="50"/>
-              <w:left w:type="dxa" w:w="90"/>
-              <w:bottom w:type="dxa" w:w="50"/>
-              <w:right w:type="dxa" w:w="90"/>
-            </w:tcMar>
-          </w:tcPr>
-          <w:p>
-            <w:pPr>
-              <w:keepNext/>
+            <w:tcW w:type="dxa" w:w="5649"/>
+            <w:tcBorders>
+              <w:top w:val="single" w:color="A6B8D0" w:sz="4"/>
+              <w:left w:val="single" w:color="A6B8D0" w:sz="4"/>
+              <w:bottom w:val="single" w:color="A6B8D0" w:sz="4"/>
+              <w:right w:val="single" w:color="A6B8D0" w:sz="4"/>
+            </w:tcBorders>
+            <w:tcMar>
+              <w:top w:type="dxa" w:w="50"/>
+              <w:left w:type="dxa" w:w="90"/>
+              <w:bottom w:type="dxa" w:w="50"/>
+              <w:right w:type="dxa" w:w="90"/>
+            </w:tcMar>
+          </w:tcPr>
+          <w:p>
+            <w:pPr>
+              <w:keepNext w:val="false"/>
               <w:keepLines/>
               <w:spacing w:after="0" w:before="0" w:line="280"/>
             </w:pPr>
@@ -14051,23 +14210,23 @@
         </w:tc>
         <w:tc>
           <w:tcPr>
-            <w:tcW w:type="dxa" w:w="3193"/>
-            <w:tcBorders>
-              <w:top w:val="single" w:color="A6B8D0" w:sz="4"/>
-              <w:left w:val="single" w:color="A6B8D0" w:sz="4"/>
-              <w:bottom w:val="single" w:color="A6B8D0" w:sz="4"/>
-              <w:right w:val="single" w:color="A6B8D0" w:sz="4"/>
-            </w:tcBorders>
-            <w:tcMar>
-              <w:top w:type="dxa" w:w="50"/>
-              <w:left w:type="dxa" w:w="90"/>
-              <w:bottom w:type="dxa" w:w="50"/>
-              <w:right w:type="dxa" w:w="90"/>
-            </w:tcMar>
-          </w:tcPr>
-          <w:p>
-            <w:pPr>
-              <w:keepNext/>
+            <w:tcW w:type="dxa" w:w="2307"/>
+            <w:tcBorders>
+              <w:top w:val="single" w:color="A6B8D0" w:sz="4"/>
+              <w:left w:val="single" w:color="A6B8D0" w:sz="4"/>
+              <w:bottom w:val="single" w:color="A6B8D0" w:sz="4"/>
+              <w:right w:val="single" w:color="A6B8D0" w:sz="4"/>
+            </w:tcBorders>
+            <w:tcMar>
+              <w:top w:type="dxa" w:w="50"/>
+              <w:left w:type="dxa" w:w="90"/>
+              <w:bottom w:type="dxa" w:w="50"/>
+              <w:right w:type="dxa" w:w="90"/>
+            </w:tcMar>
+          </w:tcPr>
+          <w:p>
+            <w:pPr>
+              <w:keepNext w:val="false"/>
               <w:keepLines/>
               <w:spacing w:after="0" w:before="0" w:line="280"/>
             </w:pPr>
@@ -14085,23 +14244,23 @@
         </w:tc>
         <w:tc>
           <w:tcPr>
-            <w:tcW w:type="dxa" w:w="1033"/>
-            <w:tcBorders>
-              <w:top w:val="single" w:color="A6B8D0" w:sz="4"/>
-              <w:left w:val="single" w:color="A6B8D0" w:sz="4"/>
-              <w:bottom w:val="single" w:color="A6B8D0" w:sz="4"/>
-              <w:right w:val="single" w:color="A6B8D0" w:sz="4"/>
-            </w:tcBorders>
-            <w:tcMar>
-              <w:top w:type="dxa" w:w="50"/>
-              <w:left w:type="dxa" w:w="90"/>
-              <w:bottom w:type="dxa" w:w="50"/>
-              <w:right w:type="dxa" w:w="90"/>
-            </w:tcMar>
-          </w:tcPr>
-          <w:p>
-            <w:pPr>
-              <w:keepNext/>
+            <w:tcW w:type="dxa" w:w="1152"/>
+            <w:tcBorders>
+              <w:top w:val="single" w:color="A6B8D0" w:sz="4"/>
+              <w:left w:val="single" w:color="A6B8D0" w:sz="4"/>
+              <w:bottom w:val="single" w:color="A6B8D0" w:sz="4"/>
+              <w:right w:val="single" w:color="A6B8D0" w:sz="4"/>
+            </w:tcBorders>
+            <w:tcMar>
+              <w:top w:type="dxa" w:w="50"/>
+              <w:left w:type="dxa" w:w="90"/>
+              <w:bottom w:type="dxa" w:w="50"/>
+              <w:right w:type="dxa" w:w="90"/>
+            </w:tcMar>
+          </w:tcPr>
+          <w:p>
+            <w:pPr>
+              <w:keepNext w:val="false"/>
               <w:keepLines/>
               <w:spacing w:after="0" w:before="0" w:line="280"/>
             </w:pPr>
@@ -14141,7 +14300,7 @@
           </w:tcPr>
           <w:p>
             <w:pPr>
-              <w:keepNext/>
+              <w:keepNext w:val="false"/>
               <w:keepLines/>
               <w:spacing w:after="0" w:before="0" w:line="280"/>
             </w:pPr>
@@ -14159,57 +14318,57 @@
         </w:tc>
         <w:tc>
           <w:tcPr>
-            <w:tcW w:type="dxa" w:w="4882"/>
-            <w:tcBorders>
-              <w:top w:val="single" w:color="A6B8D0" w:sz="4"/>
-              <w:left w:val="single" w:color="A6B8D0" w:sz="4"/>
-              <w:bottom w:val="single" w:color="A6B8D0" w:sz="4"/>
-              <w:right w:val="single" w:color="A6B8D0" w:sz="4"/>
-            </w:tcBorders>
-            <w:tcMar>
-              <w:top w:type="dxa" w:w="50"/>
-              <w:left w:type="dxa" w:w="90"/>
-              <w:bottom w:type="dxa" w:w="50"/>
-              <w:right w:type="dxa" w:w="90"/>
-            </w:tcMar>
-          </w:tcPr>
-          <w:p>
-            <w:pPr>
-              <w:keepNext/>
-              <w:keepLines/>
-              <w:spacing w:after="0" w:before="0" w:line="280"/>
-            </w:pPr>
-            <w:r>
-              <w:rPr>
-                <w:rFonts w:ascii="Yu Gothic" w:eastAsia="Yu Gothic" w:hAnsi="Yu Gothic"/>
-                <w:b w:val="false"/>
-                <w:bCs w:val="false"/>
-                <w:sz w:val="18"/>
-                <w:szCs w:val="18"/>
-              </w:rPr>
-              <w:t xml:space="preserve">符号化（受け渡し用：8.5 の品質、SNS用：第4章 14.3「JPEG の書き出し」 の JPEG）とファイルの権利の記載（3.6）</w:t>
-            </w:r>
-          </w:p>
-        </w:tc>
-        <w:tc>
-          <w:tcPr>
-            <w:tcW w:type="dxa" w:w="3193"/>
-            <w:tcBorders>
-              <w:top w:val="single" w:color="A6B8D0" w:sz="4"/>
-              <w:left w:val="single" w:color="A6B8D0" w:sz="4"/>
-              <w:bottom w:val="single" w:color="A6B8D0" w:sz="4"/>
-              <w:right w:val="single" w:color="A6B8D0" w:sz="4"/>
-            </w:tcBorders>
-            <w:tcMar>
-              <w:top w:type="dxa" w:w="50"/>
-              <w:left w:type="dxa" w:w="90"/>
-              <w:bottom w:type="dxa" w:w="50"/>
-              <w:right w:type="dxa" w:w="90"/>
-            </w:tcMar>
-          </w:tcPr>
-          <w:p>
-            <w:pPr>
-              <w:keepNext/>
+            <w:tcW w:type="dxa" w:w="5649"/>
+            <w:tcBorders>
+              <w:top w:val="single" w:color="A6B8D0" w:sz="4"/>
+              <w:left w:val="single" w:color="A6B8D0" w:sz="4"/>
+              <w:bottom w:val="single" w:color="A6B8D0" w:sz="4"/>
+              <w:right w:val="single" w:color="A6B8D0" w:sz="4"/>
+            </w:tcBorders>
+            <w:tcMar>
+              <w:top w:type="dxa" w:w="50"/>
+              <w:left w:type="dxa" w:w="90"/>
+              <w:bottom w:type="dxa" w:w="50"/>
+              <w:right w:type="dxa" w:w="90"/>
+            </w:tcMar>
+          </w:tcPr>
+          <w:p>
+            <w:pPr>
+              <w:keepNext w:val="false"/>
+              <w:keepLines/>
+              <w:spacing w:after="0" w:before="0" w:line="280"/>
+            </w:pPr>
+            <w:r>
+              <w:rPr>
+                <w:rFonts w:ascii="Yu Gothic" w:eastAsia="Yu Gothic" w:hAnsi="Yu Gothic"/>
+                <w:b w:val="false"/>
+                <w:bCs w:val="false"/>
+                <w:sz w:val="18"/>
+                <w:szCs w:val="18"/>
+              </w:rPr>
+              <w:t xml:space="preserve">符号化（受け渡し用：8.5 の品質、SNS用：第4章 14.3「縮小・色の変換・JPEG の書き出し」 の JPEG）とファイルの権利の記載（3.6）</w:t>
+            </w:r>
+          </w:p>
+        </w:tc>
+        <w:tc>
+          <w:tcPr>
+            <w:tcW w:type="dxa" w:w="2307"/>
+            <w:tcBorders>
+              <w:top w:val="single" w:color="A6B8D0" w:sz="4"/>
+              <w:left w:val="single" w:color="A6B8D0" w:sz="4"/>
+              <w:bottom w:val="single" w:color="A6B8D0" w:sz="4"/>
+              <w:right w:val="single" w:color="A6B8D0" w:sz="4"/>
+            </w:tcBorders>
+            <w:tcMar>
+              <w:top w:type="dxa" w:w="50"/>
+              <w:left w:type="dxa" w:w="90"/>
+              <w:bottom w:type="dxa" w:w="50"/>
+              <w:right w:type="dxa" w:w="90"/>
+            </w:tcMar>
+          </w:tcPr>
+          <w:p>
+            <w:pPr>
+              <w:keepNext w:val="false"/>
               <w:keepLines/>
               <w:spacing w:after="0" w:before="0" w:line="280"/>
             </w:pPr>
@@ -14227,23 +14386,23 @@
         </w:tc>
         <w:tc>
           <w:tcPr>
-            <w:tcW w:type="dxa" w:w="1033"/>
-            <w:tcBorders>
-              <w:top w:val="single" w:color="A6B8D0" w:sz="4"/>
-              <w:left w:val="single" w:color="A6B8D0" w:sz="4"/>
-              <w:bottom w:val="single" w:color="A6B8D0" w:sz="4"/>
-              <w:right w:val="single" w:color="A6B8D0" w:sz="4"/>
-            </w:tcBorders>
-            <w:tcMar>
-              <w:top w:type="dxa" w:w="50"/>
-              <w:left w:type="dxa" w:w="90"/>
-              <w:bottom w:type="dxa" w:w="50"/>
-              <w:right w:type="dxa" w:w="90"/>
-            </w:tcMar>
-          </w:tcPr>
-          <w:p>
-            <w:pPr>
-              <w:keepNext/>
+            <w:tcW w:type="dxa" w:w="1152"/>
+            <w:tcBorders>
+              <w:top w:val="single" w:color="A6B8D0" w:sz="4"/>
+              <w:left w:val="single" w:color="A6B8D0" w:sz="4"/>
+              <w:bottom w:val="single" w:color="A6B8D0" w:sz="4"/>
+              <w:right w:val="single" w:color="A6B8D0" w:sz="4"/>
+            </w:tcBorders>
+            <w:tcMar>
+              <w:top w:type="dxa" w:w="50"/>
+              <w:left w:type="dxa" w:w="90"/>
+              <w:bottom w:type="dxa" w:w="50"/>
+              <w:right w:type="dxa" w:w="90"/>
+            </w:tcMar>
+          </w:tcPr>
+          <w:p>
+            <w:pPr>
+              <w:keepNext w:val="false"/>
               <w:keepLines/>
               <w:spacing w:after="0" w:before="0" w:line="280"/>
             </w:pPr>
@@ -14283,7 +14442,7 @@
           </w:tcPr>
           <w:p>
             <w:pPr>
-              <w:keepNext/>
+              <w:keepNext w:val="false"/>
               <w:keepLines/>
               <w:spacing w:after="0" w:before="0" w:line="280"/>
             </w:pPr>
@@ -14301,23 +14460,23 @@
         </w:tc>
         <w:tc>
           <w:tcPr>
-            <w:tcW w:type="dxa" w:w="4882"/>
-            <w:tcBorders>
-              <w:top w:val="single" w:color="A6B8D0" w:sz="4"/>
-              <w:left w:val="single" w:color="A6B8D0" w:sz="4"/>
-              <w:bottom w:val="single" w:color="A6B8D0" w:sz="4"/>
-              <w:right w:val="single" w:color="A6B8D0" w:sz="4"/>
-            </w:tcBorders>
-            <w:tcMar>
-              <w:top w:type="dxa" w:w="50"/>
-              <w:left w:type="dxa" w:w="90"/>
-              <w:bottom w:type="dxa" w:w="50"/>
-              <w:right w:type="dxa" w:w="90"/>
-            </w:tcMar>
-          </w:tcPr>
-          <w:p>
-            <w:pPr>
-              <w:keepNext/>
+            <w:tcW w:type="dxa" w:w="5649"/>
+            <w:tcBorders>
+              <w:top w:val="single" w:color="A6B8D0" w:sz="4"/>
+              <w:left w:val="single" w:color="A6B8D0" w:sz="4"/>
+              <w:bottom w:val="single" w:color="A6B8D0" w:sz="4"/>
+              <w:right w:val="single" w:color="A6B8D0" w:sz="4"/>
+            </w:tcBorders>
+            <w:tcMar>
+              <w:top w:type="dxa" w:w="50"/>
+              <w:left w:type="dxa" w:w="90"/>
+              <w:bottom w:type="dxa" w:w="50"/>
+              <w:right w:type="dxa" w:w="90"/>
+            </w:tcMar>
+          </w:tcPr>
+          <w:p>
+            <w:pPr>
+              <w:keepNext w:val="false"/>
               <w:keepLines/>
               <w:spacing w:after="0" w:before="0" w:line="280"/>
             </w:pPr>
@@ -14335,23 +14494,23 @@
         </w:tc>
         <w:tc>
           <w:tcPr>
-            <w:tcW w:type="dxa" w:w="3193"/>
-            <w:tcBorders>
-              <w:top w:val="single" w:color="A6B8D0" w:sz="4"/>
-              <w:left w:val="single" w:color="A6B8D0" w:sz="4"/>
-              <w:bottom w:val="single" w:color="A6B8D0" w:sz="4"/>
-              <w:right w:val="single" w:color="A6B8D0" w:sz="4"/>
-            </w:tcBorders>
-            <w:tcMar>
-              <w:top w:type="dxa" w:w="50"/>
-              <w:left w:type="dxa" w:w="90"/>
-              <w:bottom w:type="dxa" w:w="50"/>
-              <w:right w:type="dxa" w:w="90"/>
-            </w:tcMar>
-          </w:tcPr>
-          <w:p>
-            <w:pPr>
-              <w:keepNext/>
+            <w:tcW w:type="dxa" w:w="2307"/>
+            <w:tcBorders>
+              <w:top w:val="single" w:color="A6B8D0" w:sz="4"/>
+              <w:left w:val="single" w:color="A6B8D0" w:sz="4"/>
+              <w:bottom w:val="single" w:color="A6B8D0" w:sz="4"/>
+              <w:right w:val="single" w:color="A6B8D0" w:sz="4"/>
+            </w:tcBorders>
+            <w:tcMar>
+              <w:top w:type="dxa" w:w="50"/>
+              <w:left w:type="dxa" w:w="90"/>
+              <w:bottom w:type="dxa" w:w="50"/>
+              <w:right w:type="dxa" w:w="90"/>
+            </w:tcMar>
+          </w:tcPr>
+          <w:p>
+            <w:pPr>
+              <w:keepNext w:val="false"/>
               <w:keepLines/>
               <w:spacing w:after="0" w:before="0" w:line="280"/>
             </w:pPr>
@@ -14369,23 +14528,23 @@
         </w:tc>
         <w:tc>
           <w:tcPr>
-            <w:tcW w:type="dxa" w:w="1033"/>
-            <w:tcBorders>
-              <w:top w:val="single" w:color="A6B8D0" w:sz="4"/>
-              <w:left w:val="single" w:color="A6B8D0" w:sz="4"/>
-              <w:bottom w:val="single" w:color="A6B8D0" w:sz="4"/>
-              <w:right w:val="single" w:color="A6B8D0" w:sz="4"/>
-            </w:tcBorders>
-            <w:tcMar>
-              <w:top w:type="dxa" w:w="50"/>
-              <w:left w:type="dxa" w:w="90"/>
-              <w:bottom w:type="dxa" w:w="50"/>
-              <w:right w:type="dxa" w:w="90"/>
-            </w:tcMar>
-          </w:tcPr>
-          <w:p>
-            <w:pPr>
-              <w:keepNext/>
+            <w:tcW w:type="dxa" w:w="1152"/>
+            <w:tcBorders>
+              <w:top w:val="single" w:color="A6B8D0" w:sz="4"/>
+              <w:left w:val="single" w:color="A6B8D0" w:sz="4"/>
+              <w:bottom w:val="single" w:color="A6B8D0" w:sz="4"/>
+              <w:right w:val="single" w:color="A6B8D0" w:sz="4"/>
+            </w:tcBorders>
+            <w:tcMar>
+              <w:top w:type="dxa" w:w="50"/>
+              <w:left w:type="dxa" w:w="90"/>
+              <w:bottom w:type="dxa" w:w="50"/>
+              <w:right w:type="dxa" w:w="90"/>
+            </w:tcMar>
+          </w:tcPr>
+          <w:p>
+            <w:pPr>
+              <w:keepNext w:val="false"/>
               <w:keepLines/>
               <w:spacing w:after="0" w:before="0" w:line="280"/>
             </w:pPr>
@@ -14425,7 +14584,7 @@
           </w:tcPr>
           <w:p>
             <w:pPr>
-              <w:keepNext/>
+              <w:keepNext w:val="false"/>
               <w:keepLines/>
               <w:spacing w:after="0" w:before="0" w:line="280"/>
             </w:pPr>
@@ -14443,23 +14602,23 @@
         </w:tc>
         <w:tc>
           <w:tcPr>
-            <w:tcW w:type="dxa" w:w="4882"/>
-            <w:tcBorders>
-              <w:top w:val="single" w:color="A6B8D0" w:sz="4"/>
-              <w:left w:val="single" w:color="A6B8D0" w:sz="4"/>
-              <w:bottom w:val="single" w:color="A6B8D0" w:sz="4"/>
-              <w:right w:val="single" w:color="A6B8D0" w:sz="4"/>
-            </w:tcBorders>
-            <w:tcMar>
-              <w:top w:type="dxa" w:w="50"/>
-              <w:left w:type="dxa" w:w="90"/>
-              <w:bottom w:type="dxa" w:w="50"/>
-              <w:right w:type="dxa" w:w="90"/>
-            </w:tcMar>
-          </w:tcPr>
-          <w:p>
-            <w:pPr>
-              <w:keepNext/>
+            <w:tcW w:type="dxa" w:w="5649"/>
+            <w:tcBorders>
+              <w:top w:val="single" w:color="A6B8D0" w:sz="4"/>
+              <w:left w:val="single" w:color="A6B8D0" w:sz="4"/>
+              <w:bottom w:val="single" w:color="A6B8D0" w:sz="4"/>
+              <w:right w:val="single" w:color="A6B8D0" w:sz="4"/>
+            </w:tcBorders>
+            <w:tcMar>
+              <w:top w:type="dxa" w:w="50"/>
+              <w:left w:type="dxa" w:w="90"/>
+              <w:bottom w:type="dxa" w:w="50"/>
+              <w:right w:type="dxa" w:w="90"/>
+            </w:tcMar>
+          </w:tcPr>
+          <w:p>
+            <w:pPr>
+              <w:keepNext w:val="false"/>
               <w:keepLines/>
               <w:spacing w:after="0" w:before="0" w:line="280"/>
             </w:pPr>
@@ -14477,23 +14636,23 @@
         </w:tc>
         <w:tc>
           <w:tcPr>
-            <w:tcW w:type="dxa" w:w="3193"/>
-            <w:tcBorders>
-              <w:top w:val="single" w:color="A6B8D0" w:sz="4"/>
-              <w:left w:val="single" w:color="A6B8D0" w:sz="4"/>
-              <w:bottom w:val="single" w:color="A6B8D0" w:sz="4"/>
-              <w:right w:val="single" w:color="A6B8D0" w:sz="4"/>
-            </w:tcBorders>
-            <w:tcMar>
-              <w:top w:type="dxa" w:w="50"/>
-              <w:left w:type="dxa" w:w="90"/>
-              <w:bottom w:type="dxa" w:w="50"/>
-              <w:right w:type="dxa" w:w="90"/>
-            </w:tcMar>
-          </w:tcPr>
-          <w:p>
-            <w:pPr>
-              <w:keepNext/>
+            <w:tcW w:type="dxa" w:w="2307"/>
+            <w:tcBorders>
+              <w:top w:val="single" w:color="A6B8D0" w:sz="4"/>
+              <w:left w:val="single" w:color="A6B8D0" w:sz="4"/>
+              <w:bottom w:val="single" w:color="A6B8D0" w:sz="4"/>
+              <w:right w:val="single" w:color="A6B8D0" w:sz="4"/>
+            </w:tcBorders>
+            <w:tcMar>
+              <w:top w:type="dxa" w:w="50"/>
+              <w:left w:type="dxa" w:w="90"/>
+              <w:bottom w:type="dxa" w:w="50"/>
+              <w:right w:type="dxa" w:w="90"/>
+            </w:tcMar>
+          </w:tcPr>
+          <w:p>
+            <w:pPr>
+              <w:keepNext w:val="false"/>
               <w:keepLines/>
               <w:spacing w:after="0" w:before="0" w:line="280"/>
             </w:pPr>
@@ -14511,23 +14670,23 @@
         </w:tc>
         <w:tc>
           <w:tcPr>
-            <w:tcW w:type="dxa" w:w="1033"/>
-            <w:tcBorders>
-              <w:top w:val="single" w:color="A6B8D0" w:sz="4"/>
-              <w:left w:val="single" w:color="A6B8D0" w:sz="4"/>
-              <w:bottom w:val="single" w:color="A6B8D0" w:sz="4"/>
-              <w:right w:val="single" w:color="A6B8D0" w:sz="4"/>
-            </w:tcBorders>
-            <w:tcMar>
-              <w:top w:type="dxa" w:w="50"/>
-              <w:left w:type="dxa" w:w="90"/>
-              <w:bottom w:type="dxa" w:w="50"/>
-              <w:right w:type="dxa" w:w="90"/>
-            </w:tcMar>
-          </w:tcPr>
-          <w:p>
-            <w:pPr>
-              <w:keepNext/>
+            <w:tcW w:type="dxa" w:w="1152"/>
+            <w:tcBorders>
+              <w:top w:val="single" w:color="A6B8D0" w:sz="4"/>
+              <w:left w:val="single" w:color="A6B8D0" w:sz="4"/>
+              <w:bottom w:val="single" w:color="A6B8D0" w:sz="4"/>
+              <w:right w:val="single" w:color="A6B8D0" w:sz="4"/>
+            </w:tcBorders>
+            <w:tcMar>
+              <w:top w:type="dxa" w:w="50"/>
+              <w:left w:type="dxa" w:w="90"/>
+              <w:bottom w:type="dxa" w:w="50"/>
+              <w:right w:type="dxa" w:w="90"/>
+            </w:tcMar>
+          </w:tcPr>
+          <w:p>
+            <w:pPr>
+              <w:keepNext w:val="false"/>
               <w:keepLines/>
               <w:spacing w:after="0" w:before="0" w:line="280"/>
             </w:pPr>
@@ -14567,7 +14726,7 @@
           </w:tcPr>
           <w:p>
             <w:pPr>
-              <w:keepNext/>
+              <w:keepNext w:val="false"/>
               <w:keepLines/>
               <w:spacing w:after="0" w:before="0" w:line="280"/>
             </w:pPr>
@@ -14585,23 +14744,23 @@
         </w:tc>
         <w:tc>
           <w:tcPr>
-            <w:tcW w:type="dxa" w:w="4882"/>
-            <w:tcBorders>
-              <w:top w:val="single" w:color="A6B8D0" w:sz="4"/>
-              <w:left w:val="single" w:color="A6B8D0" w:sz="4"/>
-              <w:bottom w:val="single" w:color="A6B8D0" w:sz="4"/>
-              <w:right w:val="single" w:color="A6B8D0" w:sz="4"/>
-            </w:tcBorders>
-            <w:tcMar>
-              <w:top w:type="dxa" w:w="50"/>
-              <w:left w:type="dxa" w:w="90"/>
-              <w:bottom w:type="dxa" w:w="50"/>
-              <w:right w:type="dxa" w:w="90"/>
-            </w:tcMar>
-          </w:tcPr>
-          <w:p>
-            <w:pPr>
-              <w:keepNext/>
+            <w:tcW w:type="dxa" w:w="5649"/>
+            <w:tcBorders>
+              <w:top w:val="single" w:color="A6B8D0" w:sz="4"/>
+              <w:left w:val="single" w:color="A6B8D0" w:sz="4"/>
+              <w:bottom w:val="single" w:color="A6B8D0" w:sz="4"/>
+              <w:right w:val="single" w:color="A6B8D0" w:sz="4"/>
+            </w:tcBorders>
+            <w:tcMar>
+              <w:top w:type="dxa" w:w="50"/>
+              <w:left w:type="dxa" w:w="90"/>
+              <w:bottom w:type="dxa" w:w="50"/>
+              <w:right w:type="dxa" w:w="90"/>
+            </w:tcMar>
+          </w:tcPr>
+          <w:p>
+            <w:pPr>
+              <w:keepNext w:val="false"/>
               <w:keepLines/>
               <w:spacing w:after="0" w:before="0" w:line="280"/>
             </w:pPr>
@@ -14619,23 +14778,23 @@
         </w:tc>
         <w:tc>
           <w:tcPr>
-            <w:tcW w:type="dxa" w:w="3193"/>
-            <w:tcBorders>
-              <w:top w:val="single" w:color="A6B8D0" w:sz="4"/>
-              <w:left w:val="single" w:color="A6B8D0" w:sz="4"/>
-              <w:bottom w:val="single" w:color="A6B8D0" w:sz="4"/>
-              <w:right w:val="single" w:color="A6B8D0" w:sz="4"/>
-            </w:tcBorders>
-            <w:tcMar>
-              <w:top w:type="dxa" w:w="50"/>
-              <w:left w:type="dxa" w:w="90"/>
-              <w:bottom w:type="dxa" w:w="50"/>
-              <w:right w:type="dxa" w:w="90"/>
-            </w:tcMar>
-          </w:tcPr>
-          <w:p>
-            <w:pPr>
-              <w:keepNext/>
+            <w:tcW w:type="dxa" w:w="2307"/>
+            <w:tcBorders>
+              <w:top w:val="single" w:color="A6B8D0" w:sz="4"/>
+              <w:left w:val="single" w:color="A6B8D0" w:sz="4"/>
+              <w:bottom w:val="single" w:color="A6B8D0" w:sz="4"/>
+              <w:right w:val="single" w:color="A6B8D0" w:sz="4"/>
+            </w:tcBorders>
+            <w:tcMar>
+              <w:top w:type="dxa" w:w="50"/>
+              <w:left w:type="dxa" w:w="90"/>
+              <w:bottom w:type="dxa" w:w="50"/>
+              <w:right w:type="dxa" w:w="90"/>
+            </w:tcMar>
+          </w:tcPr>
+          <w:p>
+            <w:pPr>
+              <w:keepNext w:val="false"/>
               <w:keepLines/>
               <w:spacing w:after="0" w:before="0" w:line="280"/>
             </w:pPr>
@@ -14653,23 +14812,23 @@
         </w:tc>
         <w:tc>
           <w:tcPr>
-            <w:tcW w:type="dxa" w:w="1033"/>
-            <w:tcBorders>
-              <w:top w:val="single" w:color="A6B8D0" w:sz="4"/>
-              <w:left w:val="single" w:color="A6B8D0" w:sz="4"/>
-              <w:bottom w:val="single" w:color="A6B8D0" w:sz="4"/>
-              <w:right w:val="single" w:color="A6B8D0" w:sz="4"/>
-            </w:tcBorders>
-            <w:tcMar>
-              <w:top w:type="dxa" w:w="50"/>
-              <w:left w:type="dxa" w:w="90"/>
-              <w:bottom w:type="dxa" w:w="50"/>
-              <w:right w:type="dxa" w:w="90"/>
-            </w:tcMar>
-          </w:tcPr>
-          <w:p>
-            <w:pPr>
-              <w:keepNext/>
+            <w:tcW w:type="dxa" w:w="1152"/>
+            <w:tcBorders>
+              <w:top w:val="single" w:color="A6B8D0" w:sz="4"/>
+              <w:left w:val="single" w:color="A6B8D0" w:sz="4"/>
+              <w:bottom w:val="single" w:color="A6B8D0" w:sz="4"/>
+              <w:right w:val="single" w:color="A6B8D0" w:sz="4"/>
+            </w:tcBorders>
+            <w:tcMar>
+              <w:top w:type="dxa" w:w="50"/>
+              <w:left w:type="dxa" w:w="90"/>
+              <w:bottom w:type="dxa" w:w="50"/>
+              <w:right w:type="dxa" w:w="90"/>
+            </w:tcMar>
+          </w:tcPr>
+          <w:p>
+            <w:pPr>
+              <w:keepNext w:val="false"/>
               <w:keepLines/>
               <w:spacing w:after="0" w:before="0" w:line="280"/>
             </w:pPr>
@@ -14709,7 +14868,7 @@
           </w:tcPr>
           <w:p>
             <w:pPr>
-              <w:keepNext/>
+              <w:keepNext w:val="false"/>
               <w:keepLines/>
               <w:spacing w:after="0" w:before="0" w:line="280"/>
             </w:pPr>
@@ -14727,23 +14886,23 @@
         </w:tc>
         <w:tc>
           <w:tcPr>
-            <w:tcW w:type="dxa" w:w="4882"/>
-            <w:tcBorders>
-              <w:top w:val="single" w:color="A6B8D0" w:sz="4"/>
-              <w:left w:val="single" w:color="A6B8D0" w:sz="4"/>
-              <w:bottom w:val="single" w:color="A6B8D0" w:sz="4"/>
-              <w:right w:val="single" w:color="A6B8D0" w:sz="4"/>
-            </w:tcBorders>
-            <w:tcMar>
-              <w:top w:type="dxa" w:w="50"/>
-              <w:left w:type="dxa" w:w="90"/>
-              <w:bottom w:type="dxa" w:w="50"/>
-              <w:right w:type="dxa" w:w="90"/>
-            </w:tcMar>
-          </w:tcPr>
-          <w:p>
-            <w:pPr>
-              <w:keepNext/>
+            <w:tcW w:type="dxa" w:w="5649"/>
+            <w:tcBorders>
+              <w:top w:val="single" w:color="A6B8D0" w:sz="4"/>
+              <w:left w:val="single" w:color="A6B8D0" w:sz="4"/>
+              <w:bottom w:val="single" w:color="A6B8D0" w:sz="4"/>
+              <w:right w:val="single" w:color="A6B8D0" w:sz="4"/>
+            </w:tcBorders>
+            <w:tcMar>
+              <w:top w:type="dxa" w:w="50"/>
+              <w:left w:type="dxa" w:w="90"/>
+              <w:bottom w:type="dxa" w:w="50"/>
+              <w:right w:type="dxa" w:w="90"/>
+            </w:tcMar>
+          </w:tcPr>
+          <w:p>
+            <w:pPr>
+              <w:keepNext w:val="false"/>
               <w:keepLines/>
               <w:spacing w:after="0" w:before="0" w:line="280"/>
             </w:pPr>
@@ -14761,23 +14920,23 @@
         </w:tc>
         <w:tc>
           <w:tcPr>
-            <w:tcW w:type="dxa" w:w="3193"/>
-            <w:tcBorders>
-              <w:top w:val="single" w:color="A6B8D0" w:sz="4"/>
-              <w:left w:val="single" w:color="A6B8D0" w:sz="4"/>
-              <w:bottom w:val="single" w:color="A6B8D0" w:sz="4"/>
-              <w:right w:val="single" w:color="A6B8D0" w:sz="4"/>
-            </w:tcBorders>
-            <w:tcMar>
-              <w:top w:type="dxa" w:w="50"/>
-              <w:left w:type="dxa" w:w="90"/>
-              <w:bottom w:type="dxa" w:w="50"/>
-              <w:right w:type="dxa" w:w="90"/>
-            </w:tcMar>
-          </w:tcPr>
-          <w:p>
-            <w:pPr>
-              <w:keepNext/>
+            <w:tcW w:type="dxa" w:w="2307"/>
+            <w:tcBorders>
+              <w:top w:val="single" w:color="A6B8D0" w:sz="4"/>
+              <w:left w:val="single" w:color="A6B8D0" w:sz="4"/>
+              <w:bottom w:val="single" w:color="A6B8D0" w:sz="4"/>
+              <w:right w:val="single" w:color="A6B8D0" w:sz="4"/>
+            </w:tcBorders>
+            <w:tcMar>
+              <w:top w:type="dxa" w:w="50"/>
+              <w:left w:type="dxa" w:w="90"/>
+              <w:bottom w:type="dxa" w:w="50"/>
+              <w:right w:type="dxa" w:w="90"/>
+            </w:tcMar>
+          </w:tcPr>
+          <w:p>
+            <w:pPr>
+              <w:keepNext w:val="false"/>
               <w:keepLines/>
               <w:spacing w:after="0" w:before="0" w:line="280"/>
             </w:pPr>
@@ -14795,23 +14954,23 @@
         </w:tc>
         <w:tc>
           <w:tcPr>
-            <w:tcW w:type="dxa" w:w="1033"/>
-            <w:tcBorders>
-              <w:top w:val="single" w:color="A6B8D0" w:sz="4"/>
-              <w:left w:val="single" w:color="A6B8D0" w:sz="4"/>
-              <w:bottom w:val="single" w:color="A6B8D0" w:sz="4"/>
-              <w:right w:val="single" w:color="A6B8D0" w:sz="4"/>
-            </w:tcBorders>
-            <w:tcMar>
-              <w:top w:type="dxa" w:w="50"/>
-              <w:left w:type="dxa" w:w="90"/>
-              <w:bottom w:type="dxa" w:w="50"/>
-              <w:right w:type="dxa" w:w="90"/>
-            </w:tcMar>
-          </w:tcPr>
-          <w:p>
-            <w:pPr>
-              <w:keepNext/>
+            <w:tcW w:type="dxa" w:w="1152"/>
+            <w:tcBorders>
+              <w:top w:val="single" w:color="A6B8D0" w:sz="4"/>
+              <w:left w:val="single" w:color="A6B8D0" w:sz="4"/>
+              <w:bottom w:val="single" w:color="A6B8D0" w:sz="4"/>
+              <w:right w:val="single" w:color="A6B8D0" w:sz="4"/>
+            </w:tcBorders>
+            <w:tcMar>
+              <w:top w:type="dxa" w:w="50"/>
+              <w:left w:type="dxa" w:w="90"/>
+              <w:bottom w:type="dxa" w:w="50"/>
+              <w:right w:type="dxa" w:w="90"/>
+            </w:tcMar>
+          </w:tcPr>
+          <w:p>
+            <w:pPr>
+              <w:keepNext w:val="false"/>
               <w:keepLines/>
               <w:spacing w:after="0" w:before="0" w:line="280"/>
             </w:pPr>
@@ -14869,7 +15028,7 @@
         </w:tc>
         <w:tc>
           <w:tcPr>
-            <w:tcW w:type="dxa" w:w="4882"/>
+            <w:tcW w:type="dxa" w:w="5649"/>
             <w:tcBorders>
               <w:top w:val="single" w:color="A6B8D0" w:sz="4"/>
               <w:left w:val="single" w:color="A6B8D0" w:sz="4"/>
@@ -14897,13 +15056,155 @@
                 <w:sz w:val="18"/>
                 <w:szCs w:val="18"/>
               </w:rPr>
+              <w:t xml:space="preserve">読み戻しの検証：一時の名前の出力を読み戻し、C2PA署名の検証、透かしの読み出し（識別番号の一致）、XMP・EXIF の権利の項目の存在、PDQ の再計算を行う。1つでも通らなければ正式の名前にせず、一時のファイルを消して失敗の一覧に出す（異常検出。第1章 10.3）（2026-09-30 NRSD の要求）</w:t>
+            </w:r>
+          </w:p>
+        </w:tc>
+        <w:tc>
+          <w:tcPr>
+            <w:tcW w:type="dxa" w:w="2307"/>
+            <w:tcBorders>
+              <w:top w:val="single" w:color="A6B8D0" w:sz="4"/>
+              <w:left w:val="single" w:color="A6B8D0" w:sz="4"/>
+              <w:bottom w:val="single" w:color="A6B8D0" w:sz="4"/>
+              <w:right w:val="single" w:color="A6B8D0" w:sz="4"/>
+            </w:tcBorders>
+            <w:tcMar>
+              <w:top w:type="dxa" w:w="50"/>
+              <w:left w:type="dxa" w:w="90"/>
+              <w:bottom w:type="dxa" w:w="50"/>
+              <w:right w:type="dxa" w:w="90"/>
+            </w:tcMar>
+          </w:tcPr>
+          <w:p>
+            <w:pPr>
+              <w:keepNext w:val="false"/>
+              <w:keepLines/>
+              <w:spacing w:after="0" w:before="0" w:line="280"/>
+            </w:pPr>
+            <w:r>
+              <w:rPr>
+                <w:rFonts w:ascii="Yu Gothic" w:eastAsia="Yu Gothic" w:hAnsi="Yu Gothic"/>
+                <w:b w:val="false"/>
+                <w:bCs w:val="false"/>
+                <w:sz w:val="18"/>
+                <w:szCs w:val="18"/>
+              </w:rPr>
+              <w:t xml:space="preserve">行う</w:t>
+            </w:r>
+          </w:p>
+        </w:tc>
+        <w:tc>
+          <w:tcPr>
+            <w:tcW w:type="dxa" w:w="1152"/>
+            <w:tcBorders>
+              <w:top w:val="single" w:color="A6B8D0" w:sz="4"/>
+              <w:left w:val="single" w:color="A6B8D0" w:sz="4"/>
+              <w:bottom w:val="single" w:color="A6B8D0" w:sz="4"/>
+              <w:right w:val="single" w:color="A6B8D0" w:sz="4"/>
+            </w:tcBorders>
+            <w:tcMar>
+              <w:top w:type="dxa" w:w="50"/>
+              <w:left w:type="dxa" w:w="90"/>
+              <w:bottom w:type="dxa" w:w="50"/>
+              <w:right w:type="dxa" w:w="90"/>
+            </w:tcMar>
+          </w:tcPr>
+          <w:p>
+            <w:pPr>
+              <w:keepNext w:val="false"/>
+              <w:keepLines/>
+              <w:spacing w:after="0" w:before="0" w:line="280"/>
+            </w:pPr>
+            <w:r>
+              <w:rPr>
+                <w:rFonts w:ascii="Yu Gothic" w:eastAsia="Yu Gothic" w:hAnsi="Yu Gothic"/>
+                <w:b w:val="false"/>
+                <w:bCs w:val="false"/>
+                <w:sz w:val="18"/>
+                <w:szCs w:val="18"/>
+              </w:rPr>
+              <w:t xml:space="preserve">行う</w:t>
+            </w:r>
+          </w:p>
+        </w:tc>
+      </w:tr>
+      <w:tr>
+        <w:trPr>
+          <w:cantSplit/>
+          <w:tblHeader w:val="off"/>
+        </w:trPr>
+        <w:tc>
+          <w:tcPr>
+            <w:tcW w:type="dxa" w:w="530"/>
+            <w:tcBorders>
+              <w:top w:val="single" w:color="A6B8D0" w:sz="4"/>
+              <w:left w:val="single" w:color="A6B8D0" w:sz="4"/>
+              <w:bottom w:val="single" w:color="A6B8D0" w:sz="4"/>
+              <w:right w:val="single" w:color="A6B8D0" w:sz="4"/>
+            </w:tcBorders>
+            <w:tcMar>
+              <w:top w:type="dxa" w:w="50"/>
+              <w:left w:type="dxa" w:w="90"/>
+              <w:bottom w:type="dxa" w:w="50"/>
+              <w:right w:type="dxa" w:w="90"/>
+            </w:tcMar>
+          </w:tcPr>
+          <w:p>
+            <w:pPr>
+              <w:keepNext w:val="false"/>
+              <w:keepLines/>
+              <w:spacing w:after="0" w:before="0" w:line="280"/>
+            </w:pPr>
+            <w:r>
+              <w:rPr>
+                <w:rFonts w:ascii="Yu Gothic" w:eastAsia="Yu Gothic" w:hAnsi="Yu Gothic"/>
+                <w:b w:val="false"/>
+                <w:bCs w:val="false"/>
+                <w:sz w:val="18"/>
+                <w:szCs w:val="18"/>
+              </w:rPr>
+              <w:t xml:space="preserve">14</w:t>
+            </w:r>
+          </w:p>
+        </w:tc>
+        <w:tc>
+          <w:tcPr>
+            <w:tcW w:type="dxa" w:w="5649"/>
+            <w:tcBorders>
+              <w:top w:val="single" w:color="A6B8D0" w:sz="4"/>
+              <w:left w:val="single" w:color="A6B8D0" w:sz="4"/>
+              <w:bottom w:val="single" w:color="A6B8D0" w:sz="4"/>
+              <w:right w:val="single" w:color="A6B8D0" w:sz="4"/>
+            </w:tcBorders>
+            <w:tcMar>
+              <w:top w:type="dxa" w:w="50"/>
+              <w:left w:type="dxa" w:w="90"/>
+              <w:bottom w:type="dxa" w:w="50"/>
+              <w:right w:type="dxa" w:w="90"/>
+            </w:tcMar>
+          </w:tcPr>
+          <w:p>
+            <w:pPr>
+              <w:keepNext w:val="false"/>
+              <w:keepLines/>
+              <w:spacing w:after="0" w:before="0" w:line="280"/>
+            </w:pPr>
+            <w:r>
+              <w:rPr>
+                <w:rFonts w:ascii="Yu Gothic" w:eastAsia="Yu Gothic" w:hAnsi="Yu Gothic"/>
+                <w:b w:val="false"/>
+                <w:bCs w:val="false"/>
+                <w:sz w:val="18"/>
+                <w:szCs w:val="18"/>
+              </w:rPr>
               <w:t xml:space="preserve">出力の名前を確定する（第1章 7.2「一括の書き出し」 の順。記録のない出力が正式の名前で残らない）</w:t>
             </w:r>
           </w:p>
         </w:tc>
         <w:tc>
           <w:tcPr>
-            <w:tcW w:type="dxa" w:w="3193"/>
+            <w:tcW w:type="dxa" w:w="2307"/>
             <w:tcBorders>
               <w:top w:val="single" w:color="A6B8D0" w:sz="4"/>
               <w:left w:val="single" w:color="A6B8D0" w:sz="4"/>
@@ -14937,7 +15238,7 @@
         </w:tc>
         <w:tc>
           <w:tcPr>
-            <w:tcW w:type="dxa" w:w="1033"/>
+            <w:tcW w:type="dxa" w:w="1152"/>
             <w:tcBorders>
               <w:top w:val="single" w:color="A6B8D0" w:sz="4"/>
               <w:left w:val="single" w:color="A6B8D0" w:sz="4"/>
@@ -16348,7 +16649,7 @@
         <w:rPr>
           <w:rFonts w:ascii="Yu Gothic" w:eastAsia="Yu Gothic" w:hAnsi="Yu Gothic"/>
         </w:rPr>
-        <w:t xml:space="preserve">並列：同時に処理する枚数は第4章 14.4「大きな画像と並行の処理」の式による。透かしの推論は同時に2枚までに抑える（記憶の上限）。</w:t>
+        <w:t xml:space="preserve">並列：同時に処理する枚数は第4章 14.4「大きな画像と並行の処理」の式による。透かしの推論の同時の数は 5「不可視透かし」による。</w:t>
       </w:r>
     </w:p>
     <w:p>
@@ -16390,7 +16691,7 @@
     <w:p>
       <w:pPr>
         <w:pStyle w:val="ListParagraph"/>
-        <w:keepNext w:val="false"/>
+        <w:keepNext/>
         <w:keepLines/>
         <w:numPr>
           <w:ilvl w:val="0"/>
@@ -16403,28 +16704,6 @@
           <w:rFonts w:ascii="Yu Gothic" w:eastAsia="Yu Gothic" w:hAnsi="Yu Gothic"/>
         </w:rPr>
         <w:t xml:space="preserve">進捗の表示：全体の枚数、済んだ枚数、残りの時間の目安、失敗の数（第10章「画面とデザイン」）。</w:t>
-      </w:r>
-    </w:p>
-    <w:p>
-      <w:pPr>
-        <w:pStyle w:val="Heading1"/>
-      </w:pPr>
-      <w:r>
-        <w:rPr>
-          <w:rFonts w:ascii="Yu Gothic" w:eastAsia="Yu Gothic" w:hAnsi="Yu Gothic"/>
-        </w:rPr>
-        <w:t xml:space="preserve">10. 出力</w:t>
-      </w:r>
-    </w:p>
-    <w:p>
-      <w:pPr>
-        <w:pStyle w:val="Heading2"/>
-      </w:pPr>
-      <w:r>
-        <w:rPr>
-          <w:rFonts w:ascii="Yu Gothic" w:eastAsia="Yu Gothic" w:hAnsi="Yu Gothic"/>
-        </w:rPr>
-        <w:t xml:space="preserve">10.1 名前と構成</w:t>
       </w:r>
     </w:p>
     <w:p>
@@ -16442,19 +16721,7 @@
         <w:rPr>
           <w:rFonts w:ascii="Yu Gothic" w:eastAsia="Yu Gothic" w:hAnsi="Yu Gothic"/>
         </w:rPr>
-        <w:t xml:space="preserve">受け渡し用：</w:t>
-      </w:r>
-      <w:r>
-        <w:rPr>
-          <w:rFonts w:ascii="Consolas" w:eastAsia="Yu Gothic" w:hAnsi="Consolas"/>
-        </w:rPr>
-        <w:t xml:space="preserve">&lt;出力日 YYYYMMDD&gt;_&lt;撮影名&gt;_delivery/</w:t>
-      </w:r>
-      <w:r>
-        <w:rPr>
-          <w:rFonts w:ascii="Yu Gothic" w:eastAsia="Yu Gothic" w:hAnsi="Yu Gothic"/>
-        </w:rPr>
-        <w:t xml:space="preserve"> の下に画像と同封文書（第5章 3.1「構成」 の構成）。</w:t>
+        <w:t xml:space="preserve">書き出しは取り消せる。取り消しは写真の境で効く（処理中の1枚は段14の名前の確定まで終えるか、一時のファイルごと捨てるかのどちらかで、途中の状態を残さない）。取り消した時までに書き出した写真は残し、作業に記録する。</w:t>
       </w:r>
     </w:p>
     <w:p>
@@ -16472,43 +16739,19 @@
         <w:rPr>
           <w:rFonts w:ascii="Yu Gothic" w:eastAsia="Yu Gothic" w:hAnsi="Yu Gothic"/>
         </w:rPr>
-        <w:t xml:space="preserve">SNS用：</w:t>
+        <w:t xml:space="preserve">異常終了の後：一時の名前のまま残った出力を消し、作業の進みの記録と突き合わせる（第1章 7.8「異常終了の後の起動」）。消すのは </w:t>
       </w:r>
       <w:r>
         <w:rPr>
           <w:rFonts w:ascii="Consolas" w:eastAsia="Yu Gothic" w:hAnsi="Consolas"/>
         </w:rPr>
-        <w:t xml:space="preserve">&lt;出力日 YYYYMMDD&gt;_&lt;撮影名&gt;_sns/</w:t>
-      </w:r>
-      <w:r>
-        <w:rPr>
-          <w:rFonts w:ascii="Yu Gothic" w:eastAsia="Yu Gothic" w:hAnsi="Yu Gothic"/>
-        </w:rPr>
-        <w:t xml:space="preserve"> の下に、書き出しの型ごとのフォルダー（例：</w:t>
-      </w:r>
-      <w:r>
-        <w:rPr>
-          <w:rFonts w:ascii="Consolas" w:eastAsia="Yu Gothic" w:hAnsi="Consolas"/>
-        </w:rPr>
-        <w:t xml:space="preserve">X</w:t>
-      </w:r>
-      <w:r>
-        <w:rPr>
-          <w:rFonts w:ascii="Yu Gothic" w:eastAsia="Yu Gothic" w:hAnsi="Yu Gothic"/>
-        </w:rPr>
-        <w:t xml:space="preserve">、</w:t>
-      </w:r>
-      <w:r>
-        <w:rPr>
-          <w:rFonts w:ascii="Consolas" w:eastAsia="Yu Gothic" w:hAnsi="Consolas"/>
-        </w:rPr>
-        <w:t xml:space="preserve">Instagram</w:t>
-      </w:r>
-      <w:r>
-        <w:rPr>
-          <w:rFonts w:ascii="Yu Gothic" w:eastAsia="Yu Gothic" w:hAnsi="Yu Gothic"/>
-        </w:rPr>
-        <w:t xml:space="preserve">。第4章 14.1「書き出しの型」）を作り、その下に画像。</w:t>
+        <w:t xml:space="preserve">state/export-queue.json</w:t>
+      </w:r>
+      <w:r>
+        <w:rPr>
+          <w:rFonts w:ascii="Yu Gothic" w:eastAsia="Yu Gothic" w:hAnsi="Yu Gothic"/>
+        </w:rPr>
+        <w:t xml:space="preserve"> に載る名前だけとし、他のソフトの一時のファイルに触れない（書き出しの一時の名前は、作る前にこの待ち行列に書く）。</w:t>
       </w:r>
     </w:p>
     <w:p>
@@ -16526,12 +16769,304 @@
         <w:rPr>
           <w:rFonts w:ascii="Yu Gothic" w:eastAsia="Yu Gothic" w:hAnsi="Yu Gothic"/>
         </w:rPr>
-        <w:t xml:space="preserve">画像のファイル名：</w:t>
+        <w:t xml:space="preserve">待ち行列は </w:t>
       </w:r>
       <w:r>
         <w:rPr>
           <w:rFonts w:ascii="Consolas" w:eastAsia="Yu Gothic" w:hAnsi="Consolas"/>
         </w:rPr>
+        <w:t xml:space="preserve">state/export-queue.json</w:t>
+      </w:r>
+      <w:r>
+        <w:rPr>
+          <w:rFonts w:ascii="Yu Gothic" w:eastAsia="Yu Gothic" w:hAnsi="Yu Gothic"/>
+        </w:rPr>
+        <w:t xml:space="preserve">（作業の番号と型の並び。第8章 2.1）に持ち、アプリの終了をまたいで残す。次の起動で自動では始めず、ホームに「続きから書き出す（N 件）」を示して利用者が押す（ブラウザのダウンロードの再開と同じ）。</w:t>
+      </w:r>
+    </w:p>
+    <w:p>
+      <w:pPr>
+        <w:pStyle w:val="ListParagraph"/>
+        <w:keepNext/>
+        <w:keepLines/>
+        <w:numPr>
+          <w:ilvl w:val="0"/>
+          <w:numId w:val="2"/>
+        </w:numPr>
+        <w:spacing w:after="20" w:before="20" w:line="300"/>
+      </w:pPr>
+      <w:r>
+        <w:rPr>
+          <w:rFonts w:ascii="Yu Gothic" w:eastAsia="Yu Gothic" w:hAnsi="Yu Gothic"/>
+        </w:rPr>
+        <w:t xml:space="preserve">識別番号は一括処理の開始の時に全写真の分を振る（8.1 の段1はその番号を使う）。受け渡し用の同封文書（</w:t>
+      </w:r>
+      <w:r>
+        <w:rPr>
+          <w:rFonts w:ascii="Consolas" w:eastAsia="Yu Gothic" w:hAnsi="Consolas"/>
+        </w:rPr>
+        <w:t xml:space="preserve">00_RIGHTS.json</w:t>
+      </w:r>
+      <w:r>
+        <w:rPr>
+          <w:rFonts w:ascii="Yu Gothic" w:eastAsia="Yu Gothic" w:hAnsi="Yu Gothic"/>
+        </w:rPr>
+        <w:t xml:space="preserve"> の番号の一覧を含む3ファイル）は、その番号で一括処理の最初に1度作り、そのハッシュを各写真のマニフェスト（段9）に書く。</w:t>
+      </w:r>
+    </w:p>
+    <w:p>
+      <w:pPr>
+        <w:pStyle w:val="ListParagraph"/>
+        <w:keepNext w:val="false"/>
+        <w:keepLines/>
+        <w:numPr>
+          <w:ilvl w:val="0"/>
+          <w:numId w:val="2"/>
+        </w:numPr>
+        <w:spacing w:after="20" w:before="20" w:line="300"/>
+      </w:pPr>
+      <w:r>
+        <w:rPr>
+          <w:rFonts w:ascii="Yu Gothic" w:eastAsia="Yu Gothic" w:hAnsi="Yu Gothic"/>
+        </w:rPr>
+        <w:t xml:space="preserve">枚数の上限を設けない。写真は SHA-256 で同一を判定し、同じ写真は1度だけ処理して出力を写し、識別番号は1つとする（作品データに </w:t>
+      </w:r>
+      <w:r>
+        <w:rPr>
+          <w:rFonts w:ascii="Consolas" w:eastAsia="Yu Gothic" w:hAnsi="Consolas"/>
+        </w:rPr>
+        <w:t xml:space="preserve">duplicate_of</w:t>
+      </w:r>
+      <w:r>
+        <w:rPr>
+          <w:rFonts w:ascii="Yu Gothic" w:eastAsia="Yu Gothic" w:hAnsi="Yu Gothic"/>
+        </w:rPr>
+        <w:t xml:space="preserve">）。入れ子のフォルダーを受け付け、出力に同じ入れ子を写す。書き出しは待ち行列で複数を予約でき、動くのは1つ。中断・再開はアプリや OS の再起動をまたいでも同じ（第4章 11.3、14.6）（2026-09-30 NRSD の要求）。</w:t>
+      </w:r>
+    </w:p>
+    <w:p>
+      <w:pPr>
+        <w:pStyle w:val="Heading1"/>
+      </w:pPr>
+      <w:r>
+        <w:rPr>
+          <w:rFonts w:ascii="Yu Gothic" w:eastAsia="Yu Gothic" w:hAnsi="Yu Gothic"/>
+        </w:rPr>
+        <w:t xml:space="preserve">10. 出力</w:t>
+      </w:r>
+    </w:p>
+    <w:p>
+      <w:pPr>
+        <w:pStyle w:val="Heading2"/>
+      </w:pPr>
+      <w:r>
+        <w:rPr>
+          <w:rFonts w:ascii="Yu Gothic" w:eastAsia="Yu Gothic" w:hAnsi="Yu Gothic"/>
+        </w:rPr>
+        <w:t xml:space="preserve">10.1 名前と構成</w:t>
+      </w:r>
+    </w:p>
+    <w:p>
+      <w:pPr>
+        <w:pStyle w:val="ListParagraph"/>
+        <w:keepNext/>
+        <w:keepLines/>
+        <w:numPr>
+          <w:ilvl w:val="0"/>
+          <w:numId w:val="2"/>
+        </w:numPr>
+        <w:spacing w:after="20" w:before="20" w:line="300"/>
+      </w:pPr>
+      <w:r>
+        <w:rPr>
+          <w:rFonts w:ascii="Yu Gothic" w:eastAsia="Yu Gothic" w:hAnsi="Yu Gothic"/>
+        </w:rPr>
+        <w:t xml:space="preserve">受け渡し用：</w:t>
+      </w:r>
+      <w:r>
+        <w:rPr>
+          <w:rFonts w:ascii="Consolas" w:eastAsia="Yu Gothic" w:hAnsi="Consolas"/>
+        </w:rPr>
+        <w:t xml:space="preserve">&lt;出力日 YYYYMMDD&gt;_&lt;撮影名の ASCII&gt;_delivery/</w:t>
+      </w:r>
+      <w:r>
+        <w:rPr>
+          <w:rFonts w:ascii="Yu Gothic" w:eastAsia="Yu Gothic" w:hAnsi="Yu Gothic"/>
+        </w:rPr>
+        <w:t xml:space="preserve">（撮影名を ASCII に落とせない場合は </w:t>
+      </w:r>
+      <w:r>
+        <w:rPr>
+          <w:rFonts w:ascii="Consolas" w:eastAsia="Yu Gothic" w:hAnsi="Consolas"/>
+        </w:rPr>
+        <w:t xml:space="preserve">&lt;出力日&gt;_delivery/</w:t>
+      </w:r>
+      <w:r>
+        <w:rPr>
+          <w:rFonts w:ascii="Yu Gothic" w:eastAsia="Yu Gothic" w:hAnsi="Yu Gothic"/>
+        </w:rPr>
+        <w:t xml:space="preserve">）の下に画像、同封文書（第5章 3.1「構成」 の構成）、対応表 </w:t>
+      </w:r>
+      <w:r>
+        <w:rPr>
+          <w:rFonts w:ascii="Consolas" w:eastAsia="Yu Gothic" w:hAnsi="Consolas"/>
+        </w:rPr>
+        <w:t xml:space="preserve">00_INDEX.txt</w:t>
+      </w:r>
+      <w:r>
+        <w:rPr>
+          <w:rFonts w:ascii="Yu Gothic" w:eastAsia="Yu Gothic" w:hAnsi="Yu Gothic"/>
+        </w:rPr>
+        <w:t xml:space="preserve">（3言語の見出し。連番・識別番号・元のファイル名・撮影名）。画像は Lightroom の納品の連番の形 </w:t>
+      </w:r>
+      <w:r>
+        <w:rPr>
+          <w:rFonts w:ascii="Consolas" w:eastAsia="Yu Gothic" w:hAnsi="Consolas"/>
+        </w:rPr>
+        <w:t xml:space="preserve">&lt;撮影名の ASCII&gt;-&lt;連番3桁&gt;-&lt;識別番号13文字&gt;.&lt;拡張子&gt;</w:t>
+      </w:r>
+      <w:r>
+        <w:rPr>
+          <w:rFonts w:ascii="Yu Gothic" w:eastAsia="Yu Gothic" w:hAnsi="Yu Gothic"/>
+        </w:rPr>
+        <w:t xml:space="preserve">（撮影名が無ければ </w:t>
+      </w:r>
+      <w:r>
+        <w:rPr>
+          <w:rFonts w:ascii="Consolas" w:eastAsia="Yu Gothic" w:hAnsi="Consolas"/>
+        </w:rPr>
+        <w:t xml:space="preserve">&lt;連番3桁&gt;-&lt;識別番号&gt;</w:t>
+      </w:r>
+      <w:r>
+        <w:rPr>
+          <w:rFonts w:ascii="Yu Gothic" w:eastAsia="Yu Gothic" w:hAnsi="Yu Gothic"/>
+        </w:rPr>
+        <w:t xml:space="preserve">）。ASCII と連番だけで、カメラの DCF の名前と同じくどの OS・ZIP・Cloud でも化けない。撮影名は </w:t>
+      </w:r>
+      <w:r>
+        <w:rPr>
+          <w:rFonts w:ascii="Consolas" w:eastAsia="Yu Gothic" w:hAnsi="Consolas"/>
+        </w:rPr>
+        <w:t xml:space="preserve">00_INDEX.txt</w:t>
+      </w:r>
+      <w:r>
+        <w:rPr>
+          <w:rFonts w:ascii="Yu Gothic" w:eastAsia="Yu Gothic" w:hAnsi="Yu Gothic"/>
+        </w:rPr>
+        <w:t xml:space="preserve">、作品データ、マニフェストの </w:t>
+      </w:r>
+      <w:r>
+        <w:rPr>
+          <w:rFonts w:ascii="Consolas" w:eastAsia="Yu Gothic" w:hAnsi="Consolas"/>
+        </w:rPr>
+        <w:t xml:space="preserve">jp.nrsd.rights</w:t>
+      </w:r>
+      <w:r>
+        <w:rPr>
+          <w:rFonts w:ascii="Yu Gothic" w:eastAsia="Yu Gothic" w:hAnsi="Yu Gothic"/>
+        </w:rPr>
+        <w:t xml:space="preserve">、XMP の </w:t>
+      </w:r>
+      <w:r>
+        <w:rPr>
+          <w:rFonts w:ascii="Consolas" w:eastAsia="Yu Gothic" w:hAnsi="Consolas"/>
+        </w:rPr>
+        <w:t xml:space="preserve">dc:title</w:t>
+      </w:r>
+      <w:r>
+        <w:rPr>
+          <w:rFonts w:ascii="Yu Gothic" w:eastAsia="Yu Gothic" w:hAnsi="Yu Gothic"/>
+        </w:rPr>
+        <w:t xml:space="preserve"> に残す。元の名前は本名等を含み得るため、</w:t>
+      </w:r>
+      <w:r>
+        <w:rPr>
+          <w:rFonts w:ascii="Consolas" w:eastAsia="Yu Gothic" w:hAnsi="Consolas"/>
+        </w:rPr>
+        <w:t xml:space="preserve">00_INDEX.txt</w:t>
+      </w:r>
+      <w:r>
+        <w:rPr>
+          <w:rFonts w:ascii="Yu Gothic" w:eastAsia="Yu Gothic" w:hAnsi="Yu Gothic"/>
+        </w:rPr>
+        <w:t xml:space="preserve"> と作品データにだけ残す（2026-09-30 NRSD の要求）。</w:t>
+      </w:r>
+    </w:p>
+    <w:p>
+      <w:pPr>
+        <w:pStyle w:val="ListParagraph"/>
+        <w:keepNext/>
+        <w:keepLines/>
+        <w:numPr>
+          <w:ilvl w:val="0"/>
+          <w:numId w:val="2"/>
+        </w:numPr>
+        <w:spacing w:after="20" w:before="20" w:line="300"/>
+      </w:pPr>
+      <w:r>
+        <w:rPr>
+          <w:rFonts w:ascii="Yu Gothic" w:eastAsia="Yu Gothic" w:hAnsi="Yu Gothic"/>
+        </w:rPr>
+        <w:t xml:space="preserve">SNS用：</w:t>
+      </w:r>
+      <w:r>
+        <w:rPr>
+          <w:rFonts w:ascii="Consolas" w:eastAsia="Yu Gothic" w:hAnsi="Consolas"/>
+        </w:rPr>
+        <w:t xml:space="preserve">&lt;出力日 YYYYMMDD&gt;_&lt;撮影名&gt;_sns/</w:t>
+      </w:r>
+      <w:r>
+        <w:rPr>
+          <w:rFonts w:ascii="Yu Gothic" w:eastAsia="Yu Gothic" w:hAnsi="Yu Gothic"/>
+        </w:rPr>
+        <w:t xml:space="preserve"> の下に、書き出しの型ごとのフォルダー（例：</w:t>
+      </w:r>
+      <w:r>
+        <w:rPr>
+          <w:rFonts w:ascii="Consolas" w:eastAsia="Yu Gothic" w:hAnsi="Consolas"/>
+        </w:rPr>
+        <w:t xml:space="preserve">X</w:t>
+      </w:r>
+      <w:r>
+        <w:rPr>
+          <w:rFonts w:ascii="Yu Gothic" w:eastAsia="Yu Gothic" w:hAnsi="Yu Gothic"/>
+        </w:rPr>
+        <w:t xml:space="preserve">、</w:t>
+      </w:r>
+      <w:r>
+        <w:rPr>
+          <w:rFonts w:ascii="Consolas" w:eastAsia="Yu Gothic" w:hAnsi="Consolas"/>
+        </w:rPr>
+        <w:t xml:space="preserve">Instagram</w:t>
+      </w:r>
+      <w:r>
+        <w:rPr>
+          <w:rFonts w:ascii="Yu Gothic" w:eastAsia="Yu Gothic" w:hAnsi="Yu Gothic"/>
+        </w:rPr>
+        <w:t xml:space="preserve">。第4章 14.1「書き出しの型」）を作り、その下に画像。</w:t>
+      </w:r>
+    </w:p>
+    <w:p>
+      <w:pPr>
+        <w:pStyle w:val="ListParagraph"/>
+        <w:keepNext/>
+        <w:keepLines/>
+        <w:numPr>
+          <w:ilvl w:val="0"/>
+          <w:numId w:val="2"/>
+        </w:numPr>
+        <w:spacing w:after="20" w:before="20" w:line="300"/>
+      </w:pPr>
+      <w:r>
+        <w:rPr>
+          <w:rFonts w:ascii="Yu Gothic" w:eastAsia="Yu Gothic" w:hAnsi="Yu Gothic"/>
+        </w:rPr>
+        <w:t xml:space="preserve">SNS 用の画像のファイル名：</w:t>
+      </w:r>
+      <w:r>
+        <w:rPr>
+          <w:rFonts w:ascii="Consolas" w:eastAsia="Yu Gothic" w:hAnsi="Consolas"/>
+        </w:rPr>
         <w:t xml:space="preserve">&lt;元の名前&gt;_&lt;識別番号&gt;.&lt;拡張子&gt;</w:t>
       </w:r>
       <w:r>
@@ -16550,7 +17085,85 @@
         <w:rPr>
           <w:rFonts w:ascii="Yu Gothic" w:eastAsia="Yu Gothic" w:hAnsi="Yu Gothic"/>
         </w:rPr>
-        <w:t xml:space="preserve">（7.1）。</w:t>
+        <w:t xml:space="preserve">（7.1）。書き出しの前に全出力のパスを机上で作り、3つの OS の上限（Windows 260 と構成要素255、macOS 1024 と構成要素255バイト（NFD で数える）、Linux 4096 と255バイト）、予約語（CON、PRN、AUX、NUL、COM1〜9、LPT1〜9）、末尾の点と空白、大文字小文字だけが違う名前、NFC と NFD の衝突を検査し、当たる名前は自動で安全な形に直す（切り詰め、置き換え、連番）。利用者に判断を求めない。直した対応は作業と作品データに残す。Windows では長いパスを扱う（</w:t>
+      </w:r>
+      <w:r>
+        <w:rPr>
+          <w:rFonts w:ascii="Consolas" w:eastAsia="Yu Gothic" w:hAnsi="Consolas"/>
+        </w:rPr>
+        <w:t xml:space="preserve">longPathAware</w:t>
+      </w:r>
+      <w:r>
+        <w:rPr>
+          <w:rFonts w:ascii="Yu Gothic" w:eastAsia="Yu Gothic" w:hAnsi="Yu Gothic"/>
+        </w:rPr>
+        <w:t xml:space="preserve">、</w:t>
+      </w:r>
+      <w:r>
+        <w:rPr>
+          <w:rFonts w:ascii="Consolas" w:eastAsia="Yu Gothic" w:hAnsi="Consolas"/>
+        </w:rPr>
+        <w:t xml:space="preserve">\\?\</w:t>
+      </w:r>
+      <w:r>
+        <w:rPr>
+          <w:rFonts w:ascii="Yu Gothic" w:eastAsia="Yu Gothic" w:hAnsi="Yu Gothic"/>
+        </w:rPr>
+        <w:t xml:space="preserve"> の接頭）（2026-09-30 NRSD の要求）。</w:t>
+      </w:r>
+    </w:p>
+    <w:p>
+      <w:pPr>
+        <w:pStyle w:val="ListParagraph"/>
+        <w:keepNext/>
+        <w:keepLines/>
+        <w:numPr>
+          <w:ilvl w:val="0"/>
+          <w:numId w:val="2"/>
+        </w:numPr>
+        <w:spacing w:after="20" w:before="20" w:line="300"/>
+      </w:pPr>
+      <w:r>
+        <w:rPr>
+          <w:rFonts w:ascii="Yu Gothic" w:eastAsia="Yu Gothic" w:hAnsi="Yu Gothic"/>
+        </w:rPr>
+        <w:t xml:space="preserve">受け渡し用の連番は書き出しのたびに 001 から振り直す（フォルダーが別になるため。Lightroom の「連番」の開始値と同じ）。同じ日に同じ撮影名のフォルダーが既にあれば </w:t>
+      </w:r>
+      <w:r>
+        <w:rPr>
+          <w:rFonts w:ascii="Consolas" w:eastAsia="Yu Gothic" w:hAnsi="Consolas"/>
+        </w:rPr>
+        <w:t xml:space="preserve">&lt;日付&gt;_&lt;撮影名&gt;_delivery_2/</w:t>
+      </w:r>
+      <w:r>
+        <w:rPr>
+          <w:rFonts w:ascii="Yu Gothic" w:eastAsia="Yu Gothic" w:hAnsi="Yu Gothic"/>
+        </w:rPr>
+        <w:t xml:space="preserve">、</w:t>
+      </w:r>
+      <w:r>
+        <w:rPr>
+          <w:rFonts w:ascii="Consolas" w:eastAsia="Yu Gothic" w:hAnsi="Consolas"/>
+        </w:rPr>
+        <w:t xml:space="preserve">_3/</w:t>
+      </w:r>
+      <w:r>
+        <w:rPr>
+          <w:rFonts w:ascii="Yu Gothic" w:eastAsia="Yu Gothic" w:hAnsi="Yu Gothic"/>
+        </w:rPr>
+        <w:t xml:space="preserve"> と番号を足す（macOS の「コピー 2」、Windows の「(2)」と同じ。ASCII で区切りは </w:t>
+      </w:r>
+      <w:r>
+        <w:rPr>
+          <w:rFonts w:ascii="Consolas" w:eastAsia="Yu Gothic" w:hAnsi="Consolas"/>
+        </w:rPr>
+        <w:t xml:space="preserve">_</w:t>
+      </w:r>
+      <w:r>
+        <w:rPr>
+          <w:rFonts w:ascii="Yu Gothic" w:eastAsia="Yu Gothic" w:hAnsi="Yu Gothic"/>
+        </w:rPr>
+        <w:t xml:space="preserve">）。SNS 用も同じ。</w:t>
       </w:r>
     </w:p>
     <w:p>
@@ -18644,8 +19257,8 @@
       </w:tblPr>
       <w:tblGrid>
         <w:gridCol w:w="1030"/>
-        <w:gridCol w:w="2938"/>
-        <w:gridCol w:w="5670"/>
+        <w:gridCol w:w="2957"/>
+        <w:gridCol w:w="5651"/>
       </w:tblGrid>
       <w:tr>
         <w:trPr>
@@ -18689,7 +19302,7 @@
         </w:tc>
         <w:tc>
           <w:tcPr>
-            <w:tcW w:type="dxa" w:w="2938"/>
+            <w:tcW w:type="dxa" w:w="2957"/>
             <w:tcBorders>
               <w:top w:val="single" w:color="A6B8D0" w:sz="4"/>
               <w:left w:val="single" w:color="A6B8D0" w:sz="4"/>
@@ -18724,7 +19337,7 @@
         </w:tc>
         <w:tc>
           <w:tcPr>
-            <w:tcW w:type="dxa" w:w="5670"/>
+            <w:tcW w:type="dxa" w:w="5651"/>
             <w:tcBorders>
               <w:top w:val="single" w:color="A6B8D0" w:sz="4"/>
               <w:left w:val="single" w:color="A6B8D0" w:sz="4"/>
@@ -18799,7 +19412,7 @@
         </w:tc>
         <w:tc>
           <w:tcPr>
-            <w:tcW w:type="dxa" w:w="2938"/>
+            <w:tcW w:type="dxa" w:w="2957"/>
             <w:tcBorders>
               <w:top w:val="single" w:color="A6B8D0" w:sz="4"/>
               <w:left w:val="single" w:color="A6B8D0" w:sz="4"/>
@@ -18833,7 +19446,7 @@
         </w:tc>
         <w:tc>
           <w:tcPr>
-            <w:tcW w:type="dxa" w:w="5670"/>
+            <w:tcW w:type="dxa" w:w="5651"/>
             <w:tcBorders>
               <w:top w:val="single" w:color="A6B8D0" w:sz="4"/>
               <w:left w:val="single" w:color="A6B8D0" w:sz="4"/>
@@ -18907,7 +19520,7 @@
         </w:tc>
         <w:tc>
           <w:tcPr>
-            <w:tcW w:type="dxa" w:w="2938"/>
+            <w:tcW w:type="dxa" w:w="2957"/>
             <w:tcBorders>
               <w:top w:val="single" w:color="A6B8D0" w:sz="4"/>
               <w:left w:val="single" w:color="A6B8D0" w:sz="4"/>
@@ -18941,7 +19554,7 @@
         </w:tc>
         <w:tc>
           <w:tcPr>
-            <w:tcW w:type="dxa" w:w="5670"/>
+            <w:tcW w:type="dxa" w:w="5651"/>
             <w:tcBorders>
               <w:top w:val="single" w:color="A6B8D0" w:sz="4"/>
               <w:left w:val="single" w:color="A6B8D0" w:sz="4"/>
@@ -19015,7 +19628,7 @@
         </w:tc>
         <w:tc>
           <w:tcPr>
-            <w:tcW w:type="dxa" w:w="2938"/>
+            <w:tcW w:type="dxa" w:w="2957"/>
             <w:tcBorders>
               <w:top w:val="single" w:color="A6B8D0" w:sz="4"/>
               <w:left w:val="single" w:color="A6B8D0" w:sz="4"/>
@@ -19049,7 +19662,7 @@
         </w:tc>
         <w:tc>
           <w:tcPr>
-            <w:tcW w:type="dxa" w:w="5670"/>
+            <w:tcW w:type="dxa" w:w="5651"/>
             <w:tcBorders>
               <w:top w:val="single" w:color="A6B8D0" w:sz="4"/>
               <w:left w:val="single" w:color="A6B8D0" w:sz="4"/>
@@ -19123,7 +19736,7 @@
         </w:tc>
         <w:tc>
           <w:tcPr>
-            <w:tcW w:type="dxa" w:w="2938"/>
+            <w:tcW w:type="dxa" w:w="2957"/>
             <w:tcBorders>
               <w:top w:val="single" w:color="A6B8D0" w:sz="4"/>
               <w:left w:val="single" w:color="A6B8D0" w:sz="4"/>
@@ -19157,7 +19770,7 @@
         </w:tc>
         <w:tc>
           <w:tcPr>
-            <w:tcW w:type="dxa" w:w="5670"/>
+            <w:tcW w:type="dxa" w:w="5651"/>
             <w:tcBorders>
               <w:top w:val="single" w:color="A6B8D0" w:sz="4"/>
               <w:left w:val="single" w:color="A6B8D0" w:sz="4"/>
@@ -19231,7 +19844,7 @@
         </w:tc>
         <w:tc>
           <w:tcPr>
-            <w:tcW w:type="dxa" w:w="2938"/>
+            <w:tcW w:type="dxa" w:w="2957"/>
             <w:tcBorders>
               <w:top w:val="single" w:color="A6B8D0" w:sz="4"/>
               <w:left w:val="single" w:color="A6B8D0" w:sz="4"/>
@@ -19265,7 +19878,7 @@
         </w:tc>
         <w:tc>
           <w:tcPr>
-            <w:tcW w:type="dxa" w:w="5670"/>
+            <w:tcW w:type="dxa" w:w="5651"/>
             <w:tcBorders>
               <w:top w:val="single" w:color="A6B8D0" w:sz="4"/>
               <w:left w:val="single" w:color="A6B8D0" w:sz="4"/>
@@ -19339,7 +19952,7 @@
         </w:tc>
         <w:tc>
           <w:tcPr>
-            <w:tcW w:type="dxa" w:w="2938"/>
+            <w:tcW w:type="dxa" w:w="2957"/>
             <w:tcBorders>
               <w:top w:val="single" w:color="A6B8D0" w:sz="4"/>
               <w:left w:val="single" w:color="A6B8D0" w:sz="4"/>
@@ -19373,7 +19986,7 @@
         </w:tc>
         <w:tc>
           <w:tcPr>
-            <w:tcW w:type="dxa" w:w="5670"/>
+            <w:tcW w:type="dxa" w:w="5651"/>
             <w:tcBorders>
               <w:top w:val="single" w:color="A6B8D0" w:sz="4"/>
               <w:left w:val="single" w:color="A6B8D0" w:sz="4"/>
@@ -19447,7 +20060,7 @@
         </w:tc>
         <w:tc>
           <w:tcPr>
-            <w:tcW w:type="dxa" w:w="2938"/>
+            <w:tcW w:type="dxa" w:w="2957"/>
             <w:tcBorders>
               <w:top w:val="single" w:color="A6B8D0" w:sz="4"/>
               <w:left w:val="single" w:color="A6B8D0" w:sz="4"/>
@@ -19481,7 +20094,7 @@
         </w:tc>
         <w:tc>
           <w:tcPr>
-            <w:tcW w:type="dxa" w:w="5670"/>
+            <w:tcW w:type="dxa" w:w="5651"/>
             <w:tcBorders>
               <w:top w:val="single" w:color="A6B8D0" w:sz="4"/>
               <w:left w:val="single" w:color="A6B8D0" w:sz="4"/>
@@ -19537,6 +20150,114 @@
           </w:tcPr>
           <w:p>
             <w:pPr>
+              <w:keepNext/>
+              <w:keepLines/>
+              <w:spacing w:after="0" w:before="0" w:line="280"/>
+            </w:pPr>
+            <w:r>
+              <w:rPr>
+                <w:rFonts w:ascii="Yu Gothic" w:eastAsia="Yu Gothic" w:hAnsi="Yu Gothic"/>
+                <w:b w:val="false"/>
+                <w:bCs w:val="false"/>
+                <w:sz w:val="18"/>
+                <w:szCs w:val="18"/>
+              </w:rPr>
+              <w:t xml:space="preserve">作品データの記録</w:t>
+            </w:r>
+          </w:p>
+        </w:tc>
+        <w:tc>
+          <w:tcPr>
+            <w:tcW w:type="dxa" w:w="2957"/>
+            <w:tcBorders>
+              <w:top w:val="single" w:color="A6B8D0" w:sz="4"/>
+              <w:left w:val="single" w:color="A6B8D0" w:sz="4"/>
+              <w:bottom w:val="single" w:color="A6B8D0" w:sz="4"/>
+              <w:right w:val="single" w:color="A6B8D0" w:sz="4"/>
+            </w:tcBorders>
+            <w:tcMar>
+              <w:top w:type="dxa" w:w="50"/>
+              <w:left w:type="dxa" w:w="90"/>
+              <w:bottom w:type="dxa" w:w="50"/>
+              <w:right w:type="dxa" w:w="90"/>
+            </w:tcMar>
+          </w:tcPr>
+          <w:p>
+            <w:pPr>
+              <w:keepNext/>
+              <w:keepLines/>
+              <w:spacing w:after="0" w:before="0" w:line="280"/>
+            </w:pPr>
+            <w:r>
+              <w:rPr>
+                <w:rFonts w:ascii="Yu Gothic" w:eastAsia="Yu Gothic" w:hAnsi="Yu Gothic"/>
+                <w:b w:val="false"/>
+                <w:bCs w:val="false"/>
+                <w:sz w:val="18"/>
+                <w:szCs w:val="18"/>
+              </w:rPr>
+              <w:t xml:space="preserve">書き込めない</w:t>
+            </w:r>
+          </w:p>
+        </w:tc>
+        <w:tc>
+          <w:tcPr>
+            <w:tcW w:type="dxa" w:w="5651"/>
+            <w:tcBorders>
+              <w:top w:val="single" w:color="A6B8D0" w:sz="4"/>
+              <w:left w:val="single" w:color="A6B8D0" w:sz="4"/>
+              <w:bottom w:val="single" w:color="A6B8D0" w:sz="4"/>
+              <w:right w:val="single" w:color="A6B8D0" w:sz="4"/>
+            </w:tcBorders>
+            <w:tcMar>
+              <w:top w:type="dxa" w:w="50"/>
+              <w:left w:type="dxa" w:w="90"/>
+              <w:bottom w:type="dxa" w:w="50"/>
+              <w:right w:type="dxa" w:w="90"/>
+            </w:tcMar>
+          </w:tcPr>
+          <w:p>
+            <w:pPr>
+              <w:keepNext/>
+              <w:keepLines/>
+              <w:spacing w:after="0" w:before="0" w:line="280"/>
+            </w:pPr>
+            <w:r>
+              <w:rPr>
+                <w:rFonts w:ascii="Yu Gothic" w:eastAsia="Yu Gothic" w:hAnsi="Yu Gothic"/>
+                <w:b w:val="false"/>
+                <w:bCs w:val="false"/>
+                <w:sz w:val="18"/>
+                <w:szCs w:val="18"/>
+              </w:rPr>
+              <w:t xml:space="preserve">出力の名前を確定せず、一時のファイルを消す。その1枚を失敗として一覧に出す（第1章 7.2「一括の書き出し」 の順により、記録のない出力は残らない）</w:t>
+            </w:r>
+          </w:p>
+        </w:tc>
+      </w:tr>
+      <w:tr>
+        <w:trPr>
+          <w:cantSplit/>
+          <w:tblHeader w:val="off"/>
+        </w:trPr>
+        <w:tc>
+          <w:tcPr>
+            <w:tcW w:type="dxa" w:w="1030"/>
+            <w:tcBorders>
+              <w:top w:val="single" w:color="A6B8D0" w:sz="4"/>
+              <w:left w:val="single" w:color="A6B8D0" w:sz="4"/>
+              <w:bottom w:val="single" w:color="A6B8D0" w:sz="4"/>
+              <w:right w:val="single" w:color="A6B8D0" w:sz="4"/>
+            </w:tcBorders>
+            <w:tcMar>
+              <w:top w:type="dxa" w:w="50"/>
+              <w:left w:type="dxa" w:w="90"/>
+              <w:bottom w:type="dxa" w:w="50"/>
+              <w:right w:type="dxa" w:w="90"/>
+            </w:tcMar>
+          </w:tcPr>
+          <w:p>
+            <w:pPr>
               <w:keepNext w:val="false"/>
               <w:keepLines/>
               <w:spacing w:after="0" w:before="0" w:line="280"/>
@@ -19549,13 +20270,13 @@
                 <w:sz w:val="18"/>
                 <w:szCs w:val="18"/>
               </w:rPr>
-              <w:t xml:space="preserve">作品データの記録</w:t>
-            </w:r>
-          </w:p>
-        </w:tc>
-        <w:tc>
-          <w:tcPr>
-            <w:tcW w:type="dxa" w:w="2938"/>
+              <w:t xml:space="preserve">読み戻しの検証</w:t>
+            </w:r>
+          </w:p>
+        </w:tc>
+        <w:tc>
+          <w:tcPr>
+            <w:tcW w:type="dxa" w:w="2957"/>
             <w:tcBorders>
               <w:top w:val="single" w:color="A6B8D0" w:sz="4"/>
               <w:left w:val="single" w:color="A6B8D0" w:sz="4"/>
@@ -19583,13 +20304,13 @@
                 <w:sz w:val="18"/>
                 <w:szCs w:val="18"/>
               </w:rPr>
-              <w:t xml:space="preserve">書き込めない</w:t>
-            </w:r>
-          </w:p>
-        </w:tc>
-        <w:tc>
-          <w:tcPr>
-            <w:tcW w:type="dxa" w:w="5670"/>
+              <w:t xml:space="preserve">C2PA署名・透かし・権利の項目・PDQ のどれかが通らない</w:t>
+            </w:r>
+          </w:p>
+        </w:tc>
+        <w:tc>
+          <w:tcPr>
+            <w:tcW w:type="dxa" w:w="5651"/>
             <w:tcBorders>
               <w:top w:val="single" w:color="A6B8D0" w:sz="4"/>
               <w:left w:val="single" w:color="A6B8D0" w:sz="4"/>
@@ -19617,7 +20338,7 @@
                 <w:sz w:val="18"/>
                 <w:szCs w:val="18"/>
               </w:rPr>
-              <w:t xml:space="preserve">出力の名前を確定せず、一時のファイルを消す。その1枚を失敗として一覧に出す（第1章 7.2「一括の書き出し」 の順により、記録のない出力は残らない）</w:t>
+              <w:t xml:space="preserve">その1枚を止め、一時のファイルを消し、理由を一覧に出す。異常検出として記録する（8.1 の段13）</w:t>
             </w:r>
           </w:p>
         </w:tc>
@@ -19652,9 +20373,8 @@
         </w:tblBorders>
       </w:tblPr>
       <w:tblGrid>
-        <w:gridCol w:w="1703"/>
-        <w:gridCol w:w="5663"/>
-        <w:gridCol w:w="2272"/>
+        <w:gridCol w:w="6206"/>
+        <w:gridCol w:w="3432"/>
       </w:tblGrid>
       <w:tr>
         <w:trPr>
@@ -19663,7 +20383,7 @@
         </w:trPr>
         <w:tc>
           <w:tcPr>
-            <w:tcW w:type="dxa" w:w="1703"/>
+            <w:tcW w:type="dxa" w:w="6206"/>
             <w:tcBorders>
               <w:top w:val="single" w:color="A6B8D0" w:sz="4"/>
               <w:left w:val="single" w:color="A6B8D0" w:sz="4"/>
@@ -19692,48 +20412,13 @@
                 <w:sz w:val="18"/>
                 <w:szCs w:val="18"/>
               </w:rPr>
-              <w:t xml:space="preserve">要件の番号</w:t>
-            </w:r>
-          </w:p>
-        </w:tc>
-        <w:tc>
-          <w:tcPr>
-            <w:tcW w:type="dxa" w:w="5663"/>
-            <w:tcBorders>
-              <w:top w:val="single" w:color="A6B8D0" w:sz="4"/>
-              <w:left w:val="single" w:color="A6B8D0" w:sz="4"/>
-              <w:bottom w:val="single" w:color="A6B8D0" w:sz="4"/>
-              <w:right w:val="single" w:color="A6B8D0" w:sz="4"/>
-            </w:tcBorders>
-            <w:shd w:fill="DCE6F2" w:color="auto" w:val="clear"/>
-            <w:tcMar>
-              <w:top w:type="dxa" w:w="50"/>
-              <w:left w:type="dxa" w:w="90"/>
-              <w:bottom w:type="dxa" w:w="50"/>
-              <w:right w:type="dxa" w:w="90"/>
-            </w:tcMar>
-          </w:tcPr>
-          <w:p>
-            <w:pPr>
-              <w:keepNext/>
-              <w:keepLines/>
-              <w:spacing w:after="0" w:before="0" w:line="280"/>
-            </w:pPr>
-            <w:r>
-              <w:rPr>
-                <w:rFonts w:ascii="Yu Gothic" w:eastAsia="Yu Gothic" w:hAnsi="Yu Gothic"/>
-                <w:b/>
-                <w:bCs/>
-                <w:sz w:val="18"/>
-                <w:szCs w:val="18"/>
-              </w:rPr>
-              <w:t xml:space="preserve">要件の内容</w:t>
-            </w:r>
-          </w:p>
-        </w:tc>
-        <w:tc>
-          <w:tcPr>
-            <w:tcW w:type="dxa" w:w="2272"/>
+              <w:t xml:space="preserve">要件の番号（文は概要設計書）</w:t>
+            </w:r>
+          </w:p>
+        </w:tc>
+        <w:tc>
+          <w:tcPr>
+            <w:tcW w:type="dxa" w:w="3432"/>
             <w:tcBorders>
               <w:top w:val="single" w:color="A6B8D0" w:sz="4"/>
               <w:left w:val="single" w:color="A6B8D0" w:sz="4"/>
@@ -19774,7 +20459,7 @@
         </w:trPr>
         <w:tc>
           <w:tcPr>
-            <w:tcW w:type="dxa" w:w="1703"/>
+            <w:tcW w:type="dxa" w:w="6206"/>
             <w:tcBorders>
               <w:top w:val="single" w:color="A6B8D0" w:sz="4"/>
               <w:left w:val="single" w:color="A6B8D0" w:sz="4"/>
@@ -19808,41 +20493,7 @@
         </w:tc>
         <w:tc>
           <w:tcPr>
-            <w:tcW w:type="dxa" w:w="5663"/>
-            <w:tcBorders>
-              <w:top w:val="single" w:color="A6B8D0" w:sz="4"/>
-              <w:left w:val="single" w:color="A6B8D0" w:sz="4"/>
-              <w:bottom w:val="single" w:color="A6B8D0" w:sz="4"/>
-              <w:right w:val="single" w:color="A6B8D0" w:sz="4"/>
-            </w:tcBorders>
-            <w:tcMar>
-              <w:top w:type="dxa" w:w="50"/>
-              <w:left w:type="dxa" w:w="90"/>
-              <w:bottom w:type="dxa" w:w="50"/>
-              <w:right w:type="dxa" w:w="90"/>
-            </w:tcMar>
-          </w:tcPr>
-          <w:p>
-            <w:pPr>
-              <w:keepNext/>
-              <w:keepLines/>
-              <w:spacing w:after="0" w:before="0" w:line="280"/>
-            </w:pPr>
-            <w:r>
-              <w:rPr>
-                <w:rFonts w:ascii="Yu Gothic" w:eastAsia="Yu Gothic" w:hAnsi="Yu Gothic"/>
-                <w:b w:val="false"/>
-                <w:bCs w:val="false"/>
-                <w:sz w:val="18"/>
-                <w:szCs w:val="18"/>
-              </w:rPr>
-              <w:t xml:space="preserve">対応形式が決まっている</w:t>
-            </w:r>
-          </w:p>
-        </w:tc>
-        <w:tc>
-          <w:tcPr>
-            <w:tcW w:type="dxa" w:w="2272"/>
+            <w:tcW w:type="dxa" w:w="3432"/>
             <w:tcBorders>
               <w:top w:val="single" w:color="A6B8D0" w:sz="4"/>
               <w:left w:val="single" w:color="A6B8D0" w:sz="4"/>
@@ -19882,7 +20533,7 @@
         </w:trPr>
         <w:tc>
           <w:tcPr>
-            <w:tcW w:type="dxa" w:w="1703"/>
+            <w:tcW w:type="dxa" w:w="6206"/>
             <w:tcBorders>
               <w:top w:val="single" w:color="A6B8D0" w:sz="4"/>
               <w:left w:val="single" w:color="A6B8D0" w:sz="4"/>
@@ -19916,41 +20567,7 @@
         </w:tc>
         <w:tc>
           <w:tcPr>
-            <w:tcW w:type="dxa" w:w="5663"/>
-            <w:tcBorders>
-              <w:top w:val="single" w:color="A6B8D0" w:sz="4"/>
-              <w:left w:val="single" w:color="A6B8D0" w:sz="4"/>
-              <w:bottom w:val="single" w:color="A6B8D0" w:sz="4"/>
-              <w:right w:val="single" w:color="A6B8D0" w:sz="4"/>
-            </w:tcBorders>
-            <w:tcMar>
-              <w:top w:type="dxa" w:w="50"/>
-              <w:left w:type="dxa" w:w="90"/>
-              <w:bottom w:type="dxa" w:w="50"/>
-              <w:right w:type="dxa" w:w="90"/>
-            </w:tcMar>
-          </w:tcPr>
-          <w:p>
-            <w:pPr>
-              <w:keepNext/>
-              <w:keepLines/>
-              <w:spacing w:after="0" w:before="0" w:line="280"/>
-            </w:pPr>
-            <w:r>
-              <w:rPr>
-                <w:rFonts w:ascii="Yu Gothic" w:eastAsia="Yu Gothic" w:hAnsi="Yu Gothic"/>
-                <w:b w:val="false"/>
-                <w:bCs w:val="false"/>
-                <w:sz w:val="18"/>
-                <w:szCs w:val="18"/>
-              </w:rPr>
-              <w:t xml:space="preserve">壊れた画像、巨大な画像、既に署名のある画像を安全に扱える</w:t>
-            </w:r>
-          </w:p>
-        </w:tc>
-        <w:tc>
-          <w:tcPr>
-            <w:tcW w:type="dxa" w:w="2272"/>
+            <w:tcW w:type="dxa" w:w="3432"/>
             <w:tcBorders>
               <w:top w:val="single" w:color="A6B8D0" w:sz="4"/>
               <w:left w:val="single" w:color="A6B8D0" w:sz="4"/>
@@ -19990,7 +20607,7 @@
         </w:trPr>
         <w:tc>
           <w:tcPr>
-            <w:tcW w:type="dxa" w:w="1703"/>
+            <w:tcW w:type="dxa" w:w="6206"/>
             <w:tcBorders>
               <w:top w:val="single" w:color="A6B8D0" w:sz="4"/>
               <w:left w:val="single" w:color="A6B8D0" w:sz="4"/>
@@ -20024,41 +20641,7 @@
         </w:tc>
         <w:tc>
           <w:tcPr>
-            <w:tcW w:type="dxa" w:w="5663"/>
-            <w:tcBorders>
-              <w:top w:val="single" w:color="A6B8D0" w:sz="4"/>
-              <w:left w:val="single" w:color="A6B8D0" w:sz="4"/>
-              <w:bottom w:val="single" w:color="A6B8D0" w:sz="4"/>
-              <w:right w:val="single" w:color="A6B8D0" w:sz="4"/>
-            </w:tcBorders>
-            <w:tcMar>
-              <w:top w:type="dxa" w:w="50"/>
-              <w:left w:type="dxa" w:w="90"/>
-              <w:bottom w:type="dxa" w:w="50"/>
-              <w:right w:type="dxa" w:w="90"/>
-            </w:tcMar>
-          </w:tcPr>
-          <w:p>
-            <w:pPr>
-              <w:keepNext/>
-              <w:keepLines/>
-              <w:spacing w:after="0" w:before="0" w:line="280"/>
-            </w:pPr>
-            <w:r>
-              <w:rPr>
-                <w:rFonts w:ascii="Yu Gothic" w:eastAsia="Yu Gothic" w:hAnsi="Yu Gothic"/>
-                <w:b w:val="false"/>
-                <w:bCs w:val="false"/>
-                <w:sz w:val="18"/>
-                <w:szCs w:val="18"/>
-              </w:rPr>
-              <w:t xml:space="preserve">記録する項目と、記録しない項目（個人情報）が決まっている</w:t>
-            </w:r>
-          </w:p>
-        </w:tc>
-        <w:tc>
-          <w:tcPr>
-            <w:tcW w:type="dxa" w:w="2272"/>
+            <w:tcW w:type="dxa" w:w="3432"/>
             <w:tcBorders>
               <w:top w:val="single" w:color="A6B8D0" w:sz="4"/>
               <w:left w:val="single" w:color="A6B8D0" w:sz="4"/>
@@ -20098,7 +20681,7 @@
         </w:trPr>
         <w:tc>
           <w:tcPr>
-            <w:tcW w:type="dxa" w:w="1703"/>
+            <w:tcW w:type="dxa" w:w="6206"/>
             <w:tcBorders>
               <w:top w:val="single" w:color="A6B8D0" w:sz="4"/>
               <w:left w:val="single" w:color="A6B8D0" w:sz="4"/>
@@ -20132,41 +20715,7 @@
         </w:tc>
         <w:tc>
           <w:tcPr>
-            <w:tcW w:type="dxa" w:w="5663"/>
-            <w:tcBorders>
-              <w:top w:val="single" w:color="A6B8D0" w:sz="4"/>
-              <w:left w:val="single" w:color="A6B8D0" w:sz="4"/>
-              <w:bottom w:val="single" w:color="A6B8D0" w:sz="4"/>
-              <w:right w:val="single" w:color="A6B8D0" w:sz="4"/>
-            </w:tcBorders>
-            <w:tcMar>
-              <w:top w:type="dxa" w:w="50"/>
-              <w:left w:type="dxa" w:w="90"/>
-              <w:bottom w:type="dxa" w:w="50"/>
-              <w:right w:type="dxa" w:w="90"/>
-            </w:tcMar>
-          </w:tcPr>
-          <w:p>
-            <w:pPr>
-              <w:keepNext/>
-              <w:keepLines/>
-              <w:spacing w:after="0" w:before="0" w:line="280"/>
-            </w:pPr>
-            <w:r>
-              <w:rPr>
-                <w:rFonts w:ascii="Yu Gothic" w:eastAsia="Yu Gothic" w:hAnsi="Yu Gothic"/>
-                <w:b w:val="false"/>
-                <w:bCs w:val="false"/>
-                <w:sz w:val="18"/>
-                <w:szCs w:val="18"/>
-              </w:rPr>
-              <w:t xml:space="preserve">準拠する仕様の版が決まっている</w:t>
-            </w:r>
-          </w:p>
-        </w:tc>
-        <w:tc>
-          <w:tcPr>
-            <w:tcW w:type="dxa" w:w="2272"/>
+            <w:tcW w:type="dxa" w:w="3432"/>
             <w:tcBorders>
               <w:top w:val="single" w:color="A6B8D0" w:sz="4"/>
               <w:left w:val="single" w:color="A6B8D0" w:sz="4"/>
@@ -20206,7 +20755,7 @@
         </w:trPr>
         <w:tc>
           <w:tcPr>
-            <w:tcW w:type="dxa" w:w="1703"/>
+            <w:tcW w:type="dxa" w:w="6206"/>
             <w:tcBorders>
               <w:top w:val="single" w:color="A6B8D0" w:sz="4"/>
               <w:left w:val="single" w:color="A6B8D0" w:sz="4"/>
@@ -20240,41 +20789,7 @@
         </w:tc>
         <w:tc>
           <w:tcPr>
-            <w:tcW w:type="dxa" w:w="5663"/>
-            <w:tcBorders>
-              <w:top w:val="single" w:color="A6B8D0" w:sz="4"/>
-              <w:left w:val="single" w:color="A6B8D0" w:sz="4"/>
-              <w:bottom w:val="single" w:color="A6B8D0" w:sz="4"/>
-              <w:right w:val="single" w:color="A6B8D0" w:sz="4"/>
-            </w:tcBorders>
-            <w:tcMar>
-              <w:top w:type="dxa" w:w="50"/>
-              <w:left w:type="dxa" w:w="90"/>
-              <w:bottom w:type="dxa" w:w="50"/>
-              <w:right w:type="dxa" w:w="90"/>
-            </w:tcMar>
-          </w:tcPr>
-          <w:p>
-            <w:pPr>
-              <w:keepNext/>
-              <w:keepLines/>
-              <w:spacing w:after="0" w:before="0" w:line="280"/>
-            </w:pPr>
-            <w:r>
-              <w:rPr>
-                <w:rFonts w:ascii="Yu Gothic" w:eastAsia="Yu Gothic" w:hAnsi="Yu Gothic"/>
-                <w:b w:val="false"/>
-                <w:bCs w:val="false"/>
-                <w:sz w:val="18"/>
-                <w:szCs w:val="18"/>
-              </w:rPr>
-              <w:t xml:space="preserve">許可範囲・可視署名の操作を記録するかが決まっている（第5章と同時に決める）</w:t>
-            </w:r>
-          </w:p>
-        </w:tc>
-        <w:tc>
-          <w:tcPr>
-            <w:tcW w:type="dxa" w:w="2272"/>
+            <w:tcW w:type="dxa" w:w="3432"/>
             <w:tcBorders>
               <w:top w:val="single" w:color="A6B8D0" w:sz="4"/>
               <w:left w:val="single" w:color="A6B8D0" w:sz="4"/>
@@ -20314,7 +20829,7 @@
         </w:trPr>
         <w:tc>
           <w:tcPr>
-            <w:tcW w:type="dxa" w:w="1703"/>
+            <w:tcW w:type="dxa" w:w="6206"/>
             <w:tcBorders>
               <w:top w:val="single" w:color="A6B8D0" w:sz="4"/>
               <w:left w:val="single" w:color="A6B8D0" w:sz="4"/>
@@ -20348,41 +20863,7 @@
         </w:tc>
         <w:tc>
           <w:tcPr>
-            <w:tcW w:type="dxa" w:w="5663"/>
-            <w:tcBorders>
-              <w:top w:val="single" w:color="A6B8D0" w:sz="4"/>
-              <w:left w:val="single" w:color="A6B8D0" w:sz="4"/>
-              <w:bottom w:val="single" w:color="A6B8D0" w:sz="4"/>
-              <w:right w:val="single" w:color="A6B8D0" w:sz="4"/>
-            </w:tcBorders>
-            <w:tcMar>
-              <w:top w:type="dxa" w:w="50"/>
-              <w:left w:type="dxa" w:w="90"/>
-              <w:bottom w:type="dxa" w:w="50"/>
-              <w:right w:type="dxa" w:w="90"/>
-            </w:tcMar>
-          </w:tcPr>
-          <w:p>
-            <w:pPr>
-              <w:keepNext/>
-              <w:keepLines/>
-              <w:spacing w:after="0" w:before="0" w:line="280"/>
-            </w:pPr>
-            <w:r>
-              <w:rPr>
-                <w:rFonts w:ascii="Yu Gothic" w:eastAsia="Yu Gothic" w:hAnsi="Yu Gothic"/>
-                <w:b w:val="false"/>
-                <w:bCs w:val="false"/>
-                <w:sz w:val="18"/>
-                <w:szCs w:val="18"/>
-              </w:rPr>
-              <w:t xml:space="preserve">TSA（中国国内のTSAを含めて検討）が決まっている</w:t>
-            </w:r>
-          </w:p>
-        </w:tc>
-        <w:tc>
-          <w:tcPr>
-            <w:tcW w:type="dxa" w:w="2272"/>
+            <w:tcW w:type="dxa" w:w="3432"/>
             <w:tcBorders>
               <w:top w:val="single" w:color="A6B8D0" w:sz="4"/>
               <w:left w:val="single" w:color="A6B8D0" w:sz="4"/>
@@ -20422,7 +20903,7 @@
         </w:trPr>
         <w:tc>
           <w:tcPr>
-            <w:tcW w:type="dxa" w:w="1703"/>
+            <w:tcW w:type="dxa" w:w="6206"/>
             <w:tcBorders>
               <w:top w:val="single" w:color="A6B8D0" w:sz="4"/>
               <w:left w:val="single" w:color="A6B8D0" w:sz="4"/>
@@ -20456,41 +20937,7 @@
         </w:tc>
         <w:tc>
           <w:tcPr>
-            <w:tcW w:type="dxa" w:w="5663"/>
-            <w:tcBorders>
-              <w:top w:val="single" w:color="A6B8D0" w:sz="4"/>
-              <w:left w:val="single" w:color="A6B8D0" w:sz="4"/>
-              <w:bottom w:val="single" w:color="A6B8D0" w:sz="4"/>
-              <w:right w:val="single" w:color="A6B8D0" w:sz="4"/>
-            </w:tcBorders>
-            <w:tcMar>
-              <w:top w:type="dxa" w:w="50"/>
-              <w:left w:type="dxa" w:w="90"/>
-              <w:bottom w:type="dxa" w:w="50"/>
-              <w:right w:type="dxa" w:w="90"/>
-            </w:tcMar>
-          </w:tcPr>
-          <w:p>
-            <w:pPr>
-              <w:keepNext/>
-              <w:keepLines/>
-              <w:spacing w:after="0" w:before="0" w:line="280"/>
-            </w:pPr>
-            <w:r>
-              <w:rPr>
-                <w:rFonts w:ascii="Yu Gothic" w:eastAsia="Yu Gothic" w:hAnsi="Yu Gothic"/>
-                <w:b w:val="false"/>
-                <w:bCs w:val="false"/>
-                <w:sz w:val="18"/>
-                <w:szCs w:val="18"/>
-              </w:rPr>
-              <w:t xml:space="preserve">不通時に保留・後付けができる</w:t>
-            </w:r>
-          </w:p>
-        </w:tc>
-        <w:tc>
-          <w:tcPr>
-            <w:tcW w:type="dxa" w:w="2272"/>
+            <w:tcW w:type="dxa" w:w="3432"/>
             <w:tcBorders>
               <w:top w:val="single" w:color="A6B8D0" w:sz="4"/>
               <w:left w:val="single" w:color="A6B8D0" w:sz="4"/>
@@ -20530,7 +20977,7 @@
         </w:trPr>
         <w:tc>
           <w:tcPr>
-            <w:tcW w:type="dxa" w:w="1703"/>
+            <w:tcW w:type="dxa" w:w="6206"/>
             <w:tcBorders>
               <w:top w:val="single" w:color="A6B8D0" w:sz="4"/>
               <w:left w:val="single" w:color="A6B8D0" w:sz="4"/>
@@ -20564,41 +21011,7 @@
         </w:tc>
         <w:tc>
           <w:tcPr>
-            <w:tcW w:type="dxa" w:w="5663"/>
-            <w:tcBorders>
-              <w:top w:val="single" w:color="A6B8D0" w:sz="4"/>
-              <w:left w:val="single" w:color="A6B8D0" w:sz="4"/>
-              <w:bottom w:val="single" w:color="A6B8D0" w:sz="4"/>
-              <w:right w:val="single" w:color="A6B8D0" w:sz="4"/>
-            </w:tcBorders>
-            <w:tcMar>
-              <w:top w:type="dxa" w:w="50"/>
-              <w:left w:type="dxa" w:w="90"/>
-              <w:bottom w:type="dxa" w:w="50"/>
-              <w:right w:type="dxa" w:w="90"/>
-            </w:tcMar>
-          </w:tcPr>
-          <w:p>
-            <w:pPr>
-              <w:keepNext/>
-              <w:keepLines/>
-              <w:spacing w:after="0" w:before="0" w:line="280"/>
-            </w:pPr>
-            <w:r>
-              <w:rPr>
-                <w:rFonts w:ascii="Yu Gothic" w:eastAsia="Yu Gothic" w:hAnsi="Yu Gothic"/>
-                <w:b w:val="false"/>
-                <w:bCs w:val="false"/>
-                <w:sz w:val="18"/>
-                <w:szCs w:val="18"/>
-              </w:rPr>
-              <w:t xml:space="preserve">埋め込む情報と強度が決まっている</w:t>
-            </w:r>
-          </w:p>
-        </w:tc>
-        <w:tc>
-          <w:tcPr>
-            <w:tcW w:type="dxa" w:w="2272"/>
+            <w:tcW w:type="dxa" w:w="3432"/>
             <w:tcBorders>
               <w:top w:val="single" w:color="A6B8D0" w:sz="4"/>
               <w:left w:val="single" w:color="A6B8D0" w:sz="4"/>
@@ -20638,7 +21051,7 @@
         </w:trPr>
         <w:tc>
           <w:tcPr>
-            <w:tcW w:type="dxa" w:w="1703"/>
+            <w:tcW w:type="dxa" w:w="6206"/>
             <w:tcBorders>
               <w:top w:val="single" w:color="A6B8D0" w:sz="4"/>
               <w:left w:val="single" w:color="A6B8D0" w:sz="4"/>
@@ -20672,41 +21085,7 @@
         </w:tc>
         <w:tc>
           <w:tcPr>
-            <w:tcW w:type="dxa" w:w="5663"/>
-            <w:tcBorders>
-              <w:top w:val="single" w:color="A6B8D0" w:sz="4"/>
-              <w:left w:val="single" w:color="A6B8D0" w:sz="4"/>
-              <w:bottom w:val="single" w:color="A6B8D0" w:sz="4"/>
-              <w:right w:val="single" w:color="A6B8D0" w:sz="4"/>
-            </w:tcBorders>
-            <w:tcMar>
-              <w:top w:type="dxa" w:w="50"/>
-              <w:left w:type="dxa" w:w="90"/>
-              <w:bottom w:type="dxa" w:w="50"/>
-              <w:right w:type="dxa" w:w="90"/>
-            </w:tcMar>
-          </w:tcPr>
-          <w:p>
-            <w:pPr>
-              <w:keepNext/>
-              <w:keepLines/>
-              <w:spacing w:after="0" w:before="0" w:line="280"/>
-            </w:pPr>
-            <w:r>
-              <w:rPr>
-                <w:rFonts w:ascii="Yu Gothic" w:eastAsia="Yu Gothic" w:hAnsi="Yu Gothic"/>
-                <w:b w:val="false"/>
-                <w:bCs w:val="false"/>
-                <w:sz w:val="18"/>
-                <w:szCs w:val="18"/>
-              </w:rPr>
-              <w:t xml:space="preserve">図3の「外観に変更を加えない処理」との関係が整理されている</w:t>
-            </w:r>
-          </w:p>
-        </w:tc>
-        <w:tc>
-          <w:tcPr>
-            <w:tcW w:type="dxa" w:w="2272"/>
+            <w:tcW w:type="dxa" w:w="3432"/>
             <w:tcBorders>
               <w:top w:val="single" w:color="A6B8D0" w:sz="4"/>
               <w:left w:val="single" w:color="A6B8D0" w:sz="4"/>
@@ -20746,7 +21125,7 @@
         </w:trPr>
         <w:tc>
           <w:tcPr>
-            <w:tcW w:type="dxa" w:w="1703"/>
+            <w:tcW w:type="dxa" w:w="6206"/>
             <w:tcBorders>
               <w:top w:val="single" w:color="A6B8D0" w:sz="4"/>
               <w:left w:val="single" w:color="A6B8D0" w:sz="4"/>
@@ -20780,41 +21159,7 @@
         </w:tc>
         <w:tc>
           <w:tcPr>
-            <w:tcW w:type="dxa" w:w="5663"/>
-            <w:tcBorders>
-              <w:top w:val="single" w:color="A6B8D0" w:sz="4"/>
-              <w:left w:val="single" w:color="A6B8D0" w:sz="4"/>
-              <w:bottom w:val="single" w:color="A6B8D0" w:sz="4"/>
-              <w:right w:val="single" w:color="A6B8D0" w:sz="4"/>
-            </w:tcBorders>
-            <w:tcMar>
-              <w:top w:type="dxa" w:w="50"/>
-              <w:left w:type="dxa" w:w="90"/>
-              <w:bottom w:type="dxa" w:w="50"/>
-              <w:right w:type="dxa" w:w="90"/>
-            </w:tcMar>
-          </w:tcPr>
-          <w:p>
-            <w:pPr>
-              <w:keepNext/>
-              <w:keepLines/>
-              <w:spacing w:after="0" w:before="0" w:line="280"/>
-            </w:pPr>
-            <w:r>
-              <w:rPr>
-                <w:rFonts w:ascii="Yu Gothic" w:eastAsia="Yu Gothic" w:hAnsi="Yu Gothic"/>
-                <w:b w:val="false"/>
-                <w:bCs w:val="false"/>
-                <w:sz w:val="18"/>
-                <w:szCs w:val="18"/>
-              </w:rPr>
-              <w:t xml:space="preserve">GPUのない一般的な端末で動く（速さの基準は基本設計で定める）</w:t>
-            </w:r>
-          </w:p>
-        </w:tc>
-        <w:tc>
-          <w:tcPr>
-            <w:tcW w:type="dxa" w:w="2272"/>
+            <w:tcW w:type="dxa" w:w="3432"/>
             <w:tcBorders>
               <w:top w:val="single" w:color="A6B8D0" w:sz="4"/>
               <w:left w:val="single" w:color="A6B8D0" w:sz="4"/>
@@ -20854,7 +21199,7 @@
         </w:trPr>
         <w:tc>
           <w:tcPr>
-            <w:tcW w:type="dxa" w:w="1703"/>
+            <w:tcW w:type="dxa" w:w="6206"/>
             <w:tcBorders>
               <w:top w:val="single" w:color="A6B8D0" w:sz="4"/>
               <w:left w:val="single" w:color="A6B8D0" w:sz="4"/>
@@ -20888,41 +21233,7 @@
         </w:tc>
         <w:tc>
           <w:tcPr>
-            <w:tcW w:type="dxa" w:w="5663"/>
-            <w:tcBorders>
-              <w:top w:val="single" w:color="A6B8D0" w:sz="4"/>
-              <w:left w:val="single" w:color="A6B8D0" w:sz="4"/>
-              <w:bottom w:val="single" w:color="A6B8D0" w:sz="4"/>
-              <w:right w:val="single" w:color="A6B8D0" w:sz="4"/>
-            </w:tcBorders>
-            <w:tcMar>
-              <w:top w:type="dxa" w:w="50"/>
-              <w:left w:type="dxa" w:w="90"/>
-              <w:bottom w:type="dxa" w:w="50"/>
-              <w:right w:type="dxa" w:w="90"/>
-            </w:tcMar>
-          </w:tcPr>
-          <w:p>
-            <w:pPr>
-              <w:keepNext/>
-              <w:keepLines/>
-              <w:spacing w:after="0" w:before="0" w:line="280"/>
-            </w:pPr>
-            <w:r>
-              <w:rPr>
-                <w:rFonts w:ascii="Yu Gothic" w:eastAsia="Yu Gothic" w:hAnsi="Yu Gothic"/>
-                <w:b w:val="false"/>
-                <w:bCs w:val="false"/>
-                <w:sz w:val="18"/>
-                <w:szCs w:val="18"/>
-              </w:rPr>
-              <w:t xml:space="preserve">算出の対象と記録先が決まっている</w:t>
-            </w:r>
-          </w:p>
-        </w:tc>
-        <w:tc>
-          <w:tcPr>
-            <w:tcW w:type="dxa" w:w="2272"/>
+            <w:tcW w:type="dxa" w:w="3432"/>
             <w:tcBorders>
               <w:top w:val="single" w:color="A6B8D0" w:sz="4"/>
               <w:left w:val="single" w:color="A6B8D0" w:sz="4"/>
@@ -20962,7 +21273,7 @@
         </w:trPr>
         <w:tc>
           <w:tcPr>
-            <w:tcW w:type="dxa" w:w="1703"/>
+            <w:tcW w:type="dxa" w:w="6206"/>
             <w:tcBorders>
               <w:top w:val="single" w:color="A6B8D0" w:sz="4"/>
               <w:left w:val="single" w:color="A6B8D0" w:sz="4"/>
@@ -20996,41 +21307,7 @@
         </w:tc>
         <w:tc>
           <w:tcPr>
-            <w:tcW w:type="dxa" w:w="5663"/>
-            <w:tcBorders>
-              <w:top w:val="single" w:color="A6B8D0" w:sz="4"/>
-              <w:left w:val="single" w:color="A6B8D0" w:sz="4"/>
-              <w:bottom w:val="single" w:color="A6B8D0" w:sz="4"/>
-              <w:right w:val="single" w:color="A6B8D0" w:sz="4"/>
-            </w:tcBorders>
-            <w:tcMar>
-              <w:top w:type="dxa" w:w="50"/>
-              <w:left w:type="dxa" w:w="90"/>
-              <w:bottom w:type="dxa" w:w="50"/>
-              <w:right w:type="dxa" w:w="90"/>
-            </w:tcMar>
-          </w:tcPr>
-          <w:p>
-            <w:pPr>
-              <w:keepNext/>
-              <w:keepLines/>
-              <w:spacing w:after="0" w:before="0" w:line="280"/>
-            </w:pPr>
-            <w:r>
-              <w:rPr>
-                <w:rFonts w:ascii="Yu Gothic" w:eastAsia="Yu Gothic" w:hAnsi="Yu Gothic"/>
-                <w:b w:val="false"/>
-                <w:bCs w:val="false"/>
-                <w:sz w:val="18"/>
-                <w:szCs w:val="18"/>
-              </w:rPr>
-              <w:t xml:space="preserve">番号が一意に発行され、ファイル名・キャプションに表記できる</w:t>
-            </w:r>
-          </w:p>
-        </w:tc>
-        <w:tc>
-          <w:tcPr>
-            <w:tcW w:type="dxa" w:w="2272"/>
+            <w:tcW w:type="dxa" w:w="3432"/>
             <w:tcBorders>
               <w:top w:val="single" w:color="A6B8D0" w:sz="4"/>
               <w:left w:val="single" w:color="A6B8D0" w:sz="4"/>
@@ -21070,7 +21347,7 @@
         </w:trPr>
         <w:tc>
           <w:tcPr>
-            <w:tcW w:type="dxa" w:w="1703"/>
+            <w:tcW w:type="dxa" w:w="6206"/>
             <w:tcBorders>
               <w:top w:val="single" w:color="A6B8D0" w:sz="4"/>
               <w:left w:val="single" w:color="A6B8D0" w:sz="4"/>
@@ -21104,41 +21381,7 @@
         </w:tc>
         <w:tc>
           <w:tcPr>
-            <w:tcW w:type="dxa" w:w="5663"/>
-            <w:tcBorders>
-              <w:top w:val="single" w:color="A6B8D0" w:sz="4"/>
-              <w:left w:val="single" w:color="A6B8D0" w:sz="4"/>
-              <w:bottom w:val="single" w:color="A6B8D0" w:sz="4"/>
-              <w:right w:val="single" w:color="A6B8D0" w:sz="4"/>
-            </w:tcBorders>
-            <w:tcMar>
-              <w:top w:type="dxa" w:w="50"/>
-              <w:left w:type="dxa" w:w="90"/>
-              <w:bottom w:type="dxa" w:w="50"/>
-              <w:right w:type="dxa" w:w="90"/>
-            </w:tcMar>
-          </w:tcPr>
-          <w:p>
-            <w:pPr>
-              <w:keepNext/>
-              <w:keepLines/>
-              <w:spacing w:after="0" w:before="0" w:line="280"/>
-            </w:pPr>
-            <w:r>
-              <w:rPr>
-                <w:rFonts w:ascii="Yu Gothic" w:eastAsia="Yu Gothic" w:hAnsi="Yu Gothic"/>
-                <w:b w:val="false"/>
-                <w:bCs w:val="false"/>
-                <w:sz w:val="18"/>
-                <w:szCs w:val="18"/>
-              </w:rPr>
-              <w:t xml:space="preserve">作品データの項目と記録先が決まっている</w:t>
-            </w:r>
-          </w:p>
-        </w:tc>
-        <w:tc>
-          <w:tcPr>
-            <w:tcW w:type="dxa" w:w="2272"/>
+            <w:tcW w:type="dxa" w:w="3432"/>
             <w:tcBorders>
               <w:top w:val="single" w:color="A6B8D0" w:sz="4"/>
               <w:left w:val="single" w:color="A6B8D0" w:sz="4"/>
@@ -21178,7 +21421,7 @@
         </w:trPr>
         <w:tc>
           <w:tcPr>
-            <w:tcW w:type="dxa" w:w="1703"/>
+            <w:tcW w:type="dxa" w:w="6206"/>
             <w:tcBorders>
               <w:top w:val="single" w:color="A6B8D0" w:sz="4"/>
               <w:left w:val="single" w:color="A6B8D0" w:sz="4"/>
@@ -21212,41 +21455,7 @@
         </w:tc>
         <w:tc>
           <w:tcPr>
-            <w:tcW w:type="dxa" w:w="5663"/>
-            <w:tcBorders>
-              <w:top w:val="single" w:color="A6B8D0" w:sz="4"/>
-              <w:left w:val="single" w:color="A6B8D0" w:sz="4"/>
-              <w:bottom w:val="single" w:color="A6B8D0" w:sz="4"/>
-              <w:right w:val="single" w:color="A6B8D0" w:sz="4"/>
-            </w:tcBorders>
-            <w:tcMar>
-              <w:top w:type="dxa" w:w="50"/>
-              <w:left w:type="dxa" w:w="90"/>
-              <w:bottom w:type="dxa" w:w="50"/>
-              <w:right w:type="dxa" w:w="90"/>
-            </w:tcMar>
-          </w:tcPr>
-          <w:p>
-            <w:pPr>
-              <w:keepNext/>
-              <w:keepLines/>
-              <w:spacing w:after="0" w:before="0" w:line="280"/>
-            </w:pPr>
-            <w:r>
-              <w:rPr>
-                <w:rFonts w:ascii="Yu Gothic" w:eastAsia="Yu Gothic" w:hAnsi="Yu Gothic"/>
-                <w:b w:val="false"/>
-                <w:bCs w:val="false"/>
-                <w:sz w:val="18"/>
-                <w:szCs w:val="18"/>
-              </w:rPr>
-              <w:t xml:space="preserve">署名を壊さない処理の順序で動く</w:t>
-            </w:r>
-          </w:p>
-        </w:tc>
-        <w:tc>
-          <w:tcPr>
-            <w:tcW w:type="dxa" w:w="2272"/>
+            <w:tcW w:type="dxa" w:w="3432"/>
             <w:tcBorders>
               <w:top w:val="single" w:color="A6B8D0" w:sz="4"/>
               <w:left w:val="single" w:color="A6B8D0" w:sz="4"/>
@@ -21286,7 +21495,7 @@
         </w:trPr>
         <w:tc>
           <w:tcPr>
-            <w:tcW w:type="dxa" w:w="1703"/>
+            <w:tcW w:type="dxa" w:w="6206"/>
             <w:tcBorders>
               <w:top w:val="single" w:color="A6B8D0" w:sz="4"/>
               <w:left w:val="single" w:color="A6B8D0" w:sz="4"/>
@@ -21320,41 +21529,7 @@
         </w:tc>
         <w:tc>
           <w:tcPr>
-            <w:tcW w:type="dxa" w:w="5663"/>
-            <w:tcBorders>
-              <w:top w:val="single" w:color="A6B8D0" w:sz="4"/>
-              <w:left w:val="single" w:color="A6B8D0" w:sz="4"/>
-              <w:bottom w:val="single" w:color="A6B8D0" w:sz="4"/>
-              <w:right w:val="single" w:color="A6B8D0" w:sz="4"/>
-            </w:tcBorders>
-            <w:tcMar>
-              <w:top w:type="dxa" w:w="50"/>
-              <w:left w:type="dxa" w:w="90"/>
-              <w:bottom w:type="dxa" w:w="50"/>
-              <w:right w:type="dxa" w:w="90"/>
-            </w:tcMar>
-          </w:tcPr>
-          <w:p>
-            <w:pPr>
-              <w:keepNext/>
-              <w:keepLines/>
-              <w:spacing w:after="0" w:before="0" w:line="280"/>
-            </w:pPr>
-            <w:r>
-              <w:rPr>
-                <w:rFonts w:ascii="Yu Gothic" w:eastAsia="Yu Gothic" w:hAnsi="Yu Gothic"/>
-                <w:b w:val="false"/>
-                <w:bCs w:val="false"/>
-                <w:sz w:val="18"/>
-                <w:szCs w:val="18"/>
-              </w:rPr>
-              <w:t xml:space="preserve">受け渡し用とSNS用の差が決まっている</w:t>
-            </w:r>
-          </w:p>
-        </w:tc>
-        <w:tc>
-          <w:tcPr>
-            <w:tcW w:type="dxa" w:w="2272"/>
+            <w:tcW w:type="dxa" w:w="3432"/>
             <w:tcBorders>
               <w:top w:val="single" w:color="A6B8D0" w:sz="4"/>
               <w:left w:val="single" w:color="A6B8D0" w:sz="4"/>
@@ -21394,7 +21569,7 @@
         </w:trPr>
         <w:tc>
           <w:tcPr>
-            <w:tcW w:type="dxa" w:w="1703"/>
+            <w:tcW w:type="dxa" w:w="6206"/>
             <w:tcBorders>
               <w:top w:val="single" w:color="A6B8D0" w:sz="4"/>
               <w:left w:val="single" w:color="A6B8D0" w:sz="4"/>
@@ -21428,41 +21603,7 @@
         </w:tc>
         <w:tc>
           <w:tcPr>
-            <w:tcW w:type="dxa" w:w="5663"/>
-            <w:tcBorders>
-              <w:top w:val="single" w:color="A6B8D0" w:sz="4"/>
-              <w:left w:val="single" w:color="A6B8D0" w:sz="4"/>
-              <w:bottom w:val="single" w:color="A6B8D0" w:sz="4"/>
-              <w:right w:val="single" w:color="A6B8D0" w:sz="4"/>
-            </w:tcBorders>
-            <w:tcMar>
-              <w:top w:type="dxa" w:w="50"/>
-              <w:left w:type="dxa" w:w="90"/>
-              <w:bottom w:type="dxa" w:w="50"/>
-              <w:right w:type="dxa" w:w="90"/>
-            </w:tcMar>
-          </w:tcPr>
-          <w:p>
-            <w:pPr>
-              <w:keepNext/>
-              <w:keepLines/>
-              <w:spacing w:after="0" w:before="0" w:line="280"/>
-            </w:pPr>
-            <w:r>
-              <w:rPr>
-                <w:rFonts w:ascii="Yu Gothic" w:eastAsia="Yu Gothic" w:hAnsi="Yu Gothic"/>
-                <w:b w:val="false"/>
-                <w:bCs w:val="false"/>
-                <w:sz w:val="18"/>
-                <w:szCs w:val="18"/>
-              </w:rPr>
-              <w:t xml:space="preserve">原本を変えない</w:t>
-            </w:r>
-          </w:p>
-        </w:tc>
-        <w:tc>
-          <w:tcPr>
-            <w:tcW w:type="dxa" w:w="2272"/>
+            <w:tcW w:type="dxa" w:w="3432"/>
             <w:tcBorders>
               <w:top w:val="single" w:color="A6B8D0" w:sz="4"/>
               <w:left w:val="single" w:color="A6B8D0" w:sz="4"/>
@@ -21502,7 +21643,7 @@
         </w:trPr>
         <w:tc>
           <w:tcPr>
-            <w:tcW w:type="dxa" w:w="1703"/>
+            <w:tcW w:type="dxa" w:w="6206"/>
             <w:tcBorders>
               <w:top w:val="single" w:color="A6B8D0" w:sz="4"/>
               <w:left w:val="single" w:color="A6B8D0" w:sz="4"/>
@@ -21536,41 +21677,7 @@
         </w:tc>
         <w:tc>
           <w:tcPr>
-            <w:tcW w:type="dxa" w:w="5663"/>
-            <w:tcBorders>
-              <w:top w:val="single" w:color="A6B8D0" w:sz="4"/>
-              <w:left w:val="single" w:color="A6B8D0" w:sz="4"/>
-              <w:bottom w:val="single" w:color="A6B8D0" w:sz="4"/>
-              <w:right w:val="single" w:color="A6B8D0" w:sz="4"/>
-            </w:tcBorders>
-            <w:tcMar>
-              <w:top w:type="dxa" w:w="50"/>
-              <w:left w:type="dxa" w:w="90"/>
-              <w:bottom w:type="dxa" w:w="50"/>
-              <w:right w:type="dxa" w:w="90"/>
-            </w:tcMar>
-          </w:tcPr>
-          <w:p>
-            <w:pPr>
-              <w:keepNext/>
-              <w:keepLines/>
-              <w:spacing w:after="0" w:before="0" w:line="280"/>
-            </w:pPr>
-            <w:r>
-              <w:rPr>
-                <w:rFonts w:ascii="Yu Gothic" w:eastAsia="Yu Gothic" w:hAnsi="Yu Gothic"/>
-                <w:b w:val="false"/>
-                <w:bCs w:val="false"/>
-                <w:sz w:val="18"/>
-                <w:szCs w:val="18"/>
-              </w:rPr>
-              <w:t xml:space="preserve">撮影情報（位置情報等）を除去する</w:t>
-            </w:r>
-          </w:p>
-        </w:tc>
-        <w:tc>
-          <w:tcPr>
-            <w:tcW w:type="dxa" w:w="2272"/>
+            <w:tcW w:type="dxa" w:w="3432"/>
             <w:tcBorders>
               <w:top w:val="single" w:color="A6B8D0" w:sz="4"/>
               <w:left w:val="single" w:color="A6B8D0" w:sz="4"/>
@@ -21610,7 +21717,7 @@
         </w:trPr>
         <w:tc>
           <w:tcPr>
-            <w:tcW w:type="dxa" w:w="1703"/>
+            <w:tcW w:type="dxa" w:w="6206"/>
             <w:tcBorders>
               <w:top w:val="single" w:color="A6B8D0" w:sz="4"/>
               <w:left w:val="single" w:color="A6B8D0" w:sz="4"/>
@@ -21644,41 +21751,7 @@
         </w:tc>
         <w:tc>
           <w:tcPr>
-            <w:tcW w:type="dxa" w:w="5663"/>
-            <w:tcBorders>
-              <w:top w:val="single" w:color="A6B8D0" w:sz="4"/>
-              <w:left w:val="single" w:color="A6B8D0" w:sz="4"/>
-              <w:bottom w:val="single" w:color="A6B8D0" w:sz="4"/>
-              <w:right w:val="single" w:color="A6B8D0" w:sz="4"/>
-            </w:tcBorders>
-            <w:tcMar>
-              <w:top w:type="dxa" w:w="50"/>
-              <w:left w:type="dxa" w:w="90"/>
-              <w:bottom w:type="dxa" w:w="50"/>
-              <w:right w:type="dxa" w:w="90"/>
-            </w:tcMar>
-          </w:tcPr>
-          <w:p>
-            <w:pPr>
-              <w:keepNext/>
-              <w:keepLines/>
-              <w:spacing w:after="0" w:before="0" w:line="280"/>
-            </w:pPr>
-            <w:r>
-              <w:rPr>
-                <w:rFonts w:ascii="Yu Gothic" w:eastAsia="Yu Gothic" w:hAnsi="Yu Gothic"/>
-                <w:b w:val="false"/>
-                <w:bCs w:val="false"/>
-                <w:sz w:val="18"/>
-                <w:szCs w:val="18"/>
-              </w:rPr>
-              <w:t xml:space="preserve">中断・再開・一部失敗に対応する</w:t>
-            </w:r>
-          </w:p>
-        </w:tc>
-        <w:tc>
-          <w:tcPr>
-            <w:tcW w:type="dxa" w:w="2272"/>
+            <w:tcW w:type="dxa" w:w="3432"/>
             <w:tcBorders>
               <w:top w:val="single" w:color="A6B8D0" w:sz="4"/>
               <w:left w:val="single" w:color="A6B8D0" w:sz="4"/>
@@ -21718,7 +21791,7 @@
         </w:trPr>
         <w:tc>
           <w:tcPr>
-            <w:tcW w:type="dxa" w:w="1703"/>
+            <w:tcW w:type="dxa" w:w="6206"/>
             <w:tcBorders>
               <w:top w:val="single" w:color="A6B8D0" w:sz="4"/>
               <w:left w:val="single" w:color="A6B8D0" w:sz="4"/>
@@ -21752,41 +21825,7 @@
         </w:tc>
         <w:tc>
           <w:tcPr>
-            <w:tcW w:type="dxa" w:w="5663"/>
-            <w:tcBorders>
-              <w:top w:val="single" w:color="A6B8D0" w:sz="4"/>
-              <w:left w:val="single" w:color="A6B8D0" w:sz="4"/>
-              <w:bottom w:val="single" w:color="A6B8D0" w:sz="4"/>
-              <w:right w:val="single" w:color="A6B8D0" w:sz="4"/>
-            </w:tcBorders>
-            <w:tcMar>
-              <w:top w:type="dxa" w:w="50"/>
-              <w:left w:type="dxa" w:w="90"/>
-              <w:bottom w:type="dxa" w:w="50"/>
-              <w:right w:type="dxa" w:w="90"/>
-            </w:tcMar>
-          </w:tcPr>
-          <w:p>
-            <w:pPr>
-              <w:keepNext/>
-              <w:keepLines/>
-              <w:spacing w:after="0" w:before="0" w:line="280"/>
-            </w:pPr>
-            <w:r>
-              <w:rPr>
-                <w:rFonts w:ascii="Yu Gothic" w:eastAsia="Yu Gothic" w:hAnsi="Yu Gothic"/>
-                <w:b w:val="false"/>
-                <w:bCs w:val="false"/>
-                <w:sz w:val="18"/>
-                <w:szCs w:val="18"/>
-              </w:rPr>
-              <w:t xml:space="preserve">進捗と結果を示せる</w:t>
-            </w:r>
-          </w:p>
-        </w:tc>
-        <w:tc>
-          <w:tcPr>
-            <w:tcW w:type="dxa" w:w="2272"/>
+            <w:tcW w:type="dxa" w:w="3432"/>
             <w:tcBorders>
               <w:top w:val="single" w:color="A6B8D0" w:sz="4"/>
               <w:left w:val="single" w:color="A6B8D0" w:sz="4"/>
@@ -21826,7 +21865,7 @@
         </w:trPr>
         <w:tc>
           <w:tcPr>
-            <w:tcW w:type="dxa" w:w="1703"/>
+            <w:tcW w:type="dxa" w:w="6206"/>
             <w:tcBorders>
               <w:top w:val="single" w:color="A6B8D0" w:sz="4"/>
               <w:left w:val="single" w:color="A6B8D0" w:sz="4"/>
@@ -21860,41 +21899,7 @@
         </w:tc>
         <w:tc>
           <w:tcPr>
-            <w:tcW w:type="dxa" w:w="5663"/>
-            <w:tcBorders>
-              <w:top w:val="single" w:color="A6B8D0" w:sz="4"/>
-              <w:left w:val="single" w:color="A6B8D0" w:sz="4"/>
-              <w:bottom w:val="single" w:color="A6B8D0" w:sz="4"/>
-              <w:right w:val="single" w:color="A6B8D0" w:sz="4"/>
-            </w:tcBorders>
-            <w:tcMar>
-              <w:top w:type="dxa" w:w="50"/>
-              <w:left w:type="dxa" w:w="90"/>
-              <w:bottom w:type="dxa" w:w="50"/>
-              <w:right w:type="dxa" w:w="90"/>
-            </w:tcMar>
-          </w:tcPr>
-          <w:p>
-            <w:pPr>
-              <w:keepNext/>
-              <w:keepLines/>
-              <w:spacing w:after="0" w:before="0" w:line="280"/>
-            </w:pPr>
-            <w:r>
-              <w:rPr>
-                <w:rFonts w:ascii="Yu Gothic" w:eastAsia="Yu Gothic" w:hAnsi="Yu Gothic"/>
-                <w:b w:val="false"/>
-                <w:bCs w:val="false"/>
-                <w:sz w:val="18"/>
-                <w:szCs w:val="18"/>
-              </w:rPr>
-              <w:t xml:space="preserve">出力の名前と構成が決まっている</w:t>
-            </w:r>
-          </w:p>
-        </w:tc>
-        <w:tc>
-          <w:tcPr>
-            <w:tcW w:type="dxa" w:w="2272"/>
+            <w:tcW w:type="dxa" w:w="3432"/>
             <w:tcBorders>
               <w:top w:val="single" w:color="A6B8D0" w:sz="4"/>
               <w:left w:val="single" w:color="A6B8D0" w:sz="4"/>
@@ -21934,7 +21939,7 @@
         </w:trPr>
         <w:tc>
           <w:tcPr>
-            <w:tcW w:type="dxa" w:w="1703"/>
+            <w:tcW w:type="dxa" w:w="6206"/>
             <w:tcBorders>
               <w:top w:val="single" w:color="A6B8D0" w:sz="4"/>
               <w:left w:val="single" w:color="A6B8D0" w:sz="4"/>
@@ -21968,41 +21973,7 @@
         </w:tc>
         <w:tc>
           <w:tcPr>
-            <w:tcW w:type="dxa" w:w="5663"/>
-            <w:tcBorders>
-              <w:top w:val="single" w:color="A6B8D0" w:sz="4"/>
-              <w:left w:val="single" w:color="A6B8D0" w:sz="4"/>
-              <w:bottom w:val="single" w:color="A6B8D0" w:sz="4"/>
-              <w:right w:val="single" w:color="A6B8D0" w:sz="4"/>
-            </w:tcBorders>
-            <w:tcMar>
-              <w:top w:type="dxa" w:w="50"/>
-              <w:left w:type="dxa" w:w="90"/>
-              <w:bottom w:type="dxa" w:w="50"/>
-              <w:right w:type="dxa" w:w="90"/>
-            </w:tcMar>
-          </w:tcPr>
-          <w:p>
-            <w:pPr>
-              <w:keepNext/>
-              <w:keepLines/>
-              <w:spacing w:after="0" w:before="0" w:line="280"/>
-            </w:pPr>
-            <w:r>
-              <w:rPr>
-                <w:rFonts w:ascii="Yu Gothic" w:eastAsia="Yu Gothic" w:hAnsi="Yu Gothic"/>
-                <w:b w:val="false"/>
-                <w:bCs w:val="false"/>
-                <w:sz w:val="18"/>
-                <w:szCs w:val="18"/>
-              </w:rPr>
-              <w:t xml:space="preserve">出力を利用者が自分で確かめられる</w:t>
-            </w:r>
-          </w:p>
-        </w:tc>
-        <w:tc>
-          <w:tcPr>
-            <w:tcW w:type="dxa" w:w="2272"/>
+            <w:tcW w:type="dxa" w:w="3432"/>
             <w:tcBorders>
               <w:top w:val="single" w:color="A6B8D0" w:sz="4"/>
               <w:left w:val="single" w:color="A6B8D0" w:sz="4"/>
@@ -22042,7 +22013,7 @@
         </w:trPr>
         <w:tc>
           <w:tcPr>
-            <w:tcW w:type="dxa" w:w="1703"/>
+            <w:tcW w:type="dxa" w:w="6206"/>
             <w:tcBorders>
               <w:top w:val="single" w:color="A6B8D0" w:sz="4"/>
               <w:left w:val="single" w:color="A6B8D0" w:sz="4"/>
@@ -22076,41 +22047,7 @@
         </w:tc>
         <w:tc>
           <w:tcPr>
-            <w:tcW w:type="dxa" w:w="5663"/>
-            <w:tcBorders>
-              <w:top w:val="single" w:color="A6B8D0" w:sz="4"/>
-              <w:left w:val="single" w:color="A6B8D0" w:sz="4"/>
-              <w:bottom w:val="single" w:color="A6B8D0" w:sz="4"/>
-              <w:right w:val="single" w:color="A6B8D0" w:sz="4"/>
-            </w:tcBorders>
-            <w:tcMar>
-              <w:top w:type="dxa" w:w="50"/>
-              <w:left w:type="dxa" w:w="90"/>
-              <w:bottom w:type="dxa" w:w="50"/>
-              <w:right w:type="dxa" w:w="90"/>
-            </w:tcMar>
-          </w:tcPr>
-          <w:p>
-            <w:pPr>
-              <w:keepNext w:val="false"/>
-              <w:keepLines/>
-              <w:spacing w:after="0" w:before="0" w:line="280"/>
-            </w:pPr>
-            <w:r>
-              <w:rPr>
-                <w:rFonts w:ascii="Yu Gothic" w:eastAsia="Yu Gothic" w:hAnsi="Yu Gothic"/>
-                <w:b w:val="false"/>
-                <w:bCs w:val="false"/>
-                <w:sz w:val="18"/>
-                <w:szCs w:val="18"/>
-              </w:rPr>
-              <w:t xml:space="preserve">投稿先とCloudでC2PA署名が残るかを把握し、残らない場合の扱いが決まっている（NRSD の決定により Cloud も調査の対象とする）</w:t>
-            </w:r>
-          </w:p>
-        </w:tc>
-        <w:tc>
-          <w:tcPr>
-            <w:tcW w:type="dxa" w:w="2272"/>
+            <w:tcW w:type="dxa" w:w="3432"/>
             <w:tcBorders>
               <w:top w:val="single" w:color="A6B8D0" w:sz="4"/>
               <w:left w:val="single" w:color="A6B8D0" w:sz="4"/>
@@ -22158,6 +22095,35 @@
           <w:rFonts w:ascii="Yu Gothic" w:eastAsia="Yu Gothic" w:hAnsi="Yu Gothic"/>
         </w:rPr>
         <w:t xml:space="preserve">13. 本章で宣言する破れ</w:t>
+      </w:r>
+    </w:p>
+    <w:p>
+      <w:pPr>
+        <w:pStyle w:val="ListParagraph"/>
+        <w:keepNext w:val="false"/>
+        <w:keepLines/>
+        <w:numPr>
+          <w:ilvl w:val="0"/>
+          <w:numId w:val="2"/>
+        </w:numPr>
+        <w:spacing w:after="20" w:before="20" w:line="300"/>
+      </w:pPr>
+      <w:r>
+        <w:rPr>
+          <w:rFonts w:ascii="Yu Gothic" w:eastAsia="Yu Gothic" w:hAnsi="Yu Gothic"/>
+        </w:rPr>
+        <w:t xml:space="preserve">本章の破れは第13章 4.1「仕組みの破れ」の表（章の欄が本章のもの。なぜ塞げないか・善処した範囲・残る危険・負う者つき）による（本章には写さない）。</w:t>
+      </w:r>
+    </w:p>
+    <w:p>
+      <w:pPr>
+        <w:pStyle w:val="Heading1"/>
+      </w:pPr>
+      <w:r>
+        <w:rPr>
+          <w:rFonts w:ascii="Yu Gothic" w:eastAsia="Yu Gothic" w:hAnsi="Yu Gothic"/>
+        </w:rPr>
+        <w:t xml:space="preserve">14. 他の章・概要設計書への訂正</w:t>
       </w:r>
     </w:p>
     <w:p>
@@ -22175,7 +22141,7 @@
         <w:rPr>
           <w:rFonts w:ascii="Yu Gothic" w:eastAsia="Yu Gothic" w:hAnsi="Yu Gothic"/>
         </w:rPr>
-        <w:t xml:space="preserve">SNS に投稿した画像の C2PA は残らない。透かしの読み出しが基準に届かない加工（強い切り抜き・縮小）では、照合用ハッシュのみが頼りになる。</w:t>
+        <w:t xml:space="preserve">図3（設計計画書）と概要設計書 R-3-4-2 の「外観に変更を加えない処理」を「見た目に分かる変化を加えない処理」と読み替える。</w:t>
       </w:r>
     </w:p>
     <w:p>
@@ -22193,7 +22159,7 @@
         <w:rPr>
           <w:rFonts w:ascii="Yu Gothic" w:eastAsia="Yu Gothic" w:hAnsi="Yu Gothic"/>
         </w:rPr>
-        <w:t xml:space="preserve">形式の変換・再圧縮に伴う権利管理情報の除去は、日本ではみなし侵害から除かれ、中国では技術上避けられない除去として除かれ、米国では故意と侵害に結び付くことの認識を要する（法務調査 L-1「権利管理情報の除去・改変（日）」、L-2「権利管理情報の除去・改変（中）」、L-3「権利管理情報の除去・改変（米）」）。このため、受け渡し用画像の C2PA署名の欠損を「意図的な除去」と断じ得る（D-7-6「署名の欠損は、受け取った側による意図的な除去と断じ得るものとして扱う」）のは、日・中・米のいずれでも、形式の変換を伴わない場合に限られる（第13章 H-5「形式の変換・再圧縮に伴う権利管理情報の除去は、日本ではみなし侵害から除かれ、中国では技術上避けられない除去として除かれ、米国では故意と侵害に結び付くことの認識を要する」）。</w:t>
+        <w:t xml:space="preserve">O-10「作品データの記録の形式」（作品データの記録の形式）、O-11「受け渡し用画像への可視署名」（受け渡し用の可視署名：テンプレートごとに決める）を本書で解消。</w:t>
       </w:r>
     </w:p>
     <w:p>
@@ -22211,90 +22177,7 @@
         <w:rPr>
           <w:rFonts w:ascii="Yu Gothic" w:eastAsia="Yu Gothic" w:hAnsi="Yu Gothic"/>
         </w:rPr>
-        <w:t xml:space="preserve">時刻証明は、C2PA の検証器で信頼された時刻として扱われない（C2PA の信頼リストに載る TSA を使わないため。4）。このため、個人のルートの期限（作ってから40年）を過ぎた画像は、一般の検証器で不合格と示される（第2章 3.4「期限と入力の誤り」）。</w:t>
-      </w:r>
-    </w:p>
-    <w:p>
-      <w:pPr>
-        <w:pStyle w:val="ListParagraph"/>
-        <w:keepNext w:val="false"/>
-        <w:keepLines/>
-        <w:numPr>
-          <w:ilvl w:val="0"/>
-          <w:numId w:val="2"/>
-        </w:numPr>
-        <w:spacing w:after="20" w:before="20" w:line="300"/>
-      </w:pPr>
-      <w:r>
-        <w:rPr>
-          <w:rFonts w:ascii="Yu Gothic" w:eastAsia="Yu Gothic" w:hAnsi="Yu Gothic"/>
-        </w:rPr>
-        <w:t xml:space="preserve">オフラインで出力した画像は、マニフェストに時刻証明を持たない（作品データへの後付けのみ）。</w:t>
-      </w:r>
-    </w:p>
-    <w:p>
-      <w:pPr>
-        <w:pStyle w:val="Heading1"/>
-      </w:pPr>
-      <w:r>
-        <w:rPr>
-          <w:rFonts w:ascii="Yu Gothic" w:eastAsia="Yu Gothic" w:hAnsi="Yu Gothic"/>
-        </w:rPr>
-        <w:t xml:space="preserve">14. 他の章・概要設計書への訂正</w:t>
-      </w:r>
-    </w:p>
-    <w:p>
-      <w:pPr>
-        <w:pStyle w:val="ListParagraph"/>
-        <w:keepNext/>
-        <w:keepLines/>
-        <w:numPr>
-          <w:ilvl w:val="0"/>
-          <w:numId w:val="2"/>
-        </w:numPr>
-        <w:spacing w:after="20" w:before="20" w:line="300"/>
-      </w:pPr>
-      <w:r>
-        <w:rPr>
-          <w:rFonts w:ascii="Yu Gothic" w:eastAsia="Yu Gothic" w:hAnsi="Yu Gothic"/>
-        </w:rPr>
-        <w:t xml:space="preserve">図3（設計計画書）と概要設計書 R-3-4-2「図3の「外観に変更を加えない処理」との関係が整理されている。」 の「外観に変更を加えない処理」を「見た目に分かる変化を加えない処理」と読み替える。</w:t>
-      </w:r>
-    </w:p>
-    <w:p>
-      <w:pPr>
-        <w:pStyle w:val="ListParagraph"/>
-        <w:keepNext/>
-        <w:keepLines/>
-        <w:numPr>
-          <w:ilvl w:val="0"/>
-          <w:numId w:val="2"/>
-        </w:numPr>
-        <w:spacing w:after="20" w:before="20" w:line="300"/>
-      </w:pPr>
-      <w:r>
-        <w:rPr>
-          <w:rFonts w:ascii="Yu Gothic" w:eastAsia="Yu Gothic" w:hAnsi="Yu Gothic"/>
-        </w:rPr>
-        <w:t xml:space="preserve">O-10「作品データの記録の形式」（作品データの記録の形式）、O-11「受け渡し用画像への可視署名」（受け渡し用の可視署名：テンプレートごとに決める）を本書で解消。</w:t>
-      </w:r>
-    </w:p>
-    <w:p>
-      <w:pPr>
-        <w:pStyle w:val="ListParagraph"/>
-        <w:keepNext/>
-        <w:keepLines/>
-        <w:numPr>
-          <w:ilvl w:val="0"/>
-          <w:numId w:val="2"/>
-        </w:numPr>
-        <w:spacing w:after="20" w:before="20" w:line="300"/>
-      </w:pPr>
-      <w:r>
-        <w:rPr>
-          <w:rFonts w:ascii="Yu Gothic" w:eastAsia="Yu Gothic" w:hAnsi="Yu Gothic"/>
-        </w:rPr>
-        <w:t xml:space="preserve">要件 R-3-9-3「投稿先とCloudでC2PA署名が残るかを把握し、残らない場合の扱いが決まっている（NRSD の決定により Cloud も調査の対象とする）」の注記を、NRSD の決定により Cloud も調査の対象とすることに改めた。</w:t>
+        <w:t xml:space="preserve">要件 R-3-9-3の注記を、NRSD の決定により Cloud も調査の対象とすることに改めた。</w:t>
       </w:r>
     </w:p>
     <w:p>
